--- a/Hệ thống mẫu văn bản/Nguyên đã làm/Kế hoạch dạy học Tin học từng lớp/Kế hoạch dạy học môn Tin học - Lớp 1 - 2026 - 2027.docx
+++ b/Hệ thống mẫu văn bản/Nguyên đã làm/Kế hoạch dạy học Tin học từng lớp/Kế hoạch dạy học môn Tin học - Lớp 1 - 2026 - 2027.docx
@@ -18,6 +18,7 @@
         <w:rPr>
           <w:rFonts w:ascii="Times New Roman" w:hAnsi="Times New Roman"/>
           <w:sz w:val="26"/>
+          <w:rFonts w:ascii="Times New Roman" w:hAnsi="Times New Roman" w:cs="Times New Roman"/>
         </w:rPr>
         <w:t>Phụ lục 1</w:t>
       </w:r>
@@ -36,6 +37,7 @@
           <w:b/>
           <w:bCs/>
           <w:sz w:val="26"/>
+          <w:rFonts w:ascii="Times New Roman" w:hAnsi="Times New Roman" w:cs="Times New Roman"/>
         </w:rPr>
         <w:t>KHUNG KẾ HOẠCH DẠY HỌC MÔN</w:t>
       </w:r>
@@ -45,6 +47,7 @@
           <w:b/>
           <w:bCs/>
           <w:sz w:val="26"/>
+          <w:rFonts w:ascii="Times New Roman" w:hAnsi="Times New Roman" w:cs="Times New Roman"/>
         </w:rPr>
         <w:t xml:space="preserve"> TIN HỌC</w:t>
       </w:r>
@@ -60,6 +63,7 @@
         <w:rPr>
           <w:rFonts w:ascii="Times New Roman" w:hAnsi="Times New Roman"/>
           <w:sz w:val="26"/>
+          <w:rFonts w:ascii="Times New Roman" w:hAnsi="Times New Roman" w:cs="Times New Roman"/>
         </w:rPr>
         <w:t>(</w:t>
       </w:r>
@@ -69,6 +73,7 @@
           <w:i/>
           <w:iCs/>
           <w:sz w:val="26"/>
+          <w:rFonts w:ascii="Times New Roman" w:hAnsi="Times New Roman" w:cs="Times New Roman"/>
         </w:rPr>
         <w:t>Kèm theo Công văn số 5512/BGDĐT-GDTrH ngày 18 tháng 12 năm 2022 của Bộ GDĐT)</w:t>
       </w:r>
@@ -111,6 +116,7 @@
                 <w:rFonts w:ascii="Times New Roman" w:eastAsia="Times New Roman" w:hAnsi="Times New Roman" w:cs="Times New Roman"/>
                 <w:sz w:val="26"/>
                 <w:szCs w:val="26"/>
+                <w:rFonts w:ascii="Times New Roman" w:hAnsi="Times New Roman" w:cs="Times New Roman"/>
               </w:rPr>
               <w:t xml:space="preserve">TRƯỜNG: </w:t>
             </w:r>
@@ -128,6 +134,7 @@
                 <w:rFonts w:ascii="Times New Roman" w:eastAsia="Times New Roman" w:hAnsi="Times New Roman" w:cs="Times New Roman"/>
                 <w:sz w:val="26"/>
                 <w:szCs w:val="26"/>
+                <w:rFonts w:ascii="Times New Roman" w:hAnsi="Times New Roman" w:cs="Times New Roman"/>
               </w:rPr>
               <w:t>Tiểu học &amp; THCS UNIGO</w:t>
             </w:r>
@@ -147,6 +154,7 @@
                 <w:sz w:val="26"/>
                 <w:szCs w:val="26"/>
                 <w:u w:val="single"/>
+                <w:rFonts w:ascii="Times New Roman" w:hAnsi="Times New Roman" w:cs="Times New Roman"/>
               </w:rPr>
               <w:t>TỔ:</w:t>
             </w:r>
@@ -156,6 +164,7 @@
                 <w:sz w:val="26"/>
                 <w:szCs w:val="26"/>
                 <w:u w:val="single"/>
+                <w:rFonts w:ascii="Times New Roman" w:hAnsi="Times New Roman" w:cs="Times New Roman"/>
               </w:rPr>
               <w:t xml:space="preserve"> </w:t>
             </w:r>
@@ -164,6 +173,7 @@
                 <w:rFonts w:ascii="Times New Roman" w:eastAsia="Times New Roman" w:hAnsi="Times New Roman" w:cs="Times New Roman"/>
                 <w:sz w:val="26"/>
                 <w:szCs w:val="26"/>
+                <w:rFonts w:ascii="Times New Roman" w:hAnsi="Times New Roman" w:cs="Times New Roman"/>
               </w:rPr>
               <w:t>Tin học</w:t>
             </w:r>
@@ -187,6 +197,7 @@
                 <w:rFonts w:ascii="Times New Roman" w:eastAsia="Times New Roman" w:hAnsi="Times New Roman" w:cs="Times New Roman"/>
                 <w:sz w:val="26"/>
                 <w:szCs w:val="26"/>
+                <w:rFonts w:ascii="Times New Roman" w:hAnsi="Times New Roman" w:cs="Times New Roman"/>
               </w:rPr>
               <w:t>CỘNG HOÀ XÃ HỘI CHỦ NGHĨA VIỆT NAM</w:t>
             </w:r>
@@ -211,6 +222,7 @@
                 <w:sz w:val="26"/>
                 <w:szCs w:val="26"/>
                 <w:u w:val="single"/>
+                <w:rFonts w:ascii="Times New Roman" w:hAnsi="Times New Roman" w:cs="Times New Roman"/>
               </w:rPr>
               <w:t>Độc lập- Tự do-Hạnh phúc</w:t>
             </w:r>
@@ -271,6 +283,7 @@
           <w:b/>
           <w:bCs/>
           <w:sz w:val="26"/>
+          <w:rFonts w:ascii="Times New Roman" w:hAnsi="Times New Roman" w:cs="Times New Roman"/>
         </w:rPr>
         <w:t>KẾ HOẠCH DẠY HỌC</w:t>
       </w:r>
@@ -287,6 +300,7 @@
         <w:rPr>
           <w:rFonts w:ascii="Times New Roman" w:hAnsi="Times New Roman"/>
           <w:sz w:val="26"/>
+          <w:rFonts w:ascii="Times New Roman" w:hAnsi="Times New Roman" w:cs="Times New Roman"/>
         </w:rPr>
         <w:t>MÔN HỌC/HOẠT ĐỘNG GIÁO DỤC TIN HỌC LỚP 1</w:t>
       </w:r>
@@ -299,6 +313,7 @@
         <w:rPr>
           <w:rFonts w:ascii="Times New Roman" w:hAnsi="Times New Roman"/>
           <w:sz w:val="26"/>
+          <w:rFonts w:ascii="Times New Roman" w:hAnsi="Times New Roman" w:cs="Times New Roman"/>
         </w:rPr>
         <w:t>(Năm học 2026-2027)</w:t>
       </w:r>
@@ -316,6 +331,7 @@
           <w:b/>
           <w:bCs/>
           <w:sz w:val="26"/>
+          <w:rFonts w:ascii="Times New Roman" w:hAnsi="Times New Roman" w:cs="Times New Roman"/>
         </w:rPr>
         <w:t>I. Đặc điểm tình hình</w:t>
       </w:r>
@@ -333,6 +349,7 @@
           <w:b/>
           <w:bCs/>
           <w:sz w:val="26"/>
+          <w:rFonts w:ascii="Times New Roman" w:hAnsi="Times New Roman" w:cs="Times New Roman"/>
         </w:rPr>
         <w:t>1. Số lớp………; Số học sinh:……;Số học sinh học chuyên đề lựa chọn (Nếu có):……</w:t>
       </w:r>
@@ -350,6 +367,7 @@
           <w:b/>
           <w:bCs/>
           <w:sz w:val="26"/>
+          <w:rFonts w:ascii="Times New Roman" w:hAnsi="Times New Roman" w:cs="Times New Roman"/>
         </w:rPr>
         <w:t>2. Tình hình đội ngũ:</w:t>
       </w:r>
@@ -364,6 +382,7 @@
           <w:b/>
           <w:bCs/>
           <w:sz w:val="26"/>
+          <w:rFonts w:ascii="Times New Roman" w:hAnsi="Times New Roman" w:cs="Times New Roman"/>
         </w:rPr>
         <w:t xml:space="preserve">- </w:t>
       </w:r>
@@ -371,6 +390,7 @@
         <w:rPr>
           <w:rFonts w:ascii="Times New Roman" w:hAnsi="Times New Roman"/>
           <w:sz w:val="26"/>
+          <w:rFonts w:ascii="Times New Roman" w:hAnsi="Times New Roman" w:cs="Times New Roman"/>
         </w:rPr>
         <w:t>Sĩ</w:t>
       </w:r>
@@ -378,6 +398,7 @@
         <w:rPr>
           <w:rFonts w:ascii="Times New Roman" w:hAnsi="Times New Roman"/>
           <w:sz w:val="26"/>
+          <w:rFonts w:ascii="Times New Roman" w:hAnsi="Times New Roman" w:cs="Times New Roman"/>
         </w:rPr>
         <w:t xml:space="preserve"> số</w:t>
       </w:r>
@@ -385,6 +406,7 @@
         <w:rPr>
           <w:rFonts w:ascii="Times New Roman" w:hAnsi="Times New Roman"/>
           <w:sz w:val="26"/>
+          <w:rFonts w:ascii="Times New Roman" w:hAnsi="Times New Roman" w:cs="Times New Roman"/>
         </w:rPr>
         <w:t xml:space="preserve"> giáo viên:</w:t>
       </w:r>
@@ -392,6 +414,7 @@
         <w:rPr>
           <w:rFonts w:ascii="Times New Roman" w:hAnsi="Times New Roman"/>
           <w:sz w:val="26"/>
+          <w:rFonts w:ascii="Times New Roman" w:hAnsi="Times New Roman" w:cs="Times New Roman"/>
         </w:rPr>
         <w:t xml:space="preserve"> 1</w:t>
       </w:r>
@@ -404,6 +427,7 @@
         <w:rPr>
           <w:rFonts w:ascii="Times New Roman" w:hAnsi="Times New Roman"/>
           <w:sz w:val="26"/>
+          <w:rFonts w:ascii="Times New Roman" w:hAnsi="Times New Roman" w:cs="Times New Roman"/>
         </w:rPr>
         <w:t>- Trình độ đào tạo: Cao đẳng:…………Đại học:……</w:t>
       </w:r>
@@ -411,6 +435,7 @@
         <w:rPr>
           <w:rFonts w:ascii="Times New Roman" w:hAnsi="Times New Roman"/>
           <w:sz w:val="26"/>
+          <w:rFonts w:ascii="Times New Roman" w:hAnsi="Times New Roman" w:cs="Times New Roman"/>
         </w:rPr>
         <w:t>1</w:t>
       </w:r>
@@ -418,6 +443,7 @@
         <w:rPr>
           <w:rFonts w:ascii="Times New Roman" w:hAnsi="Times New Roman"/>
           <w:sz w:val="26"/>
+          <w:rFonts w:ascii="Times New Roman" w:hAnsi="Times New Roman" w:cs="Times New Roman"/>
         </w:rPr>
         <w:t>……..; Trên Đại học:…………</w:t>
       </w:r>
@@ -430,6 +456,7 @@
         <w:rPr>
           <w:rFonts w:ascii="Times New Roman" w:hAnsi="Times New Roman"/>
           <w:sz w:val="26"/>
+          <w:rFonts w:ascii="Times New Roman" w:hAnsi="Times New Roman" w:cs="Times New Roman"/>
         </w:rPr>
         <w:t>- Mức chuẩn nghề nghiệp: Tốt:……</w:t>
       </w:r>
@@ -437,6 +464,7 @@
         <w:rPr>
           <w:rFonts w:ascii="Times New Roman" w:hAnsi="Times New Roman"/>
           <w:sz w:val="26"/>
+          <w:rFonts w:ascii="Times New Roman" w:hAnsi="Times New Roman" w:cs="Times New Roman"/>
         </w:rPr>
         <w:t>1</w:t>
       </w:r>
@@ -444,6 +472,7 @@
         <w:rPr>
           <w:rFonts w:ascii="Times New Roman" w:hAnsi="Times New Roman"/>
           <w:sz w:val="26"/>
+          <w:rFonts w:ascii="Times New Roman" w:hAnsi="Times New Roman" w:cs="Times New Roman"/>
         </w:rPr>
         <w:t>…….; Khá:………; Đạt:………..;Chưa đạt:……</w:t>
       </w:r>
@@ -461,6 +490,7 @@
           <w:b/>
           <w:bCs/>
           <w:sz w:val="26"/>
+          <w:rFonts w:ascii="Times New Roman" w:hAnsi="Times New Roman" w:cs="Times New Roman"/>
         </w:rPr>
         <w:t>3. Thiết bị dạy học: (</w:t>
       </w:r>
@@ -470,6 +500,7 @@
           <w:i/>
           <w:iCs/>
           <w:sz w:val="26"/>
+          <w:rFonts w:ascii="Times New Roman" w:hAnsi="Times New Roman" w:cs="Times New Roman"/>
         </w:rPr>
         <w:t>Trình bày cụ thể các thiết bị dạy học có thể sử dụng để tổ chức dạy học/môn học/hoạt động giáo dục)</w:t>
       </w:r>
@@ -523,6 +554,7 @@
                 <w:bCs/>
                 <w:sz w:val="26"/>
                 <w:szCs w:val="26"/>
+                <w:rFonts w:ascii="Times New Roman" w:hAnsi="Times New Roman" w:cs="Times New Roman"/>
               </w:rPr>
               <w:t>STT</w:t>
             </w:r>
@@ -550,6 +582,7 @@
                 <w:bCs/>
                 <w:sz w:val="26"/>
                 <w:szCs w:val="26"/>
+                <w:rFonts w:ascii="Times New Roman" w:hAnsi="Times New Roman" w:cs="Times New Roman"/>
               </w:rPr>
               <w:t>Thiết bị dạy học</w:t>
             </w:r>
@@ -577,6 +610,7 @@
                 <w:bCs/>
                 <w:sz w:val="26"/>
                 <w:szCs w:val="26"/>
+                <w:rFonts w:ascii="Times New Roman" w:hAnsi="Times New Roman" w:cs="Times New Roman"/>
               </w:rPr>
               <w:t>Số lượng</w:t>
             </w:r>
@@ -604,6 +638,7 @@
                 <w:bCs/>
                 <w:sz w:val="26"/>
                 <w:szCs w:val="26"/>
+                <w:rFonts w:ascii="Times New Roman" w:hAnsi="Times New Roman" w:cs="Times New Roman"/>
               </w:rPr>
               <w:t>Các bài thí nghiệm/thực hành</w:t>
             </w:r>
@@ -631,6 +666,7 @@
                 <w:bCs/>
                 <w:sz w:val="26"/>
                 <w:szCs w:val="26"/>
+                <w:rFonts w:ascii="Times New Roman" w:hAnsi="Times New Roman" w:cs="Times New Roman"/>
               </w:rPr>
               <w:t>Gihi chú</w:t>
             </w:r>
@@ -658,6 +694,7 @@
                 <w:rFonts w:ascii="Times New Roman" w:eastAsia="Times New Roman" w:hAnsi="Times New Roman" w:cs="Times New Roman"/>
                 <w:sz w:val="26"/>
                 <w:szCs w:val="26"/>
+                <w:rFonts w:ascii="Times New Roman" w:hAnsi="Times New Roman" w:cs="Times New Roman"/>
               </w:rPr>
               <w:t>1</w:t>
             </w:r>
@@ -680,6 +717,7 @@
                 <w:rFonts w:ascii="Times New Roman" w:eastAsia="Times New Roman" w:hAnsi="Times New Roman" w:cs="Times New Roman"/>
                 <w:sz w:val="26"/>
                 <w:szCs w:val="26"/>
+                <w:rFonts w:ascii="Times New Roman" w:hAnsi="Times New Roman" w:cs="Times New Roman"/>
               </w:rPr>
               <w:t>Máy chiếu</w:t>
             </w:r>
@@ -702,6 +740,7 @@
                 <w:rFonts w:ascii="Times New Roman" w:eastAsia="Times New Roman" w:hAnsi="Times New Roman" w:cs="Times New Roman"/>
                 <w:sz w:val="26"/>
                 <w:szCs w:val="26"/>
+                <w:rFonts w:ascii="Times New Roman" w:hAnsi="Times New Roman" w:cs="Times New Roman"/>
               </w:rPr>
               <w:t>1</w:t>
             </w:r>
@@ -757,6 +796,7 @@
                 <w:rFonts w:ascii="Times New Roman" w:eastAsia="Times New Roman" w:hAnsi="Times New Roman" w:cs="Times New Roman"/>
                 <w:sz w:val="26"/>
                 <w:szCs w:val="26"/>
+                <w:rFonts w:ascii="Times New Roman" w:hAnsi="Times New Roman" w:cs="Times New Roman"/>
               </w:rPr>
               <w:t>2</w:t>
             </w:r>
@@ -779,6 +819,7 @@
                 <w:rFonts w:ascii="Times New Roman" w:eastAsia="Times New Roman" w:hAnsi="Times New Roman" w:cs="Times New Roman"/>
                 <w:sz w:val="26"/>
                 <w:szCs w:val="26"/>
+                <w:rFonts w:ascii="Times New Roman" w:hAnsi="Times New Roman" w:cs="Times New Roman"/>
               </w:rPr>
               <w:t>Máy tính</w:t>
             </w:r>
@@ -840,6 +881,7 @@
               <w:rPr>
                 <w:rFonts w:ascii="Times New Roman" w:hAnsi="Times New Roman"/>
                 <w:sz w:val="26"/>
+                <w:rFonts w:ascii="Times New Roman" w:hAnsi="Times New Roman" w:cs="Times New Roman"/>
               </w:rPr>
               <w:t>….</w:t>
             </w:r>
@@ -884,6 +926,7 @@
           <w:b/>
           <w:bCs/>
           <w:sz w:val="26"/>
+          <w:rFonts w:ascii="Times New Roman" w:hAnsi="Times New Roman" w:cs="Times New Roman"/>
         </w:rPr>
         <w:t xml:space="preserve">4. Phòng học bộ môn/phòng thí nghiệm/phòng đa năng/sân chơi, bãi tập </w:t>
       </w:r>
@@ -891,6 +934,7 @@
         <w:rPr>
           <w:rFonts w:ascii="Times New Roman" w:hAnsi="Times New Roman"/>
           <w:sz w:val="26"/>
+          <w:rFonts w:ascii="Times New Roman" w:hAnsi="Times New Roman" w:cs="Times New Roman"/>
         </w:rPr>
         <w:t>(</w:t>
       </w:r>
@@ -900,6 +944,7 @@
           <w:i/>
           <w:iCs/>
           <w:sz w:val="26"/>
+          <w:rFonts w:ascii="Times New Roman" w:hAnsi="Times New Roman" w:cs="Times New Roman"/>
         </w:rPr>
         <w:t>Trinh bày cụ thể các phòng thí nghiệm/phòng bộ môn/phòng đa năng/sân chơi/bãi tập có thể sử dụng để tổ chức dạy học môn học/hoạt động giáo dục)</w:t>
       </w:r>
@@ -953,6 +998,7 @@
                 <w:bCs/>
                 <w:sz w:val="26"/>
                 <w:szCs w:val="26"/>
+                <w:rFonts w:ascii="Times New Roman" w:hAnsi="Times New Roman" w:cs="Times New Roman"/>
               </w:rPr>
               <w:t>STT</w:t>
             </w:r>
@@ -980,6 +1026,7 @@
                 <w:bCs/>
                 <w:sz w:val="26"/>
                 <w:szCs w:val="26"/>
+                <w:rFonts w:ascii="Times New Roman" w:hAnsi="Times New Roman" w:cs="Times New Roman"/>
               </w:rPr>
               <w:t>Tên phòng</w:t>
             </w:r>
@@ -1007,6 +1054,7 @@
                 <w:bCs/>
                 <w:sz w:val="26"/>
                 <w:szCs w:val="26"/>
+                <w:rFonts w:ascii="Times New Roman" w:hAnsi="Times New Roman" w:cs="Times New Roman"/>
               </w:rPr>
               <w:t>Số lượng</w:t>
             </w:r>
@@ -1034,6 +1082,7 @@
                 <w:bCs/>
                 <w:sz w:val="26"/>
                 <w:szCs w:val="26"/>
+                <w:rFonts w:ascii="Times New Roman" w:hAnsi="Times New Roman" w:cs="Times New Roman"/>
               </w:rPr>
               <w:t>Phạm vi và nội dung sử dụng</w:t>
             </w:r>
@@ -1061,6 +1110,7 @@
                 <w:bCs/>
                 <w:sz w:val="26"/>
                 <w:szCs w:val="26"/>
+                <w:rFonts w:ascii="Times New Roman" w:hAnsi="Times New Roman" w:cs="Times New Roman"/>
               </w:rPr>
               <w:t>Gihi chú</w:t>
             </w:r>
@@ -1088,6 +1138,7 @@
                 <w:rFonts w:ascii="Times New Roman" w:eastAsia="Times New Roman" w:hAnsi="Times New Roman" w:cs="Times New Roman"/>
                 <w:sz w:val="26"/>
                 <w:szCs w:val="26"/>
+                <w:rFonts w:ascii="Times New Roman" w:hAnsi="Times New Roman" w:cs="Times New Roman"/>
               </w:rPr>
               <w:t>1</w:t>
             </w:r>
@@ -1110,6 +1161,7 @@
                 <w:rFonts w:ascii="Times New Roman" w:eastAsia="Times New Roman" w:hAnsi="Times New Roman" w:cs="Times New Roman"/>
                 <w:sz w:val="26"/>
                 <w:szCs w:val="26"/>
+                <w:rFonts w:ascii="Times New Roman" w:hAnsi="Times New Roman" w:cs="Times New Roman"/>
               </w:rPr>
               <w:t>Phòng Tin học</w:t>
             </w:r>
@@ -1179,6 +1231,7 @@
                 <w:rFonts w:ascii="Times New Roman" w:eastAsia="Times New Roman" w:hAnsi="Times New Roman" w:cs="Times New Roman"/>
                 <w:sz w:val="26"/>
                 <w:szCs w:val="26"/>
+                <w:rFonts w:ascii="Times New Roman" w:hAnsi="Times New Roman" w:cs="Times New Roman"/>
               </w:rPr>
               <w:t>2</w:t>
             </w:r>
@@ -1254,6 +1307,7 @@
               <w:rPr>
                 <w:rFonts w:ascii="Times New Roman" w:hAnsi="Times New Roman"/>
                 <w:sz w:val="26"/>
+                <w:rFonts w:ascii="Times New Roman" w:hAnsi="Times New Roman" w:cs="Times New Roman"/>
               </w:rPr>
               <w:t>….</w:t>
             </w:r>
@@ -1296,6 +1350,7 @@
         <w:rPr>
           <w:rFonts w:ascii="Times New Roman" w:hAnsi="Times New Roman"/>
           <w:sz w:val="26"/>
+          <w:rFonts w:ascii="Times New Roman" w:hAnsi="Times New Roman" w:cs="Times New Roman"/>
         </w:rPr>
         <w:t xml:space="preserve">II. </w:t>
       </w:r>
@@ -1305,6 +1360,7 @@
           <w:b/>
           <w:bCs/>
           <w:sz w:val="26"/>
+          <w:rFonts w:ascii="Times New Roman" w:hAnsi="Times New Roman" w:cs="Times New Roman"/>
         </w:rPr>
         <w:t>Kế hoạch dạy học</w:t>
       </w:r>
@@ -1320,6 +1376,7 @@
         <w:rPr>
           <w:rFonts w:ascii="Times New Roman" w:hAnsi="Times New Roman"/>
           <w:sz w:val="26"/>
+          <w:rFonts w:ascii="Times New Roman" w:hAnsi="Times New Roman" w:cs="Times New Roman"/>
         </w:rPr>
         <w:lastRenderedPageBreak/>
         <w:t xml:space="preserve">1. </w:t>
@@ -1330,6 +1387,7 @@
           <w:b/>
           <w:bCs/>
           <w:sz w:val="26"/>
+          <w:rFonts w:ascii="Times New Roman" w:hAnsi="Times New Roman" w:cs="Times New Roman"/>
         </w:rPr>
         <w:t>Phân phối chương trình</w:t>
       </w:r>
@@ -1347,6 +1405,7 @@
           <w:b/>
           <w:bCs/>
           <w:sz w:val="26"/>
+          <w:rFonts w:ascii="Times New Roman" w:hAnsi="Times New Roman" w:cs="Times New Roman"/>
         </w:rPr>
         <w:t>Môn Tin lớp 1</w:t>
       </w:r>
@@ -1385,6 +1444,7 @@
               <w:rPr>
                 <w:rFonts w:ascii="Times New Roman" w:hAnsi="Times New Roman"/>
                 <w:sz w:val="26"/>
+                <w:rFonts w:ascii="Times New Roman" w:hAnsi="Times New Roman" w:cs="Times New Roman"/>
               </w:rPr>
             </w:r>
             <w:r>
@@ -1392,6 +1452,7 @@
                 <w:rFonts w:ascii="Times New Roman" w:hAnsi="Times New Roman"/>
                 <w:b/>
                 <w:sz w:val="26"/>
+                <w:rFonts w:ascii="Times New Roman" w:hAnsi="Times New Roman" w:cs="Times New Roman"/>
               </w:rPr>
               <w:t>STT</w:t>
             </w:r>
@@ -1410,6 +1471,7 @@
               <w:rPr>
                 <w:rFonts w:ascii="Times New Roman" w:hAnsi="Times New Roman"/>
                 <w:sz w:val="26"/>
+                <w:rFonts w:ascii="Times New Roman" w:hAnsi="Times New Roman" w:cs="Times New Roman"/>
               </w:rPr>
             </w:r>
             <w:r>
@@ -1417,6 +1479,7 @@
                 <w:rFonts w:ascii="Times New Roman" w:hAnsi="Times New Roman"/>
                 <w:b/>
                 <w:sz w:val="26"/>
+                <w:rFonts w:ascii="Times New Roman" w:hAnsi="Times New Roman" w:cs="Times New Roman"/>
               </w:rPr>
               <w:t>Bài học (1)</w:t>
             </w:r>
@@ -1435,6 +1498,7 @@
               <w:rPr>
                 <w:rFonts w:ascii="Times New Roman" w:hAnsi="Times New Roman"/>
                 <w:sz w:val="26"/>
+                <w:rFonts w:ascii="Times New Roman" w:hAnsi="Times New Roman" w:cs="Times New Roman"/>
               </w:rPr>
             </w:r>
             <w:r>
@@ -1442,6 +1506,7 @@
                 <w:rFonts w:ascii="Times New Roman" w:hAnsi="Times New Roman"/>
                 <w:b/>
                 <w:sz w:val="26"/>
+                <w:rFonts w:ascii="Times New Roman" w:hAnsi="Times New Roman" w:cs="Times New Roman"/>
               </w:rPr>
               <w:t>Số tiết (2)</w:t>
             </w:r>
@@ -1460,6 +1525,7 @@
               <w:rPr>
                 <w:rFonts w:ascii="Times New Roman" w:hAnsi="Times New Roman"/>
                 <w:sz w:val="26"/>
+                <w:rFonts w:ascii="Times New Roman" w:hAnsi="Times New Roman" w:cs="Times New Roman"/>
               </w:rPr>
             </w:r>
             <w:r>
@@ -1467,6 +1533,7 @@
                 <w:rFonts w:ascii="Times New Roman" w:hAnsi="Times New Roman"/>
                 <w:b/>
                 <w:sz w:val="26"/>
+                <w:rFonts w:ascii="Times New Roman" w:hAnsi="Times New Roman" w:cs="Times New Roman"/>
               </w:rPr>
               <w:t>Yêu cầu cần đạt (3)</w:t>
             </w:r>
@@ -1476,99 +1543,75 @@
       <w:tr>
         <w:tc>
           <w:tcPr>
-            <w:tcW w:w="846" w:type="dxa"/>
-          </w:tcPr>
-          <w:p>
-            <w:pPr>
-              <w:spacing w:before="20" w:after="20"/>
-              <w:jc w:val="center"/>
-            </w:pPr>
-            <w:r>
-              <w:rPr>
-                <w:rFonts w:ascii="Times New Roman" w:hAnsi="Times New Roman"/>
-                <w:sz w:val="26"/>
-              </w:rPr>
-            </w:r>
-            <w:r>
-              <w:rPr>
-                <w:rFonts w:ascii="Times New Roman" w:hAnsi="Times New Roman"/>
-                <w:b w:val="0"/>
-                <w:sz w:val="26"/>
-              </w:rPr>
-              <w:t>1</w:t>
-            </w:r>
-          </w:p>
-        </w:tc>
-        <w:tc>
-          <w:tcPr>
-            <w:tcW w:w="3118" w:type="dxa"/>
-          </w:tcPr>
-          <w:p>
-            <w:pPr>
-              <w:spacing w:before="20" w:after="20"/>
-            </w:pPr>
-            <w:r>
-              <w:rPr>
-                <w:rFonts w:ascii="Times New Roman" w:hAnsi="Times New Roman"/>
-                <w:sz w:val="26"/>
-              </w:rPr>
-            </w:r>
-            <w:r>
-              <w:rPr>
-                <w:rFonts w:ascii="Times New Roman" w:hAnsi="Times New Roman"/>
-                <w:b w:val="0"/>
-                <w:sz w:val="26"/>
-              </w:rPr>
-              <w:t>Bài 1: Giới thiệu môn học và Nội quy phòng máy</w:t>
-            </w:r>
-          </w:p>
-        </w:tc>
-        <w:tc>
-          <w:tcPr>
-            <w:tcW w:w="1134" w:type="dxa"/>
-          </w:tcPr>
-          <w:p>
-            <w:pPr>
-              <w:spacing w:before="20" w:after="20"/>
-              <w:jc w:val="center"/>
-            </w:pPr>
-            <w:r>
-              <w:rPr>
-                <w:rFonts w:ascii="Times New Roman" w:hAnsi="Times New Roman"/>
-                <w:sz w:val="26"/>
-              </w:rPr>
-            </w:r>
-            <w:r>
-              <w:rPr>
-                <w:rFonts w:ascii="Times New Roman" w:hAnsi="Times New Roman"/>
-                <w:b w:val="0"/>
-                <w:sz w:val="26"/>
-              </w:rPr>
-              <w:t>1</w:t>
-            </w:r>
-          </w:p>
-        </w:tc>
-        <w:tc>
-          <w:tcPr>
-            <w:tcW w:w="4536" w:type="dxa"/>
-          </w:tcPr>
-          <w:p>
-            <w:pPr>
-              <w:spacing w:before="20" w:after="20"/>
-            </w:pPr>
-            <w:r>
-              <w:rPr>
-                <w:rFonts w:ascii="Times New Roman" w:hAnsi="Times New Roman"/>
-                <w:sz w:val="26"/>
-              </w:rPr>
-            </w:r>
-            <w:r>
-              <w:rPr>
-                <w:rFonts w:ascii="Times New Roman" w:hAnsi="Times New Roman"/>
-                <w:b w:val="0"/>
-                <w:sz w:val="26"/>
-              </w:rPr>
-              <w:t>- Làm quen với môn học Tin học và quy định phòng máy tính.   - Thực hành tư thế ngồi đúng và giữ khoảng cách an toàn mắt khi dùng máy.</w:t>
+            <w:tcW w:type="dxa" w:w="846"/>
+          </w:tcPr>
+          <w:p>
+            <w:pPr>
+              <w:jc w:val="center"/>
+            </w:pPr>
+            <w:r>
+              <w:rPr>
+                <w:rFonts w:ascii="Times New Roman" w:hAnsi="Times New Roman"/>
+                <w:b w:val="0"/>
+                <w:sz w:val="26"/>
+                <w:rFonts w:ascii="Times New Roman" w:hAnsi="Times New Roman" w:cs="Times New Roman"/>
+                <w:rFonts w:ascii="Times New Roman" w:hAnsi="Times New Roman" w:cs="Times New Roman"/>
+              </w:rPr>
+              <w:t>0</w:t>
+            </w:r>
+          </w:p>
+        </w:tc>
+        <w:tc>
+          <w:tcPr>
+            <w:tcW w:type="dxa" w:w="3118"/>
+          </w:tcPr>
+          <w:p>
+            <w:r>
+              <w:rPr>
+                <w:rFonts w:ascii="Times New Roman" w:hAnsi="Times New Roman"/>
+                <w:b w:val="0"/>
+                <w:sz w:val="26"/>
+                <w:rFonts w:ascii="Times New Roman" w:hAnsi="Times New Roman" w:cs="Times New Roman"/>
+                <w:rFonts w:ascii="Times New Roman" w:hAnsi="Times New Roman" w:cs="Times New Roman"/>
+              </w:rPr>
+              <w:t>Tiết 0: Định hướng môn học</w:t>
+            </w:r>
+          </w:p>
+        </w:tc>
+        <w:tc>
+          <w:tcPr>
+            <w:tcW w:type="dxa" w:w="1134"/>
+          </w:tcPr>
+          <w:p>
+            <w:pPr>
+              <w:jc w:val="center"/>
+            </w:pPr>
+            <w:r>
+              <w:rPr>
+                <w:rFonts w:ascii="Times New Roman" w:hAnsi="Times New Roman"/>
+                <w:b w:val="0"/>
+                <w:sz w:val="26"/>
+                <w:rFonts w:ascii="Times New Roman" w:hAnsi="Times New Roman" w:cs="Times New Roman"/>
+                <w:rFonts w:ascii="Times New Roman" w:hAnsi="Times New Roman" w:cs="Times New Roman"/>
+              </w:rPr>
+              <w:t>0</w:t>
+            </w:r>
+          </w:p>
+        </w:tc>
+        <w:tc>
+          <w:tcPr>
+            <w:tcW w:type="dxa" w:w="4536"/>
+          </w:tcPr>
+          <w:p>
+            <w:r>
+              <w:rPr>
+                <w:rFonts w:ascii="Times New Roman" w:hAnsi="Times New Roman"/>
+                <w:b w:val="0"/>
+                <w:sz w:val="26"/>
+                <w:rFonts w:ascii="Times New Roman" w:hAnsi="Times New Roman" w:cs="Times New Roman"/>
+                <w:rFonts w:ascii="Times New Roman" w:hAnsi="Times New Roman" w:cs="Times New Roman"/>
+              </w:rPr>
+              <w:t>Giới thiệu tổng quan môn học Tin học, phương pháp học tập hiệu quả, các quy định an toàn và nội quy phòng học bộ môn.</w:t>
             </w:r>
           </w:p>
         </w:tc>
@@ -1587,15 +1630,17 @@
               <w:rPr>
                 <w:rFonts w:ascii="Times New Roman" w:hAnsi="Times New Roman"/>
                 <w:sz w:val="26"/>
-              </w:rPr>
-            </w:r>
-            <w:r>
-              <w:rPr>
-                <w:rFonts w:ascii="Times New Roman" w:hAnsi="Times New Roman"/>
-                <w:b w:val="0"/>
-                <w:sz w:val="26"/>
-              </w:rPr>
-              <w:t>2</w:t>
+                <w:rFonts w:ascii="Times New Roman" w:hAnsi="Times New Roman" w:cs="Times New Roman"/>
+              </w:rPr>
+            </w:r>
+            <w:r>
+              <w:rPr>
+                <w:rFonts w:ascii="Times New Roman" w:hAnsi="Times New Roman"/>
+                <w:b w:val="0"/>
+                <w:sz w:val="26"/>
+                <w:rFonts w:ascii="Times New Roman" w:hAnsi="Times New Roman" w:cs="Times New Roman"/>
+              </w:rPr>
+              <w:t>1</w:t>
             </w:r>
           </w:p>
         </w:tc>
@@ -1611,15 +1656,17 @@
               <w:rPr>
                 <w:rFonts w:ascii="Times New Roman" w:hAnsi="Times New Roman"/>
                 <w:sz w:val="26"/>
-              </w:rPr>
-            </w:r>
-            <w:r>
-              <w:rPr>
-                <w:rFonts w:ascii="Times New Roman" w:hAnsi="Times New Roman"/>
-                <w:b w:val="0"/>
-                <w:sz w:val="26"/>
-              </w:rPr>
-              <w:t>Bài 2: Làm quen với máy tính</w:t>
+                <w:rFonts w:ascii="Times New Roman" w:hAnsi="Times New Roman" w:cs="Times New Roman"/>
+              </w:rPr>
+            </w:r>
+            <w:r>
+              <w:rPr>
+                <w:rFonts w:ascii="Times New Roman" w:hAnsi="Times New Roman"/>
+                <w:b w:val="0"/>
+                <w:sz w:val="26"/>
+                <w:rFonts w:ascii="Times New Roman" w:hAnsi="Times New Roman" w:cs="Times New Roman"/>
+              </w:rPr>
+              <w:t>Bài 1: Giới thiệu môn học và Nội quy phòng máy</w:t>
             </w:r>
           </w:p>
         </w:tc>
@@ -1636,15 +1683,17 @@
               <w:rPr>
                 <w:rFonts w:ascii="Times New Roman" w:hAnsi="Times New Roman"/>
                 <w:sz w:val="26"/>
-              </w:rPr>
-            </w:r>
-            <w:r>
-              <w:rPr>
-                <w:rFonts w:ascii="Times New Roman" w:hAnsi="Times New Roman"/>
-                <w:b w:val="0"/>
-                <w:sz w:val="26"/>
-              </w:rPr>
-              <w:t>2</w:t>
+                <w:rFonts w:ascii="Times New Roman" w:hAnsi="Times New Roman" w:cs="Times New Roman"/>
+              </w:rPr>
+            </w:r>
+            <w:r>
+              <w:rPr>
+                <w:rFonts w:ascii="Times New Roman" w:hAnsi="Times New Roman"/>
+                <w:b w:val="0"/>
+                <w:sz w:val="26"/>
+                <w:rFonts w:ascii="Times New Roman" w:hAnsi="Times New Roman" w:cs="Times New Roman"/>
+              </w:rPr>
+              <w:t>1</w:t>
             </w:r>
           </w:p>
         </w:tc>
@@ -1660,15 +1709,17 @@
               <w:rPr>
                 <w:rFonts w:ascii="Times New Roman" w:hAnsi="Times New Roman"/>
                 <w:sz w:val="26"/>
-              </w:rPr>
-            </w:r>
-            <w:r>
-              <w:rPr>
-                <w:rFonts w:ascii="Times New Roman" w:hAnsi="Times New Roman"/>
-                <w:b w:val="0"/>
-                <w:sz w:val="26"/>
-              </w:rPr>
-              <w:t>- Nhận biết máy tính là công cụ thông minh phục vụ học tập, giải trí.   - Phân biệt máy tính với các đồ dùng, máy móc quen thuộc trong đời sống.</w:t>
+                <w:rFonts w:ascii="Times New Roman" w:hAnsi="Times New Roman" w:cs="Times New Roman"/>
+              </w:rPr>
+            </w:r>
+            <w:r>
+              <w:rPr>
+                <w:rFonts w:ascii="Times New Roman" w:hAnsi="Times New Roman"/>
+                <w:b w:val="0"/>
+                <w:sz w:val="26"/>
+                <w:rFonts w:ascii="Times New Roman" w:hAnsi="Times New Roman" w:cs="Times New Roman"/>
+              </w:rPr>
+              <w:t>- Làm quen với môn học Tin học và quy định phòng máy tính.   - Thực hành tư thế ngồi đúng và giữ khoảng cách an toàn mắt khi dùng máy.</w:t>
             </w:r>
           </w:p>
         </w:tc>
@@ -1687,15 +1738,17 @@
               <w:rPr>
                 <w:rFonts w:ascii="Times New Roman" w:hAnsi="Times New Roman"/>
                 <w:sz w:val="26"/>
-              </w:rPr>
-            </w:r>
-            <w:r>
-              <w:rPr>
-                <w:rFonts w:ascii="Times New Roman" w:hAnsi="Times New Roman"/>
-                <w:b w:val="0"/>
-                <w:sz w:val="26"/>
-              </w:rPr>
-              <w:t>3</w:t>
+                <w:rFonts w:ascii="Times New Roman" w:hAnsi="Times New Roman" w:cs="Times New Roman"/>
+              </w:rPr>
+            </w:r>
+            <w:r>
+              <w:rPr>
+                <w:rFonts w:ascii="Times New Roman" w:hAnsi="Times New Roman"/>
+                <w:b w:val="0"/>
+                <w:sz w:val="26"/>
+                <w:rFonts w:ascii="Times New Roman" w:hAnsi="Times New Roman" w:cs="Times New Roman"/>
+              </w:rPr>
+              <w:t>2</w:t>
             </w:r>
           </w:p>
         </w:tc>
@@ -1711,15 +1764,17 @@
               <w:rPr>
                 <w:rFonts w:ascii="Times New Roman" w:hAnsi="Times New Roman"/>
                 <w:sz w:val="26"/>
-              </w:rPr>
-            </w:r>
-            <w:r>
-              <w:rPr>
-                <w:rFonts w:ascii="Times New Roman" w:hAnsi="Times New Roman"/>
-                <w:b w:val="0"/>
-                <w:sz w:val="26"/>
-              </w:rPr>
-              <w:t>Bài 3: Các bộ phận chính của máy tính</w:t>
+                <w:rFonts w:ascii="Times New Roman" w:hAnsi="Times New Roman" w:cs="Times New Roman"/>
+              </w:rPr>
+            </w:r>
+            <w:r>
+              <w:rPr>
+                <w:rFonts w:ascii="Times New Roman" w:hAnsi="Times New Roman"/>
+                <w:b w:val="0"/>
+                <w:sz w:val="26"/>
+                <w:rFonts w:ascii="Times New Roman" w:hAnsi="Times New Roman" w:cs="Times New Roman"/>
+              </w:rPr>
+              <w:t>Bài 2: Làm quen với máy tính</w:t>
             </w:r>
           </w:p>
         </w:tc>
@@ -1736,15 +1791,17 @@
               <w:rPr>
                 <w:rFonts w:ascii="Times New Roman" w:hAnsi="Times New Roman"/>
                 <w:sz w:val="26"/>
-              </w:rPr>
-            </w:r>
-            <w:r>
-              <w:rPr>
-                <w:rFonts w:ascii="Times New Roman" w:hAnsi="Times New Roman"/>
-                <w:b w:val="0"/>
-                <w:sz w:val="26"/>
-              </w:rPr>
-              <w:t>3</w:t>
+                <w:rFonts w:ascii="Times New Roman" w:hAnsi="Times New Roman" w:cs="Times New Roman"/>
+              </w:rPr>
+            </w:r>
+            <w:r>
+              <w:rPr>
+                <w:rFonts w:ascii="Times New Roman" w:hAnsi="Times New Roman"/>
+                <w:b w:val="0"/>
+                <w:sz w:val="26"/>
+                <w:rFonts w:ascii="Times New Roman" w:hAnsi="Times New Roman" w:cs="Times New Roman"/>
+              </w:rPr>
+              <w:t>2</w:t>
             </w:r>
           </w:p>
         </w:tc>
@@ -1760,15 +1817,17 @@
               <w:rPr>
                 <w:rFonts w:ascii="Times New Roman" w:hAnsi="Times New Roman"/>
                 <w:sz w:val="26"/>
-              </w:rPr>
-            </w:r>
-            <w:r>
-              <w:rPr>
-                <w:rFonts w:ascii="Times New Roman" w:hAnsi="Times New Roman"/>
-                <w:b w:val="0"/>
-                <w:sz w:val="26"/>
-              </w:rPr>
-              <w:t>- Nhận biết và gọi tên 4 bộ phận chính: Màn hình, Thân máy, Bàn phím, Chuột.   - Nêu được vai trò cơ bản của từng bộ phận.</w:t>
+                <w:rFonts w:ascii="Times New Roman" w:hAnsi="Times New Roman" w:cs="Times New Roman"/>
+              </w:rPr>
+            </w:r>
+            <w:r>
+              <w:rPr>
+                <w:rFonts w:ascii="Times New Roman" w:hAnsi="Times New Roman"/>
+                <w:b w:val="0"/>
+                <w:sz w:val="26"/>
+                <w:rFonts w:ascii="Times New Roman" w:hAnsi="Times New Roman" w:cs="Times New Roman"/>
+              </w:rPr>
+              <w:t>- Nhận biết máy tính là công cụ thông minh phục vụ học tập, giải trí.   - Phân biệt máy tính với các đồ dùng, máy móc quen thuộc trong đời sống.</w:t>
             </w:r>
           </w:p>
         </w:tc>
@@ -1787,15 +1846,17 @@
               <w:rPr>
                 <w:rFonts w:ascii="Times New Roman" w:hAnsi="Times New Roman"/>
                 <w:sz w:val="26"/>
-              </w:rPr>
-            </w:r>
-            <w:r>
-              <w:rPr>
-                <w:rFonts w:ascii="Times New Roman" w:hAnsi="Times New Roman"/>
-                <w:b w:val="0"/>
-                <w:sz w:val="26"/>
-              </w:rPr>
-              <w:t>4</w:t>
+                <w:rFonts w:ascii="Times New Roman" w:hAnsi="Times New Roman" w:cs="Times New Roman"/>
+              </w:rPr>
+            </w:r>
+            <w:r>
+              <w:rPr>
+                <w:rFonts w:ascii="Times New Roman" w:hAnsi="Times New Roman"/>
+                <w:b w:val="0"/>
+                <w:sz w:val="26"/>
+                <w:rFonts w:ascii="Times New Roman" w:hAnsi="Times New Roman" w:cs="Times New Roman"/>
+              </w:rPr>
+              <w:t>3</w:t>
             </w:r>
           </w:p>
         </w:tc>
@@ -1811,15 +1872,17 @@
               <w:rPr>
                 <w:rFonts w:ascii="Times New Roman" w:hAnsi="Times New Roman"/>
                 <w:sz w:val="26"/>
-              </w:rPr>
-            </w:r>
-            <w:r>
-              <w:rPr>
-                <w:rFonts w:ascii="Times New Roman" w:hAnsi="Times New Roman"/>
-                <w:b w:val="0"/>
-                <w:sz w:val="26"/>
-              </w:rPr>
-              <w:t>Bài 4: Bật và tắt máy tính an toàn</w:t>
+                <w:rFonts w:ascii="Times New Roman" w:hAnsi="Times New Roman" w:cs="Times New Roman"/>
+              </w:rPr>
+            </w:r>
+            <w:r>
+              <w:rPr>
+                <w:rFonts w:ascii="Times New Roman" w:hAnsi="Times New Roman"/>
+                <w:b w:val="0"/>
+                <w:sz w:val="26"/>
+                <w:rFonts w:ascii="Times New Roman" w:hAnsi="Times New Roman" w:cs="Times New Roman"/>
+              </w:rPr>
+              <w:t>Bài 3: Các bộ phận chính của máy tính</w:t>
             </w:r>
           </w:p>
         </w:tc>
@@ -1836,15 +1899,17 @@
               <w:rPr>
                 <w:rFonts w:ascii="Times New Roman" w:hAnsi="Times New Roman"/>
                 <w:sz w:val="26"/>
-              </w:rPr>
-            </w:r>
-            <w:r>
-              <w:rPr>
-                <w:rFonts w:ascii="Times New Roman" w:hAnsi="Times New Roman"/>
-                <w:b w:val="0"/>
-                <w:sz w:val="26"/>
-              </w:rPr>
-              <w:t>4</w:t>
+                <w:rFonts w:ascii="Times New Roman" w:hAnsi="Times New Roman" w:cs="Times New Roman"/>
+              </w:rPr>
+            </w:r>
+            <w:r>
+              <w:rPr>
+                <w:rFonts w:ascii="Times New Roman" w:hAnsi="Times New Roman"/>
+                <w:b w:val="0"/>
+                <w:sz w:val="26"/>
+                <w:rFonts w:ascii="Times New Roman" w:hAnsi="Times New Roman" w:cs="Times New Roman"/>
+              </w:rPr>
+              <w:t>3</w:t>
             </w:r>
           </w:p>
         </w:tc>
@@ -1860,15 +1925,17 @@
               <w:rPr>
                 <w:rFonts w:ascii="Times New Roman" w:hAnsi="Times New Roman"/>
                 <w:sz w:val="26"/>
-              </w:rPr>
-            </w:r>
-            <w:r>
-              <w:rPr>
-                <w:rFonts w:ascii="Times New Roman" w:hAnsi="Times New Roman"/>
-                <w:b w:val="0"/>
-                <w:sz w:val="26"/>
-              </w:rPr>
-              <w:t>- Thực hành đúng quy trình các bước bật và tắt máy tính.   - Ghi nhớ quy tắc an toàn về điện và bảo vệ thiết bị.</w:t>
+                <w:rFonts w:ascii="Times New Roman" w:hAnsi="Times New Roman" w:cs="Times New Roman"/>
+              </w:rPr>
+            </w:r>
+            <w:r>
+              <w:rPr>
+                <w:rFonts w:ascii="Times New Roman" w:hAnsi="Times New Roman"/>
+                <w:b w:val="0"/>
+                <w:sz w:val="26"/>
+                <w:rFonts w:ascii="Times New Roman" w:hAnsi="Times New Roman" w:cs="Times New Roman"/>
+              </w:rPr>
+              <w:t>- Nhận biết và gọi tên 4 bộ phận chính: Màn hình, Thân máy, Bàn phím, Chuột.   - Nêu được vai trò cơ bản của từng bộ phận.</w:t>
             </w:r>
           </w:p>
         </w:tc>
@@ -1887,15 +1954,17 @@
               <w:rPr>
                 <w:rFonts w:ascii="Times New Roman" w:hAnsi="Times New Roman"/>
                 <w:sz w:val="26"/>
-              </w:rPr>
-            </w:r>
-            <w:r>
-              <w:rPr>
-                <w:rFonts w:ascii="Times New Roman" w:hAnsi="Times New Roman"/>
-                <w:b w:val="0"/>
-                <w:sz w:val="26"/>
-              </w:rPr>
-              <w:t>5</w:t>
+                <w:rFonts w:ascii="Times New Roman" w:hAnsi="Times New Roman" w:cs="Times New Roman"/>
+              </w:rPr>
+            </w:r>
+            <w:r>
+              <w:rPr>
+                <w:rFonts w:ascii="Times New Roman" w:hAnsi="Times New Roman"/>
+                <w:b w:val="0"/>
+                <w:sz w:val="26"/>
+                <w:rFonts w:ascii="Times New Roman" w:hAnsi="Times New Roman" w:cs="Times New Roman"/>
+              </w:rPr>
+              <w:t>4</w:t>
             </w:r>
           </w:p>
         </w:tc>
@@ -1911,15 +1980,17 @@
               <w:rPr>
                 <w:rFonts w:ascii="Times New Roman" w:hAnsi="Times New Roman"/>
                 <w:sz w:val="26"/>
-              </w:rPr>
-            </w:r>
-            <w:r>
-              <w:rPr>
-                <w:rFonts w:ascii="Times New Roman" w:hAnsi="Times New Roman"/>
-                <w:b w:val="0"/>
-                <w:sz w:val="26"/>
-              </w:rPr>
-              <w:t>Bài 5: Tìm hiểu Bàn phím máy tính</w:t>
+                <w:rFonts w:ascii="Times New Roman" w:hAnsi="Times New Roman" w:cs="Times New Roman"/>
+              </w:rPr>
+            </w:r>
+            <w:r>
+              <w:rPr>
+                <w:rFonts w:ascii="Times New Roman" w:hAnsi="Times New Roman"/>
+                <w:b w:val="0"/>
+                <w:sz w:val="26"/>
+                <w:rFonts w:ascii="Times New Roman" w:hAnsi="Times New Roman" w:cs="Times New Roman"/>
+              </w:rPr>
+              <w:t>Bài 4: Bật và tắt máy tính an toàn</w:t>
             </w:r>
           </w:p>
         </w:tc>
@@ -1936,15 +2007,17 @@
               <w:rPr>
                 <w:rFonts w:ascii="Times New Roman" w:hAnsi="Times New Roman"/>
                 <w:sz w:val="26"/>
-              </w:rPr>
-            </w:r>
-            <w:r>
-              <w:rPr>
-                <w:rFonts w:ascii="Times New Roman" w:hAnsi="Times New Roman"/>
-                <w:b w:val="0"/>
-                <w:sz w:val="26"/>
-              </w:rPr>
-              <w:t>5</w:t>
+                <w:rFonts w:ascii="Times New Roman" w:hAnsi="Times New Roman" w:cs="Times New Roman"/>
+              </w:rPr>
+            </w:r>
+            <w:r>
+              <w:rPr>
+                <w:rFonts w:ascii="Times New Roman" w:hAnsi="Times New Roman"/>
+                <w:b w:val="0"/>
+                <w:sz w:val="26"/>
+                <w:rFonts w:ascii="Times New Roman" w:hAnsi="Times New Roman" w:cs="Times New Roman"/>
+              </w:rPr>
+              <w:t>4</w:t>
             </w:r>
           </w:p>
         </w:tc>
@@ -1960,15 +2033,17 @@
               <w:rPr>
                 <w:rFonts w:ascii="Times New Roman" w:hAnsi="Times New Roman"/>
                 <w:sz w:val="26"/>
-              </w:rPr>
-            </w:r>
-            <w:r>
-              <w:rPr>
-                <w:rFonts w:ascii="Times New Roman" w:hAnsi="Times New Roman"/>
-                <w:b w:val="0"/>
-                <w:sz w:val="26"/>
-              </w:rPr>
-              <w:t>- Quan sát, nhận biết cấu trúc tổng thể bàn phím.   - Xác định khu vực phím chữ, khu vực phím số và phím mũi tên.</w:t>
+                <w:rFonts w:ascii="Times New Roman" w:hAnsi="Times New Roman" w:cs="Times New Roman"/>
+              </w:rPr>
+            </w:r>
+            <w:r>
+              <w:rPr>
+                <w:rFonts w:ascii="Times New Roman" w:hAnsi="Times New Roman"/>
+                <w:b w:val="0"/>
+                <w:sz w:val="26"/>
+                <w:rFonts w:ascii="Times New Roman" w:hAnsi="Times New Roman" w:cs="Times New Roman"/>
+              </w:rPr>
+              <w:t>- Thực hành đúng quy trình các bước bật và tắt máy tính.   - Ghi nhớ quy tắc an toàn về điện và bảo vệ thiết bị.</w:t>
             </w:r>
           </w:p>
         </w:tc>
@@ -1987,15 +2062,17 @@
               <w:rPr>
                 <w:rFonts w:ascii="Times New Roman" w:hAnsi="Times New Roman"/>
                 <w:sz w:val="26"/>
-              </w:rPr>
-            </w:r>
-            <w:r>
-              <w:rPr>
-                <w:rFonts w:ascii="Times New Roman" w:hAnsi="Times New Roman"/>
-                <w:b w:val="0"/>
-                <w:sz w:val="26"/>
-              </w:rPr>
-              <w:t>6</w:t>
+                <w:rFonts w:ascii="Times New Roman" w:hAnsi="Times New Roman" w:cs="Times New Roman"/>
+              </w:rPr>
+            </w:r>
+            <w:r>
+              <w:rPr>
+                <w:rFonts w:ascii="Times New Roman" w:hAnsi="Times New Roman"/>
+                <w:b w:val="0"/>
+                <w:sz w:val="26"/>
+                <w:rFonts w:ascii="Times New Roman" w:hAnsi="Times New Roman" w:cs="Times New Roman"/>
+              </w:rPr>
+              <w:t>5</w:t>
             </w:r>
           </w:p>
         </w:tc>
@@ -2011,15 +2088,17 @@
               <w:rPr>
                 <w:rFonts w:ascii="Times New Roman" w:hAnsi="Times New Roman"/>
                 <w:sz w:val="26"/>
-              </w:rPr>
-            </w:r>
-            <w:r>
-              <w:rPr>
-                <w:rFonts w:ascii="Times New Roman" w:hAnsi="Times New Roman"/>
-                <w:b w:val="0"/>
-                <w:sz w:val="26"/>
-              </w:rPr>
-              <w:t>Bài 6: Các phím chức năng cơ bản</w:t>
+                <w:rFonts w:ascii="Times New Roman" w:hAnsi="Times New Roman" w:cs="Times New Roman"/>
+              </w:rPr>
+            </w:r>
+            <w:r>
+              <w:rPr>
+                <w:rFonts w:ascii="Times New Roman" w:hAnsi="Times New Roman"/>
+                <w:b w:val="0"/>
+                <w:sz w:val="26"/>
+                <w:rFonts w:ascii="Times New Roman" w:hAnsi="Times New Roman" w:cs="Times New Roman"/>
+              </w:rPr>
+              <w:t>Bài 5: Tìm hiểu Bàn phím máy tính</w:t>
             </w:r>
           </w:p>
         </w:tc>
@@ -2036,15 +2115,17 @@
               <w:rPr>
                 <w:rFonts w:ascii="Times New Roman" w:hAnsi="Times New Roman"/>
                 <w:sz w:val="26"/>
-              </w:rPr>
-            </w:r>
-            <w:r>
-              <w:rPr>
-                <w:rFonts w:ascii="Times New Roman" w:hAnsi="Times New Roman"/>
-                <w:b w:val="0"/>
-                <w:sz w:val="26"/>
-              </w:rPr>
-              <w:t>6</w:t>
+                <w:rFonts w:ascii="Times New Roman" w:hAnsi="Times New Roman" w:cs="Times New Roman"/>
+              </w:rPr>
+            </w:r>
+            <w:r>
+              <w:rPr>
+                <w:rFonts w:ascii="Times New Roman" w:hAnsi="Times New Roman"/>
+                <w:b w:val="0"/>
+                <w:sz w:val="26"/>
+                <w:rFonts w:ascii="Times New Roman" w:hAnsi="Times New Roman" w:cs="Times New Roman"/>
+              </w:rPr>
+              <w:t>5</w:t>
             </w:r>
           </w:p>
         </w:tc>
@@ -2060,15 +2141,17 @@
               <w:rPr>
                 <w:rFonts w:ascii="Times New Roman" w:hAnsi="Times New Roman"/>
                 <w:sz w:val="26"/>
-              </w:rPr>
-            </w:r>
-            <w:r>
-              <w:rPr>
-                <w:rFonts w:ascii="Times New Roman" w:hAnsi="Times New Roman"/>
-                <w:b w:val="0"/>
-                <w:sz w:val="26"/>
-              </w:rPr>
-              <w:t>- Nhận biết vị trí và công dụng của các phím: Enter, Spacebar, Caps Lock, Backspace.   - Tập đặt ngón tay đúng tư thế chuẩn bị gõ phím.</w:t>
+                <w:rFonts w:ascii="Times New Roman" w:hAnsi="Times New Roman" w:cs="Times New Roman"/>
+              </w:rPr>
+            </w:r>
+            <w:r>
+              <w:rPr>
+                <w:rFonts w:ascii="Times New Roman" w:hAnsi="Times New Roman"/>
+                <w:b w:val="0"/>
+                <w:sz w:val="26"/>
+                <w:rFonts w:ascii="Times New Roman" w:hAnsi="Times New Roman" w:cs="Times New Roman"/>
+              </w:rPr>
+              <w:t>- Quan sát, nhận biết cấu trúc tổng thể bàn phím.   - Xác định khu vực phím chữ, khu vực phím số và phím mũi tên.</w:t>
             </w:r>
           </w:p>
         </w:tc>
@@ -2087,15 +2170,17 @@
               <w:rPr>
                 <w:rFonts w:ascii="Times New Roman" w:hAnsi="Times New Roman"/>
                 <w:sz w:val="26"/>
-              </w:rPr>
-            </w:r>
-            <w:r>
-              <w:rPr>
-                <w:rFonts w:ascii="Times New Roman" w:hAnsi="Times New Roman"/>
-                <w:b w:val="0"/>
-                <w:sz w:val="26"/>
-              </w:rPr>
-              <w:t>7</w:t>
+                <w:rFonts w:ascii="Times New Roman" w:hAnsi="Times New Roman" w:cs="Times New Roman"/>
+              </w:rPr>
+            </w:r>
+            <w:r>
+              <w:rPr>
+                <w:rFonts w:ascii="Times New Roman" w:hAnsi="Times New Roman"/>
+                <w:b w:val="0"/>
+                <w:sz w:val="26"/>
+                <w:rFonts w:ascii="Times New Roman" w:hAnsi="Times New Roman" w:cs="Times New Roman"/>
+              </w:rPr>
+              <w:t>6</w:t>
             </w:r>
           </w:p>
         </w:tc>
@@ -2111,15 +2196,17 @@
               <w:rPr>
                 <w:rFonts w:ascii="Times New Roman" w:hAnsi="Times New Roman"/>
                 <w:sz w:val="26"/>
-              </w:rPr>
-            </w:r>
-            <w:r>
-              <w:rPr>
-                <w:rFonts w:ascii="Times New Roman" w:hAnsi="Times New Roman"/>
-                <w:b w:val="0"/>
-                <w:sz w:val="26"/>
-              </w:rPr>
-              <w:t>Bài 7: Luyện gõ phím với phần mềm RapidTyping</w:t>
+                <w:rFonts w:ascii="Times New Roman" w:hAnsi="Times New Roman" w:cs="Times New Roman"/>
+              </w:rPr>
+            </w:r>
+            <w:r>
+              <w:rPr>
+                <w:rFonts w:ascii="Times New Roman" w:hAnsi="Times New Roman"/>
+                <w:b w:val="0"/>
+                <w:sz w:val="26"/>
+                <w:rFonts w:ascii="Times New Roman" w:hAnsi="Times New Roman" w:cs="Times New Roman"/>
+              </w:rPr>
+              <w:t>Bài 6: Các phím chức năng cơ bản</w:t>
             </w:r>
           </w:p>
         </w:tc>
@@ -2136,15 +2223,17 @@
               <w:rPr>
                 <w:rFonts w:ascii="Times New Roman" w:hAnsi="Times New Roman"/>
                 <w:sz w:val="26"/>
-              </w:rPr>
-            </w:r>
-            <w:r>
-              <w:rPr>
-                <w:rFonts w:ascii="Times New Roman" w:hAnsi="Times New Roman"/>
-                <w:b w:val="0"/>
-                <w:sz w:val="26"/>
-              </w:rPr>
-              <w:t>7</w:t>
+                <w:rFonts w:ascii="Times New Roman" w:hAnsi="Times New Roman" w:cs="Times New Roman"/>
+              </w:rPr>
+            </w:r>
+            <w:r>
+              <w:rPr>
+                <w:rFonts w:ascii="Times New Roman" w:hAnsi="Times New Roman"/>
+                <w:b w:val="0"/>
+                <w:sz w:val="26"/>
+                <w:rFonts w:ascii="Times New Roman" w:hAnsi="Times New Roman" w:cs="Times New Roman"/>
+              </w:rPr>
+              <w:t>6</w:t>
             </w:r>
           </w:p>
         </w:tc>
@@ -2160,15 +2249,17 @@
               <w:rPr>
                 <w:rFonts w:ascii="Times New Roman" w:hAnsi="Times New Roman"/>
                 <w:sz w:val="26"/>
-              </w:rPr>
-            </w:r>
-            <w:r>
-              <w:rPr>
-                <w:rFonts w:ascii="Times New Roman" w:hAnsi="Times New Roman"/>
-                <w:b w:val="0"/>
-                <w:sz w:val="26"/>
-              </w:rPr>
-              <w:t>- Mở và thao tác trên giao diện phần mềm RapidTyping.   - Luyện tập gõ các phím cơ bản và phím số qua các bài tập tương tác.</w:t>
+                <w:rFonts w:ascii="Times New Roman" w:hAnsi="Times New Roman" w:cs="Times New Roman"/>
+              </w:rPr>
+            </w:r>
+            <w:r>
+              <w:rPr>
+                <w:rFonts w:ascii="Times New Roman" w:hAnsi="Times New Roman"/>
+                <w:b w:val="0"/>
+                <w:sz w:val="26"/>
+                <w:rFonts w:ascii="Times New Roman" w:hAnsi="Times New Roman" w:cs="Times New Roman"/>
+              </w:rPr>
+              <w:t>- Nhận biết vị trí và công dụng của các phím: Enter, Spacebar, Caps Lock, Backspace.   - Tập đặt ngón tay đúng tư thế chuẩn bị gõ phím.</w:t>
             </w:r>
           </w:p>
         </w:tc>
@@ -2187,15 +2278,17 @@
               <w:rPr>
                 <w:rFonts w:ascii="Times New Roman" w:hAnsi="Times New Roman"/>
                 <w:sz w:val="26"/>
-              </w:rPr>
-            </w:r>
-            <w:r>
-              <w:rPr>
-                <w:rFonts w:ascii="Times New Roman" w:hAnsi="Times New Roman"/>
-                <w:b w:val="0"/>
-                <w:sz w:val="26"/>
-              </w:rPr>
-              <w:t>8</w:t>
+                <w:rFonts w:ascii="Times New Roman" w:hAnsi="Times New Roman" w:cs="Times New Roman"/>
+              </w:rPr>
+            </w:r>
+            <w:r>
+              <w:rPr>
+                <w:rFonts w:ascii="Times New Roman" w:hAnsi="Times New Roman"/>
+                <w:b w:val="0"/>
+                <w:sz w:val="26"/>
+                <w:rFonts w:ascii="Times New Roman" w:hAnsi="Times New Roman" w:cs="Times New Roman"/>
+              </w:rPr>
+              <w:t>7</w:t>
             </w:r>
           </w:p>
         </w:tc>
@@ -2211,15 +2304,17 @@
               <w:rPr>
                 <w:rFonts w:ascii="Times New Roman" w:hAnsi="Times New Roman"/>
                 <w:sz w:val="26"/>
-              </w:rPr>
-            </w:r>
-            <w:r>
-              <w:rPr>
-                <w:rFonts w:ascii="Times New Roman" w:hAnsi="Times New Roman"/>
-                <w:b w:val="0"/>
-                <w:sz w:val="26"/>
-              </w:rPr>
-              <w:t>Bài 10: Chuột máy tính và cách cầm chuột</w:t>
+                <w:rFonts w:ascii="Times New Roman" w:hAnsi="Times New Roman" w:cs="Times New Roman"/>
+              </w:rPr>
+            </w:r>
+            <w:r>
+              <w:rPr>
+                <w:rFonts w:ascii="Times New Roman" w:hAnsi="Times New Roman"/>
+                <w:b w:val="0"/>
+                <w:sz w:val="26"/>
+                <w:rFonts w:ascii="Times New Roman" w:hAnsi="Times New Roman" w:cs="Times New Roman"/>
+              </w:rPr>
+              <w:t>Bài 7: Luyện gõ phím với phần mềm RapidTyping</w:t>
             </w:r>
           </w:p>
         </w:tc>
@@ -2236,15 +2331,17 @@
               <w:rPr>
                 <w:rFonts w:ascii="Times New Roman" w:hAnsi="Times New Roman"/>
                 <w:sz w:val="26"/>
-              </w:rPr>
-            </w:r>
-            <w:r>
-              <w:rPr>
-                <w:rFonts w:ascii="Times New Roman" w:hAnsi="Times New Roman"/>
-                <w:b w:val="0"/>
-                <w:sz w:val="26"/>
-              </w:rPr>
-              <w:t>8</w:t>
+                <w:rFonts w:ascii="Times New Roman" w:hAnsi="Times New Roman" w:cs="Times New Roman"/>
+              </w:rPr>
+            </w:r>
+            <w:r>
+              <w:rPr>
+                <w:rFonts w:ascii="Times New Roman" w:hAnsi="Times New Roman"/>
+                <w:b w:val="0"/>
+                <w:sz w:val="26"/>
+                <w:rFonts w:ascii="Times New Roman" w:hAnsi="Times New Roman" w:cs="Times New Roman"/>
+              </w:rPr>
+              <w:t>7</w:t>
             </w:r>
           </w:p>
         </w:tc>
@@ -2260,15 +2357,17 @@
               <w:rPr>
                 <w:rFonts w:ascii="Times New Roman" w:hAnsi="Times New Roman"/>
                 <w:sz w:val="26"/>
-              </w:rPr>
-            </w:r>
-            <w:r>
-              <w:rPr>
-                <w:rFonts w:ascii="Times New Roman" w:hAnsi="Times New Roman"/>
-                <w:b w:val="0"/>
-                <w:sz w:val="26"/>
-              </w:rPr>
-              <w:t>- Nhận biết các bộ phận của chuột: Nút trái, nút phải, con lăn.   - Thực hành thói quen cầm chuột đúng cách bằng tay phải.</w:t>
+                <w:rFonts w:ascii="Times New Roman" w:hAnsi="Times New Roman" w:cs="Times New Roman"/>
+              </w:rPr>
+            </w:r>
+            <w:r>
+              <w:rPr>
+                <w:rFonts w:ascii="Times New Roman" w:hAnsi="Times New Roman"/>
+                <w:b w:val="0"/>
+                <w:sz w:val="26"/>
+                <w:rFonts w:ascii="Times New Roman" w:hAnsi="Times New Roman" w:cs="Times New Roman"/>
+              </w:rPr>
+              <w:t>- Mở và thao tác trên giao diện phần mềm RapidTyping.   - Luyện tập gõ các phím cơ bản và phím số qua các bài tập tương tác.</w:t>
             </w:r>
           </w:p>
         </w:tc>
@@ -2287,15 +2386,17 @@
               <w:rPr>
                 <w:rFonts w:ascii="Times New Roman" w:hAnsi="Times New Roman"/>
                 <w:sz w:val="26"/>
-              </w:rPr>
-            </w:r>
-            <w:r>
-              <w:rPr>
-                <w:rFonts w:ascii="Times New Roman" w:hAnsi="Times New Roman"/>
-                <w:b/>
-                <w:sz w:val="26"/>
-              </w:rPr>
-              <w:t>9</w:t>
+                <w:rFonts w:ascii="Times New Roman" w:hAnsi="Times New Roman" w:cs="Times New Roman"/>
+              </w:rPr>
+            </w:r>
+            <w:r>
+              <w:rPr>
+                <w:rFonts w:ascii="Times New Roman" w:hAnsi="Times New Roman"/>
+                <w:b w:val="0"/>
+                <w:sz w:val="26"/>
+                <w:rFonts w:ascii="Times New Roman" w:hAnsi="Times New Roman" w:cs="Times New Roman"/>
+              </w:rPr>
+              <w:t>8</w:t>
             </w:r>
           </w:p>
         </w:tc>
@@ -2311,15 +2412,17 @@
               <w:rPr>
                 <w:rFonts w:ascii="Times New Roman" w:hAnsi="Times New Roman"/>
                 <w:sz w:val="26"/>
-              </w:rPr>
-            </w:r>
-            <w:r>
-              <w:rPr>
-                <w:rFonts w:ascii="Times New Roman" w:hAnsi="Times New Roman"/>
-                <w:b/>
-                <w:sz w:val="26"/>
-              </w:rPr>
-              <w:t>Ôn tập Đánh giá định kỳ 1</w:t>
+                <w:rFonts w:ascii="Times New Roman" w:hAnsi="Times New Roman" w:cs="Times New Roman"/>
+              </w:rPr>
+            </w:r>
+            <w:r>
+              <w:rPr>
+                <w:rFonts w:ascii="Times New Roman" w:hAnsi="Times New Roman"/>
+                <w:b w:val="0"/>
+                <w:sz w:val="26"/>
+                <w:rFonts w:ascii="Times New Roman" w:hAnsi="Times New Roman" w:cs="Times New Roman"/>
+              </w:rPr>
+              <w:t>Bài 10: Chuột máy tính và cách cầm chuột</w:t>
             </w:r>
           </w:p>
         </w:tc>
@@ -2336,15 +2439,17 @@
               <w:rPr>
                 <w:rFonts w:ascii="Times New Roman" w:hAnsi="Times New Roman"/>
                 <w:sz w:val="26"/>
-              </w:rPr>
-            </w:r>
-            <w:r>
-              <w:rPr>
-                <w:rFonts w:ascii="Times New Roman" w:hAnsi="Times New Roman"/>
-                <w:b/>
-                <w:sz w:val="26"/>
-              </w:rPr>
-              <w:t>9</w:t>
+                <w:rFonts w:ascii="Times New Roman" w:hAnsi="Times New Roman" w:cs="Times New Roman"/>
+              </w:rPr>
+            </w:r>
+            <w:r>
+              <w:rPr>
+                <w:rFonts w:ascii="Times New Roman" w:hAnsi="Times New Roman"/>
+                <w:b w:val="0"/>
+                <w:sz w:val="26"/>
+                <w:rFonts w:ascii="Times New Roman" w:hAnsi="Times New Roman" w:cs="Times New Roman"/>
+              </w:rPr>
+              <w:t>8</w:t>
             </w:r>
           </w:p>
         </w:tc>
@@ -2360,15 +2465,17 @@
               <w:rPr>
                 <w:rFonts w:ascii="Times New Roman" w:hAnsi="Times New Roman"/>
                 <w:sz w:val="26"/>
-              </w:rPr>
-            </w:r>
-            <w:r>
-              <w:rPr>
-                <w:rFonts w:ascii="Times New Roman" w:hAnsi="Times New Roman"/>
-                <w:b w:val="0"/>
-                <w:sz w:val="26"/>
-              </w:rPr>
-              <w:t>Hệ thống hóa kiến thức chuẩn bị Đánh giá định kỳ 1.</w:t>
+                <w:rFonts w:ascii="Times New Roman" w:hAnsi="Times New Roman" w:cs="Times New Roman"/>
+              </w:rPr>
+            </w:r>
+            <w:r>
+              <w:rPr>
+                <w:rFonts w:ascii="Times New Roman" w:hAnsi="Times New Roman"/>
+                <w:b w:val="0"/>
+                <w:sz w:val="26"/>
+                <w:rFonts w:ascii="Times New Roman" w:hAnsi="Times New Roman" w:cs="Times New Roman"/>
+              </w:rPr>
+              <w:t>- Nhận biết các bộ phận của chuột: Nút trái, nút phải, con lăn.   - Thực hành thói quen cầm chuột đúng cách bằng tay phải.</w:t>
             </w:r>
           </w:p>
         </w:tc>
@@ -2387,6 +2494,7 @@
               <w:rPr>
                 <w:rFonts w:ascii="Times New Roman" w:hAnsi="Times New Roman"/>
                 <w:sz w:val="26"/>
+                <w:rFonts w:ascii="Times New Roman" w:hAnsi="Times New Roman" w:cs="Times New Roman"/>
               </w:rPr>
             </w:r>
             <w:r>
@@ -2394,8 +2502,9 @@
                 <w:rFonts w:ascii="Times New Roman" w:hAnsi="Times New Roman"/>
                 <w:b/>
                 <w:sz w:val="26"/>
-              </w:rPr>
-              <w:t>10</w:t>
+                <w:rFonts w:ascii="Times New Roman" w:hAnsi="Times New Roman" w:cs="Times New Roman"/>
+              </w:rPr>
+              <w:t>9</w:t>
             </w:r>
           </w:p>
         </w:tc>
@@ -2411,6 +2520,7 @@
               <w:rPr>
                 <w:rFonts w:ascii="Times New Roman" w:hAnsi="Times New Roman"/>
                 <w:sz w:val="26"/>
+                <w:rFonts w:ascii="Times New Roman" w:hAnsi="Times New Roman" w:cs="Times New Roman"/>
               </w:rPr>
             </w:r>
             <w:r>
@@ -2418,8 +2528,9 @@
                 <w:rFonts w:ascii="Times New Roman" w:hAnsi="Times New Roman"/>
                 <w:b/>
                 <w:sz w:val="26"/>
-              </w:rPr>
-              <w:t>Đánh giá định kỳ 1</w:t>
+                <w:rFonts w:ascii="Times New Roman" w:hAnsi="Times New Roman" w:cs="Times New Roman"/>
+              </w:rPr>
+              <w:t>Ôn tập Đánh giá định kỳ 1</w:t>
             </w:r>
           </w:p>
         </w:tc>
@@ -2436,6 +2547,7 @@
               <w:rPr>
                 <w:rFonts w:ascii="Times New Roman" w:hAnsi="Times New Roman"/>
                 <w:sz w:val="26"/>
+                <w:rFonts w:ascii="Times New Roman" w:hAnsi="Times New Roman" w:cs="Times New Roman"/>
               </w:rPr>
             </w:r>
             <w:r>
@@ -2443,8 +2555,9 @@
                 <w:rFonts w:ascii="Times New Roman" w:hAnsi="Times New Roman"/>
                 <w:b/>
                 <w:sz w:val="26"/>
-              </w:rPr>
-              <w:t>10</w:t>
+                <w:rFonts w:ascii="Times New Roman" w:hAnsi="Times New Roman" w:cs="Times New Roman"/>
+              </w:rPr>
+              <w:t>9</w:t>
             </w:r>
           </w:p>
         </w:tc>
@@ -2460,15 +2573,17 @@
               <w:rPr>
                 <w:rFonts w:ascii="Times New Roman" w:hAnsi="Times New Roman"/>
                 <w:sz w:val="26"/>
-              </w:rPr>
-            </w:r>
-            <w:r>
-              <w:rPr>
-                <w:rFonts w:ascii="Times New Roman" w:hAnsi="Times New Roman"/>
-                <w:b w:val="0"/>
-                <w:sz w:val="26"/>
-              </w:rPr>
-              <w:t>Kiểm tra đánh giá kết quả học tập.</w:t>
+                <w:rFonts w:ascii="Times New Roman" w:hAnsi="Times New Roman" w:cs="Times New Roman"/>
+              </w:rPr>
+            </w:r>
+            <w:r>
+              <w:rPr>
+                <w:rFonts w:ascii="Times New Roman" w:hAnsi="Times New Roman"/>
+                <w:b w:val="0"/>
+                <w:sz w:val="26"/>
+                <w:rFonts w:ascii="Times New Roman" w:hAnsi="Times New Roman" w:cs="Times New Roman"/>
+              </w:rPr>
+              <w:t>Hệ thống hóa kiến thức chuẩn bị Đánh giá định kỳ 1.</w:t>
             </w:r>
           </w:p>
         </w:tc>
@@ -2487,15 +2602,17 @@
               <w:rPr>
                 <w:rFonts w:ascii="Times New Roman" w:hAnsi="Times New Roman"/>
                 <w:sz w:val="26"/>
-              </w:rPr>
-            </w:r>
-            <w:r>
-              <w:rPr>
-                <w:rFonts w:ascii="Times New Roman" w:hAnsi="Times New Roman"/>
-                <w:b w:val="0"/>
-                <w:sz w:val="26"/>
-              </w:rPr>
-              <w:t>11</w:t>
+                <w:rFonts w:ascii="Times New Roman" w:hAnsi="Times New Roman" w:cs="Times New Roman"/>
+              </w:rPr>
+            </w:r>
+            <w:r>
+              <w:rPr>
+                <w:rFonts w:ascii="Times New Roman" w:hAnsi="Times New Roman"/>
+                <w:b/>
+                <w:sz w:val="26"/>
+                <w:rFonts w:ascii="Times New Roman" w:hAnsi="Times New Roman" w:cs="Times New Roman"/>
+              </w:rPr>
+              <w:t>10</w:t>
             </w:r>
           </w:p>
         </w:tc>
@@ -2511,15 +2628,17 @@
               <w:rPr>
                 <w:rFonts w:ascii="Times New Roman" w:hAnsi="Times New Roman"/>
                 <w:sz w:val="26"/>
-              </w:rPr>
-            </w:r>
-            <w:r>
-              <w:rPr>
-                <w:rFonts w:ascii="Times New Roman" w:hAnsi="Times New Roman"/>
-                <w:b w:val="0"/>
-                <w:sz w:val="26"/>
-              </w:rPr>
-              <w:t>Bài 11: Các thao tác cơ bản với Chuột</w:t>
+                <w:rFonts w:ascii="Times New Roman" w:hAnsi="Times New Roman" w:cs="Times New Roman"/>
+              </w:rPr>
+            </w:r>
+            <w:r>
+              <w:rPr>
+                <w:rFonts w:ascii="Times New Roman" w:hAnsi="Times New Roman"/>
+                <w:b/>
+                <w:sz w:val="26"/>
+                <w:rFonts w:ascii="Times New Roman" w:hAnsi="Times New Roman" w:cs="Times New Roman"/>
+              </w:rPr>
+              <w:t>Đánh giá định kỳ 1</w:t>
             </w:r>
           </w:p>
         </w:tc>
@@ -2536,15 +2655,17 @@
               <w:rPr>
                 <w:rFonts w:ascii="Times New Roman" w:hAnsi="Times New Roman"/>
                 <w:sz w:val="26"/>
-              </w:rPr>
-            </w:r>
-            <w:r>
-              <w:rPr>
-                <w:rFonts w:ascii="Times New Roman" w:hAnsi="Times New Roman"/>
-                <w:b w:val="0"/>
-                <w:sz w:val="26"/>
-              </w:rPr>
-              <w:t>11</w:t>
+                <w:rFonts w:ascii="Times New Roman" w:hAnsi="Times New Roman" w:cs="Times New Roman"/>
+              </w:rPr>
+            </w:r>
+            <w:r>
+              <w:rPr>
+                <w:rFonts w:ascii="Times New Roman" w:hAnsi="Times New Roman"/>
+                <w:b/>
+                <w:sz w:val="26"/>
+                <w:rFonts w:ascii="Times New Roman" w:hAnsi="Times New Roman" w:cs="Times New Roman"/>
+              </w:rPr>
+              <w:t>10</w:t>
             </w:r>
           </w:p>
         </w:tc>
@@ -2560,15 +2681,17 @@
               <w:rPr>
                 <w:rFonts w:ascii="Times New Roman" w:hAnsi="Times New Roman"/>
                 <w:sz w:val="26"/>
-              </w:rPr>
-            </w:r>
-            <w:r>
-              <w:rPr>
-                <w:rFonts w:ascii="Times New Roman" w:hAnsi="Times New Roman"/>
-                <w:b w:val="0"/>
-                <w:sz w:val="26"/>
-              </w:rPr>
-              <w:t>- Thực hành thành thạo 4 thao tác: Di chuyển chuột, Nhấp chuột, Nhấp đôi chuột, Kéo thả chuột.</w:t>
+                <w:rFonts w:ascii="Times New Roman" w:hAnsi="Times New Roman" w:cs="Times New Roman"/>
+              </w:rPr>
+            </w:r>
+            <w:r>
+              <w:rPr>
+                <w:rFonts w:ascii="Times New Roman" w:hAnsi="Times New Roman"/>
+                <w:b w:val="0"/>
+                <w:sz w:val="26"/>
+                <w:rFonts w:ascii="Times New Roman" w:hAnsi="Times New Roman" w:cs="Times New Roman"/>
+              </w:rPr>
+              <w:t>Kiểm tra đánh giá kết quả học tập.</w:t>
             </w:r>
           </w:p>
         </w:tc>
@@ -2587,15 +2710,17 @@
               <w:rPr>
                 <w:rFonts w:ascii="Times New Roman" w:hAnsi="Times New Roman"/>
                 <w:sz w:val="26"/>
-              </w:rPr>
-            </w:r>
-            <w:r>
-              <w:rPr>
-                <w:rFonts w:ascii="Times New Roman" w:hAnsi="Times New Roman"/>
-                <w:b w:val="0"/>
-                <w:sz w:val="26"/>
-              </w:rPr>
-              <w:t>12</w:t>
+                <w:rFonts w:ascii="Times New Roman" w:hAnsi="Times New Roman" w:cs="Times New Roman"/>
+              </w:rPr>
+            </w:r>
+            <w:r>
+              <w:rPr>
+                <w:rFonts w:ascii="Times New Roman" w:hAnsi="Times New Roman"/>
+                <w:b w:val="0"/>
+                <w:sz w:val="26"/>
+                <w:rFonts w:ascii="Times New Roman" w:hAnsi="Times New Roman" w:cs="Times New Roman"/>
+              </w:rPr>
+              <w:t>11</w:t>
             </w:r>
           </w:p>
         </w:tc>
@@ -2611,15 +2736,17 @@
               <w:rPr>
                 <w:rFonts w:ascii="Times New Roman" w:hAnsi="Times New Roman"/>
                 <w:sz w:val="26"/>
-              </w:rPr>
-            </w:r>
-            <w:r>
-              <w:rPr>
-                <w:rFonts w:ascii="Times New Roman" w:hAnsi="Times New Roman"/>
-                <w:b w:val="0"/>
-                <w:sz w:val="26"/>
-              </w:rPr>
-              <w:t>Bài 12: Luyện thao tác chuột với ứng dụng tương tác</w:t>
+                <w:rFonts w:ascii="Times New Roman" w:hAnsi="Times New Roman" w:cs="Times New Roman"/>
+              </w:rPr>
+            </w:r>
+            <w:r>
+              <w:rPr>
+                <w:rFonts w:ascii="Times New Roman" w:hAnsi="Times New Roman"/>
+                <w:b w:val="0"/>
+                <w:sz w:val="26"/>
+                <w:rFonts w:ascii="Times New Roman" w:hAnsi="Times New Roman" w:cs="Times New Roman"/>
+              </w:rPr>
+              <w:t>Bài 11: Các thao tác cơ bản với Chuột</w:t>
             </w:r>
           </w:p>
         </w:tc>
@@ -2636,15 +2763,17 @@
               <w:rPr>
                 <w:rFonts w:ascii="Times New Roman" w:hAnsi="Times New Roman"/>
                 <w:sz w:val="26"/>
-              </w:rPr>
-            </w:r>
-            <w:r>
-              <w:rPr>
-                <w:rFonts w:ascii="Times New Roman" w:hAnsi="Times New Roman"/>
-                <w:b w:val="0"/>
-                <w:sz w:val="26"/>
-              </w:rPr>
-              <w:t>12</w:t>
+                <w:rFonts w:ascii="Times New Roman" w:hAnsi="Times New Roman" w:cs="Times New Roman"/>
+              </w:rPr>
+            </w:r>
+            <w:r>
+              <w:rPr>
+                <w:rFonts w:ascii="Times New Roman" w:hAnsi="Times New Roman"/>
+                <w:b w:val="0"/>
+                <w:sz w:val="26"/>
+                <w:rFonts w:ascii="Times New Roman" w:hAnsi="Times New Roman" w:cs="Times New Roman"/>
+              </w:rPr>
+              <w:t>11</w:t>
             </w:r>
           </w:p>
         </w:tc>
@@ -2660,15 +2789,17 @@
               <w:rPr>
                 <w:rFonts w:ascii="Times New Roman" w:hAnsi="Times New Roman"/>
                 <w:sz w:val="26"/>
-              </w:rPr>
-            </w:r>
-            <w:r>
-              <w:rPr>
-                <w:rFonts w:ascii="Times New Roman" w:hAnsi="Times New Roman"/>
-                <w:b w:val="0"/>
-                <w:sz w:val="26"/>
-              </w:rPr>
-              <w:t>- Rèn luyện sự khéo léo và phản xạ sử dụng chuột qua các trò chơi giáo dục / phần mềm Kid Pix.</w:t>
+                <w:rFonts w:ascii="Times New Roman" w:hAnsi="Times New Roman" w:cs="Times New Roman"/>
+              </w:rPr>
+            </w:r>
+            <w:r>
+              <w:rPr>
+                <w:rFonts w:ascii="Times New Roman" w:hAnsi="Times New Roman"/>
+                <w:b w:val="0"/>
+                <w:sz w:val="26"/>
+                <w:rFonts w:ascii="Times New Roman" w:hAnsi="Times New Roman" w:cs="Times New Roman"/>
+              </w:rPr>
+              <w:t>- Thực hành thành thạo 4 thao tác: Di chuyển chuột, Nhấp chuột, Nhấp đôi chuột, Kéo thả chuột.</w:t>
             </w:r>
           </w:p>
         </w:tc>
@@ -2687,15 +2818,17 @@
               <w:rPr>
                 <w:rFonts w:ascii="Times New Roman" w:hAnsi="Times New Roman"/>
                 <w:sz w:val="26"/>
-              </w:rPr>
-            </w:r>
-            <w:r>
-              <w:rPr>
-                <w:rFonts w:ascii="Times New Roman" w:hAnsi="Times New Roman"/>
-                <w:b w:val="0"/>
-                <w:sz w:val="26"/>
-              </w:rPr>
-              <w:t>13</w:t>
+                <w:rFonts w:ascii="Times New Roman" w:hAnsi="Times New Roman" w:cs="Times New Roman"/>
+              </w:rPr>
+            </w:r>
+            <w:r>
+              <w:rPr>
+                <w:rFonts w:ascii="Times New Roman" w:hAnsi="Times New Roman"/>
+                <w:b w:val="0"/>
+                <w:sz w:val="26"/>
+                <w:rFonts w:ascii="Times New Roman" w:hAnsi="Times New Roman" w:cs="Times New Roman"/>
+              </w:rPr>
+              <w:t>12</w:t>
             </w:r>
           </w:p>
         </w:tc>
@@ -2711,15 +2844,17 @@
               <w:rPr>
                 <w:rFonts w:ascii="Times New Roman" w:hAnsi="Times New Roman"/>
                 <w:sz w:val="26"/>
-              </w:rPr>
-            </w:r>
-            <w:r>
-              <w:rPr>
-                <w:rFonts w:ascii="Times New Roman" w:hAnsi="Times New Roman"/>
-                <w:b w:val="0"/>
-                <w:sz w:val="26"/>
-              </w:rPr>
-              <w:t>Bài 13: Soạn thảo văn bản đơn giản với Word</w:t>
+                <w:rFonts w:ascii="Times New Roman" w:hAnsi="Times New Roman" w:cs="Times New Roman"/>
+              </w:rPr>
+            </w:r>
+            <w:r>
+              <w:rPr>
+                <w:rFonts w:ascii="Times New Roman" w:hAnsi="Times New Roman"/>
+                <w:b w:val="0"/>
+                <w:sz w:val="26"/>
+                <w:rFonts w:ascii="Times New Roman" w:hAnsi="Times New Roman" w:cs="Times New Roman"/>
+              </w:rPr>
+              <w:t>Bài 12: Luyện thao tác chuột với ứng dụng tương tác</w:t>
             </w:r>
           </w:p>
         </w:tc>
@@ -2736,15 +2871,17 @@
               <w:rPr>
                 <w:rFonts w:ascii="Times New Roman" w:hAnsi="Times New Roman"/>
                 <w:sz w:val="26"/>
-              </w:rPr>
-            </w:r>
-            <w:r>
-              <w:rPr>
-                <w:rFonts w:ascii="Times New Roman" w:hAnsi="Times New Roman"/>
-                <w:b w:val="0"/>
-                <w:sz w:val="26"/>
-              </w:rPr>
-              <w:t>13</w:t>
+                <w:rFonts w:ascii="Times New Roman" w:hAnsi="Times New Roman" w:cs="Times New Roman"/>
+              </w:rPr>
+            </w:r>
+            <w:r>
+              <w:rPr>
+                <w:rFonts w:ascii="Times New Roman" w:hAnsi="Times New Roman"/>
+                <w:b w:val="0"/>
+                <w:sz w:val="26"/>
+                <w:rFonts w:ascii="Times New Roman" w:hAnsi="Times New Roman" w:cs="Times New Roman"/>
+              </w:rPr>
+              <w:t>12</w:t>
             </w:r>
           </w:p>
         </w:tc>
@@ -2760,15 +2897,17 @@
               <w:rPr>
                 <w:rFonts w:ascii="Times New Roman" w:hAnsi="Times New Roman"/>
                 <w:sz w:val="26"/>
-              </w:rPr>
-            </w:r>
-            <w:r>
-              <w:rPr>
-                <w:rFonts w:ascii="Times New Roman" w:hAnsi="Times New Roman"/>
-                <w:b w:val="0"/>
-                <w:sz w:val="26"/>
-              </w:rPr>
-              <w:t>- Mở phần mềm Word, nhận biết vùng làm việc soạn thảo.   - Thực hành gõ các từ tiếng Anh hoặc từ tiếng Việt không dấu ngắn.</w:t>
+                <w:rFonts w:ascii="Times New Roman" w:hAnsi="Times New Roman" w:cs="Times New Roman"/>
+              </w:rPr>
+            </w:r>
+            <w:r>
+              <w:rPr>
+                <w:rFonts w:ascii="Times New Roman" w:hAnsi="Times New Roman"/>
+                <w:b w:val="0"/>
+                <w:sz w:val="26"/>
+                <w:rFonts w:ascii="Times New Roman" w:hAnsi="Times New Roman" w:cs="Times New Roman"/>
+              </w:rPr>
+              <w:t>- Rèn luyện sự khéo léo và phản xạ sử dụng chuột qua các trò chơi giáo dục / phần mềm Kid Pix.</w:t>
             </w:r>
           </w:p>
         </w:tc>
@@ -2787,15 +2926,17 @@
               <w:rPr>
                 <w:rFonts w:ascii="Times New Roman" w:hAnsi="Times New Roman"/>
                 <w:sz w:val="26"/>
-              </w:rPr>
-            </w:r>
-            <w:r>
-              <w:rPr>
-                <w:rFonts w:ascii="Times New Roman" w:hAnsi="Times New Roman"/>
-                <w:b w:val="0"/>
-                <w:sz w:val="26"/>
-              </w:rPr>
-              <w:t>14</w:t>
+                <w:rFonts w:ascii="Times New Roman" w:hAnsi="Times New Roman" w:cs="Times New Roman"/>
+              </w:rPr>
+            </w:r>
+            <w:r>
+              <w:rPr>
+                <w:rFonts w:ascii="Times New Roman" w:hAnsi="Times New Roman"/>
+                <w:b w:val="0"/>
+                <w:sz w:val="26"/>
+                <w:rFonts w:ascii="Times New Roman" w:hAnsi="Times New Roman" w:cs="Times New Roman"/>
+              </w:rPr>
+              <w:t>13</w:t>
             </w:r>
           </w:p>
         </w:tc>
@@ -2811,15 +2952,17 @@
               <w:rPr>
                 <w:rFonts w:ascii="Times New Roman" w:hAnsi="Times New Roman"/>
                 <w:sz w:val="26"/>
-              </w:rPr>
-            </w:r>
-            <w:r>
-              <w:rPr>
-                <w:rFonts w:ascii="Times New Roman" w:hAnsi="Times New Roman"/>
-                <w:b w:val="0"/>
-                <w:sz w:val="26"/>
-              </w:rPr>
-              <w:t>Bài 14: Luyện tập phối hợp Chuột và Bàn phím</w:t>
+                <w:rFonts w:ascii="Times New Roman" w:hAnsi="Times New Roman" w:cs="Times New Roman"/>
+              </w:rPr>
+            </w:r>
+            <w:r>
+              <w:rPr>
+                <w:rFonts w:ascii="Times New Roman" w:hAnsi="Times New Roman"/>
+                <w:b w:val="0"/>
+                <w:sz w:val="26"/>
+                <w:rFonts w:ascii="Times New Roman" w:hAnsi="Times New Roman" w:cs="Times New Roman"/>
+              </w:rPr>
+              <w:t>Bài 13: Soạn thảo văn bản đơn giản với Word</w:t>
             </w:r>
           </w:p>
         </w:tc>
@@ -2836,15 +2979,17 @@
               <w:rPr>
                 <w:rFonts w:ascii="Times New Roman" w:hAnsi="Times New Roman"/>
                 <w:sz w:val="26"/>
-              </w:rPr>
-            </w:r>
-            <w:r>
-              <w:rPr>
-                <w:rFonts w:ascii="Times New Roman" w:hAnsi="Times New Roman"/>
-                <w:b w:val="0"/>
-                <w:sz w:val="26"/>
-              </w:rPr>
-              <w:t>14, 15</w:t>
+                <w:rFonts w:ascii="Times New Roman" w:hAnsi="Times New Roman" w:cs="Times New Roman"/>
+              </w:rPr>
+            </w:r>
+            <w:r>
+              <w:rPr>
+                <w:rFonts w:ascii="Times New Roman" w:hAnsi="Times New Roman"/>
+                <w:b w:val="0"/>
+                <w:sz w:val="26"/>
+                <w:rFonts w:ascii="Times New Roman" w:hAnsi="Times New Roman" w:cs="Times New Roman"/>
+              </w:rPr>
+              <w:t>13</w:t>
             </w:r>
           </w:p>
         </w:tc>
@@ -2860,15 +3005,17 @@
               <w:rPr>
                 <w:rFonts w:ascii="Times New Roman" w:hAnsi="Times New Roman"/>
                 <w:sz w:val="26"/>
-              </w:rPr>
-            </w:r>
-            <w:r>
-              <w:rPr>
-                <w:rFonts w:ascii="Times New Roman" w:hAnsi="Times New Roman"/>
-                <w:b w:val="0"/>
-                <w:sz w:val="26"/>
-              </w:rPr>
-              <w:t>- Kết hợp thao tác di chuyển chuột để chọn mục và gõ phím nhập dữ liệu đơn giản.   - Hoàn thiện các bài tập thực hành tổng hợp phản xạ phím và chuột.</w:t>
+                <w:rFonts w:ascii="Times New Roman" w:hAnsi="Times New Roman" w:cs="Times New Roman"/>
+              </w:rPr>
+            </w:r>
+            <w:r>
+              <w:rPr>
+                <w:rFonts w:ascii="Times New Roman" w:hAnsi="Times New Roman"/>
+                <w:b w:val="0"/>
+                <w:sz w:val="26"/>
+                <w:rFonts w:ascii="Times New Roman" w:hAnsi="Times New Roman" w:cs="Times New Roman"/>
+              </w:rPr>
+              <w:t>- Mở phần mềm Word, nhận biết vùng làm việc soạn thảo.   - Thực hành gõ các từ tiếng Anh hoặc từ tiếng Việt không dấu ngắn.</w:t>
             </w:r>
           </w:p>
         </w:tc>
@@ -2887,15 +3034,17 @@
               <w:rPr>
                 <w:rFonts w:ascii="Times New Roman" w:hAnsi="Times New Roman"/>
                 <w:sz w:val="26"/>
-              </w:rPr>
-            </w:r>
-            <w:r>
-              <w:rPr>
-                <w:rFonts w:ascii="Times New Roman" w:hAnsi="Times New Roman"/>
-                <w:b w:val="0"/>
-                <w:sz w:val="26"/>
-              </w:rPr>
-              <w:t>15</w:t>
+                <w:rFonts w:ascii="Times New Roman" w:hAnsi="Times New Roman" w:cs="Times New Roman"/>
+              </w:rPr>
+            </w:r>
+            <w:r>
+              <w:rPr>
+                <w:rFonts w:ascii="Times New Roman" w:hAnsi="Times New Roman"/>
+                <w:b w:val="0"/>
+                <w:sz w:val="26"/>
+                <w:rFonts w:ascii="Times New Roman" w:hAnsi="Times New Roman" w:cs="Times New Roman"/>
+              </w:rPr>
+              <w:t>14</w:t>
             </w:r>
           </w:p>
         </w:tc>
@@ -2911,15 +3060,17 @@
               <w:rPr>
                 <w:rFonts w:ascii="Times New Roman" w:hAnsi="Times New Roman"/>
                 <w:sz w:val="26"/>
-              </w:rPr>
-            </w:r>
-            <w:r>
-              <w:rPr>
-                <w:rFonts w:ascii="Times New Roman" w:hAnsi="Times New Roman"/>
-                <w:b w:val="0"/>
-                <w:sz w:val="26"/>
-              </w:rPr>
-              <w:t>Bài 18: Làm quen với phần mềm Tập vẽ Paint</w:t>
+                <w:rFonts w:ascii="Times New Roman" w:hAnsi="Times New Roman" w:cs="Times New Roman"/>
+              </w:rPr>
+            </w:r>
+            <w:r>
+              <w:rPr>
+                <w:rFonts w:ascii="Times New Roman" w:hAnsi="Times New Roman"/>
+                <w:b w:val="0"/>
+                <w:sz w:val="26"/>
+                <w:rFonts w:ascii="Times New Roman" w:hAnsi="Times New Roman" w:cs="Times New Roman"/>
+              </w:rPr>
+              <w:t>Bài 14: Luyện tập phối hợp Chuột và Bàn phím</w:t>
             </w:r>
           </w:p>
         </w:tc>
@@ -2936,15 +3087,17 @@
               <w:rPr>
                 <w:rFonts w:ascii="Times New Roman" w:hAnsi="Times New Roman"/>
                 <w:sz w:val="26"/>
-              </w:rPr>
-            </w:r>
-            <w:r>
-              <w:rPr>
-                <w:rFonts w:ascii="Times New Roman" w:hAnsi="Times New Roman"/>
-                <w:b w:val="0"/>
-                <w:sz w:val="26"/>
-              </w:rPr>
-              <w:t>16</w:t>
+                <w:rFonts w:ascii="Times New Roman" w:hAnsi="Times New Roman" w:cs="Times New Roman"/>
+              </w:rPr>
+            </w:r>
+            <w:r>
+              <w:rPr>
+                <w:rFonts w:ascii="Times New Roman" w:hAnsi="Times New Roman"/>
+                <w:b w:val="0"/>
+                <w:sz w:val="26"/>
+                <w:rFonts w:ascii="Times New Roman" w:hAnsi="Times New Roman" w:cs="Times New Roman"/>
+              </w:rPr>
+              <w:t>14, 15</w:t>
             </w:r>
           </w:p>
         </w:tc>
@@ -2960,15 +3113,17 @@
               <w:rPr>
                 <w:rFonts w:ascii="Times New Roman" w:hAnsi="Times New Roman"/>
                 <w:sz w:val="26"/>
-              </w:rPr>
-            </w:r>
-            <w:r>
-              <w:rPr>
-                <w:rFonts w:ascii="Times New Roman" w:hAnsi="Times New Roman"/>
-                <w:b w:val="0"/>
-                <w:sz w:val="26"/>
-              </w:rPr>
-              <w:t>- Mở và thoát phần mềm Paint.   - Nhận biết Vùng vẽ (Drawing Area) và Bảng công cụ (Ribbon).</w:t>
+                <w:rFonts w:ascii="Times New Roman" w:hAnsi="Times New Roman" w:cs="Times New Roman"/>
+              </w:rPr>
+            </w:r>
+            <w:r>
+              <w:rPr>
+                <w:rFonts w:ascii="Times New Roman" w:hAnsi="Times New Roman"/>
+                <w:b w:val="0"/>
+                <w:sz w:val="26"/>
+                <w:rFonts w:ascii="Times New Roman" w:hAnsi="Times New Roman" w:cs="Times New Roman"/>
+              </w:rPr>
+              <w:t>- Kết hợp thao tác di chuyển chuột để chọn mục và gõ phím nhập dữ liệu đơn giản.   - Hoàn thiện các bài tập thực hành tổng hợp phản xạ phím và chuột.</w:t>
             </w:r>
           </w:p>
         </w:tc>
@@ -2987,13 +3142,68 @@
               <w:rPr>
                 <w:rFonts w:ascii="Times New Roman" w:hAnsi="Times New Roman"/>
                 <w:sz w:val="26"/>
-              </w:rPr>
-            </w:r>
-            <w:r>
-              <w:rPr>
-                <w:rFonts w:ascii="Times New Roman" w:hAnsi="Times New Roman"/>
-                <w:b w:val="0"/>
-                <w:sz w:val="26"/>
+                <w:rFonts w:ascii="Times New Roman" w:hAnsi="Times New Roman" w:cs="Times New Roman"/>
+              </w:rPr>
+            </w:r>
+            <w:r>
+              <w:rPr>
+                <w:rFonts w:ascii="Times New Roman" w:hAnsi="Times New Roman"/>
+                <w:b w:val="0"/>
+                <w:sz w:val="26"/>
+                <w:rFonts w:ascii="Times New Roman" w:hAnsi="Times New Roman" w:cs="Times New Roman"/>
+              </w:rPr>
+              <w:t>15</w:t>
+            </w:r>
+          </w:p>
+        </w:tc>
+        <w:tc>
+          <w:tcPr>
+            <w:tcW w:w="3118" w:type="dxa"/>
+          </w:tcPr>
+          <w:p>
+            <w:pPr>
+              <w:spacing w:before="20" w:after="20"/>
+            </w:pPr>
+            <w:r>
+              <w:rPr>
+                <w:rFonts w:ascii="Times New Roman" w:hAnsi="Times New Roman"/>
+                <w:sz w:val="26"/>
+                <w:rFonts w:ascii="Times New Roman" w:hAnsi="Times New Roman" w:cs="Times New Roman"/>
+              </w:rPr>
+            </w:r>
+            <w:r>
+              <w:rPr>
+                <w:rFonts w:ascii="Times New Roman" w:hAnsi="Times New Roman"/>
+                <w:b w:val="0"/>
+                <w:sz w:val="26"/>
+                <w:rFonts w:ascii="Times New Roman" w:hAnsi="Times New Roman" w:cs="Times New Roman"/>
+              </w:rPr>
+              <w:t>Bài 18: Làm quen với phần mềm Tập vẽ Paint</w:t>
+            </w:r>
+          </w:p>
+        </w:tc>
+        <w:tc>
+          <w:tcPr>
+            <w:tcW w:w="1134" w:type="dxa"/>
+          </w:tcPr>
+          <w:p>
+            <w:pPr>
+              <w:spacing w:before="20" w:after="20"/>
+              <w:jc w:val="center"/>
+            </w:pPr>
+            <w:r>
+              <w:rPr>
+                <w:rFonts w:ascii="Times New Roman" w:hAnsi="Times New Roman"/>
+                <w:sz w:val="26"/>
+                <w:rFonts w:ascii="Times New Roman" w:hAnsi="Times New Roman" w:cs="Times New Roman"/>
+              </w:rPr>
+            </w:r>
+            <w:r>
+              <w:rPr>
+                <w:rFonts w:ascii="Times New Roman" w:hAnsi="Times New Roman"/>
+                <w:b w:val="0"/>
+                <w:sz w:val="26"/>
+                <w:rFonts w:ascii="Times New Roman" w:hAnsi="Times New Roman" w:cs="Times New Roman"/>
               </w:rPr>
               <w:t>16</w:t>
             </w:r>
@@ -3001,55 +3211,6 @@
         </w:tc>
         <w:tc>
           <w:tcPr>
-            <w:tcW w:w="3118" w:type="dxa"/>
-          </w:tcPr>
-          <w:p>
-            <w:pPr>
-              <w:spacing w:before="20" w:after="20"/>
-            </w:pPr>
-            <w:r>
-              <w:rPr>
-                <w:rFonts w:ascii="Times New Roman" w:hAnsi="Times New Roman"/>
-                <w:sz w:val="26"/>
-              </w:rPr>
-            </w:r>
-            <w:r>
-              <w:rPr>
-                <w:rFonts w:ascii="Times New Roman" w:hAnsi="Times New Roman"/>
-                <w:b w:val="0"/>
-                <w:sz w:val="26"/>
-              </w:rPr>
-              <w:t>Bài 19: Sử dụng công cụ Bút vẽ và Tẩy</w:t>
-            </w:r>
-          </w:p>
-        </w:tc>
-        <w:tc>
-          <w:tcPr>
-            <w:tcW w:w="1134" w:type="dxa"/>
-          </w:tcPr>
-          <w:p>
-            <w:pPr>
-              <w:spacing w:before="20" w:after="20"/>
-              <w:jc w:val="center"/>
-            </w:pPr>
-            <w:r>
-              <w:rPr>
-                <w:rFonts w:ascii="Times New Roman" w:hAnsi="Times New Roman"/>
-                <w:sz w:val="26"/>
-              </w:rPr>
-            </w:r>
-            <w:r>
-              <w:rPr>
-                <w:rFonts w:ascii="Times New Roman" w:hAnsi="Times New Roman"/>
-                <w:b w:val="0"/>
-                <w:sz w:val="26"/>
-              </w:rPr>
-              <w:t>17</w:t>
-            </w:r>
-          </w:p>
-        </w:tc>
-        <w:tc>
-          <w:tcPr>
             <w:tcW w:w="4536" w:type="dxa"/>
           </w:tcPr>
           <w:p>
@@ -3060,15 +3221,17 @@
               <w:rPr>
                 <w:rFonts w:ascii="Times New Roman" w:hAnsi="Times New Roman"/>
                 <w:sz w:val="26"/>
-              </w:rPr>
-            </w:r>
-            <w:r>
-              <w:rPr>
-                <w:rFonts w:ascii="Times New Roman" w:hAnsi="Times New Roman"/>
-                <w:b w:val="0"/>
-                <w:sz w:val="26"/>
-              </w:rPr>
-              <w:t>- Dùng công cụ Bút vẽ (Pencil) để vẽ nét tự do.   - Dùng công cụ Tẩy (Eraser) để xóa chi tiết nét vẽ chưa ưng ý.</w:t>
+                <w:rFonts w:ascii="Times New Roman" w:hAnsi="Times New Roman" w:cs="Times New Roman"/>
+              </w:rPr>
+            </w:r>
+            <w:r>
+              <w:rPr>
+                <w:rFonts w:ascii="Times New Roman" w:hAnsi="Times New Roman"/>
+                <w:b w:val="0"/>
+                <w:sz w:val="26"/>
+                <w:rFonts w:ascii="Times New Roman" w:hAnsi="Times New Roman" w:cs="Times New Roman"/>
+              </w:rPr>
+              <w:t>- Mở và thoát phần mềm Paint.   - Nhận biết Vùng vẽ (Drawing Area) và Bảng công cụ (Ribbon).</w:t>
             </w:r>
           </w:p>
         </w:tc>
@@ -3087,13 +3250,68 @@
               <w:rPr>
                 <w:rFonts w:ascii="Times New Roman" w:hAnsi="Times New Roman"/>
                 <w:sz w:val="26"/>
-              </w:rPr>
-            </w:r>
-            <w:r>
-              <w:rPr>
-                <w:rFonts w:ascii="Times New Roman" w:hAnsi="Times New Roman"/>
-                <w:b/>
-                <w:sz w:val="26"/>
+                <w:rFonts w:ascii="Times New Roman" w:hAnsi="Times New Roman" w:cs="Times New Roman"/>
+              </w:rPr>
+            </w:r>
+            <w:r>
+              <w:rPr>
+                <w:rFonts w:ascii="Times New Roman" w:hAnsi="Times New Roman"/>
+                <w:b w:val="0"/>
+                <w:sz w:val="26"/>
+                <w:rFonts w:ascii="Times New Roman" w:hAnsi="Times New Roman" w:cs="Times New Roman"/>
+              </w:rPr>
+              <w:t>16</w:t>
+            </w:r>
+          </w:p>
+        </w:tc>
+        <w:tc>
+          <w:tcPr>
+            <w:tcW w:w="3118" w:type="dxa"/>
+          </w:tcPr>
+          <w:p>
+            <w:pPr>
+              <w:spacing w:before="20" w:after="20"/>
+            </w:pPr>
+            <w:r>
+              <w:rPr>
+                <w:rFonts w:ascii="Times New Roman" w:hAnsi="Times New Roman"/>
+                <w:sz w:val="26"/>
+                <w:rFonts w:ascii="Times New Roman" w:hAnsi="Times New Roman" w:cs="Times New Roman"/>
+              </w:rPr>
+            </w:r>
+            <w:r>
+              <w:rPr>
+                <w:rFonts w:ascii="Times New Roman" w:hAnsi="Times New Roman"/>
+                <w:b w:val="0"/>
+                <w:sz w:val="26"/>
+                <w:rFonts w:ascii="Times New Roman" w:hAnsi="Times New Roman" w:cs="Times New Roman"/>
+              </w:rPr>
+              <w:t>Bài 19: Sử dụng công cụ Bút vẽ và Tẩy</w:t>
+            </w:r>
+          </w:p>
+        </w:tc>
+        <w:tc>
+          <w:tcPr>
+            <w:tcW w:w="1134" w:type="dxa"/>
+          </w:tcPr>
+          <w:p>
+            <w:pPr>
+              <w:spacing w:before="20" w:after="20"/>
+              <w:jc w:val="center"/>
+            </w:pPr>
+            <w:r>
+              <w:rPr>
+                <w:rFonts w:ascii="Times New Roman" w:hAnsi="Times New Roman"/>
+                <w:sz w:val="26"/>
+                <w:rFonts w:ascii="Times New Roman" w:hAnsi="Times New Roman" w:cs="Times New Roman"/>
+              </w:rPr>
+            </w:r>
+            <w:r>
+              <w:rPr>
+                <w:rFonts w:ascii="Times New Roman" w:hAnsi="Times New Roman"/>
+                <w:b w:val="0"/>
+                <w:sz w:val="26"/>
+                <w:rFonts w:ascii="Times New Roman" w:hAnsi="Times New Roman" w:cs="Times New Roman"/>
               </w:rPr>
               <w:t>17</w:t>
             </w:r>
@@ -3101,55 +3319,6 @@
         </w:tc>
         <w:tc>
           <w:tcPr>
-            <w:tcW w:w="3118" w:type="dxa"/>
-          </w:tcPr>
-          <w:p>
-            <w:pPr>
-              <w:spacing w:before="20" w:after="20"/>
-            </w:pPr>
-            <w:r>
-              <w:rPr>
-                <w:rFonts w:ascii="Times New Roman" w:hAnsi="Times New Roman"/>
-                <w:sz w:val="26"/>
-              </w:rPr>
-            </w:r>
-            <w:r>
-              <w:rPr>
-                <w:rFonts w:ascii="Times New Roman" w:hAnsi="Times New Roman"/>
-                <w:b/>
-                <w:sz w:val="26"/>
-              </w:rPr>
-              <w:t>Ôn tập Đánh giá định kỳ 2</w:t>
-            </w:r>
-          </w:p>
-        </w:tc>
-        <w:tc>
-          <w:tcPr>
-            <w:tcW w:w="1134" w:type="dxa"/>
-          </w:tcPr>
-          <w:p>
-            <w:pPr>
-              <w:spacing w:before="20" w:after="20"/>
-              <w:jc w:val="center"/>
-            </w:pPr>
-            <w:r>
-              <w:rPr>
-                <w:rFonts w:ascii="Times New Roman" w:hAnsi="Times New Roman"/>
-                <w:sz w:val="26"/>
-              </w:rPr>
-            </w:r>
-            <w:r>
-              <w:rPr>
-                <w:rFonts w:ascii="Times New Roman" w:hAnsi="Times New Roman"/>
-                <w:b/>
-                <w:sz w:val="26"/>
-              </w:rPr>
-              <w:t>18</w:t>
-            </w:r>
-          </w:p>
-        </w:tc>
-        <w:tc>
-          <w:tcPr>
             <w:tcW w:w="4536" w:type="dxa"/>
           </w:tcPr>
           <w:p>
@@ -3160,15 +3329,17 @@
               <w:rPr>
                 <w:rFonts w:ascii="Times New Roman" w:hAnsi="Times New Roman"/>
                 <w:sz w:val="26"/>
-              </w:rPr>
-            </w:r>
-            <w:r>
-              <w:rPr>
-                <w:rFonts w:ascii="Times New Roman" w:hAnsi="Times New Roman"/>
-                <w:b w:val="0"/>
-                <w:sz w:val="26"/>
-              </w:rPr>
-              <w:t>Hệ thống hóa kiến thức chuẩn bị Đánh giá định kỳ 2.</w:t>
+                <w:rFonts w:ascii="Times New Roman" w:hAnsi="Times New Roman" w:cs="Times New Roman"/>
+              </w:rPr>
+            </w:r>
+            <w:r>
+              <w:rPr>
+                <w:rFonts w:ascii="Times New Roman" w:hAnsi="Times New Roman"/>
+                <w:b w:val="0"/>
+                <w:sz w:val="26"/>
+                <w:rFonts w:ascii="Times New Roman" w:hAnsi="Times New Roman" w:cs="Times New Roman"/>
+              </w:rPr>
+              <w:t>- Dùng công cụ Bút vẽ (Pencil) để vẽ nét tự do.   - Dùng công cụ Tẩy (Eraser) để xóa chi tiết nét vẽ chưa ưng ý.</w:t>
             </w:r>
           </w:p>
         </w:tc>
@@ -3187,6 +3358,7 @@
               <w:rPr>
                 <w:rFonts w:ascii="Times New Roman" w:hAnsi="Times New Roman"/>
                 <w:sz w:val="26"/>
+                <w:rFonts w:ascii="Times New Roman" w:hAnsi="Times New Roman" w:cs="Times New Roman"/>
               </w:rPr>
             </w:r>
             <w:r>
@@ -3194,6 +3366,60 @@
                 <w:rFonts w:ascii="Times New Roman" w:hAnsi="Times New Roman"/>
                 <w:b/>
                 <w:sz w:val="26"/>
+                <w:rFonts w:ascii="Times New Roman" w:hAnsi="Times New Roman" w:cs="Times New Roman"/>
+              </w:rPr>
+              <w:t>17</w:t>
+            </w:r>
+          </w:p>
+        </w:tc>
+        <w:tc>
+          <w:tcPr>
+            <w:tcW w:w="3118" w:type="dxa"/>
+          </w:tcPr>
+          <w:p>
+            <w:pPr>
+              <w:spacing w:before="20" w:after="20"/>
+            </w:pPr>
+            <w:r>
+              <w:rPr>
+                <w:rFonts w:ascii="Times New Roman" w:hAnsi="Times New Roman"/>
+                <w:sz w:val="26"/>
+                <w:rFonts w:ascii="Times New Roman" w:hAnsi="Times New Roman" w:cs="Times New Roman"/>
+              </w:rPr>
+            </w:r>
+            <w:r>
+              <w:rPr>
+                <w:rFonts w:ascii="Times New Roman" w:hAnsi="Times New Roman"/>
+                <w:b/>
+                <w:sz w:val="26"/>
+                <w:rFonts w:ascii="Times New Roman" w:hAnsi="Times New Roman" w:cs="Times New Roman"/>
+              </w:rPr>
+              <w:t>Ôn tập Đánh giá định kỳ 2</w:t>
+            </w:r>
+          </w:p>
+        </w:tc>
+        <w:tc>
+          <w:tcPr>
+            <w:tcW w:w="1134" w:type="dxa"/>
+          </w:tcPr>
+          <w:p>
+            <w:pPr>
+              <w:spacing w:before="20" w:after="20"/>
+              <w:jc w:val="center"/>
+            </w:pPr>
+            <w:r>
+              <w:rPr>
+                <w:rFonts w:ascii="Times New Roman" w:hAnsi="Times New Roman"/>
+                <w:sz w:val="26"/>
+                <w:rFonts w:ascii="Times New Roman" w:hAnsi="Times New Roman" w:cs="Times New Roman"/>
+              </w:rPr>
+            </w:r>
+            <w:r>
+              <w:rPr>
+                <w:rFonts w:ascii="Times New Roman" w:hAnsi="Times New Roman"/>
+                <w:b/>
+                <w:sz w:val="26"/>
+                <w:rFonts w:ascii="Times New Roman" w:hAnsi="Times New Roman" w:cs="Times New Roman"/>
               </w:rPr>
               <w:t>18</w:t>
             </w:r>
@@ -3201,55 +3427,6 @@
         </w:tc>
         <w:tc>
           <w:tcPr>
-            <w:tcW w:w="3118" w:type="dxa"/>
-          </w:tcPr>
-          <w:p>
-            <w:pPr>
-              <w:spacing w:before="20" w:after="20"/>
-            </w:pPr>
-            <w:r>
-              <w:rPr>
-                <w:rFonts w:ascii="Times New Roman" w:hAnsi="Times New Roman"/>
-                <w:sz w:val="26"/>
-              </w:rPr>
-            </w:r>
-            <w:r>
-              <w:rPr>
-                <w:rFonts w:ascii="Times New Roman" w:hAnsi="Times New Roman"/>
-                <w:b/>
-                <w:sz w:val="26"/>
-              </w:rPr>
-              <w:t>Đánh giá định kỳ 2</w:t>
-            </w:r>
-          </w:p>
-        </w:tc>
-        <w:tc>
-          <w:tcPr>
-            <w:tcW w:w="1134" w:type="dxa"/>
-          </w:tcPr>
-          <w:p>
-            <w:pPr>
-              <w:spacing w:before="20" w:after="20"/>
-              <w:jc w:val="center"/>
-            </w:pPr>
-            <w:r>
-              <w:rPr>
-                <w:rFonts w:ascii="Times New Roman" w:hAnsi="Times New Roman"/>
-                <w:sz w:val="26"/>
-              </w:rPr>
-            </w:r>
-            <w:r>
-              <w:rPr>
-                <w:rFonts w:ascii="Times New Roman" w:hAnsi="Times New Roman"/>
-                <w:b/>
-                <w:sz w:val="26"/>
-              </w:rPr>
-              <w:t>19</w:t>
-            </w:r>
-          </w:p>
-        </w:tc>
-        <w:tc>
-          <w:tcPr>
             <w:tcW w:w="4536" w:type="dxa"/>
           </w:tcPr>
           <w:p>
@@ -3260,15 +3437,17 @@
               <w:rPr>
                 <w:rFonts w:ascii="Times New Roman" w:hAnsi="Times New Roman"/>
                 <w:sz w:val="26"/>
-              </w:rPr>
-            </w:r>
-            <w:r>
-              <w:rPr>
-                <w:rFonts w:ascii="Times New Roman" w:hAnsi="Times New Roman"/>
-                <w:b w:val="0"/>
-                <w:sz w:val="26"/>
-              </w:rPr>
-              <w:t>Kiểm tra đánh giá kết quả học tập.</w:t>
+                <w:rFonts w:ascii="Times New Roman" w:hAnsi="Times New Roman" w:cs="Times New Roman"/>
+              </w:rPr>
+            </w:r>
+            <w:r>
+              <w:rPr>
+                <w:rFonts w:ascii="Times New Roman" w:hAnsi="Times New Roman"/>
+                <w:b w:val="0"/>
+                <w:sz w:val="26"/>
+                <w:rFonts w:ascii="Times New Roman" w:hAnsi="Times New Roman" w:cs="Times New Roman"/>
+              </w:rPr>
+              <w:t>Hệ thống hóa kiến thức chuẩn bị Đánh giá định kỳ 2.</w:t>
             </w:r>
           </w:p>
         </w:tc>
@@ -3287,13 +3466,68 @@
               <w:rPr>
                 <w:rFonts w:ascii="Times New Roman" w:hAnsi="Times New Roman"/>
                 <w:sz w:val="26"/>
-              </w:rPr>
-            </w:r>
-            <w:r>
-              <w:rPr>
-                <w:rFonts w:ascii="Times New Roman" w:hAnsi="Times New Roman"/>
-                <w:b w:val="0"/>
-                <w:sz w:val="26"/>
+                <w:rFonts w:ascii="Times New Roman" w:hAnsi="Times New Roman" w:cs="Times New Roman"/>
+              </w:rPr>
+            </w:r>
+            <w:r>
+              <w:rPr>
+                <w:rFonts w:ascii="Times New Roman" w:hAnsi="Times New Roman"/>
+                <w:b/>
+                <w:sz w:val="26"/>
+                <w:rFonts w:ascii="Times New Roman" w:hAnsi="Times New Roman" w:cs="Times New Roman"/>
+              </w:rPr>
+              <w:t>18</w:t>
+            </w:r>
+          </w:p>
+        </w:tc>
+        <w:tc>
+          <w:tcPr>
+            <w:tcW w:w="3118" w:type="dxa"/>
+          </w:tcPr>
+          <w:p>
+            <w:pPr>
+              <w:spacing w:before="20" w:after="20"/>
+            </w:pPr>
+            <w:r>
+              <w:rPr>
+                <w:rFonts w:ascii="Times New Roman" w:hAnsi="Times New Roman"/>
+                <w:sz w:val="26"/>
+                <w:rFonts w:ascii="Times New Roman" w:hAnsi="Times New Roman" w:cs="Times New Roman"/>
+              </w:rPr>
+            </w:r>
+            <w:r>
+              <w:rPr>
+                <w:rFonts w:ascii="Times New Roman" w:hAnsi="Times New Roman"/>
+                <w:b/>
+                <w:sz w:val="26"/>
+                <w:rFonts w:ascii="Times New Roman" w:hAnsi="Times New Roman" w:cs="Times New Roman"/>
+              </w:rPr>
+              <w:t>Đánh giá định kỳ 2</w:t>
+            </w:r>
+          </w:p>
+        </w:tc>
+        <w:tc>
+          <w:tcPr>
+            <w:tcW w:w="1134" w:type="dxa"/>
+          </w:tcPr>
+          <w:p>
+            <w:pPr>
+              <w:spacing w:before="20" w:after="20"/>
+              <w:jc w:val="center"/>
+            </w:pPr>
+            <w:r>
+              <w:rPr>
+                <w:rFonts w:ascii="Times New Roman" w:hAnsi="Times New Roman"/>
+                <w:sz w:val="26"/>
+                <w:rFonts w:ascii="Times New Roman" w:hAnsi="Times New Roman" w:cs="Times New Roman"/>
+              </w:rPr>
+            </w:r>
+            <w:r>
+              <w:rPr>
+                <w:rFonts w:ascii="Times New Roman" w:hAnsi="Times New Roman"/>
+                <w:b/>
+                <w:sz w:val="26"/>
+                <w:rFonts w:ascii="Times New Roman" w:hAnsi="Times New Roman" w:cs="Times New Roman"/>
               </w:rPr>
               <w:t>19</w:t>
             </w:r>
@@ -3301,55 +3535,6 @@
         </w:tc>
         <w:tc>
           <w:tcPr>
-            <w:tcW w:w="3118" w:type="dxa"/>
-          </w:tcPr>
-          <w:p>
-            <w:pPr>
-              <w:spacing w:before="20" w:after="20"/>
-            </w:pPr>
-            <w:r>
-              <w:rPr>
-                <w:rFonts w:ascii="Times New Roman" w:hAnsi="Times New Roman"/>
-                <w:sz w:val="26"/>
-              </w:rPr>
-            </w:r>
-            <w:r>
-              <w:rPr>
-                <w:rFonts w:ascii="Times New Roman" w:hAnsi="Times New Roman"/>
-                <w:b w:val="0"/>
-                <w:sz w:val="26"/>
-              </w:rPr>
-              <w:t>Bài 20: Vẽ hình dạng cơ bản và Tô màu</w:t>
-            </w:r>
-          </w:p>
-        </w:tc>
-        <w:tc>
-          <w:tcPr>
-            <w:tcW w:w="1134" w:type="dxa"/>
-          </w:tcPr>
-          <w:p>
-            <w:pPr>
-              <w:spacing w:before="20" w:after="20"/>
-              <w:jc w:val="center"/>
-            </w:pPr>
-            <w:r>
-              <w:rPr>
-                <w:rFonts w:ascii="Times New Roman" w:hAnsi="Times New Roman"/>
-                <w:sz w:val="26"/>
-              </w:rPr>
-            </w:r>
-            <w:r>
-              <w:rPr>
-                <w:rFonts w:ascii="Times New Roman" w:hAnsi="Times New Roman"/>
-                <w:b w:val="0"/>
-                <w:sz w:val="26"/>
-              </w:rPr>
-              <w:t>20</w:t>
-            </w:r>
-          </w:p>
-        </w:tc>
-        <w:tc>
-          <w:tcPr>
             <w:tcW w:w="4536" w:type="dxa"/>
           </w:tcPr>
           <w:p>
@@ -3360,15 +3545,17 @@
               <w:rPr>
                 <w:rFonts w:ascii="Times New Roman" w:hAnsi="Times New Roman"/>
                 <w:sz w:val="26"/>
-              </w:rPr>
-            </w:r>
-            <w:r>
-              <w:rPr>
-                <w:rFonts w:ascii="Times New Roman" w:hAnsi="Times New Roman"/>
-                <w:b w:val="0"/>
-                <w:sz w:val="26"/>
-              </w:rPr>
-              <w:t>- Sử dụng công cụ vẽ đường thẳng (Line), hình tròn (Oval), hình chữ nhật (Rectangle).   - Dùng công cụ Tô màu (Fill with color) để hoàn thiện bức tranh.</w:t>
+                <w:rFonts w:ascii="Times New Roman" w:hAnsi="Times New Roman" w:cs="Times New Roman"/>
+              </w:rPr>
+            </w:r>
+            <w:r>
+              <w:rPr>
+                <w:rFonts w:ascii="Times New Roman" w:hAnsi="Times New Roman"/>
+                <w:b w:val="0"/>
+                <w:sz w:val="26"/>
+                <w:rFonts w:ascii="Times New Roman" w:hAnsi="Times New Roman" w:cs="Times New Roman"/>
+              </w:rPr>
+              <w:t>Kiểm tra đánh giá kết quả học tập.</w:t>
             </w:r>
           </w:p>
         </w:tc>
@@ -3387,13 +3574,68 @@
               <w:rPr>
                 <w:rFonts w:ascii="Times New Roman" w:hAnsi="Times New Roman"/>
                 <w:sz w:val="26"/>
-              </w:rPr>
-            </w:r>
-            <w:r>
-              <w:rPr>
-                <w:rFonts w:ascii="Times New Roman" w:hAnsi="Times New Roman"/>
-                <w:b w:val="0"/>
-                <w:sz w:val="26"/>
+                <w:rFonts w:ascii="Times New Roman" w:hAnsi="Times New Roman" w:cs="Times New Roman"/>
+              </w:rPr>
+            </w:r>
+            <w:r>
+              <w:rPr>
+                <w:rFonts w:ascii="Times New Roman" w:hAnsi="Times New Roman"/>
+                <w:b w:val="0"/>
+                <w:sz w:val="26"/>
+                <w:rFonts w:ascii="Times New Roman" w:hAnsi="Times New Roman" w:cs="Times New Roman"/>
+              </w:rPr>
+              <w:t>19</w:t>
+            </w:r>
+          </w:p>
+        </w:tc>
+        <w:tc>
+          <w:tcPr>
+            <w:tcW w:w="3118" w:type="dxa"/>
+          </w:tcPr>
+          <w:p>
+            <w:pPr>
+              <w:spacing w:before="20" w:after="20"/>
+            </w:pPr>
+            <w:r>
+              <w:rPr>
+                <w:rFonts w:ascii="Times New Roman" w:hAnsi="Times New Roman"/>
+                <w:sz w:val="26"/>
+                <w:rFonts w:ascii="Times New Roman" w:hAnsi="Times New Roman" w:cs="Times New Roman"/>
+              </w:rPr>
+            </w:r>
+            <w:r>
+              <w:rPr>
+                <w:rFonts w:ascii="Times New Roman" w:hAnsi="Times New Roman"/>
+                <w:b w:val="0"/>
+                <w:sz w:val="26"/>
+                <w:rFonts w:ascii="Times New Roman" w:hAnsi="Times New Roman" w:cs="Times New Roman"/>
+              </w:rPr>
+              <w:t>Bài 20: Vẽ hình dạng cơ bản và Tô màu</w:t>
+            </w:r>
+          </w:p>
+        </w:tc>
+        <w:tc>
+          <w:tcPr>
+            <w:tcW w:w="1134" w:type="dxa"/>
+          </w:tcPr>
+          <w:p>
+            <w:pPr>
+              <w:spacing w:before="20" w:after="20"/>
+              <w:jc w:val="center"/>
+            </w:pPr>
+            <w:r>
+              <w:rPr>
+                <w:rFonts w:ascii="Times New Roman" w:hAnsi="Times New Roman"/>
+                <w:sz w:val="26"/>
+                <w:rFonts w:ascii="Times New Roman" w:hAnsi="Times New Roman" w:cs="Times New Roman"/>
+              </w:rPr>
+            </w:r>
+            <w:r>
+              <w:rPr>
+                <w:rFonts w:ascii="Times New Roman" w:hAnsi="Times New Roman"/>
+                <w:b w:val="0"/>
+                <w:sz w:val="26"/>
+                <w:rFonts w:ascii="Times New Roman" w:hAnsi="Times New Roman" w:cs="Times New Roman"/>
               </w:rPr>
               <w:t>20</w:t>
             </w:r>
@@ -3401,55 +3643,6 @@
         </w:tc>
         <w:tc>
           <w:tcPr>
-            <w:tcW w:w="3118" w:type="dxa"/>
-          </w:tcPr>
-          <w:p>
-            <w:pPr>
-              <w:spacing w:before="20" w:after="20"/>
-            </w:pPr>
-            <w:r>
-              <w:rPr>
-                <w:rFonts w:ascii="Times New Roman" w:hAnsi="Times New Roman"/>
-                <w:sz w:val="26"/>
-              </w:rPr>
-            </w:r>
-            <w:r>
-              <w:rPr>
-                <w:rFonts w:ascii="Times New Roman" w:hAnsi="Times New Roman"/>
-                <w:b w:val="0"/>
-                <w:sz w:val="26"/>
-              </w:rPr>
-              <w:t>Bài 21: Thực hành vẽ tranh tự do và Lưu bài</w:t>
-            </w:r>
-          </w:p>
-        </w:tc>
-        <w:tc>
-          <w:tcPr>
-            <w:tcW w:w="1134" w:type="dxa"/>
-          </w:tcPr>
-          <w:p>
-            <w:pPr>
-              <w:spacing w:before="20" w:after="20"/>
-              <w:jc w:val="center"/>
-            </w:pPr>
-            <w:r>
-              <w:rPr>
-                <w:rFonts w:ascii="Times New Roman" w:hAnsi="Times New Roman"/>
-                <w:sz w:val="26"/>
-              </w:rPr>
-            </w:r>
-            <w:r>
-              <w:rPr>
-                <w:rFonts w:ascii="Times New Roman" w:hAnsi="Times New Roman"/>
-                <w:b w:val="0"/>
-                <w:sz w:val="26"/>
-              </w:rPr>
-              <w:t>21</w:t>
-            </w:r>
-          </w:p>
-        </w:tc>
-        <w:tc>
-          <w:tcPr>
             <w:tcW w:w="4536" w:type="dxa"/>
           </w:tcPr>
           <w:p>
@@ -3460,15 +3653,17 @@
               <w:rPr>
                 <w:rFonts w:ascii="Times New Roman" w:hAnsi="Times New Roman"/>
                 <w:sz w:val="26"/>
-              </w:rPr>
-            </w:r>
-            <w:r>
-              <w:rPr>
-                <w:rFonts w:ascii="Times New Roman" w:hAnsi="Times New Roman"/>
-                <w:b w:val="0"/>
-                <w:sz w:val="26"/>
-              </w:rPr>
-              <w:t>- Tự vẽ một bức tranh đơn giản (ngôi nhà, cây cối, mặt trời...).   - Thực hành thao tác Lưu bài (Save) vào máy tính.</w:t>
+                <w:rFonts w:ascii="Times New Roman" w:hAnsi="Times New Roman" w:cs="Times New Roman"/>
+              </w:rPr>
+            </w:r>
+            <w:r>
+              <w:rPr>
+                <w:rFonts w:ascii="Times New Roman" w:hAnsi="Times New Roman"/>
+                <w:b w:val="0"/>
+                <w:sz w:val="26"/>
+                <w:rFonts w:ascii="Times New Roman" w:hAnsi="Times New Roman" w:cs="Times New Roman"/>
+              </w:rPr>
+              <w:t>- Sử dụng công cụ vẽ đường thẳng (Line), hình tròn (Oval), hình chữ nhật (Rectangle).   - Dùng công cụ Tô màu (Fill with color) để hoàn thiện bức tranh.</w:t>
             </w:r>
           </w:p>
         </w:tc>
@@ -3487,13 +3682,68 @@
               <w:rPr>
                 <w:rFonts w:ascii="Times New Roman" w:hAnsi="Times New Roman"/>
                 <w:sz w:val="26"/>
-              </w:rPr>
-            </w:r>
-            <w:r>
-              <w:rPr>
-                <w:rFonts w:ascii="Times New Roman" w:hAnsi="Times New Roman"/>
-                <w:b w:val="0"/>
-                <w:sz w:val="26"/>
+                <w:rFonts w:ascii="Times New Roman" w:hAnsi="Times New Roman" w:cs="Times New Roman"/>
+              </w:rPr>
+            </w:r>
+            <w:r>
+              <w:rPr>
+                <w:rFonts w:ascii="Times New Roman" w:hAnsi="Times New Roman"/>
+                <w:b w:val="0"/>
+                <w:sz w:val="26"/>
+                <w:rFonts w:ascii="Times New Roman" w:hAnsi="Times New Roman" w:cs="Times New Roman"/>
+              </w:rPr>
+              <w:t>20</w:t>
+            </w:r>
+          </w:p>
+        </w:tc>
+        <w:tc>
+          <w:tcPr>
+            <w:tcW w:w="3118" w:type="dxa"/>
+          </w:tcPr>
+          <w:p>
+            <w:pPr>
+              <w:spacing w:before="20" w:after="20"/>
+            </w:pPr>
+            <w:r>
+              <w:rPr>
+                <w:rFonts w:ascii="Times New Roman" w:hAnsi="Times New Roman"/>
+                <w:sz w:val="26"/>
+                <w:rFonts w:ascii="Times New Roman" w:hAnsi="Times New Roman" w:cs="Times New Roman"/>
+              </w:rPr>
+            </w:r>
+            <w:r>
+              <w:rPr>
+                <w:rFonts w:ascii="Times New Roman" w:hAnsi="Times New Roman"/>
+                <w:b w:val="0"/>
+                <w:sz w:val="26"/>
+                <w:rFonts w:ascii="Times New Roman" w:hAnsi="Times New Roman" w:cs="Times New Roman"/>
+              </w:rPr>
+              <w:t>Bài 21: Thực hành vẽ tranh tự do và Lưu bài</w:t>
+            </w:r>
+          </w:p>
+        </w:tc>
+        <w:tc>
+          <w:tcPr>
+            <w:tcW w:w="1134" w:type="dxa"/>
+          </w:tcPr>
+          <w:p>
+            <w:pPr>
+              <w:spacing w:before="20" w:after="20"/>
+              <w:jc w:val="center"/>
+            </w:pPr>
+            <w:r>
+              <w:rPr>
+                <w:rFonts w:ascii="Times New Roman" w:hAnsi="Times New Roman"/>
+                <w:sz w:val="26"/>
+                <w:rFonts w:ascii="Times New Roman" w:hAnsi="Times New Roman" w:cs="Times New Roman"/>
+              </w:rPr>
+            </w:r>
+            <w:r>
+              <w:rPr>
+                <w:rFonts w:ascii="Times New Roman" w:hAnsi="Times New Roman"/>
+                <w:b w:val="0"/>
+                <w:sz w:val="26"/>
+                <w:rFonts w:ascii="Times New Roman" w:hAnsi="Times New Roman" w:cs="Times New Roman"/>
               </w:rPr>
               <w:t>21</w:t>
             </w:r>
@@ -3501,55 +3751,6 @@
         </w:tc>
         <w:tc>
           <w:tcPr>
-            <w:tcW w:w="3118" w:type="dxa"/>
-          </w:tcPr>
-          <w:p>
-            <w:pPr>
-              <w:spacing w:before="20" w:after="20"/>
-            </w:pPr>
-            <w:r>
-              <w:rPr>
-                <w:rFonts w:ascii="Times New Roman" w:hAnsi="Times New Roman"/>
-                <w:sz w:val="26"/>
-              </w:rPr>
-            </w:r>
-            <w:r>
-              <w:rPr>
-                <w:rFonts w:ascii="Times New Roman" w:hAnsi="Times New Roman"/>
-                <w:b w:val="0"/>
-                <w:sz w:val="26"/>
-              </w:rPr>
-              <w:t>Bài 22: Luyện tập sáng tạo tranh vẽ</w:t>
-            </w:r>
-          </w:p>
-        </w:tc>
-        <w:tc>
-          <w:tcPr>
-            <w:tcW w:w="1134" w:type="dxa"/>
-          </w:tcPr>
-          <w:p>
-            <w:pPr>
-              <w:spacing w:before="20" w:after="20"/>
-              <w:jc w:val="center"/>
-            </w:pPr>
-            <w:r>
-              <w:rPr>
-                <w:rFonts w:ascii="Times New Roman" w:hAnsi="Times New Roman"/>
-                <w:sz w:val="26"/>
-              </w:rPr>
-            </w:r>
-            <w:r>
-              <w:rPr>
-                <w:rFonts w:ascii="Times New Roman" w:hAnsi="Times New Roman"/>
-                <w:b w:val="0"/>
-                <w:sz w:val="26"/>
-              </w:rPr>
-              <w:t>22</w:t>
-            </w:r>
-          </w:p>
-        </w:tc>
-        <w:tc>
-          <w:tcPr>
             <w:tcW w:w="4536" w:type="dxa"/>
           </w:tcPr>
           <w:p>
@@ -3560,15 +3761,17 @@
               <w:rPr>
                 <w:rFonts w:ascii="Times New Roman" w:hAnsi="Times New Roman"/>
                 <w:sz w:val="26"/>
-              </w:rPr>
-            </w:r>
-            <w:r>
-              <w:rPr>
-                <w:rFonts w:ascii="Times New Roman" w:hAnsi="Times New Roman"/>
-                <w:b w:val="0"/>
-                <w:sz w:val="26"/>
-              </w:rPr>
-              <w:t>- Phối hợp các công cụ hình khối và tô màu để tạo nên sản phẩm hoàn chỉnh.</w:t>
+                <w:rFonts w:ascii="Times New Roman" w:hAnsi="Times New Roman" w:cs="Times New Roman"/>
+              </w:rPr>
+            </w:r>
+            <w:r>
+              <w:rPr>
+                <w:rFonts w:ascii="Times New Roman" w:hAnsi="Times New Roman"/>
+                <w:b w:val="0"/>
+                <w:sz w:val="26"/>
+                <w:rFonts w:ascii="Times New Roman" w:hAnsi="Times New Roman" w:cs="Times New Roman"/>
+              </w:rPr>
+              <w:t>- Tự vẽ một bức tranh đơn giản (ngôi nhà, cây cối, mặt trời...).   - Thực hành thao tác Lưu bài (Save) vào máy tính.</w:t>
             </w:r>
           </w:p>
         </w:tc>
@@ -3587,13 +3790,68 @@
               <w:rPr>
                 <w:rFonts w:ascii="Times New Roman" w:hAnsi="Times New Roman"/>
                 <w:sz w:val="26"/>
-              </w:rPr>
-            </w:r>
-            <w:r>
-              <w:rPr>
-                <w:rFonts w:ascii="Times New Roman" w:hAnsi="Times New Roman"/>
-                <w:b w:val="0"/>
-                <w:sz w:val="26"/>
+                <w:rFonts w:ascii="Times New Roman" w:hAnsi="Times New Roman" w:cs="Times New Roman"/>
+              </w:rPr>
+            </w:r>
+            <w:r>
+              <w:rPr>
+                <w:rFonts w:ascii="Times New Roman" w:hAnsi="Times New Roman"/>
+                <w:b w:val="0"/>
+                <w:sz w:val="26"/>
+                <w:rFonts w:ascii="Times New Roman" w:hAnsi="Times New Roman" w:cs="Times New Roman"/>
+              </w:rPr>
+              <w:t>21</w:t>
+            </w:r>
+          </w:p>
+        </w:tc>
+        <w:tc>
+          <w:tcPr>
+            <w:tcW w:w="3118" w:type="dxa"/>
+          </w:tcPr>
+          <w:p>
+            <w:pPr>
+              <w:spacing w:before="20" w:after="20"/>
+            </w:pPr>
+            <w:r>
+              <w:rPr>
+                <w:rFonts w:ascii="Times New Roman" w:hAnsi="Times New Roman"/>
+                <w:sz w:val="26"/>
+                <w:rFonts w:ascii="Times New Roman" w:hAnsi="Times New Roman" w:cs="Times New Roman"/>
+              </w:rPr>
+            </w:r>
+            <w:r>
+              <w:rPr>
+                <w:rFonts w:ascii="Times New Roman" w:hAnsi="Times New Roman"/>
+                <w:b w:val="0"/>
+                <w:sz w:val="26"/>
+                <w:rFonts w:ascii="Times New Roman" w:hAnsi="Times New Roman" w:cs="Times New Roman"/>
+              </w:rPr>
+              <w:t>Bài 22: Luyện tập sáng tạo tranh vẽ</w:t>
+            </w:r>
+          </w:p>
+        </w:tc>
+        <w:tc>
+          <w:tcPr>
+            <w:tcW w:w="1134" w:type="dxa"/>
+          </w:tcPr>
+          <w:p>
+            <w:pPr>
+              <w:spacing w:before="20" w:after="20"/>
+              <w:jc w:val="center"/>
+            </w:pPr>
+            <w:r>
+              <w:rPr>
+                <w:rFonts w:ascii="Times New Roman" w:hAnsi="Times New Roman"/>
+                <w:sz w:val="26"/>
+                <w:rFonts w:ascii="Times New Roman" w:hAnsi="Times New Roman" w:cs="Times New Roman"/>
+              </w:rPr>
+            </w:r>
+            <w:r>
+              <w:rPr>
+                <w:rFonts w:ascii="Times New Roman" w:hAnsi="Times New Roman"/>
+                <w:b w:val="0"/>
+                <w:sz w:val="26"/>
+                <w:rFonts w:ascii="Times New Roman" w:hAnsi="Times New Roman" w:cs="Times New Roman"/>
               </w:rPr>
               <w:t>22</w:t>
             </w:r>
@@ -3601,55 +3859,6 @@
         </w:tc>
         <w:tc>
           <w:tcPr>
-            <w:tcW w:w="3118" w:type="dxa"/>
-          </w:tcPr>
-          <w:p>
-            <w:pPr>
-              <w:spacing w:before="20" w:after="20"/>
-            </w:pPr>
-            <w:r>
-              <w:rPr>
-                <w:rFonts w:ascii="Times New Roman" w:hAnsi="Times New Roman"/>
-                <w:sz w:val="26"/>
-              </w:rPr>
-            </w:r>
-            <w:r>
-              <w:rPr>
-                <w:rFonts w:ascii="Times New Roman" w:hAnsi="Times New Roman"/>
-                <w:b w:val="0"/>
-                <w:sz w:val="26"/>
-              </w:rPr>
-              <w:t>Bài 25: Làm quen với giao diện Scratch</w:t>
-            </w:r>
-          </w:p>
-        </w:tc>
-        <w:tc>
-          <w:tcPr>
-            <w:tcW w:w="1134" w:type="dxa"/>
-          </w:tcPr>
-          <w:p>
-            <w:pPr>
-              <w:spacing w:before="20" w:after="20"/>
-              <w:jc w:val="center"/>
-            </w:pPr>
-            <w:r>
-              <w:rPr>
-                <w:rFonts w:ascii="Times New Roman" w:hAnsi="Times New Roman"/>
-                <w:sz w:val="26"/>
-              </w:rPr>
-            </w:r>
-            <w:r>
-              <w:rPr>
-                <w:rFonts w:ascii="Times New Roman" w:hAnsi="Times New Roman"/>
-                <w:b w:val="0"/>
-                <w:sz w:val="26"/>
-              </w:rPr>
-              <w:t>23</w:t>
-            </w:r>
-          </w:p>
-        </w:tc>
-        <w:tc>
-          <w:tcPr>
             <w:tcW w:w="4536" w:type="dxa"/>
           </w:tcPr>
           <w:p>
@@ -3660,15 +3869,17 @@
               <w:rPr>
                 <w:rFonts w:ascii="Times New Roman" w:hAnsi="Times New Roman"/>
                 <w:sz w:val="26"/>
-              </w:rPr>
-            </w:r>
-            <w:r>
-              <w:rPr>
-                <w:rFonts w:ascii="Times New Roman" w:hAnsi="Times New Roman"/>
-                <w:b w:val="0"/>
-                <w:sz w:val="26"/>
-              </w:rPr>
-              <w:t>- Khởi động Scratch, nhận biết nhân vật (Chú mèo) và vùng sân khấu hiển thị.</w:t>
+                <w:rFonts w:ascii="Times New Roman" w:hAnsi="Times New Roman" w:cs="Times New Roman"/>
+              </w:rPr>
+            </w:r>
+            <w:r>
+              <w:rPr>
+                <w:rFonts w:ascii="Times New Roman" w:hAnsi="Times New Roman"/>
+                <w:b w:val="0"/>
+                <w:sz w:val="26"/>
+                <w:rFonts w:ascii="Times New Roman" w:hAnsi="Times New Roman" w:cs="Times New Roman"/>
+              </w:rPr>
+              <w:t>- Phối hợp các công cụ hình khối và tô màu để tạo nên sản phẩm hoàn chỉnh.</w:t>
             </w:r>
           </w:p>
         </w:tc>
@@ -3687,13 +3898,68 @@
               <w:rPr>
                 <w:rFonts w:ascii="Times New Roman" w:hAnsi="Times New Roman"/>
                 <w:sz w:val="26"/>
-              </w:rPr>
-            </w:r>
-            <w:r>
-              <w:rPr>
-                <w:rFonts w:ascii="Times New Roman" w:hAnsi="Times New Roman"/>
-                <w:b w:val="0"/>
-                <w:sz w:val="26"/>
+                <w:rFonts w:ascii="Times New Roman" w:hAnsi="Times New Roman" w:cs="Times New Roman"/>
+              </w:rPr>
+            </w:r>
+            <w:r>
+              <w:rPr>
+                <w:rFonts w:ascii="Times New Roman" w:hAnsi="Times New Roman"/>
+                <w:b w:val="0"/>
+                <w:sz w:val="26"/>
+                <w:rFonts w:ascii="Times New Roman" w:hAnsi="Times New Roman" w:cs="Times New Roman"/>
+              </w:rPr>
+              <w:t>22</w:t>
+            </w:r>
+          </w:p>
+        </w:tc>
+        <w:tc>
+          <w:tcPr>
+            <w:tcW w:w="3118" w:type="dxa"/>
+          </w:tcPr>
+          <w:p>
+            <w:pPr>
+              <w:spacing w:before="20" w:after="20"/>
+            </w:pPr>
+            <w:r>
+              <w:rPr>
+                <w:rFonts w:ascii="Times New Roman" w:hAnsi="Times New Roman"/>
+                <w:sz w:val="26"/>
+                <w:rFonts w:ascii="Times New Roman" w:hAnsi="Times New Roman" w:cs="Times New Roman"/>
+              </w:rPr>
+            </w:r>
+            <w:r>
+              <w:rPr>
+                <w:rFonts w:ascii="Times New Roman" w:hAnsi="Times New Roman"/>
+                <w:b w:val="0"/>
+                <w:sz w:val="26"/>
+                <w:rFonts w:ascii="Times New Roman" w:hAnsi="Times New Roman" w:cs="Times New Roman"/>
+              </w:rPr>
+              <w:t>Bài 25: Làm quen với giao diện Scratch</w:t>
+            </w:r>
+          </w:p>
+        </w:tc>
+        <w:tc>
+          <w:tcPr>
+            <w:tcW w:w="1134" w:type="dxa"/>
+          </w:tcPr>
+          <w:p>
+            <w:pPr>
+              <w:spacing w:before="20" w:after="20"/>
+              <w:jc w:val="center"/>
+            </w:pPr>
+            <w:r>
+              <w:rPr>
+                <w:rFonts w:ascii="Times New Roman" w:hAnsi="Times New Roman"/>
+                <w:sz w:val="26"/>
+                <w:rFonts w:ascii="Times New Roman" w:hAnsi="Times New Roman" w:cs="Times New Roman"/>
+              </w:rPr>
+            </w:r>
+            <w:r>
+              <w:rPr>
+                <w:rFonts w:ascii="Times New Roman" w:hAnsi="Times New Roman"/>
+                <w:b w:val="0"/>
+                <w:sz w:val="26"/>
+                <w:rFonts w:ascii="Times New Roman" w:hAnsi="Times New Roman" w:cs="Times New Roman"/>
               </w:rPr>
               <w:t>23</w:t>
             </w:r>
@@ -3701,55 +3967,6 @@
         </w:tc>
         <w:tc>
           <w:tcPr>
-            <w:tcW w:w="3118" w:type="dxa"/>
-          </w:tcPr>
-          <w:p>
-            <w:pPr>
-              <w:spacing w:before="20" w:after="20"/>
-            </w:pPr>
-            <w:r>
-              <w:rPr>
-                <w:rFonts w:ascii="Times New Roman" w:hAnsi="Times New Roman"/>
-                <w:sz w:val="26"/>
-              </w:rPr>
-            </w:r>
-            <w:r>
-              <w:rPr>
-                <w:rFonts w:ascii="Times New Roman" w:hAnsi="Times New Roman"/>
-                <w:b w:val="0"/>
-                <w:sz w:val="26"/>
-              </w:rPr>
-              <w:t>Bài 26: Thêm nhân vật và Phông nền sân khấu</w:t>
-            </w:r>
-          </w:p>
-        </w:tc>
-        <w:tc>
-          <w:tcPr>
-            <w:tcW w:w="1134" w:type="dxa"/>
-          </w:tcPr>
-          <w:p>
-            <w:pPr>
-              <w:spacing w:before="20" w:after="20"/>
-              <w:jc w:val="center"/>
-            </w:pPr>
-            <w:r>
-              <w:rPr>
-                <w:rFonts w:ascii="Times New Roman" w:hAnsi="Times New Roman"/>
-                <w:sz w:val="26"/>
-              </w:rPr>
-            </w:r>
-            <w:r>
-              <w:rPr>
-                <w:rFonts w:ascii="Times New Roman" w:hAnsi="Times New Roman"/>
-                <w:b w:val="0"/>
-                <w:sz w:val="26"/>
-              </w:rPr>
-              <w:t>24</w:t>
-            </w:r>
-          </w:p>
-        </w:tc>
-        <w:tc>
-          <w:tcPr>
             <w:tcW w:w="4536" w:type="dxa"/>
           </w:tcPr>
           <w:p>
@@ -3760,15 +3977,17 @@
               <w:rPr>
                 <w:rFonts w:ascii="Times New Roman" w:hAnsi="Times New Roman"/>
                 <w:sz w:val="26"/>
-              </w:rPr>
-            </w:r>
-            <w:r>
-              <w:rPr>
-                <w:rFonts w:ascii="Times New Roman" w:hAnsi="Times New Roman"/>
-                <w:b w:val="0"/>
-                <w:sz w:val="26"/>
-              </w:rPr>
-              <w:t>- Thực hành chọn nhân vật mới từ thư viện Scratch.   - Thay đổi phông nền (Background) phù hợp cho sân khấu.</w:t>
+                <w:rFonts w:ascii="Times New Roman" w:hAnsi="Times New Roman" w:cs="Times New Roman"/>
+              </w:rPr>
+            </w:r>
+            <w:r>
+              <w:rPr>
+                <w:rFonts w:ascii="Times New Roman" w:hAnsi="Times New Roman"/>
+                <w:b w:val="0"/>
+                <w:sz w:val="26"/>
+                <w:rFonts w:ascii="Times New Roman" w:hAnsi="Times New Roman" w:cs="Times New Roman"/>
+              </w:rPr>
+              <w:t>- Khởi động Scratch, nhận biết nhân vật (Chú mèo) và vùng sân khấu hiển thị.</w:t>
             </w:r>
           </w:p>
         </w:tc>
@@ -3787,13 +4006,68 @@
               <w:rPr>
                 <w:rFonts w:ascii="Times New Roman" w:hAnsi="Times New Roman"/>
                 <w:sz w:val="26"/>
-              </w:rPr>
-            </w:r>
-            <w:r>
-              <w:rPr>
-                <w:rFonts w:ascii="Times New Roman" w:hAnsi="Times New Roman"/>
-                <w:b w:val="0"/>
-                <w:sz w:val="26"/>
+                <w:rFonts w:ascii="Times New Roman" w:hAnsi="Times New Roman" w:cs="Times New Roman"/>
+              </w:rPr>
+            </w:r>
+            <w:r>
+              <w:rPr>
+                <w:rFonts w:ascii="Times New Roman" w:hAnsi="Times New Roman"/>
+                <w:b w:val="0"/>
+                <w:sz w:val="26"/>
+                <w:rFonts w:ascii="Times New Roman" w:hAnsi="Times New Roman" w:cs="Times New Roman"/>
+              </w:rPr>
+              <w:t>23</w:t>
+            </w:r>
+          </w:p>
+        </w:tc>
+        <w:tc>
+          <w:tcPr>
+            <w:tcW w:w="3118" w:type="dxa"/>
+          </w:tcPr>
+          <w:p>
+            <w:pPr>
+              <w:spacing w:before="20" w:after="20"/>
+            </w:pPr>
+            <w:r>
+              <w:rPr>
+                <w:rFonts w:ascii="Times New Roman" w:hAnsi="Times New Roman"/>
+                <w:sz w:val="26"/>
+                <w:rFonts w:ascii="Times New Roman" w:hAnsi="Times New Roman" w:cs="Times New Roman"/>
+              </w:rPr>
+            </w:r>
+            <w:r>
+              <w:rPr>
+                <w:rFonts w:ascii="Times New Roman" w:hAnsi="Times New Roman"/>
+                <w:b w:val="0"/>
+                <w:sz w:val="26"/>
+                <w:rFonts w:ascii="Times New Roman" w:hAnsi="Times New Roman" w:cs="Times New Roman"/>
+              </w:rPr>
+              <w:t>Bài 26: Thêm nhân vật và Phông nền sân khấu</w:t>
+            </w:r>
+          </w:p>
+        </w:tc>
+        <w:tc>
+          <w:tcPr>
+            <w:tcW w:w="1134" w:type="dxa"/>
+          </w:tcPr>
+          <w:p>
+            <w:pPr>
+              <w:spacing w:before="20" w:after="20"/>
+              <w:jc w:val="center"/>
+            </w:pPr>
+            <w:r>
+              <w:rPr>
+                <w:rFonts w:ascii="Times New Roman" w:hAnsi="Times New Roman"/>
+                <w:sz w:val="26"/>
+                <w:rFonts w:ascii="Times New Roman" w:hAnsi="Times New Roman" w:cs="Times New Roman"/>
+              </w:rPr>
+            </w:r>
+            <w:r>
+              <w:rPr>
+                <w:rFonts w:ascii="Times New Roman" w:hAnsi="Times New Roman"/>
+                <w:b w:val="0"/>
+                <w:sz w:val="26"/>
+                <w:rFonts w:ascii="Times New Roman" w:hAnsi="Times New Roman" w:cs="Times New Roman"/>
               </w:rPr>
               <w:t>24</w:t>
             </w:r>
@@ -3801,55 +4075,6 @@
         </w:tc>
         <w:tc>
           <w:tcPr>
-            <w:tcW w:w="3118" w:type="dxa"/>
-          </w:tcPr>
-          <w:p>
-            <w:pPr>
-              <w:spacing w:before="20" w:after="20"/>
-            </w:pPr>
-            <w:r>
-              <w:rPr>
-                <w:rFonts w:ascii="Times New Roman" w:hAnsi="Times New Roman"/>
-                <w:sz w:val="26"/>
-              </w:rPr>
-            </w:r>
-            <w:r>
-              <w:rPr>
-                <w:rFonts w:ascii="Times New Roman" w:hAnsi="Times New Roman"/>
-                <w:b w:val="0"/>
-                <w:sz w:val="26"/>
-              </w:rPr>
-              <w:t>Bài 27: Điều khiển nhân vật di chuyển (Motion)</w:t>
-            </w:r>
-          </w:p>
-        </w:tc>
-        <w:tc>
-          <w:tcPr>
-            <w:tcW w:w="1134" w:type="dxa"/>
-          </w:tcPr>
-          <w:p>
-            <w:pPr>
-              <w:spacing w:before="20" w:after="20"/>
-              <w:jc w:val="center"/>
-            </w:pPr>
-            <w:r>
-              <w:rPr>
-                <w:rFonts w:ascii="Times New Roman" w:hAnsi="Times New Roman"/>
-                <w:sz w:val="26"/>
-              </w:rPr>
-            </w:r>
-            <w:r>
-              <w:rPr>
-                <w:rFonts w:ascii="Times New Roman" w:hAnsi="Times New Roman"/>
-                <w:b w:val="0"/>
-                <w:sz w:val="26"/>
-              </w:rPr>
-              <w:t>25</w:t>
-            </w:r>
-          </w:p>
-        </w:tc>
-        <w:tc>
-          <w:tcPr>
             <w:tcW w:w="4536" w:type="dxa"/>
           </w:tcPr>
           <w:p>
@@ -3860,15 +4085,17 @@
               <w:rPr>
                 <w:rFonts w:ascii="Times New Roman" w:hAnsi="Times New Roman"/>
                 <w:sz w:val="26"/>
-              </w:rPr>
-            </w:r>
-            <w:r>
-              <w:rPr>
-                <w:rFonts w:ascii="Times New Roman" w:hAnsi="Times New Roman"/>
-                <w:b w:val="0"/>
-                <w:sz w:val="26"/>
-              </w:rPr>
-              <w:t>- Kéo thả và lắp ghép các khối lệnh Chuyển động (Motion) để nhân vật di chuyển.</w:t>
+                <w:rFonts w:ascii="Times New Roman" w:hAnsi="Times New Roman" w:cs="Times New Roman"/>
+              </w:rPr>
+            </w:r>
+            <w:r>
+              <w:rPr>
+                <w:rFonts w:ascii="Times New Roman" w:hAnsi="Times New Roman"/>
+                <w:b w:val="0"/>
+                <w:sz w:val="26"/>
+                <w:rFonts w:ascii="Times New Roman" w:hAnsi="Times New Roman" w:cs="Times New Roman"/>
+              </w:rPr>
+              <w:t>- Thực hành chọn nhân vật mới từ thư viện Scratch.   - Thay đổi phông nền (Background) phù hợp cho sân khấu.</w:t>
             </w:r>
           </w:p>
         </w:tc>
@@ -3887,13 +4114,68 @@
               <w:rPr>
                 <w:rFonts w:ascii="Times New Roman" w:hAnsi="Times New Roman"/>
                 <w:sz w:val="26"/>
-              </w:rPr>
-            </w:r>
-            <w:r>
-              <w:rPr>
-                <w:rFonts w:ascii="Times New Roman" w:hAnsi="Times New Roman"/>
-                <w:b w:val="0"/>
-                <w:sz w:val="26"/>
+                <w:rFonts w:ascii="Times New Roman" w:hAnsi="Times New Roman" w:cs="Times New Roman"/>
+              </w:rPr>
+            </w:r>
+            <w:r>
+              <w:rPr>
+                <w:rFonts w:ascii="Times New Roman" w:hAnsi="Times New Roman"/>
+                <w:b w:val="0"/>
+                <w:sz w:val="26"/>
+                <w:rFonts w:ascii="Times New Roman" w:hAnsi="Times New Roman" w:cs="Times New Roman"/>
+              </w:rPr>
+              <w:t>24</w:t>
+            </w:r>
+          </w:p>
+        </w:tc>
+        <w:tc>
+          <w:tcPr>
+            <w:tcW w:w="3118" w:type="dxa"/>
+          </w:tcPr>
+          <w:p>
+            <w:pPr>
+              <w:spacing w:before="20" w:after="20"/>
+            </w:pPr>
+            <w:r>
+              <w:rPr>
+                <w:rFonts w:ascii="Times New Roman" w:hAnsi="Times New Roman"/>
+                <w:sz w:val="26"/>
+                <w:rFonts w:ascii="Times New Roman" w:hAnsi="Times New Roman" w:cs="Times New Roman"/>
+              </w:rPr>
+            </w:r>
+            <w:r>
+              <w:rPr>
+                <w:rFonts w:ascii="Times New Roman" w:hAnsi="Times New Roman"/>
+                <w:b w:val="0"/>
+                <w:sz w:val="26"/>
+                <w:rFonts w:ascii="Times New Roman" w:hAnsi="Times New Roman" w:cs="Times New Roman"/>
+              </w:rPr>
+              <w:t>Bài 27: Điều khiển nhân vật di chuyển (Motion)</w:t>
+            </w:r>
+          </w:p>
+        </w:tc>
+        <w:tc>
+          <w:tcPr>
+            <w:tcW w:w="1134" w:type="dxa"/>
+          </w:tcPr>
+          <w:p>
+            <w:pPr>
+              <w:spacing w:before="20" w:after="20"/>
+              <w:jc w:val="center"/>
+            </w:pPr>
+            <w:r>
+              <w:rPr>
+                <w:rFonts w:ascii="Times New Roman" w:hAnsi="Times New Roman"/>
+                <w:sz w:val="26"/>
+                <w:rFonts w:ascii="Times New Roman" w:hAnsi="Times New Roman" w:cs="Times New Roman"/>
+              </w:rPr>
+            </w:r>
+            <w:r>
+              <w:rPr>
+                <w:rFonts w:ascii="Times New Roman" w:hAnsi="Times New Roman"/>
+                <w:b w:val="0"/>
+                <w:sz w:val="26"/>
+                <w:rFonts w:ascii="Times New Roman" w:hAnsi="Times New Roman" w:cs="Times New Roman"/>
               </w:rPr>
               <w:t>25</w:t>
             </w:r>
@@ -3901,55 +4183,6 @@
         </w:tc>
         <w:tc>
           <w:tcPr>
-            <w:tcW w:w="3118" w:type="dxa"/>
-          </w:tcPr>
-          <w:p>
-            <w:pPr>
-              <w:spacing w:before="20" w:after="20"/>
-            </w:pPr>
-            <w:r>
-              <w:rPr>
-                <w:rFonts w:ascii="Times New Roman" w:hAnsi="Times New Roman"/>
-                <w:sz w:val="26"/>
-              </w:rPr>
-            </w:r>
-            <w:r>
-              <w:rPr>
-                <w:rFonts w:ascii="Times New Roman" w:hAnsi="Times New Roman"/>
-                <w:b w:val="0"/>
-                <w:sz w:val="26"/>
-              </w:rPr>
-              <w:t>Bài 28: Thêm âm thanh và thoại cho nhân vật (Looks &amp; Sound)</w:t>
-            </w:r>
-          </w:p>
-        </w:tc>
-        <w:tc>
-          <w:tcPr>
-            <w:tcW w:w="1134" w:type="dxa"/>
-          </w:tcPr>
-          <w:p>
-            <w:pPr>
-              <w:spacing w:before="20" w:after="20"/>
-              <w:jc w:val="center"/>
-            </w:pPr>
-            <w:r>
-              <w:rPr>
-                <w:rFonts w:ascii="Times New Roman" w:hAnsi="Times New Roman"/>
-                <w:sz w:val="26"/>
-              </w:rPr>
-            </w:r>
-            <w:r>
-              <w:rPr>
-                <w:rFonts w:ascii="Times New Roman" w:hAnsi="Times New Roman"/>
-                <w:b w:val="0"/>
-                <w:sz w:val="26"/>
-              </w:rPr>
-              <w:t>26</w:t>
-            </w:r>
-          </w:p>
-        </w:tc>
-        <w:tc>
-          <w:tcPr>
             <w:tcW w:w="4536" w:type="dxa"/>
           </w:tcPr>
           <w:p>
@@ -3960,15 +4193,17 @@
               <w:rPr>
                 <w:rFonts w:ascii="Times New Roman" w:hAnsi="Times New Roman"/>
                 <w:sz w:val="26"/>
-              </w:rPr>
-            </w:r>
-            <w:r>
-              <w:rPr>
-                <w:rFonts w:ascii="Times New Roman" w:hAnsi="Times New Roman"/>
-                <w:b w:val="0"/>
-                <w:sz w:val="26"/>
-              </w:rPr>
-              <w:t>- Dùng nhóm lệnh Hiển thị (Looks) để nhân vật phát câu thoại "Xin chào".   - Thêm âm thanh (Sound) sinh động cho chuyển động.</w:t>
+                <w:rFonts w:ascii="Times New Roman" w:hAnsi="Times New Roman" w:cs="Times New Roman"/>
+              </w:rPr>
+            </w:r>
+            <w:r>
+              <w:rPr>
+                <w:rFonts w:ascii="Times New Roman" w:hAnsi="Times New Roman"/>
+                <w:b w:val="0"/>
+                <w:sz w:val="26"/>
+                <w:rFonts w:ascii="Times New Roman" w:hAnsi="Times New Roman" w:cs="Times New Roman"/>
+              </w:rPr>
+              <w:t>- Kéo thả và lắp ghép các khối lệnh Chuyển động (Motion) để nhân vật di chuyển.</w:t>
             </w:r>
           </w:p>
         </w:tc>
@@ -3987,13 +4222,68 @@
               <w:rPr>
                 <w:rFonts w:ascii="Times New Roman" w:hAnsi="Times New Roman"/>
                 <w:sz w:val="26"/>
-              </w:rPr>
-            </w:r>
-            <w:r>
-              <w:rPr>
-                <w:rFonts w:ascii="Times New Roman" w:hAnsi="Times New Roman"/>
-                <w:b/>
-                <w:sz w:val="26"/>
+                <w:rFonts w:ascii="Times New Roman" w:hAnsi="Times New Roman" w:cs="Times New Roman"/>
+              </w:rPr>
+            </w:r>
+            <w:r>
+              <w:rPr>
+                <w:rFonts w:ascii="Times New Roman" w:hAnsi="Times New Roman"/>
+                <w:b w:val="0"/>
+                <w:sz w:val="26"/>
+                <w:rFonts w:ascii="Times New Roman" w:hAnsi="Times New Roman" w:cs="Times New Roman"/>
+              </w:rPr>
+              <w:t>25</w:t>
+            </w:r>
+          </w:p>
+        </w:tc>
+        <w:tc>
+          <w:tcPr>
+            <w:tcW w:w="3118" w:type="dxa"/>
+          </w:tcPr>
+          <w:p>
+            <w:pPr>
+              <w:spacing w:before="20" w:after="20"/>
+            </w:pPr>
+            <w:r>
+              <w:rPr>
+                <w:rFonts w:ascii="Times New Roman" w:hAnsi="Times New Roman"/>
+                <w:sz w:val="26"/>
+                <w:rFonts w:ascii="Times New Roman" w:hAnsi="Times New Roman" w:cs="Times New Roman"/>
+              </w:rPr>
+            </w:r>
+            <w:r>
+              <w:rPr>
+                <w:rFonts w:ascii="Times New Roman" w:hAnsi="Times New Roman"/>
+                <w:b w:val="0"/>
+                <w:sz w:val="26"/>
+                <w:rFonts w:ascii="Times New Roman" w:hAnsi="Times New Roman" w:cs="Times New Roman"/>
+              </w:rPr>
+              <w:t>Bài 28: Thêm âm thanh và thoại cho nhân vật (Looks &amp; Sound)</w:t>
+            </w:r>
+          </w:p>
+        </w:tc>
+        <w:tc>
+          <w:tcPr>
+            <w:tcW w:w="1134" w:type="dxa"/>
+          </w:tcPr>
+          <w:p>
+            <w:pPr>
+              <w:spacing w:before="20" w:after="20"/>
+              <w:jc w:val="center"/>
+            </w:pPr>
+            <w:r>
+              <w:rPr>
+                <w:rFonts w:ascii="Times New Roman" w:hAnsi="Times New Roman"/>
+                <w:sz w:val="26"/>
+                <w:rFonts w:ascii="Times New Roman" w:hAnsi="Times New Roman" w:cs="Times New Roman"/>
+              </w:rPr>
+            </w:r>
+            <w:r>
+              <w:rPr>
+                <w:rFonts w:ascii="Times New Roman" w:hAnsi="Times New Roman"/>
+                <w:b w:val="0"/>
+                <w:sz w:val="26"/>
+                <w:rFonts w:ascii="Times New Roman" w:hAnsi="Times New Roman" w:cs="Times New Roman"/>
               </w:rPr>
               <w:t>26</w:t>
             </w:r>
@@ -4001,55 +4291,6 @@
         </w:tc>
         <w:tc>
           <w:tcPr>
-            <w:tcW w:w="3118" w:type="dxa"/>
-          </w:tcPr>
-          <w:p>
-            <w:pPr>
-              <w:spacing w:before="20" w:after="20"/>
-            </w:pPr>
-            <w:r>
-              <w:rPr>
-                <w:rFonts w:ascii="Times New Roman" w:hAnsi="Times New Roman"/>
-                <w:sz w:val="26"/>
-              </w:rPr>
-            </w:r>
-            <w:r>
-              <w:rPr>
-                <w:rFonts w:ascii="Times New Roman" w:hAnsi="Times New Roman"/>
-                <w:b/>
-                <w:sz w:val="26"/>
-              </w:rPr>
-              <w:t>Ôn tập Đánh giá định kỳ 3</w:t>
-            </w:r>
-          </w:p>
-        </w:tc>
-        <w:tc>
-          <w:tcPr>
-            <w:tcW w:w="1134" w:type="dxa"/>
-          </w:tcPr>
-          <w:p>
-            <w:pPr>
-              <w:spacing w:before="20" w:after="20"/>
-              <w:jc w:val="center"/>
-            </w:pPr>
-            <w:r>
-              <w:rPr>
-                <w:rFonts w:ascii="Times New Roman" w:hAnsi="Times New Roman"/>
-                <w:sz w:val="26"/>
-              </w:rPr>
-            </w:r>
-            <w:r>
-              <w:rPr>
-                <w:rFonts w:ascii="Times New Roman" w:hAnsi="Times New Roman"/>
-                <w:b/>
-                <w:sz w:val="26"/>
-              </w:rPr>
-              <w:t>27</w:t>
-            </w:r>
-          </w:p>
-        </w:tc>
-        <w:tc>
-          <w:tcPr>
             <w:tcW w:w="4536" w:type="dxa"/>
           </w:tcPr>
           <w:p>
@@ -4060,15 +4301,17 @@
               <w:rPr>
                 <w:rFonts w:ascii="Times New Roman" w:hAnsi="Times New Roman"/>
                 <w:sz w:val="26"/>
-              </w:rPr>
-            </w:r>
-            <w:r>
-              <w:rPr>
-                <w:rFonts w:ascii="Times New Roman" w:hAnsi="Times New Roman"/>
-                <w:b w:val="0"/>
-                <w:sz w:val="26"/>
-              </w:rPr>
-              <w:t>Hệ thống hóa kiến thức chuẩn bị Đánh giá định kỳ 3.</w:t>
+                <w:rFonts w:ascii="Times New Roman" w:hAnsi="Times New Roman" w:cs="Times New Roman"/>
+              </w:rPr>
+            </w:r>
+            <w:r>
+              <w:rPr>
+                <w:rFonts w:ascii="Times New Roman" w:hAnsi="Times New Roman"/>
+                <w:b w:val="0"/>
+                <w:sz w:val="26"/>
+                <w:rFonts w:ascii="Times New Roman" w:hAnsi="Times New Roman" w:cs="Times New Roman"/>
+              </w:rPr>
+              <w:t>- Dùng nhóm lệnh Hiển thị (Looks) để nhân vật phát câu thoại "Xin chào".   - Thêm âm thanh (Sound) sinh động cho chuyển động.</w:t>
             </w:r>
           </w:p>
         </w:tc>
@@ -4087,6 +4330,7 @@
               <w:rPr>
                 <w:rFonts w:ascii="Times New Roman" w:hAnsi="Times New Roman"/>
                 <w:sz w:val="26"/>
+                <w:rFonts w:ascii="Times New Roman" w:hAnsi="Times New Roman" w:cs="Times New Roman"/>
               </w:rPr>
             </w:r>
             <w:r>
@@ -4094,6 +4338,60 @@
                 <w:rFonts w:ascii="Times New Roman" w:hAnsi="Times New Roman"/>
                 <w:b/>
                 <w:sz w:val="26"/>
+                <w:rFonts w:ascii="Times New Roman" w:hAnsi="Times New Roman" w:cs="Times New Roman"/>
+              </w:rPr>
+              <w:t>26</w:t>
+            </w:r>
+          </w:p>
+        </w:tc>
+        <w:tc>
+          <w:tcPr>
+            <w:tcW w:w="3118" w:type="dxa"/>
+          </w:tcPr>
+          <w:p>
+            <w:pPr>
+              <w:spacing w:before="20" w:after="20"/>
+            </w:pPr>
+            <w:r>
+              <w:rPr>
+                <w:rFonts w:ascii="Times New Roman" w:hAnsi="Times New Roman"/>
+                <w:sz w:val="26"/>
+                <w:rFonts w:ascii="Times New Roman" w:hAnsi="Times New Roman" w:cs="Times New Roman"/>
+              </w:rPr>
+            </w:r>
+            <w:r>
+              <w:rPr>
+                <w:rFonts w:ascii="Times New Roman" w:hAnsi="Times New Roman"/>
+                <w:b/>
+                <w:sz w:val="26"/>
+                <w:rFonts w:ascii="Times New Roman" w:hAnsi="Times New Roman" w:cs="Times New Roman"/>
+              </w:rPr>
+              <w:t>Ôn tập Đánh giá định kỳ 3</w:t>
+            </w:r>
+          </w:p>
+        </w:tc>
+        <w:tc>
+          <w:tcPr>
+            <w:tcW w:w="1134" w:type="dxa"/>
+          </w:tcPr>
+          <w:p>
+            <w:pPr>
+              <w:spacing w:before="20" w:after="20"/>
+              <w:jc w:val="center"/>
+            </w:pPr>
+            <w:r>
+              <w:rPr>
+                <w:rFonts w:ascii="Times New Roman" w:hAnsi="Times New Roman"/>
+                <w:sz w:val="26"/>
+                <w:rFonts w:ascii="Times New Roman" w:hAnsi="Times New Roman" w:cs="Times New Roman"/>
+              </w:rPr>
+            </w:r>
+            <w:r>
+              <w:rPr>
+                <w:rFonts w:ascii="Times New Roman" w:hAnsi="Times New Roman"/>
+                <w:b/>
+                <w:sz w:val="26"/>
+                <w:rFonts w:ascii="Times New Roman" w:hAnsi="Times New Roman" w:cs="Times New Roman"/>
               </w:rPr>
               <w:t>27</w:t>
             </w:r>
@@ -4101,55 +4399,6 @@
         </w:tc>
         <w:tc>
           <w:tcPr>
-            <w:tcW w:w="3118" w:type="dxa"/>
-          </w:tcPr>
-          <w:p>
-            <w:pPr>
-              <w:spacing w:before="20" w:after="20"/>
-            </w:pPr>
-            <w:r>
-              <w:rPr>
-                <w:rFonts w:ascii="Times New Roman" w:hAnsi="Times New Roman"/>
-                <w:sz w:val="26"/>
-              </w:rPr>
-            </w:r>
-            <w:r>
-              <w:rPr>
-                <w:rFonts w:ascii="Times New Roman" w:hAnsi="Times New Roman"/>
-                <w:b/>
-                <w:sz w:val="26"/>
-              </w:rPr>
-              <w:t>Đánh giá định kỳ 3</w:t>
-            </w:r>
-          </w:p>
-        </w:tc>
-        <w:tc>
-          <w:tcPr>
-            <w:tcW w:w="1134" w:type="dxa"/>
-          </w:tcPr>
-          <w:p>
-            <w:pPr>
-              <w:spacing w:before="20" w:after="20"/>
-              <w:jc w:val="center"/>
-            </w:pPr>
-            <w:r>
-              <w:rPr>
-                <w:rFonts w:ascii="Times New Roman" w:hAnsi="Times New Roman"/>
-                <w:sz w:val="26"/>
-              </w:rPr>
-            </w:r>
-            <w:r>
-              <w:rPr>
-                <w:rFonts w:ascii="Times New Roman" w:hAnsi="Times New Roman"/>
-                <w:b/>
-                <w:sz w:val="26"/>
-              </w:rPr>
-              <w:t>28</w:t>
-            </w:r>
-          </w:p>
-        </w:tc>
-        <w:tc>
-          <w:tcPr>
             <w:tcW w:w="4536" w:type="dxa"/>
           </w:tcPr>
           <w:p>
@@ -4160,15 +4409,17 @@
               <w:rPr>
                 <w:rFonts w:ascii="Times New Roman" w:hAnsi="Times New Roman"/>
                 <w:sz w:val="26"/>
-              </w:rPr>
-            </w:r>
-            <w:r>
-              <w:rPr>
-                <w:rFonts w:ascii="Times New Roman" w:hAnsi="Times New Roman"/>
-                <w:b w:val="0"/>
-                <w:sz w:val="26"/>
-              </w:rPr>
-              <w:t>Kiểm tra đánh giá kết quả học tập.</w:t>
+                <w:rFonts w:ascii="Times New Roman" w:hAnsi="Times New Roman" w:cs="Times New Roman"/>
+              </w:rPr>
+            </w:r>
+            <w:r>
+              <w:rPr>
+                <w:rFonts w:ascii="Times New Roman" w:hAnsi="Times New Roman"/>
+                <w:b w:val="0"/>
+                <w:sz w:val="26"/>
+                <w:rFonts w:ascii="Times New Roman" w:hAnsi="Times New Roman" w:cs="Times New Roman"/>
+              </w:rPr>
+              <w:t>Hệ thống hóa kiến thức chuẩn bị Đánh giá định kỳ 3.</w:t>
             </w:r>
           </w:p>
         </w:tc>
@@ -4187,13 +4438,68 @@
               <w:rPr>
                 <w:rFonts w:ascii="Times New Roman" w:hAnsi="Times New Roman"/>
                 <w:sz w:val="26"/>
-              </w:rPr>
-            </w:r>
-            <w:r>
-              <w:rPr>
-                <w:rFonts w:ascii="Times New Roman" w:hAnsi="Times New Roman"/>
-                <w:b w:val="0"/>
-                <w:sz w:val="26"/>
+                <w:rFonts w:ascii="Times New Roman" w:hAnsi="Times New Roman" w:cs="Times New Roman"/>
+              </w:rPr>
+            </w:r>
+            <w:r>
+              <w:rPr>
+                <w:rFonts w:ascii="Times New Roman" w:hAnsi="Times New Roman"/>
+                <w:b/>
+                <w:sz w:val="26"/>
+                <w:rFonts w:ascii="Times New Roman" w:hAnsi="Times New Roman" w:cs="Times New Roman"/>
+              </w:rPr>
+              <w:t>27</w:t>
+            </w:r>
+          </w:p>
+        </w:tc>
+        <w:tc>
+          <w:tcPr>
+            <w:tcW w:w="3118" w:type="dxa"/>
+          </w:tcPr>
+          <w:p>
+            <w:pPr>
+              <w:spacing w:before="20" w:after="20"/>
+            </w:pPr>
+            <w:r>
+              <w:rPr>
+                <w:rFonts w:ascii="Times New Roman" w:hAnsi="Times New Roman"/>
+                <w:sz w:val="26"/>
+                <w:rFonts w:ascii="Times New Roman" w:hAnsi="Times New Roman" w:cs="Times New Roman"/>
+              </w:rPr>
+            </w:r>
+            <w:r>
+              <w:rPr>
+                <w:rFonts w:ascii="Times New Roman" w:hAnsi="Times New Roman"/>
+                <w:b/>
+                <w:sz w:val="26"/>
+                <w:rFonts w:ascii="Times New Roman" w:hAnsi="Times New Roman" w:cs="Times New Roman"/>
+              </w:rPr>
+              <w:t>Đánh giá định kỳ 3</w:t>
+            </w:r>
+          </w:p>
+        </w:tc>
+        <w:tc>
+          <w:tcPr>
+            <w:tcW w:w="1134" w:type="dxa"/>
+          </w:tcPr>
+          <w:p>
+            <w:pPr>
+              <w:spacing w:before="20" w:after="20"/>
+              <w:jc w:val="center"/>
+            </w:pPr>
+            <w:r>
+              <w:rPr>
+                <w:rFonts w:ascii="Times New Roman" w:hAnsi="Times New Roman"/>
+                <w:sz w:val="26"/>
+                <w:rFonts w:ascii="Times New Roman" w:hAnsi="Times New Roman" w:cs="Times New Roman"/>
+              </w:rPr>
+            </w:r>
+            <w:r>
+              <w:rPr>
+                <w:rFonts w:ascii="Times New Roman" w:hAnsi="Times New Roman"/>
+                <w:b/>
+                <w:sz w:val="26"/>
+                <w:rFonts w:ascii="Times New Roman" w:hAnsi="Times New Roman" w:cs="Times New Roman"/>
               </w:rPr>
               <w:t>28</w:t>
             </w:r>
@@ -4201,55 +4507,6 @@
         </w:tc>
         <w:tc>
           <w:tcPr>
-            <w:tcW w:w="3118" w:type="dxa"/>
-          </w:tcPr>
-          <w:p>
-            <w:pPr>
-              <w:spacing w:before="20" w:after="20"/>
-            </w:pPr>
-            <w:r>
-              <w:rPr>
-                <w:rFonts w:ascii="Times New Roman" w:hAnsi="Times New Roman"/>
-                <w:sz w:val="26"/>
-              </w:rPr>
-            </w:r>
-            <w:r>
-              <w:rPr>
-                <w:rFonts w:ascii="Times New Roman" w:hAnsi="Times New Roman"/>
-                <w:b w:val="0"/>
-                <w:sz w:val="26"/>
-              </w:rPr>
-              <w:t>Bài 29: Xây dựng kịch bản đơn giản</w:t>
-            </w:r>
-          </w:p>
-        </w:tc>
-        <w:tc>
-          <w:tcPr>
-            <w:tcW w:w="1134" w:type="dxa"/>
-          </w:tcPr>
-          <w:p>
-            <w:pPr>
-              <w:spacing w:before="20" w:after="20"/>
-              <w:jc w:val="center"/>
-            </w:pPr>
-            <w:r>
-              <w:rPr>
-                <w:rFonts w:ascii="Times New Roman" w:hAnsi="Times New Roman"/>
-                <w:sz w:val="26"/>
-              </w:rPr>
-            </w:r>
-            <w:r>
-              <w:rPr>
-                <w:rFonts w:ascii="Times New Roman" w:hAnsi="Times New Roman"/>
-                <w:b w:val="0"/>
-                <w:sz w:val="26"/>
-              </w:rPr>
-              <w:t>29</w:t>
-            </w:r>
-          </w:p>
-        </w:tc>
-        <w:tc>
-          <w:tcPr>
             <w:tcW w:w="4536" w:type="dxa"/>
           </w:tcPr>
           <w:p>
@@ -4260,15 +4517,17 @@
               <w:rPr>
                 <w:rFonts w:ascii="Times New Roman" w:hAnsi="Times New Roman"/>
                 <w:sz w:val="26"/>
-              </w:rPr>
-            </w:r>
-            <w:r>
-              <w:rPr>
-                <w:rFonts w:ascii="Times New Roman" w:hAnsi="Times New Roman"/>
-                <w:b w:val="0"/>
-                <w:sz w:val="26"/>
-              </w:rPr>
-              <w:t>- Kết hợp các khối lệnh đã học để tạo chuỗi hành động nối tiếp cho nhân vật.   - Chạy thử chương trình, chỉnh sửa góc quay/bước đi của nhân vật.</w:t>
+                <w:rFonts w:ascii="Times New Roman" w:hAnsi="Times New Roman" w:cs="Times New Roman"/>
+              </w:rPr>
+            </w:r>
+            <w:r>
+              <w:rPr>
+                <w:rFonts w:ascii="Times New Roman" w:hAnsi="Times New Roman"/>
+                <w:b w:val="0"/>
+                <w:sz w:val="26"/>
+                <w:rFonts w:ascii="Times New Roman" w:hAnsi="Times New Roman" w:cs="Times New Roman"/>
+              </w:rPr>
+              <w:t>Kiểm tra đánh giá kết quả học tập.</w:t>
             </w:r>
           </w:p>
         </w:tc>
@@ -4287,13 +4546,68 @@
               <w:rPr>
                 <w:rFonts w:ascii="Times New Roman" w:hAnsi="Times New Roman"/>
                 <w:sz w:val="26"/>
-              </w:rPr>
-            </w:r>
-            <w:r>
-              <w:rPr>
-                <w:rFonts w:ascii="Times New Roman" w:hAnsi="Times New Roman"/>
-                <w:b w:val="0"/>
-                <w:sz w:val="26"/>
+                <w:rFonts w:ascii="Times New Roman" w:hAnsi="Times New Roman" w:cs="Times New Roman"/>
+              </w:rPr>
+            </w:r>
+            <w:r>
+              <w:rPr>
+                <w:rFonts w:ascii="Times New Roman" w:hAnsi="Times New Roman"/>
+                <w:b w:val="0"/>
+                <w:sz w:val="26"/>
+                <w:rFonts w:ascii="Times New Roman" w:hAnsi="Times New Roman" w:cs="Times New Roman"/>
+              </w:rPr>
+              <w:t>28</w:t>
+            </w:r>
+          </w:p>
+        </w:tc>
+        <w:tc>
+          <w:tcPr>
+            <w:tcW w:w="3118" w:type="dxa"/>
+          </w:tcPr>
+          <w:p>
+            <w:pPr>
+              <w:spacing w:before="20" w:after="20"/>
+            </w:pPr>
+            <w:r>
+              <w:rPr>
+                <w:rFonts w:ascii="Times New Roman" w:hAnsi="Times New Roman"/>
+                <w:sz w:val="26"/>
+                <w:rFonts w:ascii="Times New Roman" w:hAnsi="Times New Roman" w:cs="Times New Roman"/>
+              </w:rPr>
+            </w:r>
+            <w:r>
+              <w:rPr>
+                <w:rFonts w:ascii="Times New Roman" w:hAnsi="Times New Roman"/>
+                <w:b w:val="0"/>
+                <w:sz w:val="26"/>
+                <w:rFonts w:ascii="Times New Roman" w:hAnsi="Times New Roman" w:cs="Times New Roman"/>
+              </w:rPr>
+              <w:t>Bài 29: Xây dựng kịch bản đơn giản</w:t>
+            </w:r>
+          </w:p>
+        </w:tc>
+        <w:tc>
+          <w:tcPr>
+            <w:tcW w:w="1134" w:type="dxa"/>
+          </w:tcPr>
+          <w:p>
+            <w:pPr>
+              <w:spacing w:before="20" w:after="20"/>
+              <w:jc w:val="center"/>
+            </w:pPr>
+            <w:r>
+              <w:rPr>
+                <w:rFonts w:ascii="Times New Roman" w:hAnsi="Times New Roman"/>
+                <w:sz w:val="26"/>
+                <w:rFonts w:ascii="Times New Roman" w:hAnsi="Times New Roman" w:cs="Times New Roman"/>
+              </w:rPr>
+            </w:r>
+            <w:r>
+              <w:rPr>
+                <w:rFonts w:ascii="Times New Roman" w:hAnsi="Times New Roman"/>
+                <w:b w:val="0"/>
+                <w:sz w:val="26"/>
+                <w:rFonts w:ascii="Times New Roman" w:hAnsi="Times New Roman" w:cs="Times New Roman"/>
               </w:rPr>
               <w:t>29</w:t>
             </w:r>
@@ -4301,55 +4615,6 @@
         </w:tc>
         <w:tc>
           <w:tcPr>
-            <w:tcW w:w="3118" w:type="dxa"/>
-          </w:tcPr>
-          <w:p>
-            <w:pPr>
-              <w:spacing w:before="20" w:after="20"/>
-            </w:pPr>
-            <w:r>
-              <w:rPr>
-                <w:rFonts w:ascii="Times New Roman" w:hAnsi="Times New Roman"/>
-                <w:sz w:val="26"/>
-              </w:rPr>
-            </w:r>
-            <w:r>
-              <w:rPr>
-                <w:rFonts w:ascii="Times New Roman" w:hAnsi="Times New Roman"/>
-                <w:b w:val="0"/>
-                <w:sz w:val="26"/>
-              </w:rPr>
-              <w:t>Ôn tập và luyện tập</w:t>
-            </w:r>
-          </w:p>
-        </w:tc>
-        <w:tc>
-          <w:tcPr>
-            <w:tcW w:w="1134" w:type="dxa"/>
-          </w:tcPr>
-          <w:p>
-            <w:pPr>
-              <w:spacing w:before="20" w:after="20"/>
-              <w:jc w:val="center"/>
-            </w:pPr>
-            <w:r>
-              <w:rPr>
-                <w:rFonts w:ascii="Times New Roman" w:hAnsi="Times New Roman"/>
-                <w:sz w:val="26"/>
-              </w:rPr>
-            </w:r>
-            <w:r>
-              <w:rPr>
-                <w:rFonts w:ascii="Times New Roman" w:hAnsi="Times New Roman"/>
-                <w:b w:val="0"/>
-                <w:sz w:val="26"/>
-              </w:rPr>
-              <w:t>30 - 32</w:t>
-            </w:r>
-          </w:p>
-        </w:tc>
-        <w:tc>
-          <w:tcPr>
             <w:tcW w:w="4536" w:type="dxa"/>
           </w:tcPr>
           <w:p>
@@ -4360,15 +4625,17 @@
               <w:rPr>
                 <w:rFonts w:ascii="Times New Roman" w:hAnsi="Times New Roman"/>
                 <w:sz w:val="26"/>
-              </w:rPr>
-            </w:r>
-            <w:r>
-              <w:rPr>
-                <w:rFonts w:ascii="Times New Roman" w:hAnsi="Times New Roman"/>
-                <w:b w:val="0"/>
-                <w:sz w:val="26"/>
-              </w:rPr>
-              <w:t>Ôn tập, luyện tập bổ sung kiến thức và kỹ năng.</w:t>
+                <w:rFonts w:ascii="Times New Roman" w:hAnsi="Times New Roman" w:cs="Times New Roman"/>
+              </w:rPr>
+            </w:r>
+            <w:r>
+              <w:rPr>
+                <w:rFonts w:ascii="Times New Roman" w:hAnsi="Times New Roman"/>
+                <w:b w:val="0"/>
+                <w:sz w:val="26"/>
+                <w:rFonts w:ascii="Times New Roman" w:hAnsi="Times New Roman" w:cs="Times New Roman"/>
+              </w:rPr>
+              <w:t>- Kết hợp các khối lệnh đã học để tạo chuỗi hành động nối tiếp cho nhân vật.   - Chạy thử chương trình, chỉnh sửa góc quay/bước đi của nhân vật.</w:t>
             </w:r>
           </w:p>
         </w:tc>
@@ -4387,15 +4654,17 @@
               <w:rPr>
                 <w:rFonts w:ascii="Times New Roman" w:hAnsi="Times New Roman"/>
                 <w:sz w:val="26"/>
-              </w:rPr>
-            </w:r>
-            <w:r>
-              <w:rPr>
-                <w:rFonts w:ascii="Times New Roman" w:hAnsi="Times New Roman"/>
-                <w:b/>
-                <w:sz w:val="26"/>
-              </w:rPr>
-              <w:t>30</w:t>
+                <w:rFonts w:ascii="Times New Roman" w:hAnsi="Times New Roman" w:cs="Times New Roman"/>
+              </w:rPr>
+            </w:r>
+            <w:r>
+              <w:rPr>
+                <w:rFonts w:ascii="Times New Roman" w:hAnsi="Times New Roman"/>
+                <w:b w:val="0"/>
+                <w:sz w:val="26"/>
+                <w:rFonts w:ascii="Times New Roman" w:hAnsi="Times New Roman" w:cs="Times New Roman"/>
+              </w:rPr>
+              <w:t>29</w:t>
             </w:r>
           </w:p>
         </w:tc>
@@ -4411,15 +4680,17 @@
               <w:rPr>
                 <w:rFonts w:ascii="Times New Roman" w:hAnsi="Times New Roman"/>
                 <w:sz w:val="26"/>
-              </w:rPr>
-            </w:r>
-            <w:r>
-              <w:rPr>
-                <w:rFonts w:ascii="Times New Roman" w:hAnsi="Times New Roman"/>
-                <w:b/>
-                <w:sz w:val="26"/>
-              </w:rPr>
-              <w:t>Ôn tập Đánh giá định kỳ 4</w:t>
+                <w:rFonts w:ascii="Times New Roman" w:hAnsi="Times New Roman" w:cs="Times New Roman"/>
+              </w:rPr>
+            </w:r>
+            <w:r>
+              <w:rPr>
+                <w:rFonts w:ascii="Times New Roman" w:hAnsi="Times New Roman"/>
+                <w:b w:val="0"/>
+                <w:sz w:val="26"/>
+                <w:rFonts w:ascii="Times New Roman" w:hAnsi="Times New Roman" w:cs="Times New Roman"/>
+              </w:rPr>
+              <w:t>Ôn tập và luyện tập</w:t>
             </w:r>
           </w:p>
         </w:tc>
@@ -4436,15 +4707,17 @@
               <w:rPr>
                 <w:rFonts w:ascii="Times New Roman" w:hAnsi="Times New Roman"/>
                 <w:sz w:val="26"/>
-              </w:rPr>
-            </w:r>
-            <w:r>
-              <w:rPr>
-                <w:rFonts w:ascii="Times New Roman" w:hAnsi="Times New Roman"/>
-                <w:b/>
-                <w:sz w:val="26"/>
-              </w:rPr>
-              <w:t>33</w:t>
+                <w:rFonts w:ascii="Times New Roman" w:hAnsi="Times New Roman" w:cs="Times New Roman"/>
+              </w:rPr>
+            </w:r>
+            <w:r>
+              <w:rPr>
+                <w:rFonts w:ascii="Times New Roman" w:hAnsi="Times New Roman"/>
+                <w:b w:val="0"/>
+                <w:sz w:val="26"/>
+                <w:rFonts w:ascii="Times New Roman" w:hAnsi="Times New Roman" w:cs="Times New Roman"/>
+              </w:rPr>
+              <w:t>30 - 32</w:t>
             </w:r>
           </w:p>
         </w:tc>
@@ -4460,15 +4733,17 @@
               <w:rPr>
                 <w:rFonts w:ascii="Times New Roman" w:hAnsi="Times New Roman"/>
                 <w:sz w:val="26"/>
-              </w:rPr>
-            </w:r>
-            <w:r>
-              <w:rPr>
-                <w:rFonts w:ascii="Times New Roman" w:hAnsi="Times New Roman"/>
-                <w:b w:val="0"/>
-                <w:sz w:val="26"/>
-              </w:rPr>
-              <w:t>Hệ thống hóa kiến thức chuẩn bị Đánh giá định kỳ 4.</w:t>
+                <w:rFonts w:ascii="Times New Roman" w:hAnsi="Times New Roman" w:cs="Times New Roman"/>
+              </w:rPr>
+            </w:r>
+            <w:r>
+              <w:rPr>
+                <w:rFonts w:ascii="Times New Roman" w:hAnsi="Times New Roman"/>
+                <w:b w:val="0"/>
+                <w:sz w:val="26"/>
+                <w:rFonts w:ascii="Times New Roman" w:hAnsi="Times New Roman" w:cs="Times New Roman"/>
+              </w:rPr>
+              <w:t>Ôn tập, luyện tập bổ sung kiến thức và kỹ năng.</w:t>
             </w:r>
           </w:p>
         </w:tc>
@@ -4487,6 +4762,7 @@
               <w:rPr>
                 <w:rFonts w:ascii="Times New Roman" w:hAnsi="Times New Roman"/>
                 <w:sz w:val="26"/>
+                <w:rFonts w:ascii="Times New Roman" w:hAnsi="Times New Roman" w:cs="Times New Roman"/>
               </w:rPr>
             </w:r>
             <w:r>
@@ -4494,8 +4770,9 @@
                 <w:rFonts w:ascii="Times New Roman" w:hAnsi="Times New Roman"/>
                 <w:b/>
                 <w:sz w:val="26"/>
-              </w:rPr>
-              <w:t>31</w:t>
+                <w:rFonts w:ascii="Times New Roman" w:hAnsi="Times New Roman" w:cs="Times New Roman"/>
+              </w:rPr>
+              <w:t>30</w:t>
             </w:r>
           </w:p>
         </w:tc>
@@ -4511,6 +4788,7 @@
               <w:rPr>
                 <w:rFonts w:ascii="Times New Roman" w:hAnsi="Times New Roman"/>
                 <w:sz w:val="26"/>
+                <w:rFonts w:ascii="Times New Roman" w:hAnsi="Times New Roman" w:cs="Times New Roman"/>
               </w:rPr>
             </w:r>
             <w:r>
@@ -4518,8 +4796,9 @@
                 <w:rFonts w:ascii="Times New Roman" w:hAnsi="Times New Roman"/>
                 <w:b/>
                 <w:sz w:val="26"/>
-              </w:rPr>
-              <w:t>Đánh giá định kỳ 4</w:t>
+                <w:rFonts w:ascii="Times New Roman" w:hAnsi="Times New Roman" w:cs="Times New Roman"/>
+              </w:rPr>
+              <w:t>Ôn tập Đánh giá định kỳ 4</w:t>
             </w:r>
           </w:p>
         </w:tc>
@@ -4536,6 +4815,7 @@
               <w:rPr>
                 <w:rFonts w:ascii="Times New Roman" w:hAnsi="Times New Roman"/>
                 <w:sz w:val="26"/>
+                <w:rFonts w:ascii="Times New Roman" w:hAnsi="Times New Roman" w:cs="Times New Roman"/>
               </w:rPr>
             </w:r>
             <w:r>
@@ -4543,8 +4823,9 @@
                 <w:rFonts w:ascii="Times New Roman" w:hAnsi="Times New Roman"/>
                 <w:b/>
                 <w:sz w:val="26"/>
-              </w:rPr>
-              <w:t>34</w:t>
+                <w:rFonts w:ascii="Times New Roman" w:hAnsi="Times New Roman" w:cs="Times New Roman"/>
+              </w:rPr>
+              <w:t>33</w:t>
             </w:r>
           </w:p>
         </w:tc>
@@ -4560,15 +4841,17 @@
               <w:rPr>
                 <w:rFonts w:ascii="Times New Roman" w:hAnsi="Times New Roman"/>
                 <w:sz w:val="26"/>
-              </w:rPr>
-            </w:r>
-            <w:r>
-              <w:rPr>
-                <w:rFonts w:ascii="Times New Roman" w:hAnsi="Times New Roman"/>
-                <w:b w:val="0"/>
-                <w:sz w:val="26"/>
-              </w:rPr>
-              <w:t>Kiểm tra đánh giá kết quả học tập.</w:t>
+                <w:rFonts w:ascii="Times New Roman" w:hAnsi="Times New Roman" w:cs="Times New Roman"/>
+              </w:rPr>
+            </w:r>
+            <w:r>
+              <w:rPr>
+                <w:rFonts w:ascii="Times New Roman" w:hAnsi="Times New Roman"/>
+                <w:b w:val="0"/>
+                <w:sz w:val="26"/>
+                <w:rFonts w:ascii="Times New Roman" w:hAnsi="Times New Roman" w:cs="Times New Roman"/>
+              </w:rPr>
+              <w:t>Hệ thống hóa kiến thức chuẩn bị Đánh giá định kỳ 4.</w:t>
             </w:r>
           </w:p>
         </w:tc>
@@ -4587,13 +4870,123 @@
               <w:rPr>
                 <w:rFonts w:ascii="Times New Roman" w:hAnsi="Times New Roman"/>
                 <w:sz w:val="26"/>
-              </w:rPr>
-            </w:r>
-            <w:r>
-              <w:rPr>
-                <w:rFonts w:ascii="Times New Roman" w:hAnsi="Times New Roman"/>
-                <w:b w:val="0"/>
-                <w:sz w:val="26"/>
+                <w:rFonts w:ascii="Times New Roman" w:hAnsi="Times New Roman" w:cs="Times New Roman"/>
+              </w:rPr>
+            </w:r>
+            <w:r>
+              <w:rPr>
+                <w:rFonts w:ascii="Times New Roman" w:hAnsi="Times New Roman"/>
+                <w:b/>
+                <w:sz w:val="26"/>
+                <w:rFonts w:ascii="Times New Roman" w:hAnsi="Times New Roman" w:cs="Times New Roman"/>
+              </w:rPr>
+              <w:t>31</w:t>
+            </w:r>
+          </w:p>
+        </w:tc>
+        <w:tc>
+          <w:tcPr>
+            <w:tcW w:w="3118" w:type="dxa"/>
+          </w:tcPr>
+          <w:p>
+            <w:pPr>
+              <w:spacing w:before="20" w:after="20"/>
+            </w:pPr>
+            <w:r>
+              <w:rPr>
+                <w:rFonts w:ascii="Times New Roman" w:hAnsi="Times New Roman"/>
+                <w:sz w:val="26"/>
+                <w:rFonts w:ascii="Times New Roman" w:hAnsi="Times New Roman" w:cs="Times New Roman"/>
+              </w:rPr>
+            </w:r>
+            <w:r>
+              <w:rPr>
+                <w:rFonts w:ascii="Times New Roman" w:hAnsi="Times New Roman"/>
+                <w:b/>
+                <w:sz w:val="26"/>
+                <w:rFonts w:ascii="Times New Roman" w:hAnsi="Times New Roman" w:cs="Times New Roman"/>
+              </w:rPr>
+              <w:t>Đánh giá định kỳ 4</w:t>
+            </w:r>
+          </w:p>
+        </w:tc>
+        <w:tc>
+          <w:tcPr>
+            <w:tcW w:w="1134" w:type="dxa"/>
+          </w:tcPr>
+          <w:p>
+            <w:pPr>
+              <w:spacing w:before="20" w:after="20"/>
+              <w:jc w:val="center"/>
+            </w:pPr>
+            <w:r>
+              <w:rPr>
+                <w:rFonts w:ascii="Times New Roman" w:hAnsi="Times New Roman"/>
+                <w:sz w:val="26"/>
+                <w:rFonts w:ascii="Times New Roman" w:hAnsi="Times New Roman" w:cs="Times New Roman"/>
+              </w:rPr>
+            </w:r>
+            <w:r>
+              <w:rPr>
+                <w:rFonts w:ascii="Times New Roman" w:hAnsi="Times New Roman"/>
+                <w:b/>
+                <w:sz w:val="26"/>
+                <w:rFonts w:ascii="Times New Roman" w:hAnsi="Times New Roman" w:cs="Times New Roman"/>
+              </w:rPr>
+              <w:t>34</w:t>
+            </w:r>
+          </w:p>
+        </w:tc>
+        <w:tc>
+          <w:tcPr>
+            <w:tcW w:w="4536" w:type="dxa"/>
+          </w:tcPr>
+          <w:p>
+            <w:pPr>
+              <w:spacing w:before="20" w:after="20"/>
+            </w:pPr>
+            <w:r>
+              <w:rPr>
+                <w:rFonts w:ascii="Times New Roman" w:hAnsi="Times New Roman"/>
+                <w:sz w:val="26"/>
+                <w:rFonts w:ascii="Times New Roman" w:hAnsi="Times New Roman" w:cs="Times New Roman"/>
+              </w:rPr>
+            </w:r>
+            <w:r>
+              <w:rPr>
+                <w:rFonts w:ascii="Times New Roman" w:hAnsi="Times New Roman"/>
+                <w:b w:val="0"/>
+                <w:sz w:val="26"/>
+                <w:rFonts w:ascii="Times New Roman" w:hAnsi="Times New Roman" w:cs="Times New Roman"/>
+              </w:rPr>
+              <w:t>Kiểm tra đánh giá kết quả học tập.</w:t>
+            </w:r>
+          </w:p>
+        </w:tc>
+      </w:tr>
+      <w:tr>
+        <w:tc>
+          <w:tcPr>
+            <w:tcW w:w="846" w:type="dxa"/>
+          </w:tcPr>
+          <w:p>
+            <w:pPr>
+              <w:spacing w:before="20" w:after="20"/>
+              <w:jc w:val="center"/>
+            </w:pPr>
+            <w:r>
+              <w:rPr>
+                <w:rFonts w:ascii="Times New Roman" w:hAnsi="Times New Roman"/>
+                <w:sz w:val="26"/>
+                <w:rFonts w:ascii="Times New Roman" w:hAnsi="Times New Roman" w:cs="Times New Roman"/>
+              </w:rPr>
+            </w:r>
+            <w:r>
+              <w:rPr>
+                <w:rFonts w:ascii="Times New Roman" w:hAnsi="Times New Roman"/>
+                <w:b w:val="0"/>
+                <w:sz w:val="26"/>
+                <w:rFonts w:ascii="Times New Roman" w:hAnsi="Times New Roman" w:cs="Times New Roman"/>
               </w:rPr>
               <w:t>32</w:t>
             </w:r>
@@ -4611,13 +5004,15 @@
               <w:rPr>
                 <w:rFonts w:ascii="Times New Roman" w:hAnsi="Times New Roman"/>
                 <w:sz w:val="26"/>
-              </w:rPr>
-            </w:r>
-            <w:r>
-              <w:rPr>
-                <w:rFonts w:ascii="Times New Roman" w:hAnsi="Times New Roman"/>
-                <w:b w:val="0"/>
-                <w:sz w:val="26"/>
+                <w:rFonts w:ascii="Times New Roman" w:hAnsi="Times New Roman" w:cs="Times New Roman"/>
+              </w:rPr>
+            </w:r>
+            <w:r>
+              <w:rPr>
+                <w:rFonts w:ascii="Times New Roman" w:hAnsi="Times New Roman"/>
+                <w:b w:val="0"/>
+                <w:sz w:val="26"/>
+                <w:rFonts w:ascii="Times New Roman" w:hAnsi="Times New Roman" w:cs="Times New Roman"/>
               </w:rPr>
               <w:t>Bài 30: Dự án học tập 1: Thiệp chúc mừng hoạt hình</w:t>
             </w:r>
@@ -4636,13 +5031,15 @@
               <w:rPr>
                 <w:rFonts w:ascii="Times New Roman" w:hAnsi="Times New Roman"/>
                 <w:sz w:val="26"/>
-              </w:rPr>
-            </w:r>
-            <w:r>
-              <w:rPr>
-                <w:rFonts w:ascii="Times New Roman" w:hAnsi="Times New Roman"/>
-                <w:b w:val="0"/>
-                <w:sz w:val="26"/>
+                <w:rFonts w:ascii="Times New Roman" w:hAnsi="Times New Roman" w:cs="Times New Roman"/>
+              </w:rPr>
+            </w:r>
+            <w:r>
+              <w:rPr>
+                <w:rFonts w:ascii="Times New Roman" w:hAnsi="Times New Roman"/>
+                <w:b w:val="0"/>
+                <w:sz w:val="26"/>
+                <w:rFonts w:ascii="Times New Roman" w:hAnsi="Times New Roman" w:cs="Times New Roman"/>
               </w:rPr>
               <w:t>35</w:t>
             </w:r>
@@ -4660,13 +5057,15 @@
               <w:rPr>
                 <w:rFonts w:ascii="Times New Roman" w:hAnsi="Times New Roman"/>
                 <w:sz w:val="26"/>
-              </w:rPr>
-            </w:r>
-            <w:r>
-              <w:rPr>
-                <w:rFonts w:ascii="Times New Roman" w:hAnsi="Times New Roman"/>
-                <w:b w:val="0"/>
-                <w:sz w:val="26"/>
+                <w:rFonts w:ascii="Times New Roman" w:hAnsi="Times New Roman" w:cs="Times New Roman"/>
+              </w:rPr>
+            </w:r>
+            <w:r>
+              <w:rPr>
+                <w:rFonts w:ascii="Times New Roman" w:hAnsi="Times New Roman"/>
+                <w:b w:val="0"/>
+                <w:sz w:val="26"/>
+                <w:rFonts w:ascii="Times New Roman" w:hAnsi="Times New Roman" w:cs="Times New Roman"/>
               </w:rPr>
               <w:t>- Tự thiết kế một kịch bản phim ngắn hoặc thiệp tương tác nhẹ nhàng bằng Scratch.</w:t>
             </w:r>
@@ -4689,6 +5088,7 @@
           <w:i/>
           <w:iCs/>
           <w:sz w:val="26"/>
+          <w:rFonts w:ascii="Times New Roman" w:hAnsi="Times New Roman" w:cs="Times New Roman"/>
         </w:rPr>
         <w:t xml:space="preserve">(1) </w:t>
       </w:r>
@@ -4698,6 +5098,7 @@
           <w:i/>
           <w:iCs/>
           <w:sz w:val="26"/>
+          <w:rFonts w:ascii="Times New Roman" w:hAnsi="Times New Roman" w:cs="Times New Roman"/>
         </w:rPr>
         <w:t>Tên bài học/chuyên đề được xây dựng từ nội dung/chủ đề/chuyên đề (được lấy nguyên hoặc thiết kế lại phù hợp với điều kiện thực tế của trường) theo chương trinh, sách giáo khoa môn học/hoạt động giáo dục</w:t>
       </w:r>
@@ -4715,6 +5116,7 @@
           <w:i/>
           <w:iCs/>
           <w:sz w:val="26"/>
+          <w:rFonts w:ascii="Times New Roman" w:hAnsi="Times New Roman" w:cs="Times New Roman"/>
         </w:rPr>
         <w:t>(2) Số tiết được sử dụng để thực hiện bài học, chuyên đề</w:t>
       </w:r>
@@ -4732,6 +5134,7 @@
           <w:i/>
           <w:iCs/>
           <w:sz w:val="26"/>
+          <w:rFonts w:ascii="Times New Roman" w:hAnsi="Times New Roman" w:cs="Times New Roman"/>
         </w:rPr>
         <w:t>(3) Yêu cầu cần đạt theo các đơn vị bài học, chủ đề và xác định yêu cầu cần đạt</w:t>
       </w:r>
@@ -4749,6 +5152,7 @@
           <w:b/>
           <w:bCs/>
           <w:sz w:val="26"/>
+          <w:rFonts w:ascii="Times New Roman" w:hAnsi="Times New Roman" w:cs="Times New Roman"/>
         </w:rPr>
         <w:t>2. Kiểm tra, đánh giá định kì</w:t>
       </w:r>
@@ -4766,6 +5170,7 @@
           <w:b/>
           <w:bCs/>
           <w:sz w:val="26"/>
+          <w:rFonts w:ascii="Times New Roman" w:hAnsi="Times New Roman" w:cs="Times New Roman"/>
         </w:rPr>
         <w:t>Môn Tin lớp 1</w:t>
       </w:r>
@@ -4808,6 +5213,7 @@
               <w:rPr>
                 <w:rFonts w:ascii="Times New Roman" w:hAnsi="Times New Roman"/>
                 <w:sz w:val="26"/>
+                <w:rFonts w:ascii="Times New Roman" w:hAnsi="Times New Roman" w:cs="Times New Roman"/>
               </w:rPr>
             </w:r>
             <w:r>
@@ -4815,6 +5221,7 @@
                 <w:rFonts w:ascii="Times New Roman" w:hAnsi="Times New Roman"/>
                 <w:b/>
                 <w:sz w:val="26"/>
+                <w:rFonts w:ascii="Times New Roman" w:hAnsi="Times New Roman" w:cs="Times New Roman"/>
               </w:rPr>
               <w:t>Bài kiểm tra, đánh giá</w:t>
             </w:r>
@@ -4833,6 +5240,7 @@
               <w:rPr>
                 <w:rFonts w:ascii="Times New Roman" w:hAnsi="Times New Roman"/>
                 <w:sz w:val="26"/>
+                <w:rFonts w:ascii="Times New Roman" w:hAnsi="Times New Roman" w:cs="Times New Roman"/>
               </w:rPr>
             </w:r>
             <w:r>
@@ -4840,6 +5248,7 @@
                 <w:rFonts w:ascii="Times New Roman" w:hAnsi="Times New Roman"/>
                 <w:b/>
                 <w:sz w:val="26"/>
+                <w:rFonts w:ascii="Times New Roman" w:hAnsi="Times New Roman" w:cs="Times New Roman"/>
               </w:rPr>
               <w:t>Thời gian (1)</w:t>
             </w:r>
@@ -4858,6 +5267,7 @@
               <w:rPr>
                 <w:rFonts w:ascii="Times New Roman" w:hAnsi="Times New Roman"/>
                 <w:sz w:val="26"/>
+                <w:rFonts w:ascii="Times New Roman" w:hAnsi="Times New Roman" w:cs="Times New Roman"/>
               </w:rPr>
             </w:r>
             <w:r>
@@ -4865,6 +5275,7 @@
                 <w:rFonts w:ascii="Times New Roman" w:hAnsi="Times New Roman"/>
                 <w:b/>
                 <w:sz w:val="26"/>
+                <w:rFonts w:ascii="Times New Roman" w:hAnsi="Times New Roman" w:cs="Times New Roman"/>
               </w:rPr>
               <w:t>Thời điểm (2)</w:t>
             </w:r>
@@ -4883,6 +5294,7 @@
               <w:rPr>
                 <w:rFonts w:ascii="Times New Roman" w:hAnsi="Times New Roman"/>
                 <w:sz w:val="26"/>
+                <w:rFonts w:ascii="Times New Roman" w:hAnsi="Times New Roman" w:cs="Times New Roman"/>
               </w:rPr>
             </w:r>
             <w:r>
@@ -4890,6 +5302,7 @@
                 <w:rFonts w:ascii="Times New Roman" w:hAnsi="Times New Roman"/>
                 <w:b/>
                 <w:sz w:val="26"/>
+                <w:rFonts w:ascii="Times New Roman" w:hAnsi="Times New Roman" w:cs="Times New Roman"/>
               </w:rPr>
               <w:t>Yêu cầu cần đạt (3)</w:t>
             </w:r>
@@ -4908,6 +5321,7 @@
               <w:rPr>
                 <w:rFonts w:ascii="Times New Roman" w:hAnsi="Times New Roman"/>
                 <w:sz w:val="26"/>
+                <w:rFonts w:ascii="Times New Roman" w:hAnsi="Times New Roman" w:cs="Times New Roman"/>
               </w:rPr>
             </w:r>
             <w:r>
@@ -4915,6 +5329,7 @@
                 <w:rFonts w:ascii="Times New Roman" w:hAnsi="Times New Roman"/>
                 <w:b/>
                 <w:sz w:val="26"/>
+                <w:rFonts w:ascii="Times New Roman" w:hAnsi="Times New Roman" w:cs="Times New Roman"/>
               </w:rPr>
               <w:t>Hình thức (4)</w:t>
             </w:r>
@@ -4937,6 +5352,7 @@
               <w:rPr>
                 <w:rFonts w:ascii="Times New Roman" w:hAnsi="Times New Roman"/>
                 <w:sz w:val="26"/>
+                <w:rFonts w:ascii="Times New Roman" w:hAnsi="Times New Roman" w:cs="Times New Roman"/>
               </w:rPr>
             </w:r>
             <w:r>
@@ -4944,6 +5360,7 @@
                 <w:rFonts w:ascii="Times New Roman" w:hAnsi="Times New Roman"/>
                 <w:b/>
                 <w:sz w:val="26"/>
+                <w:rFonts w:ascii="Times New Roman" w:hAnsi="Times New Roman" w:cs="Times New Roman"/>
               </w:rPr>
               <w:t>Đánh giá định kỳ 1</w:t>
             </w:r>
@@ -4962,13 +5379,15 @@
               <w:rPr>
                 <w:rFonts w:ascii="Times New Roman" w:hAnsi="Times New Roman"/>
                 <w:sz w:val="26"/>
-              </w:rPr>
-            </w:r>
-            <w:r>
-              <w:rPr>
-                <w:rFonts w:ascii="Times New Roman" w:hAnsi="Times New Roman"/>
-                <w:b w:val="0"/>
-                <w:sz w:val="26"/>
+                <w:rFonts w:ascii="Times New Roman" w:hAnsi="Times New Roman" w:cs="Times New Roman"/>
+              </w:rPr>
+            </w:r>
+            <w:r>
+              <w:rPr>
+                <w:rFonts w:ascii="Times New Roman" w:hAnsi="Times New Roman"/>
+                <w:b w:val="0"/>
+                <w:sz w:val="26"/>
+                <w:rFonts w:ascii="Times New Roman" w:hAnsi="Times New Roman" w:cs="Times New Roman"/>
               </w:rPr>
               <w:t>35 phút</w:t>
             </w:r>
@@ -4987,13 +5406,15 @@
               <w:rPr>
                 <w:rFonts w:ascii="Times New Roman" w:hAnsi="Times New Roman"/>
                 <w:sz w:val="26"/>
-              </w:rPr>
-            </w:r>
-            <w:r>
-              <w:rPr>
-                <w:rFonts w:ascii="Times New Roman" w:hAnsi="Times New Roman"/>
-                <w:b w:val="0"/>
-                <w:sz w:val="26"/>
+                <w:rFonts w:ascii="Times New Roman" w:hAnsi="Times New Roman" w:cs="Times New Roman"/>
+              </w:rPr>
+            </w:r>
+            <w:r>
+              <w:rPr>
+                <w:rFonts w:ascii="Times New Roman" w:hAnsi="Times New Roman"/>
+                <w:b w:val="0"/>
+                <w:sz w:val="26"/>
+                <w:rFonts w:ascii="Times New Roman" w:hAnsi="Times New Roman" w:cs="Times New Roman"/>
               </w:rPr>
               <w:t>Tuần 10</w:t>
             </w:r>
@@ -5011,6 +5432,7 @@
               <w:rPr>
                 <w:rFonts w:ascii="Times New Roman" w:hAnsi="Times New Roman"/>
                 <w:sz w:val="26"/>
+                <w:rFonts w:ascii="Times New Roman" w:hAnsi="Times New Roman" w:cs="Times New Roman"/>
               </w:rPr>
               <w:t xml:space="preserve">- Nhận biết các bộ phận chính của máy tính (Màn hình, Thân máy, Bàn phím, Chuột). </w:t>
             </w:r>
@@ -5023,6 +5445,7 @@
               <w:rPr>
                 <w:rFonts w:ascii="Times New Roman" w:hAnsi="Times New Roman"/>
                 <w:sz w:val="26"/>
+                <w:rFonts w:ascii="Times New Roman" w:hAnsi="Times New Roman" w:cs="Times New Roman"/>
               </w:rPr>
               <w:t xml:space="preserve">- Nêu được nội quy phòng máy và các quy tắc an toàn khi sử dụng máy tính. </w:t>
             </w:r>
@@ -5039,6 +5462,7 @@
               <w:rPr>
                 <w:rFonts w:ascii="Times New Roman" w:hAnsi="Times New Roman"/>
                 <w:sz w:val="26"/>
+                <w:rFonts w:ascii="Times New Roman" w:hAnsi="Times New Roman" w:cs="Times New Roman"/>
               </w:rPr>
               <w:t xml:space="preserve">- Thực hiện đúng thao tác bật và tắt máy tính an toàn. </w:t>
             </w:r>
@@ -5060,6 +5484,7 @@
               <w:rPr>
                 <w:rFonts w:ascii="Times New Roman" w:hAnsi="Times New Roman"/>
                 <w:sz w:val="26"/>
+                <w:rFonts w:ascii="Times New Roman" w:hAnsi="Times New Roman" w:cs="Times New Roman"/>
               </w:rPr>
               <w:t xml:space="preserve">Trắc nghiệm quan sát / Hỏi đáp + Thực hành nhận diện thiết bị </w:t>
             </w:r>
@@ -5082,6 +5507,7 @@
               <w:rPr>
                 <w:rFonts w:ascii="Times New Roman" w:hAnsi="Times New Roman"/>
                 <w:sz w:val="26"/>
+                <w:rFonts w:ascii="Times New Roman" w:hAnsi="Times New Roman" w:cs="Times New Roman"/>
               </w:rPr>
             </w:r>
             <w:r>
@@ -5089,6 +5515,7 @@
                 <w:rFonts w:ascii="Times New Roman" w:hAnsi="Times New Roman"/>
                 <w:b/>
                 <w:sz w:val="26"/>
+                <w:rFonts w:ascii="Times New Roman" w:hAnsi="Times New Roman" w:cs="Times New Roman"/>
               </w:rPr>
               <w:t>Đánh giá định kỳ 2</w:t>
             </w:r>
@@ -5107,13 +5534,15 @@
               <w:rPr>
                 <w:rFonts w:ascii="Times New Roman" w:hAnsi="Times New Roman"/>
                 <w:sz w:val="26"/>
-              </w:rPr>
-            </w:r>
-            <w:r>
-              <w:rPr>
-                <w:rFonts w:ascii="Times New Roman" w:hAnsi="Times New Roman"/>
-                <w:b w:val="0"/>
-                <w:sz w:val="26"/>
+                <w:rFonts w:ascii="Times New Roman" w:hAnsi="Times New Roman" w:cs="Times New Roman"/>
+              </w:rPr>
+            </w:r>
+            <w:r>
+              <w:rPr>
+                <w:rFonts w:ascii="Times New Roman" w:hAnsi="Times New Roman"/>
+                <w:b w:val="0"/>
+                <w:sz w:val="26"/>
+                <w:rFonts w:ascii="Times New Roman" w:hAnsi="Times New Roman" w:cs="Times New Roman"/>
               </w:rPr>
               <w:t>35 phút</w:t>
             </w:r>
@@ -5132,13 +5561,15 @@
               <w:rPr>
                 <w:rFonts w:ascii="Times New Roman" w:hAnsi="Times New Roman"/>
                 <w:sz w:val="26"/>
-              </w:rPr>
-            </w:r>
-            <w:r>
-              <w:rPr>
-                <w:rFonts w:ascii="Times New Roman" w:hAnsi="Times New Roman"/>
-                <w:b w:val="0"/>
-                <w:sz w:val="26"/>
+                <w:rFonts w:ascii="Times New Roman" w:hAnsi="Times New Roman" w:cs="Times New Roman"/>
+              </w:rPr>
+            </w:r>
+            <w:r>
+              <w:rPr>
+                <w:rFonts w:ascii="Times New Roman" w:hAnsi="Times New Roman"/>
+                <w:b w:val="0"/>
+                <w:sz w:val="26"/>
+                <w:rFonts w:ascii="Times New Roman" w:hAnsi="Times New Roman" w:cs="Times New Roman"/>
               </w:rPr>
               <w:t>Tuần 19</w:t>
             </w:r>
@@ -5156,6 +5587,7 @@
               <w:rPr>
                 <w:rFonts w:ascii="Times New Roman" w:hAnsi="Times New Roman"/>
                 <w:sz w:val="26"/>
+                <w:rFonts w:ascii="Times New Roman" w:hAnsi="Times New Roman" w:cs="Times New Roman"/>
               </w:rPr>
               <w:t xml:space="preserve">- Nhận biết khu vực các phím trên bàn phím và gõ được các phím cơ bản qua phần mềm RapidTyping. </w:t>
             </w:r>
@@ -5168,6 +5600,7 @@
               <w:rPr>
                 <w:rFonts w:ascii="Times New Roman" w:hAnsi="Times New Roman"/>
                 <w:sz w:val="26"/>
+                <w:rFonts w:ascii="Times New Roman" w:hAnsi="Times New Roman" w:cs="Times New Roman"/>
               </w:rPr>
               <w:t xml:space="preserve">- Thành thạo 4 thao tác cầm và sử dụng chuột (di chuyển, nhấp chuột, nhấp đôi, kéo thả). </w:t>
             </w:r>
@@ -5184,6 +5617,7 @@
               <w:rPr>
                 <w:rFonts w:ascii="Times New Roman" w:hAnsi="Times New Roman"/>
                 <w:sz w:val="26"/>
+                <w:rFonts w:ascii="Times New Roman" w:hAnsi="Times New Roman" w:cs="Times New Roman"/>
               </w:rPr>
               <w:t xml:space="preserve">- Phối hợp được chuột và bàn phím để làm bài tập tương tác đơn giản. </w:t>
             </w:r>
@@ -5205,6 +5639,7 @@
               <w:rPr>
                 <w:rFonts w:ascii="Times New Roman" w:hAnsi="Times New Roman"/>
                 <w:sz w:val="26"/>
+                <w:rFonts w:ascii="Times New Roman" w:hAnsi="Times New Roman" w:cs="Times New Roman"/>
               </w:rPr>
               <w:t xml:space="preserve">Bài kiểm tra thực hành trên máy tính </w:t>
             </w:r>
@@ -5227,6 +5662,7 @@
               <w:rPr>
                 <w:rFonts w:ascii="Times New Roman" w:hAnsi="Times New Roman"/>
                 <w:sz w:val="26"/>
+                <w:rFonts w:ascii="Times New Roman" w:hAnsi="Times New Roman" w:cs="Times New Roman"/>
               </w:rPr>
             </w:r>
             <w:r>
@@ -5234,6 +5670,7 @@
                 <w:rFonts w:ascii="Times New Roman" w:hAnsi="Times New Roman"/>
                 <w:b/>
                 <w:sz w:val="26"/>
+                <w:rFonts w:ascii="Times New Roman" w:hAnsi="Times New Roman" w:cs="Times New Roman"/>
               </w:rPr>
               <w:t>Đánh giá định kỳ 3</w:t>
             </w:r>
@@ -5252,13 +5689,15 @@
               <w:rPr>
                 <w:rFonts w:ascii="Times New Roman" w:hAnsi="Times New Roman"/>
                 <w:sz w:val="26"/>
-              </w:rPr>
-            </w:r>
-            <w:r>
-              <w:rPr>
-                <w:rFonts w:ascii="Times New Roman" w:hAnsi="Times New Roman"/>
-                <w:b w:val="0"/>
-                <w:sz w:val="26"/>
+                <w:rFonts w:ascii="Times New Roman" w:hAnsi="Times New Roman" w:cs="Times New Roman"/>
+              </w:rPr>
+            </w:r>
+            <w:r>
+              <w:rPr>
+                <w:rFonts w:ascii="Times New Roman" w:hAnsi="Times New Roman"/>
+                <w:b w:val="0"/>
+                <w:sz w:val="26"/>
+                <w:rFonts w:ascii="Times New Roman" w:hAnsi="Times New Roman" w:cs="Times New Roman"/>
               </w:rPr>
               <w:t>35 phút</w:t>
             </w:r>
@@ -5277,13 +5716,15 @@
               <w:rPr>
                 <w:rFonts w:ascii="Times New Roman" w:hAnsi="Times New Roman"/>
                 <w:sz w:val="26"/>
-              </w:rPr>
-            </w:r>
-            <w:r>
-              <w:rPr>
-                <w:rFonts w:ascii="Times New Roman" w:hAnsi="Times New Roman"/>
-                <w:b w:val="0"/>
-                <w:sz w:val="26"/>
+                <w:rFonts w:ascii="Times New Roman" w:hAnsi="Times New Roman" w:cs="Times New Roman"/>
+              </w:rPr>
+            </w:r>
+            <w:r>
+              <w:rPr>
+                <w:rFonts w:ascii="Times New Roman" w:hAnsi="Times New Roman"/>
+                <w:b w:val="0"/>
+                <w:sz w:val="26"/>
+                <w:rFonts w:ascii="Times New Roman" w:hAnsi="Times New Roman" w:cs="Times New Roman"/>
               </w:rPr>
               <w:t>Tuần 28</w:t>
             </w:r>
@@ -5301,6 +5742,7 @@
               <w:rPr>
                 <w:rFonts w:ascii="Times New Roman" w:hAnsi="Times New Roman"/>
                 <w:sz w:val="26"/>
+                <w:rFonts w:ascii="Times New Roman" w:hAnsi="Times New Roman" w:cs="Times New Roman"/>
               </w:rPr>
               <w:t xml:space="preserve">- Nhận biết giao diện và khởi động/thoát phần mềm Paint. </w:t>
             </w:r>
@@ -5317,6 +5759,7 @@
               <w:rPr>
                 <w:rFonts w:ascii="Times New Roman" w:hAnsi="Times New Roman"/>
                 <w:sz w:val="26"/>
+                <w:rFonts w:ascii="Times New Roman" w:hAnsi="Times New Roman" w:cs="Times New Roman"/>
               </w:rPr>
               <w:t xml:space="preserve">- Sử dụng thành thạo công cụ Bút vẽ (Pencil), Tẩy (Eraser), các công cụ vẽ hình dạng cơ bản và Tô màu (Fill with color) để hoàn thành bức tranh. </w:t>
             </w:r>
@@ -5338,6 +5781,7 @@
               <w:rPr>
                 <w:rFonts w:ascii="Times New Roman" w:hAnsi="Times New Roman"/>
                 <w:sz w:val="26"/>
+                <w:rFonts w:ascii="Times New Roman" w:hAnsi="Times New Roman" w:cs="Times New Roman"/>
               </w:rPr>
               <w:t xml:space="preserve">Bài kiểm tra thực hành (Vẽ và tô màu bức tranh đơn giản) </w:t>
             </w:r>
@@ -5360,6 +5804,7 @@
               <w:rPr>
                 <w:rFonts w:ascii="Times New Roman" w:hAnsi="Times New Roman"/>
                 <w:sz w:val="26"/>
+                <w:rFonts w:ascii="Times New Roman" w:hAnsi="Times New Roman" w:cs="Times New Roman"/>
               </w:rPr>
             </w:r>
             <w:r>
@@ -5367,6 +5812,7 @@
                 <w:rFonts w:ascii="Times New Roman" w:hAnsi="Times New Roman"/>
                 <w:b/>
                 <w:sz w:val="26"/>
+                <w:rFonts w:ascii="Times New Roman" w:hAnsi="Times New Roman" w:cs="Times New Roman"/>
               </w:rPr>
               <w:t>Đánh giá định kỳ 4</w:t>
             </w:r>
@@ -5385,13 +5831,15 @@
               <w:rPr>
                 <w:rFonts w:ascii="Times New Roman" w:hAnsi="Times New Roman"/>
                 <w:sz w:val="26"/>
-              </w:rPr>
-            </w:r>
-            <w:r>
-              <w:rPr>
-                <w:rFonts w:ascii="Times New Roman" w:hAnsi="Times New Roman"/>
-                <w:b w:val="0"/>
-                <w:sz w:val="26"/>
+                <w:rFonts w:ascii="Times New Roman" w:hAnsi="Times New Roman" w:cs="Times New Roman"/>
+              </w:rPr>
+            </w:r>
+            <w:r>
+              <w:rPr>
+                <w:rFonts w:ascii="Times New Roman" w:hAnsi="Times New Roman"/>
+                <w:b w:val="0"/>
+                <w:sz w:val="26"/>
+                <w:rFonts w:ascii="Times New Roman" w:hAnsi="Times New Roman" w:cs="Times New Roman"/>
               </w:rPr>
               <w:t>35 phút</w:t>
             </w:r>
@@ -5410,13 +5858,15 @@
               <w:rPr>
                 <w:rFonts w:ascii="Times New Roman" w:hAnsi="Times New Roman"/>
                 <w:sz w:val="26"/>
-              </w:rPr>
-            </w:r>
-            <w:r>
-              <w:rPr>
-                <w:rFonts w:ascii="Times New Roman" w:hAnsi="Times New Roman"/>
-                <w:b w:val="0"/>
-                <w:sz w:val="26"/>
+                <w:rFonts w:ascii="Times New Roman" w:hAnsi="Times New Roman" w:cs="Times New Roman"/>
+              </w:rPr>
+            </w:r>
+            <w:r>
+              <w:rPr>
+                <w:rFonts w:ascii="Times New Roman" w:hAnsi="Times New Roman"/>
+                <w:b w:val="0"/>
+                <w:sz w:val="26"/>
+                <w:rFonts w:ascii="Times New Roman" w:hAnsi="Times New Roman" w:cs="Times New Roman"/>
               </w:rPr>
               <w:t>Tuần 34</w:t>
             </w:r>
@@ -5434,6 +5884,7 @@
               <w:rPr>
                 <w:rFonts w:ascii="Times New Roman" w:hAnsi="Times New Roman"/>
                 <w:sz w:val="26"/>
+                <w:rFonts w:ascii="Times New Roman" w:hAnsi="Times New Roman" w:cs="Times New Roman"/>
               </w:rPr>
               <w:t xml:space="preserve">- Mở bài vẽ cũ và biết thao tác Lưu tệp vẽ (Save) trên Paint. </w:t>
             </w:r>
@@ -5446,6 +5897,7 @@
               <w:rPr>
                 <w:rFonts w:ascii="Times New Roman" w:hAnsi="Times New Roman"/>
                 <w:sz w:val="26"/>
+                <w:rFonts w:ascii="Times New Roman" w:hAnsi="Times New Roman" w:cs="Times New Roman"/>
               </w:rPr>
               <w:t xml:space="preserve">- Nhận biết giao diện Scratch; thực hiện được thao tác chọn nhân vật, đổi phông nền sân khấu. </w:t>
             </w:r>
@@ -5462,6 +5914,7 @@
               <w:rPr>
                 <w:rFonts w:ascii="Times New Roman" w:hAnsi="Times New Roman"/>
                 <w:sz w:val="26"/>
+                <w:rFonts w:ascii="Times New Roman" w:hAnsi="Times New Roman" w:cs="Times New Roman"/>
               </w:rPr>
               <w:t xml:space="preserve">- Kéo thả ghép nối được các khối lệnh đơn giản (Motion, Looks, Sound) để nhân vật di chuyển và phát âm thanh/thoại. </w:t>
             </w:r>
@@ -5483,6 +5936,7 @@
               <w:rPr>
                 <w:rFonts w:ascii="Times New Roman" w:hAnsi="Times New Roman"/>
                 <w:sz w:val="26"/>
+                <w:rFonts w:ascii="Times New Roman" w:hAnsi="Times New Roman" w:cs="Times New Roman"/>
               </w:rPr>
               <w:t xml:space="preserve">Bài kiểm tra thực hành tổng hợp (Vẽ tranh Paint hoặc Kéo thả kịch bản Scratch đơn giản) </w:t>
             </w:r>
@@ -5517,6 +5971,7 @@
           <w:iCs/>
           <w:color w:val="000000"/>
           <w:sz w:val="26"/>
+          <w:rFonts w:ascii="Times New Roman" w:hAnsi="Times New Roman" w:cs="Times New Roman"/>
         </w:rPr>
         <w:t>Thời gian làm bài kiểm tra, đánh giá</w:t>
       </w:r>
@@ -5548,6 +6003,7 @@
           <w:iCs/>
           <w:color w:val="000000"/>
           <w:sz w:val="26"/>
+          <w:rFonts w:ascii="Times New Roman" w:hAnsi="Times New Roman" w:cs="Times New Roman"/>
         </w:rPr>
         <w:t>Tuần thứ, tháng, năm thực hiện bài kiểm tra đánh giá</w:t>
       </w:r>
@@ -5579,6 +6035,7 @@
           <w:iCs/>
           <w:color w:val="000000"/>
           <w:sz w:val="26"/>
+          <w:rFonts w:ascii="Times New Roman" w:hAnsi="Times New Roman" w:cs="Times New Roman"/>
         </w:rPr>
         <w:t>Yêu cầu cần đạt thời điểm kiểm tra đánh giá (Theo phân phối chương trình)</w:t>
       </w:r>
@@ -5609,6 +6066,7 @@
           <w:iCs/>
           <w:color w:val="000000"/>
           <w:sz w:val="26"/>
+          <w:rFonts w:ascii="Times New Roman" w:hAnsi="Times New Roman" w:cs="Times New Roman"/>
         </w:rPr>
         <w:lastRenderedPageBreak/>
         <w:t>Hình thức bài kiểm tra đánh giá: Viết (trên giấy hoặc máy tính); bài thực hành; dự án học tập</w:t>
@@ -5627,6 +6085,7 @@
           <w:b/>
           <w:bCs/>
           <w:sz w:val="26"/>
+          <w:rFonts w:ascii="Times New Roman" w:hAnsi="Times New Roman" w:cs="Times New Roman"/>
         </w:rPr>
         <w:t>III. Các nội dung khác (Nếu có)</w:t>
       </w:r>
@@ -5686,6 +6145,7 @@
                 <w:bCs/>
                 <w:sz w:val="26"/>
                 <w:szCs w:val="26"/>
+                <w:rFonts w:ascii="Times New Roman" w:hAnsi="Times New Roman" w:cs="Times New Roman"/>
               </w:rPr>
               <w:t>TỔ TRƯỞNG</w:t>
             </w:r>
@@ -5708,6 +6168,7 @@
                 <w:iCs/>
                 <w:sz w:val="26"/>
                 <w:szCs w:val="26"/>
+                <w:rFonts w:ascii="Times New Roman" w:hAnsi="Times New Roman" w:cs="Times New Roman"/>
               </w:rPr>
               <w:t>(Ký, ghi rõ họ tên)</w:t>
             </w:r>
@@ -5735,6 +6196,7 @@
                 <w:iCs/>
                 <w:sz w:val="26"/>
                 <w:szCs w:val="26"/>
+                <w:rFonts w:ascii="Times New Roman" w:hAnsi="Times New Roman" w:cs="Times New Roman"/>
               </w:rPr>
               <w:t>Hoài Đức, ngày    tháng     năm 2026</w:t>
             </w:r>
@@ -5757,6 +6219,7 @@
                 <w:bCs/>
                 <w:sz w:val="26"/>
                 <w:szCs w:val="26"/>
+                <w:rFonts w:ascii="Times New Roman" w:hAnsi="Times New Roman" w:cs="Times New Roman"/>
               </w:rPr>
               <w:t>HIỆU TRƯỞNG</w:t>
             </w:r>
@@ -5781,6 +6244,7 @@
                 <w:iCs/>
                 <w:sz w:val="26"/>
                 <w:szCs w:val="26"/>
+                <w:rFonts w:ascii="Times New Roman" w:hAnsi="Times New Roman" w:cs="Times New Roman"/>
               </w:rPr>
               <w:t>(</w:t>
             </w:r>
@@ -5791,6 +6255,7 @@
                 <w:iCs/>
                 <w:sz w:val="26"/>
                 <w:szCs w:val="26"/>
+                <w:rFonts w:ascii="Times New Roman" w:hAnsi="Times New Roman" w:cs="Times New Roman"/>
               </w:rPr>
               <w:t>Ký và ghi rõ họ tên)</w:t>
             </w:r>

--- a/Hệ thống mẫu văn bản/Nguyên đã làm/Kế hoạch dạy học Tin học từng lớp/Kế hoạch dạy học môn Tin học - Lớp 1 - 2026 - 2027.docx
+++ b/Hệ thống mẫu văn bản/Nguyên đã làm/Kế hoạch dạy học Tin học từng lớp/Kế hoạch dạy học môn Tin học - Lớp 1 - 2026 - 2027.docx
@@ -1365,6 +1365,3501 @@
         <w:t>Kế hoạch dạy học</w:t>
       </w:r>
     </w:p>
+    <w:tbl>
+      <w:tblPr>
+        <w:tblW w:type="auto" w:w="0"/>
+        <w:jc w:val="center"/>
+        <w:tblLook w:firstColumn="1" w:firstRow="1" w:lastColumn="0" w:lastRow="0" w:noHBand="0" w:noVBand="1" w:val="04A0"/>
+        <w:tblBorders>
+          <w:top w:val="single" w:sz="4" w:space="0" w:color="000000"/>
+          <w:left w:val="single" w:sz="4" w:space="0" w:color="000000"/>
+          <w:bottom w:val="single" w:sz="4" w:space="0" w:color="000000"/>
+          <w:right w:val="single" w:sz="4" w:space="0" w:color="000000"/>
+          <w:insideH w:val="single" w:sz="4" w:space="0" w:color="000000"/>
+          <w:insideV w:val="single" w:sz="4" w:space="0" w:color="000000"/>
+        </w:tblBorders>
+      </w:tblPr>
+      <w:tblGrid>
+        <w:gridCol w:w="1862"/>
+        <w:gridCol w:w="1862"/>
+        <w:gridCol w:w="1862"/>
+        <w:gridCol w:w="1862"/>
+        <w:gridCol w:w="1862"/>
+      </w:tblGrid>
+      <w:tr>
+        <w:tc>
+          <w:tcPr>
+            <w:tcW w:type="dxa" w:w="680"/>
+            <w:vAlign w:val="center"/>
+          </w:tcPr>
+          <w:p>
+            <w:pPr>
+              <w:spacing w:before="40" w:after="40" w:line="276" w:lineRule="auto"/>
+              <w:jc w:val="center"/>
+            </w:pPr>
+            <w:r>
+              <w:rPr>
+                <w:rFonts w:ascii="Times New Roman" w:hAnsi="Times New Roman"/>
+                <w:b/>
+                <w:sz w:val="26"/>
+                <w:rFonts w:ascii="Times New Roman" w:hAnsi="Times New Roman" w:cs="Times New Roman"/>
+              </w:rPr>
+              <w:t>STT</w:t>
+            </w:r>
+          </w:p>
+        </w:tc>
+        <w:tc>
+          <w:tcPr>
+            <w:tcW w:type="dxa" w:w="3118"/>
+            <w:vAlign w:val="center"/>
+          </w:tcPr>
+          <w:p>
+            <w:pPr>
+              <w:spacing w:before="40" w:after="40" w:line="276" w:lineRule="auto"/>
+              <w:jc w:val="left"/>
+            </w:pPr>
+            <w:r>
+              <w:rPr>
+                <w:rFonts w:ascii="Times New Roman" w:hAnsi="Times New Roman"/>
+                <w:b/>
+                <w:sz w:val="26"/>
+                <w:rFonts w:ascii="Times New Roman" w:hAnsi="Times New Roman" w:cs="Times New Roman"/>
+              </w:rPr>
+              <w:t>Bài học (1)</w:t>
+            </w:r>
+          </w:p>
+        </w:tc>
+        <w:tc>
+          <w:tcPr>
+            <w:tcW w:type="dxa" w:w="850"/>
+            <w:vAlign w:val="center"/>
+          </w:tcPr>
+          <w:p>
+            <w:pPr>
+              <w:spacing w:before="40" w:after="40" w:line="276" w:lineRule="auto"/>
+              <w:jc w:val="center"/>
+            </w:pPr>
+            <w:r>
+              <w:rPr>
+                <w:rFonts w:ascii="Times New Roman" w:hAnsi="Times New Roman"/>
+                <w:b/>
+                <w:sz w:val="26"/>
+                <w:rFonts w:ascii="Times New Roman" w:hAnsi="Times New Roman" w:cs="Times New Roman"/>
+              </w:rPr>
+              <w:t>Số tiết (2)</w:t>
+            </w:r>
+          </w:p>
+        </w:tc>
+        <w:tc>
+          <w:tcPr>
+            <w:tcW w:type="dxa" w:w="1247"/>
+            <w:vAlign w:val="center"/>
+          </w:tcPr>
+          <w:p>
+            <w:pPr>
+              <w:spacing w:before="40" w:after="40" w:line="276" w:lineRule="auto"/>
+              <w:jc w:val="center"/>
+            </w:pPr>
+            <w:r>
+              <w:rPr>
+                <w:rFonts w:ascii="Times New Roman" w:hAnsi="Times New Roman"/>
+                <w:b/>
+                <w:sz w:val="26"/>
+                <w:rFonts w:ascii="Times New Roman" w:hAnsi="Times New Roman" w:cs="Times New Roman"/>
+              </w:rPr>
+              <w:t>Tiết theo PPCT</w:t>
+            </w:r>
+          </w:p>
+        </w:tc>
+        <w:tc>
+          <w:tcPr>
+            <w:tcW w:type="dxa" w:w="3402"/>
+            <w:vAlign w:val="center"/>
+          </w:tcPr>
+          <w:p>
+            <w:pPr>
+              <w:spacing w:before="40" w:after="40" w:line="276" w:lineRule="auto"/>
+              <w:jc w:val="left"/>
+            </w:pPr>
+            <w:r>
+              <w:rPr>
+                <w:rFonts w:ascii="Times New Roman" w:hAnsi="Times New Roman"/>
+                <w:b/>
+                <w:sz w:val="26"/>
+                <w:rFonts w:ascii="Times New Roman" w:hAnsi="Times New Roman" w:cs="Times New Roman"/>
+              </w:rPr>
+              <w:t>Yêu cầu cần đạt (3)</w:t>
+            </w:r>
+          </w:p>
+        </w:tc>
+      </w:tr>
+      <w:tr>
+        <w:tc>
+          <w:tcPr>
+            <w:tcW w:type="dxa" w:w="680"/>
+            <w:vAlign w:val="center"/>
+          </w:tcPr>
+          <w:p>
+            <w:pPr>
+              <w:spacing w:before="40" w:after="40" w:line="276" w:lineRule="auto"/>
+              <w:jc w:val="center"/>
+            </w:pPr>
+            <w:r>
+              <w:rPr>
+                <w:rFonts w:ascii="Times New Roman" w:hAnsi="Times New Roman"/>
+                <w:sz w:val="26"/>
+                <w:rFonts w:ascii="Times New Roman" w:hAnsi="Times New Roman" w:cs="Times New Roman"/>
+              </w:rPr>
+              <w:t>1</w:t>
+            </w:r>
+          </w:p>
+        </w:tc>
+        <w:tc>
+          <w:tcPr>
+            <w:tcW w:type="dxa" w:w="3118"/>
+            <w:vAlign w:val="center"/>
+          </w:tcPr>
+          <w:p>
+            <w:pPr>
+              <w:spacing w:before="40" w:after="40" w:line="276" w:lineRule="auto"/>
+              <w:jc w:val="both"/>
+            </w:pPr>
+            <w:r>
+              <w:rPr>
+                <w:rFonts w:ascii="Times New Roman" w:hAnsi="Times New Roman"/>
+                <w:sz w:val="26"/>
+                <w:rFonts w:ascii="Times New Roman" w:hAnsi="Times New Roman" w:cs="Times New Roman"/>
+              </w:rPr>
+              <w:t>Tiết 0: Định hướng môn học</w:t>
+            </w:r>
+          </w:p>
+        </w:tc>
+        <w:tc>
+          <w:tcPr>
+            <w:tcW w:type="dxa" w:w="850"/>
+            <w:vAlign w:val="center"/>
+          </w:tcPr>
+          <w:p>
+            <w:pPr>
+              <w:spacing w:before="40" w:after="40" w:line="276" w:lineRule="auto"/>
+              <w:jc w:val="center"/>
+            </w:pPr>
+            <w:r>
+              <w:rPr>
+                <w:rFonts w:ascii="Times New Roman" w:hAnsi="Times New Roman"/>
+                <w:sz w:val="26"/>
+                <w:rFonts w:ascii="Times New Roman" w:hAnsi="Times New Roman" w:cs="Times New Roman"/>
+              </w:rPr>
+              <w:t>1</w:t>
+            </w:r>
+          </w:p>
+        </w:tc>
+        <w:tc>
+          <w:tcPr>
+            <w:tcW w:type="dxa" w:w="1247"/>
+            <w:vAlign w:val="center"/>
+          </w:tcPr>
+          <w:p>
+            <w:pPr>
+              <w:spacing w:before="40" w:after="40" w:line="276" w:lineRule="auto"/>
+              <w:jc w:val="center"/>
+            </w:pPr>
+            <w:r>
+              <w:rPr>
+                <w:rFonts w:ascii="Times New Roman" w:hAnsi="Times New Roman"/>
+                <w:sz w:val="26"/>
+                <w:rFonts w:ascii="Times New Roman" w:hAnsi="Times New Roman" w:cs="Times New Roman"/>
+              </w:rPr>
+              <w:t>1</w:t>
+            </w:r>
+          </w:p>
+        </w:tc>
+        <w:tc>
+          <w:tcPr>
+            <w:tcW w:type="dxa" w:w="3402"/>
+            <w:vAlign w:val="center"/>
+          </w:tcPr>
+          <w:p>
+            <w:pPr>
+              <w:spacing w:before="40" w:after="40" w:line="276" w:lineRule="auto"/>
+              <w:jc w:val="both"/>
+            </w:pPr>
+            <w:r>
+              <w:rPr>
+                <w:rFonts w:ascii="Times New Roman" w:hAnsi="Times New Roman"/>
+                <w:sz w:val="26"/>
+                <w:rFonts w:ascii="Times New Roman" w:hAnsi="Times New Roman" w:cs="Times New Roman"/>
+              </w:rPr>
+              <w:t>Giới thiệu tổng quan môn học Tin học, phương pháp học tập hiệu quả, các quy định an toàn và nội quy phòng học bộ môn.</w:t>
+            </w:r>
+          </w:p>
+        </w:tc>
+      </w:tr>
+      <w:tr>
+        <w:tc>
+          <w:tcPr>
+            <w:tcW w:type="dxa" w:w="680"/>
+            <w:vAlign w:val="center"/>
+          </w:tcPr>
+          <w:p>
+            <w:pPr>
+              <w:spacing w:before="40" w:after="40" w:line="276" w:lineRule="auto"/>
+              <w:jc w:val="center"/>
+            </w:pPr>
+            <w:r>
+              <w:rPr>
+                <w:rFonts w:ascii="Times New Roman" w:hAnsi="Times New Roman"/>
+                <w:sz w:val="26"/>
+                <w:rFonts w:ascii="Times New Roman" w:hAnsi="Times New Roman" w:cs="Times New Roman"/>
+              </w:rPr>
+              <w:t>2</w:t>
+            </w:r>
+          </w:p>
+        </w:tc>
+        <w:tc>
+          <w:tcPr>
+            <w:tcW w:type="dxa" w:w="3118"/>
+            <w:vAlign w:val="center"/>
+          </w:tcPr>
+          <w:p>
+            <w:pPr>
+              <w:spacing w:before="40" w:after="40" w:line="276" w:lineRule="auto"/>
+              <w:jc w:val="both"/>
+            </w:pPr>
+            <w:r>
+              <w:rPr>
+                <w:rFonts w:ascii="Times New Roman" w:hAnsi="Times New Roman"/>
+                <w:sz w:val="26"/>
+                <w:rFonts w:ascii="Times New Roman" w:hAnsi="Times New Roman" w:cs="Times New Roman"/>
+              </w:rPr>
+              <w:t>Bài 1: Giới thiệu môn học và Nội quy phòng máy</w:t>
+            </w:r>
+          </w:p>
+        </w:tc>
+        <w:tc>
+          <w:tcPr>
+            <w:tcW w:type="dxa" w:w="850"/>
+            <w:vAlign w:val="center"/>
+          </w:tcPr>
+          <w:p>
+            <w:pPr>
+              <w:spacing w:before="40" w:after="40" w:line="276" w:lineRule="auto"/>
+              <w:jc w:val="center"/>
+            </w:pPr>
+            <w:r>
+              <w:rPr>
+                <w:rFonts w:ascii="Times New Roman" w:hAnsi="Times New Roman"/>
+                <w:sz w:val="26"/>
+                <w:rFonts w:ascii="Times New Roman" w:hAnsi="Times New Roman" w:cs="Times New Roman"/>
+              </w:rPr>
+              <w:t>1</w:t>
+            </w:r>
+          </w:p>
+        </w:tc>
+        <w:tc>
+          <w:tcPr>
+            <w:tcW w:type="dxa" w:w="1247"/>
+            <w:vAlign w:val="center"/>
+          </w:tcPr>
+          <w:p>
+            <w:pPr>
+              <w:spacing w:before="40" w:after="40" w:line="276" w:lineRule="auto"/>
+              <w:jc w:val="center"/>
+            </w:pPr>
+            <w:r>
+              <w:rPr>
+                <w:rFonts w:ascii="Times New Roman" w:hAnsi="Times New Roman"/>
+                <w:sz w:val="26"/>
+                <w:rFonts w:ascii="Times New Roman" w:hAnsi="Times New Roman" w:cs="Times New Roman"/>
+              </w:rPr>
+              <w:t>2</w:t>
+            </w:r>
+          </w:p>
+        </w:tc>
+        <w:tc>
+          <w:tcPr>
+            <w:tcW w:type="dxa" w:w="3402"/>
+            <w:vAlign w:val="center"/>
+          </w:tcPr>
+          <w:p>
+            <w:pPr>
+              <w:spacing w:before="40" w:after="40" w:line="276" w:lineRule="auto"/>
+              <w:jc w:val="both"/>
+            </w:pPr>
+            <w:r>
+              <w:rPr>
+                <w:rFonts w:ascii="Times New Roman" w:hAnsi="Times New Roman"/>
+                <w:sz w:val="26"/>
+                <w:rFonts w:ascii="Times New Roman" w:hAnsi="Times New Roman" w:cs="Times New Roman"/>
+              </w:rPr>
+              <w:t>- Làm quen với môn học Tin học và quy định phòng máy tính.   - Thực hành tư thế ngồi đúng và giữ khoảng cách an toàn mắt khi dùng máy.</w:t>
+            </w:r>
+          </w:p>
+        </w:tc>
+      </w:tr>
+      <w:tr>
+        <w:tc>
+          <w:tcPr>
+            <w:tcW w:type="dxa" w:w="680"/>
+            <w:vAlign w:val="center"/>
+          </w:tcPr>
+          <w:p>
+            <w:pPr>
+              <w:spacing w:before="40" w:after="40" w:line="276" w:lineRule="auto"/>
+              <w:jc w:val="center"/>
+            </w:pPr>
+            <w:r>
+              <w:rPr>
+                <w:rFonts w:ascii="Times New Roman" w:hAnsi="Times New Roman"/>
+                <w:sz w:val="26"/>
+                <w:rFonts w:ascii="Times New Roman" w:hAnsi="Times New Roman" w:cs="Times New Roman"/>
+              </w:rPr>
+              <w:t>3</w:t>
+            </w:r>
+          </w:p>
+        </w:tc>
+        <w:tc>
+          <w:tcPr>
+            <w:tcW w:type="dxa" w:w="3118"/>
+            <w:vAlign w:val="center"/>
+          </w:tcPr>
+          <w:p>
+            <w:pPr>
+              <w:spacing w:before="40" w:after="40" w:line="276" w:lineRule="auto"/>
+              <w:jc w:val="both"/>
+            </w:pPr>
+            <w:r>
+              <w:rPr>
+                <w:rFonts w:ascii="Times New Roman" w:hAnsi="Times New Roman"/>
+                <w:sz w:val="26"/>
+                <w:rFonts w:ascii="Times New Roman" w:hAnsi="Times New Roman" w:cs="Times New Roman"/>
+              </w:rPr>
+              <w:t>Bài 2: Làm quen với máy tính</w:t>
+            </w:r>
+          </w:p>
+        </w:tc>
+        <w:tc>
+          <w:tcPr>
+            <w:tcW w:type="dxa" w:w="850"/>
+            <w:vAlign w:val="center"/>
+          </w:tcPr>
+          <w:p>
+            <w:pPr>
+              <w:spacing w:before="40" w:after="40" w:line="276" w:lineRule="auto"/>
+              <w:jc w:val="center"/>
+            </w:pPr>
+            <w:r>
+              <w:rPr>
+                <w:rFonts w:ascii="Times New Roman" w:hAnsi="Times New Roman"/>
+                <w:sz w:val="26"/>
+                <w:rFonts w:ascii="Times New Roman" w:hAnsi="Times New Roman" w:cs="Times New Roman"/>
+              </w:rPr>
+              <w:t>1</w:t>
+            </w:r>
+          </w:p>
+        </w:tc>
+        <w:tc>
+          <w:tcPr>
+            <w:tcW w:type="dxa" w:w="1247"/>
+            <w:vAlign w:val="center"/>
+          </w:tcPr>
+          <w:p>
+            <w:pPr>
+              <w:spacing w:before="40" w:after="40" w:line="276" w:lineRule="auto"/>
+              <w:jc w:val="center"/>
+            </w:pPr>
+            <w:r>
+              <w:rPr>
+                <w:rFonts w:ascii="Times New Roman" w:hAnsi="Times New Roman"/>
+                <w:sz w:val="26"/>
+                <w:rFonts w:ascii="Times New Roman" w:hAnsi="Times New Roman" w:cs="Times New Roman"/>
+              </w:rPr>
+              <w:t>3</w:t>
+            </w:r>
+          </w:p>
+        </w:tc>
+        <w:tc>
+          <w:tcPr>
+            <w:tcW w:type="dxa" w:w="3402"/>
+            <w:vAlign w:val="center"/>
+          </w:tcPr>
+          <w:p>
+            <w:pPr>
+              <w:spacing w:before="40" w:after="40" w:line="276" w:lineRule="auto"/>
+              <w:jc w:val="both"/>
+            </w:pPr>
+            <w:r>
+              <w:rPr>
+                <w:rFonts w:ascii="Times New Roman" w:hAnsi="Times New Roman"/>
+                <w:sz w:val="26"/>
+                <w:rFonts w:ascii="Times New Roman" w:hAnsi="Times New Roman" w:cs="Times New Roman"/>
+              </w:rPr>
+              <w:t>- Nhận biết máy tính là công cụ thông minh phục vụ học tập, giải trí.   - Phân biệt máy tính với các đồ dùng, máy móc quen thuộc trong đời sống.</w:t>
+            </w:r>
+          </w:p>
+        </w:tc>
+      </w:tr>
+      <w:tr>
+        <w:tc>
+          <w:tcPr>
+            <w:tcW w:type="dxa" w:w="680"/>
+            <w:vAlign w:val="center"/>
+          </w:tcPr>
+          <w:p>
+            <w:pPr>
+              <w:spacing w:before="40" w:after="40" w:line="276" w:lineRule="auto"/>
+              <w:jc w:val="center"/>
+            </w:pPr>
+            <w:r>
+              <w:rPr>
+                <w:rFonts w:ascii="Times New Roman" w:hAnsi="Times New Roman"/>
+                <w:sz w:val="26"/>
+                <w:rFonts w:ascii="Times New Roman" w:hAnsi="Times New Roman" w:cs="Times New Roman"/>
+              </w:rPr>
+              <w:t>4</w:t>
+            </w:r>
+          </w:p>
+        </w:tc>
+        <w:tc>
+          <w:tcPr>
+            <w:tcW w:type="dxa" w:w="3118"/>
+            <w:vAlign w:val="center"/>
+          </w:tcPr>
+          <w:p>
+            <w:pPr>
+              <w:spacing w:before="40" w:after="40" w:line="276" w:lineRule="auto"/>
+              <w:jc w:val="both"/>
+            </w:pPr>
+            <w:r>
+              <w:rPr>
+                <w:rFonts w:ascii="Times New Roman" w:hAnsi="Times New Roman"/>
+                <w:sz w:val="26"/>
+                <w:rFonts w:ascii="Times New Roman" w:hAnsi="Times New Roman" w:cs="Times New Roman"/>
+              </w:rPr>
+              <w:t>Bài 3: Các bộ phận chính của máy tính</w:t>
+            </w:r>
+          </w:p>
+        </w:tc>
+        <w:tc>
+          <w:tcPr>
+            <w:tcW w:type="dxa" w:w="850"/>
+            <w:vAlign w:val="center"/>
+          </w:tcPr>
+          <w:p>
+            <w:pPr>
+              <w:spacing w:before="40" w:after="40" w:line="276" w:lineRule="auto"/>
+              <w:jc w:val="center"/>
+            </w:pPr>
+            <w:r>
+              <w:rPr>
+                <w:rFonts w:ascii="Times New Roman" w:hAnsi="Times New Roman"/>
+                <w:sz w:val="26"/>
+                <w:rFonts w:ascii="Times New Roman" w:hAnsi="Times New Roman" w:cs="Times New Roman"/>
+              </w:rPr>
+              <w:t>1</w:t>
+            </w:r>
+          </w:p>
+        </w:tc>
+        <w:tc>
+          <w:tcPr>
+            <w:tcW w:type="dxa" w:w="1247"/>
+            <w:vAlign w:val="center"/>
+          </w:tcPr>
+          <w:p>
+            <w:pPr>
+              <w:spacing w:before="40" w:after="40" w:line="276" w:lineRule="auto"/>
+              <w:jc w:val="center"/>
+            </w:pPr>
+            <w:r>
+              <w:rPr>
+                <w:rFonts w:ascii="Times New Roman" w:hAnsi="Times New Roman"/>
+                <w:sz w:val="26"/>
+                <w:rFonts w:ascii="Times New Roman" w:hAnsi="Times New Roman" w:cs="Times New Roman"/>
+              </w:rPr>
+              <w:t>4</w:t>
+            </w:r>
+          </w:p>
+        </w:tc>
+        <w:tc>
+          <w:tcPr>
+            <w:tcW w:type="dxa" w:w="3402"/>
+            <w:vAlign w:val="center"/>
+          </w:tcPr>
+          <w:p>
+            <w:pPr>
+              <w:spacing w:before="40" w:after="40" w:line="276" w:lineRule="auto"/>
+              <w:jc w:val="both"/>
+            </w:pPr>
+            <w:r>
+              <w:rPr>
+                <w:rFonts w:ascii="Times New Roman" w:hAnsi="Times New Roman"/>
+                <w:sz w:val="26"/>
+                <w:rFonts w:ascii="Times New Roman" w:hAnsi="Times New Roman" w:cs="Times New Roman"/>
+              </w:rPr>
+              <w:t>- Nhận biết và gọi tên 4 bộ phận chính: Màn hình, Thân máy, Bàn phím, Chuột.   - Nêu được vai trò cơ bản của từng bộ phận.</w:t>
+            </w:r>
+          </w:p>
+        </w:tc>
+      </w:tr>
+      <w:tr>
+        <w:tc>
+          <w:tcPr>
+            <w:tcW w:type="dxa" w:w="680"/>
+            <w:vAlign w:val="center"/>
+          </w:tcPr>
+          <w:p>
+            <w:pPr>
+              <w:spacing w:before="40" w:after="40" w:line="276" w:lineRule="auto"/>
+              <w:jc w:val="center"/>
+            </w:pPr>
+            <w:r>
+              <w:rPr>
+                <w:rFonts w:ascii="Times New Roman" w:hAnsi="Times New Roman"/>
+                <w:sz w:val="26"/>
+                <w:rFonts w:ascii="Times New Roman" w:hAnsi="Times New Roman" w:cs="Times New Roman"/>
+              </w:rPr>
+              <w:t>5</w:t>
+            </w:r>
+          </w:p>
+        </w:tc>
+        <w:tc>
+          <w:tcPr>
+            <w:tcW w:type="dxa" w:w="3118"/>
+            <w:vAlign w:val="center"/>
+          </w:tcPr>
+          <w:p>
+            <w:pPr>
+              <w:spacing w:before="40" w:after="40" w:line="276" w:lineRule="auto"/>
+              <w:jc w:val="both"/>
+            </w:pPr>
+            <w:r>
+              <w:rPr>
+                <w:rFonts w:ascii="Times New Roman" w:hAnsi="Times New Roman"/>
+                <w:sz w:val="26"/>
+                <w:rFonts w:ascii="Times New Roman" w:hAnsi="Times New Roman" w:cs="Times New Roman"/>
+              </w:rPr>
+              <w:t>Bài 4: Bật và tắt máy tính an toàn</w:t>
+            </w:r>
+          </w:p>
+        </w:tc>
+        <w:tc>
+          <w:tcPr>
+            <w:tcW w:type="dxa" w:w="850"/>
+            <w:vAlign w:val="center"/>
+          </w:tcPr>
+          <w:p>
+            <w:pPr>
+              <w:spacing w:before="40" w:after="40" w:line="276" w:lineRule="auto"/>
+              <w:jc w:val="center"/>
+            </w:pPr>
+            <w:r>
+              <w:rPr>
+                <w:rFonts w:ascii="Times New Roman" w:hAnsi="Times New Roman"/>
+                <w:sz w:val="26"/>
+                <w:rFonts w:ascii="Times New Roman" w:hAnsi="Times New Roman" w:cs="Times New Roman"/>
+              </w:rPr>
+              <w:t>1</w:t>
+            </w:r>
+          </w:p>
+        </w:tc>
+        <w:tc>
+          <w:tcPr>
+            <w:tcW w:type="dxa" w:w="1247"/>
+            <w:vAlign w:val="center"/>
+          </w:tcPr>
+          <w:p>
+            <w:pPr>
+              <w:spacing w:before="40" w:after="40" w:line="276" w:lineRule="auto"/>
+              <w:jc w:val="center"/>
+            </w:pPr>
+            <w:r>
+              <w:rPr>
+                <w:rFonts w:ascii="Times New Roman" w:hAnsi="Times New Roman"/>
+                <w:sz w:val="26"/>
+                <w:rFonts w:ascii="Times New Roman" w:hAnsi="Times New Roman" w:cs="Times New Roman"/>
+              </w:rPr>
+              <w:t>5</w:t>
+            </w:r>
+          </w:p>
+        </w:tc>
+        <w:tc>
+          <w:tcPr>
+            <w:tcW w:type="dxa" w:w="3402"/>
+            <w:vAlign w:val="center"/>
+          </w:tcPr>
+          <w:p>
+            <w:pPr>
+              <w:spacing w:before="40" w:after="40" w:line="276" w:lineRule="auto"/>
+              <w:jc w:val="both"/>
+            </w:pPr>
+            <w:r>
+              <w:rPr>
+                <w:rFonts w:ascii="Times New Roman" w:hAnsi="Times New Roman"/>
+                <w:sz w:val="26"/>
+                <w:rFonts w:ascii="Times New Roman" w:hAnsi="Times New Roman" w:cs="Times New Roman"/>
+              </w:rPr>
+              <w:t>- Thực hành đúng quy trình các bước bật và tắt máy tính.   - Ghi nhớ quy tắc an toàn về điện và bảo vệ thiết bị.</w:t>
+            </w:r>
+          </w:p>
+        </w:tc>
+      </w:tr>
+      <w:tr>
+        <w:tc>
+          <w:tcPr>
+            <w:tcW w:type="dxa" w:w="680"/>
+            <w:vAlign w:val="center"/>
+          </w:tcPr>
+          <w:p>
+            <w:pPr>
+              <w:spacing w:before="40" w:after="40" w:line="276" w:lineRule="auto"/>
+              <w:jc w:val="center"/>
+            </w:pPr>
+            <w:r>
+              <w:rPr>
+                <w:rFonts w:ascii="Times New Roman" w:hAnsi="Times New Roman"/>
+                <w:sz w:val="26"/>
+                <w:rFonts w:ascii="Times New Roman" w:hAnsi="Times New Roman" w:cs="Times New Roman"/>
+              </w:rPr>
+              <w:t>6</w:t>
+            </w:r>
+          </w:p>
+        </w:tc>
+        <w:tc>
+          <w:tcPr>
+            <w:tcW w:type="dxa" w:w="3118"/>
+            <w:vAlign w:val="center"/>
+          </w:tcPr>
+          <w:p>
+            <w:pPr>
+              <w:spacing w:before="40" w:after="40" w:line="276" w:lineRule="auto"/>
+              <w:jc w:val="both"/>
+            </w:pPr>
+            <w:r>
+              <w:rPr>
+                <w:rFonts w:ascii="Times New Roman" w:hAnsi="Times New Roman"/>
+                <w:sz w:val="26"/>
+                <w:rFonts w:ascii="Times New Roman" w:hAnsi="Times New Roman" w:cs="Times New Roman"/>
+              </w:rPr>
+              <w:t>Bài 5: Tìm hiểu Bàn phím máy tính</w:t>
+            </w:r>
+          </w:p>
+        </w:tc>
+        <w:tc>
+          <w:tcPr>
+            <w:tcW w:type="dxa" w:w="850"/>
+            <w:vAlign w:val="center"/>
+          </w:tcPr>
+          <w:p>
+            <w:pPr>
+              <w:spacing w:before="40" w:after="40" w:line="276" w:lineRule="auto"/>
+              <w:jc w:val="center"/>
+            </w:pPr>
+            <w:r>
+              <w:rPr>
+                <w:rFonts w:ascii="Times New Roman" w:hAnsi="Times New Roman"/>
+                <w:sz w:val="26"/>
+                <w:rFonts w:ascii="Times New Roman" w:hAnsi="Times New Roman" w:cs="Times New Roman"/>
+              </w:rPr>
+              <w:t>1</w:t>
+            </w:r>
+          </w:p>
+        </w:tc>
+        <w:tc>
+          <w:tcPr>
+            <w:tcW w:type="dxa" w:w="1247"/>
+            <w:vAlign w:val="center"/>
+          </w:tcPr>
+          <w:p>
+            <w:pPr>
+              <w:spacing w:before="40" w:after="40" w:line="276" w:lineRule="auto"/>
+              <w:jc w:val="center"/>
+            </w:pPr>
+            <w:r>
+              <w:rPr>
+                <w:rFonts w:ascii="Times New Roman" w:hAnsi="Times New Roman"/>
+                <w:sz w:val="26"/>
+                <w:rFonts w:ascii="Times New Roman" w:hAnsi="Times New Roman" w:cs="Times New Roman"/>
+              </w:rPr>
+              <w:t>6</w:t>
+            </w:r>
+          </w:p>
+        </w:tc>
+        <w:tc>
+          <w:tcPr>
+            <w:tcW w:type="dxa" w:w="3402"/>
+            <w:vAlign w:val="center"/>
+          </w:tcPr>
+          <w:p>
+            <w:pPr>
+              <w:spacing w:before="40" w:after="40" w:line="276" w:lineRule="auto"/>
+              <w:jc w:val="both"/>
+            </w:pPr>
+            <w:r>
+              <w:rPr>
+                <w:rFonts w:ascii="Times New Roman" w:hAnsi="Times New Roman"/>
+                <w:sz w:val="26"/>
+                <w:rFonts w:ascii="Times New Roman" w:hAnsi="Times New Roman" w:cs="Times New Roman"/>
+              </w:rPr>
+              <w:t>- Quan sát, nhận biết cấu trúc tổng thể bàn phím.   - Xác định khu vực phím chữ, khu vực phím số và phím mũi tên.</w:t>
+            </w:r>
+          </w:p>
+        </w:tc>
+      </w:tr>
+      <w:tr>
+        <w:tc>
+          <w:tcPr>
+            <w:tcW w:type="dxa" w:w="680"/>
+            <w:vAlign w:val="center"/>
+          </w:tcPr>
+          <w:p>
+            <w:pPr>
+              <w:spacing w:before="40" w:after="40" w:line="276" w:lineRule="auto"/>
+              <w:jc w:val="center"/>
+            </w:pPr>
+            <w:r>
+              <w:rPr>
+                <w:rFonts w:ascii="Times New Roman" w:hAnsi="Times New Roman"/>
+                <w:sz w:val="26"/>
+                <w:rFonts w:ascii="Times New Roman" w:hAnsi="Times New Roman" w:cs="Times New Roman"/>
+              </w:rPr>
+              <w:t>7</w:t>
+            </w:r>
+          </w:p>
+        </w:tc>
+        <w:tc>
+          <w:tcPr>
+            <w:tcW w:type="dxa" w:w="3118"/>
+            <w:vAlign w:val="center"/>
+          </w:tcPr>
+          <w:p>
+            <w:pPr>
+              <w:spacing w:before="40" w:after="40" w:line="276" w:lineRule="auto"/>
+              <w:jc w:val="both"/>
+            </w:pPr>
+            <w:r>
+              <w:rPr>
+                <w:rFonts w:ascii="Times New Roman" w:hAnsi="Times New Roman"/>
+                <w:sz w:val="26"/>
+                <w:rFonts w:ascii="Times New Roman" w:hAnsi="Times New Roman" w:cs="Times New Roman"/>
+              </w:rPr>
+              <w:t>Bài 6: Các phím chức năng cơ bản</w:t>
+            </w:r>
+          </w:p>
+        </w:tc>
+        <w:tc>
+          <w:tcPr>
+            <w:tcW w:type="dxa" w:w="850"/>
+            <w:vAlign w:val="center"/>
+          </w:tcPr>
+          <w:p>
+            <w:pPr>
+              <w:spacing w:before="40" w:after="40" w:line="276" w:lineRule="auto"/>
+              <w:jc w:val="center"/>
+            </w:pPr>
+            <w:r>
+              <w:rPr>
+                <w:rFonts w:ascii="Times New Roman" w:hAnsi="Times New Roman"/>
+                <w:sz w:val="26"/>
+                <w:rFonts w:ascii="Times New Roman" w:hAnsi="Times New Roman" w:cs="Times New Roman"/>
+              </w:rPr>
+              <w:t>1</w:t>
+            </w:r>
+          </w:p>
+        </w:tc>
+        <w:tc>
+          <w:tcPr>
+            <w:tcW w:type="dxa" w:w="1247"/>
+            <w:vAlign w:val="center"/>
+          </w:tcPr>
+          <w:p>
+            <w:pPr>
+              <w:spacing w:before="40" w:after="40" w:line="276" w:lineRule="auto"/>
+              <w:jc w:val="center"/>
+            </w:pPr>
+            <w:r>
+              <w:rPr>
+                <w:rFonts w:ascii="Times New Roman" w:hAnsi="Times New Roman"/>
+                <w:sz w:val="26"/>
+                <w:rFonts w:ascii="Times New Roman" w:hAnsi="Times New Roman" w:cs="Times New Roman"/>
+              </w:rPr>
+              <w:t>7</w:t>
+            </w:r>
+          </w:p>
+        </w:tc>
+        <w:tc>
+          <w:tcPr>
+            <w:tcW w:type="dxa" w:w="3402"/>
+            <w:vAlign w:val="center"/>
+          </w:tcPr>
+          <w:p>
+            <w:pPr>
+              <w:spacing w:before="40" w:after="40" w:line="276" w:lineRule="auto"/>
+              <w:jc w:val="both"/>
+            </w:pPr>
+            <w:r>
+              <w:rPr>
+                <w:rFonts w:ascii="Times New Roman" w:hAnsi="Times New Roman"/>
+                <w:sz w:val="26"/>
+                <w:rFonts w:ascii="Times New Roman" w:hAnsi="Times New Roman" w:cs="Times New Roman"/>
+              </w:rPr>
+              <w:t>- Nhận biết vị trí và công dụng của các phím: Enter, Spacebar, Caps Lock, Backspace.   - Tập đặt ngón tay đúng tư thế chuẩn bị gõ phím.</w:t>
+            </w:r>
+          </w:p>
+        </w:tc>
+      </w:tr>
+      <w:tr>
+        <w:tc>
+          <w:tcPr>
+            <w:tcW w:type="dxa" w:w="680"/>
+            <w:vAlign w:val="center"/>
+          </w:tcPr>
+          <w:p>
+            <w:pPr>
+              <w:spacing w:before="40" w:after="40" w:line="276" w:lineRule="auto"/>
+              <w:jc w:val="center"/>
+            </w:pPr>
+            <w:r>
+              <w:rPr>
+                <w:rFonts w:ascii="Times New Roman" w:hAnsi="Times New Roman"/>
+                <w:sz w:val="26"/>
+                <w:rFonts w:ascii="Times New Roman" w:hAnsi="Times New Roman" w:cs="Times New Roman"/>
+              </w:rPr>
+              <w:t>8</w:t>
+            </w:r>
+          </w:p>
+        </w:tc>
+        <w:tc>
+          <w:tcPr>
+            <w:tcW w:type="dxa" w:w="3118"/>
+            <w:vAlign w:val="center"/>
+          </w:tcPr>
+          <w:p>
+            <w:pPr>
+              <w:spacing w:before="40" w:after="40" w:line="276" w:lineRule="auto"/>
+              <w:jc w:val="both"/>
+            </w:pPr>
+            <w:r>
+              <w:rPr>
+                <w:rFonts w:ascii="Times New Roman" w:hAnsi="Times New Roman"/>
+                <w:sz w:val="26"/>
+                <w:rFonts w:ascii="Times New Roman" w:hAnsi="Times New Roman" w:cs="Times New Roman"/>
+              </w:rPr>
+              <w:t>Bài 7: Luyện gõ phím với phần mềm RapidTyping</w:t>
+            </w:r>
+          </w:p>
+        </w:tc>
+        <w:tc>
+          <w:tcPr>
+            <w:tcW w:type="dxa" w:w="850"/>
+            <w:vAlign w:val="center"/>
+          </w:tcPr>
+          <w:p>
+            <w:pPr>
+              <w:spacing w:before="40" w:after="40" w:line="276" w:lineRule="auto"/>
+              <w:jc w:val="center"/>
+            </w:pPr>
+            <w:r>
+              <w:rPr>
+                <w:rFonts w:ascii="Times New Roman" w:hAnsi="Times New Roman"/>
+                <w:sz w:val="26"/>
+                <w:rFonts w:ascii="Times New Roman" w:hAnsi="Times New Roman" w:cs="Times New Roman"/>
+              </w:rPr>
+              <w:t>1</w:t>
+            </w:r>
+          </w:p>
+        </w:tc>
+        <w:tc>
+          <w:tcPr>
+            <w:tcW w:type="dxa" w:w="1247"/>
+            <w:vAlign w:val="center"/>
+          </w:tcPr>
+          <w:p>
+            <w:pPr>
+              <w:spacing w:before="40" w:after="40" w:line="276" w:lineRule="auto"/>
+              <w:jc w:val="center"/>
+            </w:pPr>
+            <w:r>
+              <w:rPr>
+                <w:rFonts w:ascii="Times New Roman" w:hAnsi="Times New Roman"/>
+                <w:sz w:val="26"/>
+                <w:rFonts w:ascii="Times New Roman" w:hAnsi="Times New Roman" w:cs="Times New Roman"/>
+              </w:rPr>
+              <w:t>8</w:t>
+            </w:r>
+          </w:p>
+        </w:tc>
+        <w:tc>
+          <w:tcPr>
+            <w:tcW w:type="dxa" w:w="3402"/>
+            <w:vAlign w:val="center"/>
+          </w:tcPr>
+          <w:p>
+            <w:pPr>
+              <w:spacing w:before="40" w:after="40" w:line="276" w:lineRule="auto"/>
+              <w:jc w:val="both"/>
+            </w:pPr>
+            <w:r>
+              <w:rPr>
+                <w:rFonts w:ascii="Times New Roman" w:hAnsi="Times New Roman"/>
+                <w:sz w:val="26"/>
+                <w:rFonts w:ascii="Times New Roman" w:hAnsi="Times New Roman" w:cs="Times New Roman"/>
+              </w:rPr>
+              <w:t>- Mở và thao tác trên giao diện phần mềm RapidTyping.   - Luyện tập gõ các phím cơ bản và phím số qua các bài tập tương tác.</w:t>
+            </w:r>
+          </w:p>
+        </w:tc>
+      </w:tr>
+      <w:tr>
+        <w:tc>
+          <w:tcPr>
+            <w:tcW w:type="dxa" w:w="680"/>
+            <w:vAlign w:val="center"/>
+          </w:tcPr>
+          <w:p>
+            <w:pPr>
+              <w:spacing w:before="40" w:after="40" w:line="276" w:lineRule="auto"/>
+              <w:jc w:val="center"/>
+            </w:pPr>
+            <w:r>
+              <w:rPr>
+                <w:rFonts w:ascii="Times New Roman" w:hAnsi="Times New Roman"/>
+                <w:sz w:val="26"/>
+                <w:rFonts w:ascii="Times New Roman" w:hAnsi="Times New Roman" w:cs="Times New Roman"/>
+              </w:rPr>
+              <w:t>9</w:t>
+            </w:r>
+          </w:p>
+        </w:tc>
+        <w:tc>
+          <w:tcPr>
+            <w:tcW w:type="dxa" w:w="3118"/>
+            <w:vAlign w:val="center"/>
+          </w:tcPr>
+          <w:p>
+            <w:pPr>
+              <w:spacing w:before="40" w:after="40" w:line="276" w:lineRule="auto"/>
+              <w:jc w:val="both"/>
+            </w:pPr>
+            <w:r>
+              <w:rPr>
+                <w:rFonts w:ascii="Times New Roman" w:hAnsi="Times New Roman"/>
+                <w:sz w:val="26"/>
+                <w:rFonts w:ascii="Times New Roman" w:hAnsi="Times New Roman" w:cs="Times New Roman"/>
+              </w:rPr>
+              <w:t>Bài 10: Chuột máy tính và cách cầm chuột</w:t>
+            </w:r>
+          </w:p>
+        </w:tc>
+        <w:tc>
+          <w:tcPr>
+            <w:tcW w:type="dxa" w:w="850"/>
+            <w:vAlign w:val="center"/>
+          </w:tcPr>
+          <w:p>
+            <w:pPr>
+              <w:spacing w:before="40" w:after="40" w:line="276" w:lineRule="auto"/>
+              <w:jc w:val="center"/>
+            </w:pPr>
+            <w:r>
+              <w:rPr>
+                <w:rFonts w:ascii="Times New Roman" w:hAnsi="Times New Roman"/>
+                <w:sz w:val="26"/>
+                <w:rFonts w:ascii="Times New Roman" w:hAnsi="Times New Roman" w:cs="Times New Roman"/>
+              </w:rPr>
+              <w:t>1</w:t>
+            </w:r>
+          </w:p>
+        </w:tc>
+        <w:tc>
+          <w:tcPr>
+            <w:tcW w:type="dxa" w:w="1247"/>
+            <w:vAlign w:val="center"/>
+          </w:tcPr>
+          <w:p>
+            <w:pPr>
+              <w:spacing w:before="40" w:after="40" w:line="276" w:lineRule="auto"/>
+              <w:jc w:val="center"/>
+            </w:pPr>
+            <w:r>
+              <w:rPr>
+                <w:rFonts w:ascii="Times New Roman" w:hAnsi="Times New Roman"/>
+                <w:sz w:val="26"/>
+                <w:rFonts w:ascii="Times New Roman" w:hAnsi="Times New Roman" w:cs="Times New Roman"/>
+              </w:rPr>
+              <w:t>9</w:t>
+            </w:r>
+          </w:p>
+        </w:tc>
+        <w:tc>
+          <w:tcPr>
+            <w:tcW w:type="dxa" w:w="3402"/>
+            <w:vAlign w:val="center"/>
+          </w:tcPr>
+          <w:p>
+            <w:pPr>
+              <w:spacing w:before="40" w:after="40" w:line="276" w:lineRule="auto"/>
+              <w:jc w:val="both"/>
+            </w:pPr>
+            <w:r>
+              <w:rPr>
+                <w:rFonts w:ascii="Times New Roman" w:hAnsi="Times New Roman"/>
+                <w:sz w:val="26"/>
+                <w:rFonts w:ascii="Times New Roman" w:hAnsi="Times New Roman" w:cs="Times New Roman"/>
+              </w:rPr>
+              <w:t>- Nhận biết các bộ phận của chuột: Nút trái, nút phải, con lăn.   - Thực hành thói quen cầm chuột đúng cách bằng tay phải.</w:t>
+            </w:r>
+          </w:p>
+        </w:tc>
+      </w:tr>
+      <w:tr>
+        <w:tc>
+          <w:tcPr>
+            <w:tcW w:type="dxa" w:w="680"/>
+            <w:vAlign w:val="center"/>
+          </w:tcPr>
+          <w:p>
+            <w:pPr>
+              <w:spacing w:before="40" w:after="40" w:line="276" w:lineRule="auto"/>
+              <w:jc w:val="center"/>
+            </w:pPr>
+            <w:r>
+              <w:rPr>
+                <w:rFonts w:ascii="Times New Roman" w:hAnsi="Times New Roman"/>
+                <w:sz w:val="26"/>
+                <w:rFonts w:ascii="Times New Roman" w:hAnsi="Times New Roman" w:cs="Times New Roman"/>
+              </w:rPr>
+              <w:t>10</w:t>
+            </w:r>
+          </w:p>
+        </w:tc>
+        <w:tc>
+          <w:tcPr>
+            <w:tcW w:type="dxa" w:w="3118"/>
+            <w:vAlign w:val="center"/>
+          </w:tcPr>
+          <w:p>
+            <w:pPr>
+              <w:spacing w:before="40" w:after="40" w:line="276" w:lineRule="auto"/>
+              <w:jc w:val="both"/>
+            </w:pPr>
+            <w:r>
+              <w:rPr>
+                <w:rFonts w:ascii="Times New Roman" w:hAnsi="Times New Roman"/>
+                <w:sz w:val="26"/>
+                <w:rFonts w:ascii="Times New Roman" w:hAnsi="Times New Roman" w:cs="Times New Roman"/>
+              </w:rPr>
+              <w:t>Ôn tập Đánh giá định kỳ 1</w:t>
+            </w:r>
+          </w:p>
+        </w:tc>
+        <w:tc>
+          <w:tcPr>
+            <w:tcW w:type="dxa" w:w="850"/>
+            <w:vAlign w:val="center"/>
+          </w:tcPr>
+          <w:p>
+            <w:pPr>
+              <w:spacing w:before="40" w:after="40" w:line="276" w:lineRule="auto"/>
+              <w:jc w:val="center"/>
+            </w:pPr>
+            <w:r>
+              <w:rPr>
+                <w:rFonts w:ascii="Times New Roman" w:hAnsi="Times New Roman"/>
+                <w:sz w:val="26"/>
+                <w:rFonts w:ascii="Times New Roman" w:hAnsi="Times New Roman" w:cs="Times New Roman"/>
+              </w:rPr>
+              <w:t>1</w:t>
+            </w:r>
+          </w:p>
+        </w:tc>
+        <w:tc>
+          <w:tcPr>
+            <w:tcW w:type="dxa" w:w="1247"/>
+            <w:vAlign w:val="center"/>
+          </w:tcPr>
+          <w:p>
+            <w:pPr>
+              <w:spacing w:before="40" w:after="40" w:line="276" w:lineRule="auto"/>
+              <w:jc w:val="center"/>
+            </w:pPr>
+            <w:r>
+              <w:rPr>
+                <w:rFonts w:ascii="Times New Roman" w:hAnsi="Times New Roman"/>
+                <w:sz w:val="26"/>
+                <w:rFonts w:ascii="Times New Roman" w:hAnsi="Times New Roman" w:cs="Times New Roman"/>
+              </w:rPr>
+              <w:t>10</w:t>
+            </w:r>
+          </w:p>
+        </w:tc>
+        <w:tc>
+          <w:tcPr>
+            <w:tcW w:type="dxa" w:w="3402"/>
+            <w:vAlign w:val="center"/>
+          </w:tcPr>
+          <w:p>
+            <w:pPr>
+              <w:spacing w:before="40" w:after="40" w:line="276" w:lineRule="auto"/>
+              <w:jc w:val="both"/>
+            </w:pPr>
+            <w:r>
+              <w:rPr>
+                <w:rFonts w:ascii="Times New Roman" w:hAnsi="Times New Roman"/>
+                <w:sz w:val="26"/>
+                <w:rFonts w:ascii="Times New Roman" w:hAnsi="Times New Roman" w:cs="Times New Roman"/>
+              </w:rPr>
+              <w:t>Hệ thống hóa kiến thức chuẩn bị Đánh giá định kỳ 1.</w:t>
+            </w:r>
+          </w:p>
+        </w:tc>
+      </w:tr>
+      <w:tr>
+        <w:tc>
+          <w:tcPr>
+            <w:tcW w:type="dxa" w:w="680"/>
+            <w:vAlign w:val="center"/>
+          </w:tcPr>
+          <w:p>
+            <w:pPr>
+              <w:spacing w:before="40" w:after="40" w:line="276" w:lineRule="auto"/>
+              <w:jc w:val="center"/>
+            </w:pPr>
+            <w:r>
+              <w:rPr>
+                <w:rFonts w:ascii="Times New Roman" w:hAnsi="Times New Roman"/>
+                <w:sz w:val="26"/>
+                <w:rFonts w:ascii="Times New Roman" w:hAnsi="Times New Roman" w:cs="Times New Roman"/>
+              </w:rPr>
+              <w:t>11</w:t>
+            </w:r>
+          </w:p>
+        </w:tc>
+        <w:tc>
+          <w:tcPr>
+            <w:tcW w:type="dxa" w:w="3118"/>
+            <w:vAlign w:val="center"/>
+          </w:tcPr>
+          <w:p>
+            <w:pPr>
+              <w:spacing w:before="40" w:after="40" w:line="276" w:lineRule="auto"/>
+              <w:jc w:val="both"/>
+            </w:pPr>
+            <w:r>
+              <w:rPr>
+                <w:rFonts w:ascii="Times New Roman" w:hAnsi="Times New Roman"/>
+                <w:sz w:val="26"/>
+                <w:rFonts w:ascii="Times New Roman" w:hAnsi="Times New Roman" w:cs="Times New Roman"/>
+              </w:rPr>
+              <w:t>Đánh giá định kỳ 1</w:t>
+            </w:r>
+          </w:p>
+        </w:tc>
+        <w:tc>
+          <w:tcPr>
+            <w:tcW w:type="dxa" w:w="850"/>
+            <w:vAlign w:val="center"/>
+          </w:tcPr>
+          <w:p>
+            <w:pPr>
+              <w:spacing w:before="40" w:after="40" w:line="276" w:lineRule="auto"/>
+              <w:jc w:val="center"/>
+            </w:pPr>
+            <w:r>
+              <w:rPr>
+                <w:rFonts w:ascii="Times New Roman" w:hAnsi="Times New Roman"/>
+                <w:sz w:val="26"/>
+                <w:rFonts w:ascii="Times New Roman" w:hAnsi="Times New Roman" w:cs="Times New Roman"/>
+              </w:rPr>
+              <w:t>1</w:t>
+            </w:r>
+          </w:p>
+        </w:tc>
+        <w:tc>
+          <w:tcPr>
+            <w:tcW w:type="dxa" w:w="1247"/>
+            <w:vAlign w:val="center"/>
+          </w:tcPr>
+          <w:p>
+            <w:pPr>
+              <w:spacing w:before="40" w:after="40" w:line="276" w:lineRule="auto"/>
+              <w:jc w:val="center"/>
+            </w:pPr>
+            <w:r>
+              <w:rPr>
+                <w:rFonts w:ascii="Times New Roman" w:hAnsi="Times New Roman"/>
+                <w:sz w:val="26"/>
+                <w:rFonts w:ascii="Times New Roman" w:hAnsi="Times New Roman" w:cs="Times New Roman"/>
+              </w:rPr>
+              <w:t>11</w:t>
+            </w:r>
+          </w:p>
+        </w:tc>
+        <w:tc>
+          <w:tcPr>
+            <w:tcW w:type="dxa" w:w="3402"/>
+            <w:vAlign w:val="center"/>
+          </w:tcPr>
+          <w:p>
+            <w:pPr>
+              <w:spacing w:before="40" w:after="40" w:line="276" w:lineRule="auto"/>
+              <w:jc w:val="both"/>
+            </w:pPr>
+            <w:r>
+              <w:rPr>
+                <w:rFonts w:ascii="Times New Roman" w:hAnsi="Times New Roman"/>
+                <w:sz w:val="26"/>
+                <w:rFonts w:ascii="Times New Roman" w:hAnsi="Times New Roman" w:cs="Times New Roman"/>
+              </w:rPr>
+              <w:t>Kiểm tra đánh giá kết quả học tập.</w:t>
+            </w:r>
+          </w:p>
+        </w:tc>
+      </w:tr>
+      <w:tr>
+        <w:tc>
+          <w:tcPr>
+            <w:tcW w:type="dxa" w:w="680"/>
+            <w:vAlign w:val="center"/>
+          </w:tcPr>
+          <w:p>
+            <w:pPr>
+              <w:spacing w:before="40" w:after="40" w:line="276" w:lineRule="auto"/>
+              <w:jc w:val="center"/>
+            </w:pPr>
+            <w:r>
+              <w:rPr>
+                <w:rFonts w:ascii="Times New Roman" w:hAnsi="Times New Roman"/>
+                <w:sz w:val="26"/>
+                <w:rFonts w:ascii="Times New Roman" w:hAnsi="Times New Roman" w:cs="Times New Roman"/>
+              </w:rPr>
+              <w:t>12</w:t>
+            </w:r>
+          </w:p>
+        </w:tc>
+        <w:tc>
+          <w:tcPr>
+            <w:tcW w:type="dxa" w:w="3118"/>
+            <w:vAlign w:val="center"/>
+          </w:tcPr>
+          <w:p>
+            <w:pPr>
+              <w:spacing w:before="40" w:after="40" w:line="276" w:lineRule="auto"/>
+              <w:jc w:val="both"/>
+            </w:pPr>
+            <w:r>
+              <w:rPr>
+                <w:rFonts w:ascii="Times New Roman" w:hAnsi="Times New Roman"/>
+                <w:sz w:val="26"/>
+                <w:rFonts w:ascii="Times New Roman" w:hAnsi="Times New Roman" w:cs="Times New Roman"/>
+              </w:rPr>
+              <w:t>Bài 11: Các thao tác cơ bản với Chuột</w:t>
+            </w:r>
+          </w:p>
+        </w:tc>
+        <w:tc>
+          <w:tcPr>
+            <w:tcW w:type="dxa" w:w="850"/>
+            <w:vAlign w:val="center"/>
+          </w:tcPr>
+          <w:p>
+            <w:pPr>
+              <w:spacing w:before="40" w:after="40" w:line="276" w:lineRule="auto"/>
+              <w:jc w:val="center"/>
+            </w:pPr>
+            <w:r>
+              <w:rPr>
+                <w:rFonts w:ascii="Times New Roman" w:hAnsi="Times New Roman"/>
+                <w:sz w:val="26"/>
+                <w:rFonts w:ascii="Times New Roman" w:hAnsi="Times New Roman" w:cs="Times New Roman"/>
+              </w:rPr>
+              <w:t>1</w:t>
+            </w:r>
+          </w:p>
+        </w:tc>
+        <w:tc>
+          <w:tcPr>
+            <w:tcW w:type="dxa" w:w="1247"/>
+            <w:vAlign w:val="center"/>
+          </w:tcPr>
+          <w:p>
+            <w:pPr>
+              <w:spacing w:before="40" w:after="40" w:line="276" w:lineRule="auto"/>
+              <w:jc w:val="center"/>
+            </w:pPr>
+            <w:r>
+              <w:rPr>
+                <w:rFonts w:ascii="Times New Roman" w:hAnsi="Times New Roman"/>
+                <w:sz w:val="26"/>
+                <w:rFonts w:ascii="Times New Roman" w:hAnsi="Times New Roman" w:cs="Times New Roman"/>
+              </w:rPr>
+              <w:t>12</w:t>
+            </w:r>
+          </w:p>
+        </w:tc>
+        <w:tc>
+          <w:tcPr>
+            <w:tcW w:type="dxa" w:w="3402"/>
+            <w:vAlign w:val="center"/>
+          </w:tcPr>
+          <w:p>
+            <w:pPr>
+              <w:spacing w:before="40" w:after="40" w:line="276" w:lineRule="auto"/>
+              <w:jc w:val="both"/>
+            </w:pPr>
+            <w:r>
+              <w:rPr>
+                <w:rFonts w:ascii="Times New Roman" w:hAnsi="Times New Roman"/>
+                <w:sz w:val="26"/>
+                <w:rFonts w:ascii="Times New Roman" w:hAnsi="Times New Roman" w:cs="Times New Roman"/>
+              </w:rPr>
+              <w:t>- Thực hành thành thạo 4 thao tác: Di chuyển chuột, Nhấp chuột, Nhấp đôi chuột, Kéo thả chuột.</w:t>
+            </w:r>
+          </w:p>
+        </w:tc>
+      </w:tr>
+      <w:tr>
+        <w:tc>
+          <w:tcPr>
+            <w:tcW w:type="dxa" w:w="680"/>
+            <w:vAlign w:val="center"/>
+          </w:tcPr>
+          <w:p>
+            <w:pPr>
+              <w:spacing w:before="40" w:after="40" w:line="276" w:lineRule="auto"/>
+              <w:jc w:val="center"/>
+            </w:pPr>
+            <w:r>
+              <w:rPr>
+                <w:rFonts w:ascii="Times New Roman" w:hAnsi="Times New Roman"/>
+                <w:sz w:val="26"/>
+                <w:rFonts w:ascii="Times New Roman" w:hAnsi="Times New Roman" w:cs="Times New Roman"/>
+              </w:rPr>
+              <w:t>13</w:t>
+            </w:r>
+          </w:p>
+        </w:tc>
+        <w:tc>
+          <w:tcPr>
+            <w:tcW w:type="dxa" w:w="3118"/>
+            <w:vAlign w:val="center"/>
+          </w:tcPr>
+          <w:p>
+            <w:pPr>
+              <w:spacing w:before="40" w:after="40" w:line="276" w:lineRule="auto"/>
+              <w:jc w:val="both"/>
+            </w:pPr>
+            <w:r>
+              <w:rPr>
+                <w:rFonts w:ascii="Times New Roman" w:hAnsi="Times New Roman"/>
+                <w:sz w:val="26"/>
+                <w:rFonts w:ascii="Times New Roman" w:hAnsi="Times New Roman" w:cs="Times New Roman"/>
+              </w:rPr>
+              <w:t>Bài 12: Luyện thao tác chuột với ứng dụng tương tác</w:t>
+            </w:r>
+          </w:p>
+        </w:tc>
+        <w:tc>
+          <w:tcPr>
+            <w:tcW w:type="dxa" w:w="850"/>
+            <w:vAlign w:val="center"/>
+          </w:tcPr>
+          <w:p>
+            <w:pPr>
+              <w:spacing w:before="40" w:after="40" w:line="276" w:lineRule="auto"/>
+              <w:jc w:val="center"/>
+            </w:pPr>
+            <w:r>
+              <w:rPr>
+                <w:rFonts w:ascii="Times New Roman" w:hAnsi="Times New Roman"/>
+                <w:sz w:val="26"/>
+                <w:rFonts w:ascii="Times New Roman" w:hAnsi="Times New Roman" w:cs="Times New Roman"/>
+              </w:rPr>
+              <w:t>1</w:t>
+            </w:r>
+          </w:p>
+        </w:tc>
+        <w:tc>
+          <w:tcPr>
+            <w:tcW w:type="dxa" w:w="1247"/>
+            <w:vAlign w:val="center"/>
+          </w:tcPr>
+          <w:p>
+            <w:pPr>
+              <w:spacing w:before="40" w:after="40" w:line="276" w:lineRule="auto"/>
+              <w:jc w:val="center"/>
+            </w:pPr>
+            <w:r>
+              <w:rPr>
+                <w:rFonts w:ascii="Times New Roman" w:hAnsi="Times New Roman"/>
+                <w:sz w:val="26"/>
+                <w:rFonts w:ascii="Times New Roman" w:hAnsi="Times New Roman" w:cs="Times New Roman"/>
+              </w:rPr>
+              <w:t>13</w:t>
+            </w:r>
+          </w:p>
+        </w:tc>
+        <w:tc>
+          <w:tcPr>
+            <w:tcW w:type="dxa" w:w="3402"/>
+            <w:vAlign w:val="center"/>
+          </w:tcPr>
+          <w:p>
+            <w:pPr>
+              <w:spacing w:before="40" w:after="40" w:line="276" w:lineRule="auto"/>
+              <w:jc w:val="both"/>
+            </w:pPr>
+            <w:r>
+              <w:rPr>
+                <w:rFonts w:ascii="Times New Roman" w:hAnsi="Times New Roman"/>
+                <w:sz w:val="26"/>
+                <w:rFonts w:ascii="Times New Roman" w:hAnsi="Times New Roman" w:cs="Times New Roman"/>
+              </w:rPr>
+              <w:t>- Rèn luyện sự khéo léo và phản xạ sử dụng chuột qua các trò chơi giáo dục / phần mềm Kid Pix.</w:t>
+            </w:r>
+          </w:p>
+        </w:tc>
+      </w:tr>
+      <w:tr>
+        <w:tc>
+          <w:tcPr>
+            <w:tcW w:type="dxa" w:w="680"/>
+            <w:vAlign w:val="center"/>
+          </w:tcPr>
+          <w:p>
+            <w:pPr>
+              <w:spacing w:before="40" w:after="40" w:line="276" w:lineRule="auto"/>
+              <w:jc w:val="center"/>
+            </w:pPr>
+            <w:r>
+              <w:rPr>
+                <w:rFonts w:ascii="Times New Roman" w:hAnsi="Times New Roman"/>
+                <w:sz w:val="26"/>
+                <w:rFonts w:ascii="Times New Roman" w:hAnsi="Times New Roman" w:cs="Times New Roman"/>
+              </w:rPr>
+              <w:t>14</w:t>
+            </w:r>
+          </w:p>
+        </w:tc>
+        <w:tc>
+          <w:tcPr>
+            <w:tcW w:type="dxa" w:w="3118"/>
+            <w:vAlign w:val="center"/>
+          </w:tcPr>
+          <w:p>
+            <w:pPr>
+              <w:spacing w:before="40" w:after="40" w:line="276" w:lineRule="auto"/>
+              <w:jc w:val="both"/>
+            </w:pPr>
+            <w:r>
+              <w:rPr>
+                <w:rFonts w:ascii="Times New Roman" w:hAnsi="Times New Roman"/>
+                <w:sz w:val="26"/>
+                <w:rFonts w:ascii="Times New Roman" w:hAnsi="Times New Roman" w:cs="Times New Roman"/>
+              </w:rPr>
+              <w:t>Bài 13: Soạn thảo văn bản đơn giản với Word</w:t>
+            </w:r>
+          </w:p>
+        </w:tc>
+        <w:tc>
+          <w:tcPr>
+            <w:tcW w:type="dxa" w:w="850"/>
+            <w:vAlign w:val="center"/>
+          </w:tcPr>
+          <w:p>
+            <w:pPr>
+              <w:spacing w:before="40" w:after="40" w:line="276" w:lineRule="auto"/>
+              <w:jc w:val="center"/>
+            </w:pPr>
+            <w:r>
+              <w:rPr>
+                <w:rFonts w:ascii="Times New Roman" w:hAnsi="Times New Roman"/>
+                <w:sz w:val="26"/>
+                <w:rFonts w:ascii="Times New Roman" w:hAnsi="Times New Roman" w:cs="Times New Roman"/>
+              </w:rPr>
+              <w:t>1</w:t>
+            </w:r>
+          </w:p>
+        </w:tc>
+        <w:tc>
+          <w:tcPr>
+            <w:tcW w:type="dxa" w:w="1247"/>
+            <w:vAlign w:val="center"/>
+          </w:tcPr>
+          <w:p>
+            <w:pPr>
+              <w:spacing w:before="40" w:after="40" w:line="276" w:lineRule="auto"/>
+              <w:jc w:val="center"/>
+            </w:pPr>
+            <w:r>
+              <w:rPr>
+                <w:rFonts w:ascii="Times New Roman" w:hAnsi="Times New Roman"/>
+                <w:sz w:val="26"/>
+                <w:rFonts w:ascii="Times New Roman" w:hAnsi="Times New Roman" w:cs="Times New Roman"/>
+              </w:rPr>
+              <w:t>14</w:t>
+            </w:r>
+          </w:p>
+        </w:tc>
+        <w:tc>
+          <w:tcPr>
+            <w:tcW w:type="dxa" w:w="3402"/>
+            <w:vAlign w:val="center"/>
+          </w:tcPr>
+          <w:p>
+            <w:pPr>
+              <w:spacing w:before="40" w:after="40" w:line="276" w:lineRule="auto"/>
+              <w:jc w:val="both"/>
+            </w:pPr>
+            <w:r>
+              <w:rPr>
+                <w:rFonts w:ascii="Times New Roman" w:hAnsi="Times New Roman"/>
+                <w:sz w:val="26"/>
+                <w:rFonts w:ascii="Times New Roman" w:hAnsi="Times New Roman" w:cs="Times New Roman"/>
+              </w:rPr>
+              <w:t>- Mở phần mềm Word, nhận biết vùng làm việc soạn thảo.   - Thực hành gõ các từ tiếng Anh hoặc từ tiếng Việt không dấu ngắn.</w:t>
+            </w:r>
+          </w:p>
+        </w:tc>
+      </w:tr>
+      <w:tr>
+        <w:tc>
+          <w:tcPr>
+            <w:tcW w:type="dxa" w:w="680"/>
+            <w:vAlign w:val="center"/>
+          </w:tcPr>
+          <w:p>
+            <w:pPr>
+              <w:spacing w:before="40" w:after="40" w:line="276" w:lineRule="auto"/>
+              <w:jc w:val="center"/>
+            </w:pPr>
+            <w:r>
+              <w:rPr>
+                <w:rFonts w:ascii="Times New Roman" w:hAnsi="Times New Roman"/>
+                <w:sz w:val="26"/>
+                <w:rFonts w:ascii="Times New Roman" w:hAnsi="Times New Roman" w:cs="Times New Roman"/>
+              </w:rPr>
+              <w:t>15</w:t>
+            </w:r>
+          </w:p>
+        </w:tc>
+        <w:tc>
+          <w:tcPr>
+            <w:tcW w:type="dxa" w:w="3118"/>
+            <w:vAlign w:val="center"/>
+          </w:tcPr>
+          <w:p>
+            <w:pPr>
+              <w:spacing w:before="40" w:after="40" w:line="276" w:lineRule="auto"/>
+              <w:jc w:val="both"/>
+            </w:pPr>
+            <w:r>
+              <w:rPr>
+                <w:rFonts w:ascii="Times New Roman" w:hAnsi="Times New Roman"/>
+                <w:sz w:val="26"/>
+                <w:rFonts w:ascii="Times New Roman" w:hAnsi="Times New Roman" w:cs="Times New Roman"/>
+              </w:rPr>
+              <w:t>Bài 14: Luyện tập phối hợp Chuột và Bàn phím</w:t>
+            </w:r>
+          </w:p>
+        </w:tc>
+        <w:tc>
+          <w:tcPr>
+            <w:tcW w:type="dxa" w:w="850"/>
+            <w:vAlign w:val="center"/>
+          </w:tcPr>
+          <w:p>
+            <w:pPr>
+              <w:spacing w:before="40" w:after="40" w:line="276" w:lineRule="auto"/>
+              <w:jc w:val="center"/>
+            </w:pPr>
+            <w:r>
+              <w:rPr>
+                <w:rFonts w:ascii="Times New Roman" w:hAnsi="Times New Roman"/>
+                <w:sz w:val="26"/>
+                <w:rFonts w:ascii="Times New Roman" w:hAnsi="Times New Roman" w:cs="Times New Roman"/>
+              </w:rPr>
+              <w:t>1</w:t>
+            </w:r>
+          </w:p>
+        </w:tc>
+        <w:tc>
+          <w:tcPr>
+            <w:tcW w:type="dxa" w:w="1247"/>
+            <w:vAlign w:val="center"/>
+          </w:tcPr>
+          <w:p>
+            <w:pPr>
+              <w:spacing w:before="40" w:after="40" w:line="276" w:lineRule="auto"/>
+              <w:jc w:val="center"/>
+            </w:pPr>
+            <w:r>
+              <w:rPr>
+                <w:rFonts w:ascii="Times New Roman" w:hAnsi="Times New Roman"/>
+                <w:sz w:val="26"/>
+                <w:rFonts w:ascii="Times New Roman" w:hAnsi="Times New Roman" w:cs="Times New Roman"/>
+              </w:rPr>
+              <w:t>15</w:t>
+            </w:r>
+          </w:p>
+        </w:tc>
+        <w:tc>
+          <w:tcPr>
+            <w:tcW w:type="dxa" w:w="3402"/>
+            <w:vAlign w:val="center"/>
+          </w:tcPr>
+          <w:p>
+            <w:pPr>
+              <w:spacing w:before="40" w:after="40" w:line="276" w:lineRule="auto"/>
+              <w:jc w:val="both"/>
+            </w:pPr>
+            <w:r>
+              <w:rPr>
+                <w:rFonts w:ascii="Times New Roman" w:hAnsi="Times New Roman"/>
+                <w:sz w:val="26"/>
+                <w:rFonts w:ascii="Times New Roman" w:hAnsi="Times New Roman" w:cs="Times New Roman"/>
+              </w:rPr>
+              <w:t>- Kết hợp thao tác di chuyển chuột để chọn mục và gõ phím nhập dữ liệu đơn giản.   - Hoàn thiện các bài tập thực hành tổng hợp phản xạ phím và chuột.</w:t>
+            </w:r>
+          </w:p>
+        </w:tc>
+      </w:tr>
+      <w:tr>
+        <w:tc>
+          <w:tcPr>
+            <w:tcW w:type="dxa" w:w="680"/>
+            <w:vAlign w:val="center"/>
+          </w:tcPr>
+          <w:p>
+            <w:pPr>
+              <w:spacing w:before="40" w:after="40" w:line="276" w:lineRule="auto"/>
+              <w:jc w:val="center"/>
+            </w:pPr>
+            <w:r>
+              <w:rPr>
+                <w:rFonts w:ascii="Times New Roman" w:hAnsi="Times New Roman"/>
+                <w:sz w:val="26"/>
+                <w:rFonts w:ascii="Times New Roman" w:hAnsi="Times New Roman" w:cs="Times New Roman"/>
+              </w:rPr>
+              <w:t>16</w:t>
+            </w:r>
+          </w:p>
+        </w:tc>
+        <w:tc>
+          <w:tcPr>
+            <w:tcW w:type="dxa" w:w="3118"/>
+            <w:vAlign w:val="center"/>
+          </w:tcPr>
+          <w:p>
+            <w:pPr>
+              <w:spacing w:before="40" w:after="40" w:line="276" w:lineRule="auto"/>
+              <w:jc w:val="both"/>
+            </w:pPr>
+            <w:r>
+              <w:rPr>
+                <w:rFonts w:ascii="Times New Roman" w:hAnsi="Times New Roman"/>
+                <w:sz w:val="26"/>
+                <w:rFonts w:ascii="Times New Roman" w:hAnsi="Times New Roman" w:cs="Times New Roman"/>
+              </w:rPr>
+              <w:t>Bài 18: Làm quen với phần mềm Tập vẽ Paint</w:t>
+            </w:r>
+          </w:p>
+        </w:tc>
+        <w:tc>
+          <w:tcPr>
+            <w:tcW w:type="dxa" w:w="850"/>
+            <w:vAlign w:val="center"/>
+          </w:tcPr>
+          <w:p>
+            <w:pPr>
+              <w:spacing w:before="40" w:after="40" w:line="276" w:lineRule="auto"/>
+              <w:jc w:val="center"/>
+            </w:pPr>
+            <w:r>
+              <w:rPr>
+                <w:rFonts w:ascii="Times New Roman" w:hAnsi="Times New Roman"/>
+                <w:sz w:val="26"/>
+                <w:rFonts w:ascii="Times New Roman" w:hAnsi="Times New Roman" w:cs="Times New Roman"/>
+              </w:rPr>
+              <w:t>1</w:t>
+            </w:r>
+          </w:p>
+        </w:tc>
+        <w:tc>
+          <w:tcPr>
+            <w:tcW w:type="dxa" w:w="1247"/>
+            <w:vAlign w:val="center"/>
+          </w:tcPr>
+          <w:p>
+            <w:pPr>
+              <w:spacing w:before="40" w:after="40" w:line="276" w:lineRule="auto"/>
+              <w:jc w:val="center"/>
+            </w:pPr>
+            <w:r>
+              <w:rPr>
+                <w:rFonts w:ascii="Times New Roman" w:hAnsi="Times New Roman"/>
+                <w:sz w:val="26"/>
+                <w:rFonts w:ascii="Times New Roman" w:hAnsi="Times New Roman" w:cs="Times New Roman"/>
+              </w:rPr>
+              <w:t>16</w:t>
+            </w:r>
+          </w:p>
+        </w:tc>
+        <w:tc>
+          <w:tcPr>
+            <w:tcW w:type="dxa" w:w="3402"/>
+            <w:vAlign w:val="center"/>
+          </w:tcPr>
+          <w:p>
+            <w:pPr>
+              <w:spacing w:before="40" w:after="40" w:line="276" w:lineRule="auto"/>
+              <w:jc w:val="both"/>
+            </w:pPr>
+            <w:r>
+              <w:rPr>
+                <w:rFonts w:ascii="Times New Roman" w:hAnsi="Times New Roman"/>
+                <w:sz w:val="26"/>
+                <w:rFonts w:ascii="Times New Roman" w:hAnsi="Times New Roman" w:cs="Times New Roman"/>
+              </w:rPr>
+              <w:t>- Mở và thoát phần mềm Paint.   - Nhận biết Vùng vẽ (Drawing Area) và Bảng công cụ (Ribbon).</w:t>
+            </w:r>
+          </w:p>
+        </w:tc>
+      </w:tr>
+      <w:tr>
+        <w:tc>
+          <w:tcPr>
+            <w:tcW w:type="dxa" w:w="680"/>
+            <w:vAlign w:val="center"/>
+          </w:tcPr>
+          <w:p>
+            <w:pPr>
+              <w:spacing w:before="40" w:after="40" w:line="276" w:lineRule="auto"/>
+              <w:jc w:val="center"/>
+            </w:pPr>
+            <w:r>
+              <w:rPr>
+                <w:rFonts w:ascii="Times New Roman" w:hAnsi="Times New Roman"/>
+                <w:sz w:val="26"/>
+                <w:rFonts w:ascii="Times New Roman" w:hAnsi="Times New Roman" w:cs="Times New Roman"/>
+              </w:rPr>
+              <w:t>17</w:t>
+            </w:r>
+          </w:p>
+        </w:tc>
+        <w:tc>
+          <w:tcPr>
+            <w:tcW w:type="dxa" w:w="3118"/>
+            <w:vAlign w:val="center"/>
+          </w:tcPr>
+          <w:p>
+            <w:pPr>
+              <w:spacing w:before="40" w:after="40" w:line="276" w:lineRule="auto"/>
+              <w:jc w:val="both"/>
+            </w:pPr>
+            <w:r>
+              <w:rPr>
+                <w:rFonts w:ascii="Times New Roman" w:hAnsi="Times New Roman"/>
+                <w:sz w:val="26"/>
+                <w:rFonts w:ascii="Times New Roman" w:hAnsi="Times New Roman" w:cs="Times New Roman"/>
+              </w:rPr>
+              <w:t>Bài 19: Sử dụng công cụ Bút vẽ và Tẩy</w:t>
+            </w:r>
+          </w:p>
+        </w:tc>
+        <w:tc>
+          <w:tcPr>
+            <w:tcW w:type="dxa" w:w="850"/>
+            <w:vAlign w:val="center"/>
+          </w:tcPr>
+          <w:p>
+            <w:pPr>
+              <w:spacing w:before="40" w:after="40" w:line="276" w:lineRule="auto"/>
+              <w:jc w:val="center"/>
+            </w:pPr>
+            <w:r>
+              <w:rPr>
+                <w:rFonts w:ascii="Times New Roman" w:hAnsi="Times New Roman"/>
+                <w:sz w:val="26"/>
+                <w:rFonts w:ascii="Times New Roman" w:hAnsi="Times New Roman" w:cs="Times New Roman"/>
+              </w:rPr>
+              <w:t>1</w:t>
+            </w:r>
+          </w:p>
+        </w:tc>
+        <w:tc>
+          <w:tcPr>
+            <w:tcW w:type="dxa" w:w="1247"/>
+            <w:vAlign w:val="center"/>
+          </w:tcPr>
+          <w:p>
+            <w:pPr>
+              <w:spacing w:before="40" w:after="40" w:line="276" w:lineRule="auto"/>
+              <w:jc w:val="center"/>
+            </w:pPr>
+            <w:r>
+              <w:rPr>
+                <w:rFonts w:ascii="Times New Roman" w:hAnsi="Times New Roman"/>
+                <w:sz w:val="26"/>
+                <w:rFonts w:ascii="Times New Roman" w:hAnsi="Times New Roman" w:cs="Times New Roman"/>
+              </w:rPr>
+              <w:t>17</w:t>
+            </w:r>
+          </w:p>
+        </w:tc>
+        <w:tc>
+          <w:tcPr>
+            <w:tcW w:type="dxa" w:w="3402"/>
+            <w:vAlign w:val="center"/>
+          </w:tcPr>
+          <w:p>
+            <w:pPr>
+              <w:spacing w:before="40" w:after="40" w:line="276" w:lineRule="auto"/>
+              <w:jc w:val="both"/>
+            </w:pPr>
+            <w:r>
+              <w:rPr>
+                <w:rFonts w:ascii="Times New Roman" w:hAnsi="Times New Roman"/>
+                <w:sz w:val="26"/>
+                <w:rFonts w:ascii="Times New Roman" w:hAnsi="Times New Roman" w:cs="Times New Roman"/>
+              </w:rPr>
+              <w:t>- Dùng công cụ Bút vẽ (Pencil) để vẽ nét tự do.   - Dùng công cụ Tẩy (Eraser) để xóa chi tiết nét vẽ chưa ưng ý.</w:t>
+            </w:r>
+          </w:p>
+        </w:tc>
+      </w:tr>
+      <w:tr>
+        <w:tc>
+          <w:tcPr>
+            <w:tcW w:type="dxa" w:w="680"/>
+            <w:vAlign w:val="center"/>
+          </w:tcPr>
+          <w:p>
+            <w:pPr>
+              <w:spacing w:before="40" w:after="40" w:line="276" w:lineRule="auto"/>
+              <w:jc w:val="center"/>
+            </w:pPr>
+            <w:r>
+              <w:rPr>
+                <w:rFonts w:ascii="Times New Roman" w:hAnsi="Times New Roman"/>
+                <w:sz w:val="26"/>
+                <w:rFonts w:ascii="Times New Roman" w:hAnsi="Times New Roman" w:cs="Times New Roman"/>
+              </w:rPr>
+              <w:t>18</w:t>
+            </w:r>
+          </w:p>
+        </w:tc>
+        <w:tc>
+          <w:tcPr>
+            <w:tcW w:type="dxa" w:w="3118"/>
+            <w:vAlign w:val="center"/>
+          </w:tcPr>
+          <w:p>
+            <w:pPr>
+              <w:spacing w:before="40" w:after="40" w:line="276" w:lineRule="auto"/>
+              <w:jc w:val="both"/>
+            </w:pPr>
+            <w:r>
+              <w:rPr>
+                <w:rFonts w:ascii="Times New Roman" w:hAnsi="Times New Roman"/>
+                <w:sz w:val="26"/>
+                <w:rFonts w:ascii="Times New Roman" w:hAnsi="Times New Roman" w:cs="Times New Roman"/>
+              </w:rPr>
+              <w:t>Ôn tập Đánh giá định kỳ 2</w:t>
+            </w:r>
+          </w:p>
+        </w:tc>
+        <w:tc>
+          <w:tcPr>
+            <w:tcW w:type="dxa" w:w="850"/>
+            <w:vAlign w:val="center"/>
+          </w:tcPr>
+          <w:p>
+            <w:pPr>
+              <w:spacing w:before="40" w:after="40" w:line="276" w:lineRule="auto"/>
+              <w:jc w:val="center"/>
+            </w:pPr>
+            <w:r>
+              <w:rPr>
+                <w:rFonts w:ascii="Times New Roman" w:hAnsi="Times New Roman"/>
+                <w:sz w:val="26"/>
+                <w:rFonts w:ascii="Times New Roman" w:hAnsi="Times New Roman" w:cs="Times New Roman"/>
+              </w:rPr>
+              <w:t>1</w:t>
+            </w:r>
+          </w:p>
+        </w:tc>
+        <w:tc>
+          <w:tcPr>
+            <w:tcW w:type="dxa" w:w="1247"/>
+            <w:vAlign w:val="center"/>
+          </w:tcPr>
+          <w:p>
+            <w:pPr>
+              <w:spacing w:before="40" w:after="40" w:line="276" w:lineRule="auto"/>
+              <w:jc w:val="center"/>
+            </w:pPr>
+            <w:r>
+              <w:rPr>
+                <w:rFonts w:ascii="Times New Roman" w:hAnsi="Times New Roman"/>
+                <w:sz w:val="26"/>
+                <w:rFonts w:ascii="Times New Roman" w:hAnsi="Times New Roman" w:cs="Times New Roman"/>
+              </w:rPr>
+              <w:t>18</w:t>
+            </w:r>
+          </w:p>
+        </w:tc>
+        <w:tc>
+          <w:tcPr>
+            <w:tcW w:type="dxa" w:w="3402"/>
+            <w:vAlign w:val="center"/>
+          </w:tcPr>
+          <w:p>
+            <w:pPr>
+              <w:spacing w:before="40" w:after="40" w:line="276" w:lineRule="auto"/>
+              <w:jc w:val="both"/>
+            </w:pPr>
+            <w:r>
+              <w:rPr>
+                <w:rFonts w:ascii="Times New Roman" w:hAnsi="Times New Roman"/>
+                <w:sz w:val="26"/>
+                <w:rFonts w:ascii="Times New Roman" w:hAnsi="Times New Roman" w:cs="Times New Roman"/>
+              </w:rPr>
+              <w:t>Hệ thống hóa kiến thức chuẩn bị Đánh giá định kỳ 2.</w:t>
+            </w:r>
+          </w:p>
+        </w:tc>
+      </w:tr>
+      <w:tr>
+        <w:tc>
+          <w:tcPr>
+            <w:tcW w:type="dxa" w:w="680"/>
+            <w:vAlign w:val="center"/>
+          </w:tcPr>
+          <w:p>
+            <w:pPr>
+              <w:spacing w:before="40" w:after="40" w:line="276" w:lineRule="auto"/>
+              <w:jc w:val="center"/>
+            </w:pPr>
+            <w:r>
+              <w:rPr>
+                <w:rFonts w:ascii="Times New Roman" w:hAnsi="Times New Roman"/>
+                <w:sz w:val="26"/>
+                <w:rFonts w:ascii="Times New Roman" w:hAnsi="Times New Roman" w:cs="Times New Roman"/>
+              </w:rPr>
+              <w:t>19</w:t>
+            </w:r>
+          </w:p>
+        </w:tc>
+        <w:tc>
+          <w:tcPr>
+            <w:tcW w:type="dxa" w:w="3118"/>
+            <w:vAlign w:val="center"/>
+          </w:tcPr>
+          <w:p>
+            <w:pPr>
+              <w:spacing w:before="40" w:after="40" w:line="276" w:lineRule="auto"/>
+              <w:jc w:val="both"/>
+            </w:pPr>
+            <w:r>
+              <w:rPr>
+                <w:rFonts w:ascii="Times New Roman" w:hAnsi="Times New Roman"/>
+                <w:sz w:val="26"/>
+                <w:rFonts w:ascii="Times New Roman" w:hAnsi="Times New Roman" w:cs="Times New Roman"/>
+              </w:rPr>
+              <w:t>Đánh giá định kỳ 2</w:t>
+            </w:r>
+          </w:p>
+        </w:tc>
+        <w:tc>
+          <w:tcPr>
+            <w:tcW w:type="dxa" w:w="850"/>
+            <w:vAlign w:val="center"/>
+          </w:tcPr>
+          <w:p>
+            <w:pPr>
+              <w:spacing w:before="40" w:after="40" w:line="276" w:lineRule="auto"/>
+              <w:jc w:val="center"/>
+            </w:pPr>
+            <w:r>
+              <w:rPr>
+                <w:rFonts w:ascii="Times New Roman" w:hAnsi="Times New Roman"/>
+                <w:sz w:val="26"/>
+                <w:rFonts w:ascii="Times New Roman" w:hAnsi="Times New Roman" w:cs="Times New Roman"/>
+              </w:rPr>
+              <w:t>1</w:t>
+            </w:r>
+          </w:p>
+        </w:tc>
+        <w:tc>
+          <w:tcPr>
+            <w:tcW w:type="dxa" w:w="1247"/>
+            <w:vAlign w:val="center"/>
+          </w:tcPr>
+          <w:p>
+            <w:pPr>
+              <w:spacing w:before="40" w:after="40" w:line="276" w:lineRule="auto"/>
+              <w:jc w:val="center"/>
+            </w:pPr>
+            <w:r>
+              <w:rPr>
+                <w:rFonts w:ascii="Times New Roman" w:hAnsi="Times New Roman"/>
+                <w:sz w:val="26"/>
+                <w:rFonts w:ascii="Times New Roman" w:hAnsi="Times New Roman" w:cs="Times New Roman"/>
+              </w:rPr>
+              <w:t>19</w:t>
+            </w:r>
+          </w:p>
+        </w:tc>
+        <w:tc>
+          <w:tcPr>
+            <w:tcW w:type="dxa" w:w="3402"/>
+            <w:vAlign w:val="center"/>
+          </w:tcPr>
+          <w:p>
+            <w:pPr>
+              <w:spacing w:before="40" w:after="40" w:line="276" w:lineRule="auto"/>
+              <w:jc w:val="both"/>
+            </w:pPr>
+            <w:r>
+              <w:rPr>
+                <w:rFonts w:ascii="Times New Roman" w:hAnsi="Times New Roman"/>
+                <w:sz w:val="26"/>
+                <w:rFonts w:ascii="Times New Roman" w:hAnsi="Times New Roman" w:cs="Times New Roman"/>
+              </w:rPr>
+              <w:t>Kiểm tra đánh giá kết quả học tập.</w:t>
+            </w:r>
+          </w:p>
+        </w:tc>
+      </w:tr>
+      <w:tr>
+        <w:tc>
+          <w:tcPr>
+            <w:tcW w:type="dxa" w:w="680"/>
+            <w:vAlign w:val="center"/>
+          </w:tcPr>
+          <w:p>
+            <w:pPr>
+              <w:spacing w:before="40" w:after="40" w:line="276" w:lineRule="auto"/>
+              <w:jc w:val="center"/>
+            </w:pPr>
+            <w:r>
+              <w:rPr>
+                <w:rFonts w:ascii="Times New Roman" w:hAnsi="Times New Roman"/>
+                <w:sz w:val="26"/>
+                <w:rFonts w:ascii="Times New Roman" w:hAnsi="Times New Roman" w:cs="Times New Roman"/>
+              </w:rPr>
+              <w:t>20</w:t>
+            </w:r>
+          </w:p>
+        </w:tc>
+        <w:tc>
+          <w:tcPr>
+            <w:tcW w:type="dxa" w:w="3118"/>
+            <w:vAlign w:val="center"/>
+          </w:tcPr>
+          <w:p>
+            <w:pPr>
+              <w:spacing w:before="40" w:after="40" w:line="276" w:lineRule="auto"/>
+              <w:jc w:val="both"/>
+            </w:pPr>
+            <w:r>
+              <w:rPr>
+                <w:rFonts w:ascii="Times New Roman" w:hAnsi="Times New Roman"/>
+                <w:sz w:val="26"/>
+                <w:rFonts w:ascii="Times New Roman" w:hAnsi="Times New Roman" w:cs="Times New Roman"/>
+              </w:rPr>
+              <w:t>Bài 20: Vẽ hình dạng cơ bản và Tô màu</w:t>
+            </w:r>
+          </w:p>
+        </w:tc>
+        <w:tc>
+          <w:tcPr>
+            <w:tcW w:type="dxa" w:w="850"/>
+            <w:vAlign w:val="center"/>
+          </w:tcPr>
+          <w:p>
+            <w:pPr>
+              <w:spacing w:before="40" w:after="40" w:line="276" w:lineRule="auto"/>
+              <w:jc w:val="center"/>
+            </w:pPr>
+            <w:r>
+              <w:rPr>
+                <w:rFonts w:ascii="Times New Roman" w:hAnsi="Times New Roman"/>
+                <w:sz w:val="26"/>
+                <w:rFonts w:ascii="Times New Roman" w:hAnsi="Times New Roman" w:cs="Times New Roman"/>
+              </w:rPr>
+              <w:t>1</w:t>
+            </w:r>
+          </w:p>
+        </w:tc>
+        <w:tc>
+          <w:tcPr>
+            <w:tcW w:type="dxa" w:w="1247"/>
+            <w:vAlign w:val="center"/>
+          </w:tcPr>
+          <w:p>
+            <w:pPr>
+              <w:spacing w:before="40" w:after="40" w:line="276" w:lineRule="auto"/>
+              <w:jc w:val="center"/>
+            </w:pPr>
+            <w:r>
+              <w:rPr>
+                <w:rFonts w:ascii="Times New Roman" w:hAnsi="Times New Roman"/>
+                <w:sz w:val="26"/>
+                <w:rFonts w:ascii="Times New Roman" w:hAnsi="Times New Roman" w:cs="Times New Roman"/>
+              </w:rPr>
+              <w:t>20</w:t>
+            </w:r>
+          </w:p>
+        </w:tc>
+        <w:tc>
+          <w:tcPr>
+            <w:tcW w:type="dxa" w:w="3402"/>
+            <w:vAlign w:val="center"/>
+          </w:tcPr>
+          <w:p>
+            <w:pPr>
+              <w:spacing w:before="40" w:after="40" w:line="276" w:lineRule="auto"/>
+              <w:jc w:val="both"/>
+            </w:pPr>
+            <w:r>
+              <w:rPr>
+                <w:rFonts w:ascii="Times New Roman" w:hAnsi="Times New Roman"/>
+                <w:sz w:val="26"/>
+                <w:rFonts w:ascii="Times New Roman" w:hAnsi="Times New Roman" w:cs="Times New Roman"/>
+              </w:rPr>
+              <w:t>- Sử dụng công cụ vẽ đường thẳng (Line), hình tròn (Oval), hình chữ nhật (Rectangle).   - Dùng công cụ Tô màu (Fill with color) để hoàn thiện bức tranh.</w:t>
+            </w:r>
+          </w:p>
+        </w:tc>
+      </w:tr>
+      <w:tr>
+        <w:tc>
+          <w:tcPr>
+            <w:tcW w:type="dxa" w:w="680"/>
+            <w:vAlign w:val="center"/>
+          </w:tcPr>
+          <w:p>
+            <w:pPr>
+              <w:spacing w:before="40" w:after="40" w:line="276" w:lineRule="auto"/>
+              <w:jc w:val="center"/>
+            </w:pPr>
+            <w:r>
+              <w:rPr>
+                <w:rFonts w:ascii="Times New Roman" w:hAnsi="Times New Roman"/>
+                <w:sz w:val="26"/>
+                <w:rFonts w:ascii="Times New Roman" w:hAnsi="Times New Roman" w:cs="Times New Roman"/>
+              </w:rPr>
+              <w:t>21</w:t>
+            </w:r>
+          </w:p>
+        </w:tc>
+        <w:tc>
+          <w:tcPr>
+            <w:tcW w:type="dxa" w:w="3118"/>
+            <w:vAlign w:val="center"/>
+          </w:tcPr>
+          <w:p>
+            <w:pPr>
+              <w:spacing w:before="40" w:after="40" w:line="276" w:lineRule="auto"/>
+              <w:jc w:val="both"/>
+            </w:pPr>
+            <w:r>
+              <w:rPr>
+                <w:rFonts w:ascii="Times New Roman" w:hAnsi="Times New Roman"/>
+                <w:sz w:val="26"/>
+                <w:rFonts w:ascii="Times New Roman" w:hAnsi="Times New Roman" w:cs="Times New Roman"/>
+              </w:rPr>
+              <w:t>Bài 21: Thực hành vẽ tranh tự do và Lưu bài</w:t>
+            </w:r>
+          </w:p>
+        </w:tc>
+        <w:tc>
+          <w:tcPr>
+            <w:tcW w:type="dxa" w:w="850"/>
+            <w:vAlign w:val="center"/>
+          </w:tcPr>
+          <w:p>
+            <w:pPr>
+              <w:spacing w:before="40" w:after="40" w:line="276" w:lineRule="auto"/>
+              <w:jc w:val="center"/>
+            </w:pPr>
+            <w:r>
+              <w:rPr>
+                <w:rFonts w:ascii="Times New Roman" w:hAnsi="Times New Roman"/>
+                <w:sz w:val="26"/>
+                <w:rFonts w:ascii="Times New Roman" w:hAnsi="Times New Roman" w:cs="Times New Roman"/>
+              </w:rPr>
+              <w:t>1</w:t>
+            </w:r>
+          </w:p>
+        </w:tc>
+        <w:tc>
+          <w:tcPr>
+            <w:tcW w:type="dxa" w:w="1247"/>
+            <w:vAlign w:val="center"/>
+          </w:tcPr>
+          <w:p>
+            <w:pPr>
+              <w:spacing w:before="40" w:after="40" w:line="276" w:lineRule="auto"/>
+              <w:jc w:val="center"/>
+            </w:pPr>
+            <w:r>
+              <w:rPr>
+                <w:rFonts w:ascii="Times New Roman" w:hAnsi="Times New Roman"/>
+                <w:sz w:val="26"/>
+                <w:rFonts w:ascii="Times New Roman" w:hAnsi="Times New Roman" w:cs="Times New Roman"/>
+              </w:rPr>
+              <w:t>21</w:t>
+            </w:r>
+          </w:p>
+        </w:tc>
+        <w:tc>
+          <w:tcPr>
+            <w:tcW w:type="dxa" w:w="3402"/>
+            <w:vAlign w:val="center"/>
+          </w:tcPr>
+          <w:p>
+            <w:pPr>
+              <w:spacing w:before="40" w:after="40" w:line="276" w:lineRule="auto"/>
+              <w:jc w:val="both"/>
+            </w:pPr>
+            <w:r>
+              <w:rPr>
+                <w:rFonts w:ascii="Times New Roman" w:hAnsi="Times New Roman"/>
+                <w:sz w:val="26"/>
+                <w:rFonts w:ascii="Times New Roman" w:hAnsi="Times New Roman" w:cs="Times New Roman"/>
+              </w:rPr>
+              <w:t>- Tự vẽ một bức tranh đơn giản (ngôi nhà, cây cối, mặt trời...).   - Thực hành thao tác Lưu bài (Save) vào máy tính.</w:t>
+            </w:r>
+          </w:p>
+        </w:tc>
+      </w:tr>
+      <w:tr>
+        <w:tc>
+          <w:tcPr>
+            <w:tcW w:type="dxa" w:w="680"/>
+            <w:vAlign w:val="center"/>
+          </w:tcPr>
+          <w:p>
+            <w:pPr>
+              <w:spacing w:before="40" w:after="40" w:line="276" w:lineRule="auto"/>
+              <w:jc w:val="center"/>
+            </w:pPr>
+            <w:r>
+              <w:rPr>
+                <w:rFonts w:ascii="Times New Roman" w:hAnsi="Times New Roman"/>
+                <w:sz w:val="26"/>
+                <w:rFonts w:ascii="Times New Roman" w:hAnsi="Times New Roman" w:cs="Times New Roman"/>
+              </w:rPr>
+              <w:t>22</w:t>
+            </w:r>
+          </w:p>
+        </w:tc>
+        <w:tc>
+          <w:tcPr>
+            <w:tcW w:type="dxa" w:w="3118"/>
+            <w:vAlign w:val="center"/>
+          </w:tcPr>
+          <w:p>
+            <w:pPr>
+              <w:spacing w:before="40" w:after="40" w:line="276" w:lineRule="auto"/>
+              <w:jc w:val="both"/>
+            </w:pPr>
+            <w:r>
+              <w:rPr>
+                <w:rFonts w:ascii="Times New Roman" w:hAnsi="Times New Roman"/>
+                <w:sz w:val="26"/>
+                <w:rFonts w:ascii="Times New Roman" w:hAnsi="Times New Roman" w:cs="Times New Roman"/>
+              </w:rPr>
+              <w:t>Bài 22: Luyện tập sáng tạo tranh vẽ</w:t>
+            </w:r>
+          </w:p>
+        </w:tc>
+        <w:tc>
+          <w:tcPr>
+            <w:tcW w:type="dxa" w:w="850"/>
+            <w:vAlign w:val="center"/>
+          </w:tcPr>
+          <w:p>
+            <w:pPr>
+              <w:spacing w:before="40" w:after="40" w:line="276" w:lineRule="auto"/>
+              <w:jc w:val="center"/>
+            </w:pPr>
+            <w:r>
+              <w:rPr>
+                <w:rFonts w:ascii="Times New Roman" w:hAnsi="Times New Roman"/>
+                <w:sz w:val="26"/>
+                <w:rFonts w:ascii="Times New Roman" w:hAnsi="Times New Roman" w:cs="Times New Roman"/>
+              </w:rPr>
+              <w:t>1</w:t>
+            </w:r>
+          </w:p>
+        </w:tc>
+        <w:tc>
+          <w:tcPr>
+            <w:tcW w:type="dxa" w:w="1247"/>
+            <w:vAlign w:val="center"/>
+          </w:tcPr>
+          <w:p>
+            <w:pPr>
+              <w:spacing w:before="40" w:after="40" w:line="276" w:lineRule="auto"/>
+              <w:jc w:val="center"/>
+            </w:pPr>
+            <w:r>
+              <w:rPr>
+                <w:rFonts w:ascii="Times New Roman" w:hAnsi="Times New Roman"/>
+                <w:sz w:val="26"/>
+                <w:rFonts w:ascii="Times New Roman" w:hAnsi="Times New Roman" w:cs="Times New Roman"/>
+              </w:rPr>
+              <w:t>22</w:t>
+            </w:r>
+          </w:p>
+        </w:tc>
+        <w:tc>
+          <w:tcPr>
+            <w:tcW w:type="dxa" w:w="3402"/>
+            <w:vAlign w:val="center"/>
+          </w:tcPr>
+          <w:p>
+            <w:pPr>
+              <w:spacing w:before="40" w:after="40" w:line="276" w:lineRule="auto"/>
+              <w:jc w:val="both"/>
+            </w:pPr>
+            <w:r>
+              <w:rPr>
+                <w:rFonts w:ascii="Times New Roman" w:hAnsi="Times New Roman"/>
+                <w:sz w:val="26"/>
+                <w:rFonts w:ascii="Times New Roman" w:hAnsi="Times New Roman" w:cs="Times New Roman"/>
+              </w:rPr>
+              <w:t>- Phối hợp các công cụ hình khối và tô màu để tạo nên sản phẩm hoàn chỉnh.</w:t>
+            </w:r>
+          </w:p>
+        </w:tc>
+      </w:tr>
+      <w:tr>
+        <w:tc>
+          <w:tcPr>
+            <w:tcW w:type="dxa" w:w="680"/>
+            <w:vAlign w:val="center"/>
+          </w:tcPr>
+          <w:p>
+            <w:pPr>
+              <w:spacing w:before="40" w:after="40" w:line="276" w:lineRule="auto"/>
+              <w:jc w:val="center"/>
+            </w:pPr>
+            <w:r>
+              <w:rPr>
+                <w:rFonts w:ascii="Times New Roman" w:hAnsi="Times New Roman"/>
+                <w:sz w:val="26"/>
+                <w:rFonts w:ascii="Times New Roman" w:hAnsi="Times New Roman" w:cs="Times New Roman"/>
+              </w:rPr>
+              <w:t>23</w:t>
+            </w:r>
+          </w:p>
+        </w:tc>
+        <w:tc>
+          <w:tcPr>
+            <w:tcW w:type="dxa" w:w="3118"/>
+            <w:vAlign w:val="center"/>
+          </w:tcPr>
+          <w:p>
+            <w:pPr>
+              <w:spacing w:before="40" w:after="40" w:line="276" w:lineRule="auto"/>
+              <w:jc w:val="both"/>
+            </w:pPr>
+            <w:r>
+              <w:rPr>
+                <w:rFonts w:ascii="Times New Roman" w:hAnsi="Times New Roman"/>
+                <w:sz w:val="26"/>
+                <w:rFonts w:ascii="Times New Roman" w:hAnsi="Times New Roman" w:cs="Times New Roman"/>
+              </w:rPr>
+              <w:t>Bài 25: Làm quen với giao diện Scratch</w:t>
+            </w:r>
+          </w:p>
+        </w:tc>
+        <w:tc>
+          <w:tcPr>
+            <w:tcW w:type="dxa" w:w="850"/>
+            <w:vAlign w:val="center"/>
+          </w:tcPr>
+          <w:p>
+            <w:pPr>
+              <w:spacing w:before="40" w:after="40" w:line="276" w:lineRule="auto"/>
+              <w:jc w:val="center"/>
+            </w:pPr>
+            <w:r>
+              <w:rPr>
+                <w:rFonts w:ascii="Times New Roman" w:hAnsi="Times New Roman"/>
+                <w:sz w:val="26"/>
+                <w:rFonts w:ascii="Times New Roman" w:hAnsi="Times New Roman" w:cs="Times New Roman"/>
+              </w:rPr>
+              <w:t>1</w:t>
+            </w:r>
+          </w:p>
+        </w:tc>
+        <w:tc>
+          <w:tcPr>
+            <w:tcW w:type="dxa" w:w="1247"/>
+            <w:vAlign w:val="center"/>
+          </w:tcPr>
+          <w:p>
+            <w:pPr>
+              <w:spacing w:before="40" w:after="40" w:line="276" w:lineRule="auto"/>
+              <w:jc w:val="center"/>
+            </w:pPr>
+            <w:r>
+              <w:rPr>
+                <w:rFonts w:ascii="Times New Roman" w:hAnsi="Times New Roman"/>
+                <w:sz w:val="26"/>
+                <w:rFonts w:ascii="Times New Roman" w:hAnsi="Times New Roman" w:cs="Times New Roman"/>
+              </w:rPr>
+              <w:t>23</w:t>
+            </w:r>
+          </w:p>
+        </w:tc>
+        <w:tc>
+          <w:tcPr>
+            <w:tcW w:type="dxa" w:w="3402"/>
+            <w:vAlign w:val="center"/>
+          </w:tcPr>
+          <w:p>
+            <w:pPr>
+              <w:spacing w:before="40" w:after="40" w:line="276" w:lineRule="auto"/>
+              <w:jc w:val="both"/>
+            </w:pPr>
+            <w:r>
+              <w:rPr>
+                <w:rFonts w:ascii="Times New Roman" w:hAnsi="Times New Roman"/>
+                <w:sz w:val="26"/>
+                <w:rFonts w:ascii="Times New Roman" w:hAnsi="Times New Roman" w:cs="Times New Roman"/>
+              </w:rPr>
+              <w:t>- Khởi động Scratch, nhận biết nhân vật (Chú mèo) và vùng sân khấu hiển thị.</w:t>
+            </w:r>
+          </w:p>
+        </w:tc>
+      </w:tr>
+      <w:tr>
+        <w:tc>
+          <w:tcPr>
+            <w:tcW w:type="dxa" w:w="680"/>
+            <w:vAlign w:val="center"/>
+          </w:tcPr>
+          <w:p>
+            <w:pPr>
+              <w:spacing w:before="40" w:after="40" w:line="276" w:lineRule="auto"/>
+              <w:jc w:val="center"/>
+            </w:pPr>
+            <w:r>
+              <w:rPr>
+                <w:rFonts w:ascii="Times New Roman" w:hAnsi="Times New Roman"/>
+                <w:sz w:val="26"/>
+                <w:rFonts w:ascii="Times New Roman" w:hAnsi="Times New Roman" w:cs="Times New Roman"/>
+              </w:rPr>
+              <w:t>24</w:t>
+            </w:r>
+          </w:p>
+        </w:tc>
+        <w:tc>
+          <w:tcPr>
+            <w:tcW w:type="dxa" w:w="3118"/>
+            <w:vAlign w:val="center"/>
+          </w:tcPr>
+          <w:p>
+            <w:pPr>
+              <w:spacing w:before="40" w:after="40" w:line="276" w:lineRule="auto"/>
+              <w:jc w:val="both"/>
+            </w:pPr>
+            <w:r>
+              <w:rPr>
+                <w:rFonts w:ascii="Times New Roman" w:hAnsi="Times New Roman"/>
+                <w:sz w:val="26"/>
+                <w:rFonts w:ascii="Times New Roman" w:hAnsi="Times New Roman" w:cs="Times New Roman"/>
+              </w:rPr>
+              <w:t>Bài 26: Thêm nhân vật và Phông nền sân khấu</w:t>
+            </w:r>
+          </w:p>
+        </w:tc>
+        <w:tc>
+          <w:tcPr>
+            <w:tcW w:type="dxa" w:w="850"/>
+            <w:vAlign w:val="center"/>
+          </w:tcPr>
+          <w:p>
+            <w:pPr>
+              <w:spacing w:before="40" w:after="40" w:line="276" w:lineRule="auto"/>
+              <w:jc w:val="center"/>
+            </w:pPr>
+            <w:r>
+              <w:rPr>
+                <w:rFonts w:ascii="Times New Roman" w:hAnsi="Times New Roman"/>
+                <w:sz w:val="26"/>
+                <w:rFonts w:ascii="Times New Roman" w:hAnsi="Times New Roman" w:cs="Times New Roman"/>
+              </w:rPr>
+              <w:t>1</w:t>
+            </w:r>
+          </w:p>
+        </w:tc>
+        <w:tc>
+          <w:tcPr>
+            <w:tcW w:type="dxa" w:w="1247"/>
+            <w:vAlign w:val="center"/>
+          </w:tcPr>
+          <w:p>
+            <w:pPr>
+              <w:spacing w:before="40" w:after="40" w:line="276" w:lineRule="auto"/>
+              <w:jc w:val="center"/>
+            </w:pPr>
+            <w:r>
+              <w:rPr>
+                <w:rFonts w:ascii="Times New Roman" w:hAnsi="Times New Roman"/>
+                <w:sz w:val="26"/>
+                <w:rFonts w:ascii="Times New Roman" w:hAnsi="Times New Roman" w:cs="Times New Roman"/>
+              </w:rPr>
+              <w:t>24</w:t>
+            </w:r>
+          </w:p>
+        </w:tc>
+        <w:tc>
+          <w:tcPr>
+            <w:tcW w:type="dxa" w:w="3402"/>
+            <w:vAlign w:val="center"/>
+          </w:tcPr>
+          <w:p>
+            <w:pPr>
+              <w:spacing w:before="40" w:after="40" w:line="276" w:lineRule="auto"/>
+              <w:jc w:val="both"/>
+            </w:pPr>
+            <w:r>
+              <w:rPr>
+                <w:rFonts w:ascii="Times New Roman" w:hAnsi="Times New Roman"/>
+                <w:sz w:val="26"/>
+                <w:rFonts w:ascii="Times New Roman" w:hAnsi="Times New Roman" w:cs="Times New Roman"/>
+              </w:rPr>
+              <w:t>- Thực hành chọn nhân vật mới từ thư viện Scratch.   - Thay đổi phông nền (Background) phù hợp cho sân khấu.</w:t>
+            </w:r>
+          </w:p>
+        </w:tc>
+      </w:tr>
+      <w:tr>
+        <w:tc>
+          <w:tcPr>
+            <w:tcW w:type="dxa" w:w="680"/>
+            <w:vAlign w:val="center"/>
+          </w:tcPr>
+          <w:p>
+            <w:pPr>
+              <w:spacing w:before="40" w:after="40" w:line="276" w:lineRule="auto"/>
+              <w:jc w:val="center"/>
+            </w:pPr>
+            <w:r>
+              <w:rPr>
+                <w:rFonts w:ascii="Times New Roman" w:hAnsi="Times New Roman"/>
+                <w:sz w:val="26"/>
+                <w:rFonts w:ascii="Times New Roman" w:hAnsi="Times New Roman" w:cs="Times New Roman"/>
+              </w:rPr>
+              <w:t>25</w:t>
+            </w:r>
+          </w:p>
+        </w:tc>
+        <w:tc>
+          <w:tcPr>
+            <w:tcW w:type="dxa" w:w="3118"/>
+            <w:vAlign w:val="center"/>
+          </w:tcPr>
+          <w:p>
+            <w:pPr>
+              <w:spacing w:before="40" w:after="40" w:line="276" w:lineRule="auto"/>
+              <w:jc w:val="both"/>
+            </w:pPr>
+            <w:r>
+              <w:rPr>
+                <w:rFonts w:ascii="Times New Roman" w:hAnsi="Times New Roman"/>
+                <w:sz w:val="26"/>
+                <w:rFonts w:ascii="Times New Roman" w:hAnsi="Times New Roman" w:cs="Times New Roman"/>
+              </w:rPr>
+              <w:t>Bài 27: Điều khiển nhân vật di chuyển (Motion)</w:t>
+            </w:r>
+          </w:p>
+        </w:tc>
+        <w:tc>
+          <w:tcPr>
+            <w:tcW w:type="dxa" w:w="850"/>
+            <w:vAlign w:val="center"/>
+          </w:tcPr>
+          <w:p>
+            <w:pPr>
+              <w:spacing w:before="40" w:after="40" w:line="276" w:lineRule="auto"/>
+              <w:jc w:val="center"/>
+            </w:pPr>
+            <w:r>
+              <w:rPr>
+                <w:rFonts w:ascii="Times New Roman" w:hAnsi="Times New Roman"/>
+                <w:sz w:val="26"/>
+                <w:rFonts w:ascii="Times New Roman" w:hAnsi="Times New Roman" w:cs="Times New Roman"/>
+              </w:rPr>
+              <w:t>1</w:t>
+            </w:r>
+          </w:p>
+        </w:tc>
+        <w:tc>
+          <w:tcPr>
+            <w:tcW w:type="dxa" w:w="1247"/>
+            <w:vAlign w:val="center"/>
+          </w:tcPr>
+          <w:p>
+            <w:pPr>
+              <w:spacing w:before="40" w:after="40" w:line="276" w:lineRule="auto"/>
+              <w:jc w:val="center"/>
+            </w:pPr>
+            <w:r>
+              <w:rPr>
+                <w:rFonts w:ascii="Times New Roman" w:hAnsi="Times New Roman"/>
+                <w:sz w:val="26"/>
+                <w:rFonts w:ascii="Times New Roman" w:hAnsi="Times New Roman" w:cs="Times New Roman"/>
+              </w:rPr>
+              <w:t>25</w:t>
+            </w:r>
+          </w:p>
+        </w:tc>
+        <w:tc>
+          <w:tcPr>
+            <w:tcW w:type="dxa" w:w="3402"/>
+            <w:vAlign w:val="center"/>
+          </w:tcPr>
+          <w:p>
+            <w:pPr>
+              <w:spacing w:before="40" w:after="40" w:line="276" w:lineRule="auto"/>
+              <w:jc w:val="both"/>
+            </w:pPr>
+            <w:r>
+              <w:rPr>
+                <w:rFonts w:ascii="Times New Roman" w:hAnsi="Times New Roman"/>
+                <w:sz w:val="26"/>
+                <w:rFonts w:ascii="Times New Roman" w:hAnsi="Times New Roman" w:cs="Times New Roman"/>
+              </w:rPr>
+              <w:t>- Kéo thả và lắp ghép các khối lệnh Chuyển động (Motion) để nhân vật di chuyển.</w:t>
+            </w:r>
+          </w:p>
+        </w:tc>
+      </w:tr>
+      <w:tr>
+        <w:tc>
+          <w:tcPr>
+            <w:tcW w:type="dxa" w:w="680"/>
+            <w:vAlign w:val="center"/>
+          </w:tcPr>
+          <w:p>
+            <w:pPr>
+              <w:spacing w:before="40" w:after="40" w:line="276" w:lineRule="auto"/>
+              <w:jc w:val="center"/>
+            </w:pPr>
+            <w:r>
+              <w:rPr>
+                <w:rFonts w:ascii="Times New Roman" w:hAnsi="Times New Roman"/>
+                <w:sz w:val="26"/>
+                <w:rFonts w:ascii="Times New Roman" w:hAnsi="Times New Roman" w:cs="Times New Roman"/>
+              </w:rPr>
+              <w:t>26</w:t>
+            </w:r>
+          </w:p>
+        </w:tc>
+        <w:tc>
+          <w:tcPr>
+            <w:tcW w:type="dxa" w:w="3118"/>
+            <w:vAlign w:val="center"/>
+          </w:tcPr>
+          <w:p>
+            <w:pPr>
+              <w:spacing w:before="40" w:after="40" w:line="276" w:lineRule="auto"/>
+              <w:jc w:val="both"/>
+            </w:pPr>
+            <w:r>
+              <w:rPr>
+                <w:rFonts w:ascii="Times New Roman" w:hAnsi="Times New Roman"/>
+                <w:sz w:val="26"/>
+                <w:rFonts w:ascii="Times New Roman" w:hAnsi="Times New Roman" w:cs="Times New Roman"/>
+              </w:rPr>
+              <w:t>Bài 28: Thêm âm thanh và thoại cho nhân vật (Looks &amp; Sound)</w:t>
+            </w:r>
+          </w:p>
+        </w:tc>
+        <w:tc>
+          <w:tcPr>
+            <w:tcW w:type="dxa" w:w="850"/>
+            <w:vAlign w:val="center"/>
+          </w:tcPr>
+          <w:p>
+            <w:pPr>
+              <w:spacing w:before="40" w:after="40" w:line="276" w:lineRule="auto"/>
+              <w:jc w:val="center"/>
+            </w:pPr>
+            <w:r>
+              <w:rPr>
+                <w:rFonts w:ascii="Times New Roman" w:hAnsi="Times New Roman"/>
+                <w:sz w:val="26"/>
+                <w:rFonts w:ascii="Times New Roman" w:hAnsi="Times New Roman" w:cs="Times New Roman"/>
+              </w:rPr>
+              <w:t>1</w:t>
+            </w:r>
+          </w:p>
+        </w:tc>
+        <w:tc>
+          <w:tcPr>
+            <w:tcW w:type="dxa" w:w="1247"/>
+            <w:vAlign w:val="center"/>
+          </w:tcPr>
+          <w:p>
+            <w:pPr>
+              <w:spacing w:before="40" w:after="40" w:line="276" w:lineRule="auto"/>
+              <w:jc w:val="center"/>
+            </w:pPr>
+            <w:r>
+              <w:rPr>
+                <w:rFonts w:ascii="Times New Roman" w:hAnsi="Times New Roman"/>
+                <w:sz w:val="26"/>
+                <w:rFonts w:ascii="Times New Roman" w:hAnsi="Times New Roman" w:cs="Times New Roman"/>
+              </w:rPr>
+              <w:t>26</w:t>
+            </w:r>
+          </w:p>
+        </w:tc>
+        <w:tc>
+          <w:tcPr>
+            <w:tcW w:type="dxa" w:w="3402"/>
+            <w:vAlign w:val="center"/>
+          </w:tcPr>
+          <w:p>
+            <w:pPr>
+              <w:spacing w:before="40" w:after="40" w:line="276" w:lineRule="auto"/>
+              <w:jc w:val="both"/>
+            </w:pPr>
+            <w:r>
+              <w:rPr>
+                <w:rFonts w:ascii="Times New Roman" w:hAnsi="Times New Roman"/>
+                <w:sz w:val="26"/>
+                <w:rFonts w:ascii="Times New Roman" w:hAnsi="Times New Roman" w:cs="Times New Roman"/>
+              </w:rPr>
+              <w:t>- Dùng nhóm lệnh Hiển thị (Looks) để nhân vật phát câu thoại "Xin chào".   - Thêm âm thanh (Sound) sinh động cho chuyển động.</w:t>
+            </w:r>
+          </w:p>
+        </w:tc>
+      </w:tr>
+      <w:tr>
+        <w:tc>
+          <w:tcPr>
+            <w:tcW w:type="dxa" w:w="680"/>
+            <w:vAlign w:val="center"/>
+          </w:tcPr>
+          <w:p>
+            <w:pPr>
+              <w:spacing w:before="40" w:after="40" w:line="276" w:lineRule="auto"/>
+              <w:jc w:val="center"/>
+            </w:pPr>
+            <w:r>
+              <w:rPr>
+                <w:rFonts w:ascii="Times New Roman" w:hAnsi="Times New Roman"/>
+                <w:sz w:val="26"/>
+                <w:rFonts w:ascii="Times New Roman" w:hAnsi="Times New Roman" w:cs="Times New Roman"/>
+              </w:rPr>
+              <w:t>27</w:t>
+            </w:r>
+          </w:p>
+        </w:tc>
+        <w:tc>
+          <w:tcPr>
+            <w:tcW w:type="dxa" w:w="3118"/>
+            <w:vAlign w:val="center"/>
+          </w:tcPr>
+          <w:p>
+            <w:pPr>
+              <w:spacing w:before="40" w:after="40" w:line="276" w:lineRule="auto"/>
+              <w:jc w:val="both"/>
+            </w:pPr>
+            <w:r>
+              <w:rPr>
+                <w:rFonts w:ascii="Times New Roman" w:hAnsi="Times New Roman"/>
+                <w:sz w:val="26"/>
+                <w:rFonts w:ascii="Times New Roman" w:hAnsi="Times New Roman" w:cs="Times New Roman"/>
+              </w:rPr>
+              <w:t>Ôn tập Đánh giá định kỳ 3</w:t>
+            </w:r>
+          </w:p>
+        </w:tc>
+        <w:tc>
+          <w:tcPr>
+            <w:tcW w:type="dxa" w:w="850"/>
+            <w:vAlign w:val="center"/>
+          </w:tcPr>
+          <w:p>
+            <w:pPr>
+              <w:spacing w:before="40" w:after="40" w:line="276" w:lineRule="auto"/>
+              <w:jc w:val="center"/>
+            </w:pPr>
+            <w:r>
+              <w:rPr>
+                <w:rFonts w:ascii="Times New Roman" w:hAnsi="Times New Roman"/>
+                <w:sz w:val="26"/>
+                <w:rFonts w:ascii="Times New Roman" w:hAnsi="Times New Roman" w:cs="Times New Roman"/>
+              </w:rPr>
+              <w:t>1</w:t>
+            </w:r>
+          </w:p>
+        </w:tc>
+        <w:tc>
+          <w:tcPr>
+            <w:tcW w:type="dxa" w:w="1247"/>
+            <w:vAlign w:val="center"/>
+          </w:tcPr>
+          <w:p>
+            <w:pPr>
+              <w:spacing w:before="40" w:after="40" w:line="276" w:lineRule="auto"/>
+              <w:jc w:val="center"/>
+            </w:pPr>
+            <w:r>
+              <w:rPr>
+                <w:rFonts w:ascii="Times New Roman" w:hAnsi="Times New Roman"/>
+                <w:sz w:val="26"/>
+                <w:rFonts w:ascii="Times New Roman" w:hAnsi="Times New Roman" w:cs="Times New Roman"/>
+              </w:rPr>
+              <w:t>27</w:t>
+            </w:r>
+          </w:p>
+        </w:tc>
+        <w:tc>
+          <w:tcPr>
+            <w:tcW w:type="dxa" w:w="3402"/>
+            <w:vAlign w:val="center"/>
+          </w:tcPr>
+          <w:p>
+            <w:pPr>
+              <w:spacing w:before="40" w:after="40" w:line="276" w:lineRule="auto"/>
+              <w:jc w:val="both"/>
+            </w:pPr>
+            <w:r>
+              <w:rPr>
+                <w:rFonts w:ascii="Times New Roman" w:hAnsi="Times New Roman"/>
+                <w:sz w:val="26"/>
+                <w:rFonts w:ascii="Times New Roman" w:hAnsi="Times New Roman" w:cs="Times New Roman"/>
+              </w:rPr>
+              <w:t>Hệ thống hóa kiến thức chuẩn bị Đánh giá định kỳ 3.</w:t>
+            </w:r>
+          </w:p>
+        </w:tc>
+      </w:tr>
+      <w:tr>
+        <w:tc>
+          <w:tcPr>
+            <w:tcW w:type="dxa" w:w="680"/>
+            <w:vAlign w:val="center"/>
+          </w:tcPr>
+          <w:p>
+            <w:pPr>
+              <w:spacing w:before="40" w:after="40" w:line="276" w:lineRule="auto"/>
+              <w:jc w:val="center"/>
+            </w:pPr>
+            <w:r>
+              <w:rPr>
+                <w:rFonts w:ascii="Times New Roman" w:hAnsi="Times New Roman"/>
+                <w:sz w:val="26"/>
+                <w:rFonts w:ascii="Times New Roman" w:hAnsi="Times New Roman" w:cs="Times New Roman"/>
+              </w:rPr>
+              <w:t>28</w:t>
+            </w:r>
+          </w:p>
+        </w:tc>
+        <w:tc>
+          <w:tcPr>
+            <w:tcW w:type="dxa" w:w="3118"/>
+            <w:vAlign w:val="center"/>
+          </w:tcPr>
+          <w:p>
+            <w:pPr>
+              <w:spacing w:before="40" w:after="40" w:line="276" w:lineRule="auto"/>
+              <w:jc w:val="both"/>
+            </w:pPr>
+            <w:r>
+              <w:rPr>
+                <w:rFonts w:ascii="Times New Roman" w:hAnsi="Times New Roman"/>
+                <w:sz w:val="26"/>
+                <w:rFonts w:ascii="Times New Roman" w:hAnsi="Times New Roman" w:cs="Times New Roman"/>
+              </w:rPr>
+              <w:t>Đánh giá định kỳ 3</w:t>
+            </w:r>
+          </w:p>
+        </w:tc>
+        <w:tc>
+          <w:tcPr>
+            <w:tcW w:type="dxa" w:w="850"/>
+            <w:vAlign w:val="center"/>
+          </w:tcPr>
+          <w:p>
+            <w:pPr>
+              <w:spacing w:before="40" w:after="40" w:line="276" w:lineRule="auto"/>
+              <w:jc w:val="center"/>
+            </w:pPr>
+            <w:r>
+              <w:rPr>
+                <w:rFonts w:ascii="Times New Roman" w:hAnsi="Times New Roman"/>
+                <w:sz w:val="26"/>
+                <w:rFonts w:ascii="Times New Roman" w:hAnsi="Times New Roman" w:cs="Times New Roman"/>
+              </w:rPr>
+              <w:t>1</w:t>
+            </w:r>
+          </w:p>
+        </w:tc>
+        <w:tc>
+          <w:tcPr>
+            <w:tcW w:type="dxa" w:w="1247"/>
+            <w:vAlign w:val="center"/>
+          </w:tcPr>
+          <w:p>
+            <w:pPr>
+              <w:spacing w:before="40" w:after="40" w:line="276" w:lineRule="auto"/>
+              <w:jc w:val="center"/>
+            </w:pPr>
+            <w:r>
+              <w:rPr>
+                <w:rFonts w:ascii="Times New Roman" w:hAnsi="Times New Roman"/>
+                <w:sz w:val="26"/>
+                <w:rFonts w:ascii="Times New Roman" w:hAnsi="Times New Roman" w:cs="Times New Roman"/>
+              </w:rPr>
+              <w:t>28</w:t>
+            </w:r>
+          </w:p>
+        </w:tc>
+        <w:tc>
+          <w:tcPr>
+            <w:tcW w:type="dxa" w:w="3402"/>
+            <w:vAlign w:val="center"/>
+          </w:tcPr>
+          <w:p>
+            <w:pPr>
+              <w:spacing w:before="40" w:after="40" w:line="276" w:lineRule="auto"/>
+              <w:jc w:val="both"/>
+            </w:pPr>
+            <w:r>
+              <w:rPr>
+                <w:rFonts w:ascii="Times New Roman" w:hAnsi="Times New Roman"/>
+                <w:sz w:val="26"/>
+                <w:rFonts w:ascii="Times New Roman" w:hAnsi="Times New Roman" w:cs="Times New Roman"/>
+              </w:rPr>
+              <w:t>Kiểm tra đánh giá kết quả học tập.</w:t>
+            </w:r>
+          </w:p>
+        </w:tc>
+      </w:tr>
+      <w:tr>
+        <w:tc>
+          <w:tcPr>
+            <w:tcW w:type="dxa" w:w="680"/>
+            <w:vAlign w:val="center"/>
+          </w:tcPr>
+          <w:p>
+            <w:pPr>
+              <w:spacing w:before="40" w:after="40" w:line="276" w:lineRule="auto"/>
+              <w:jc w:val="center"/>
+            </w:pPr>
+            <w:r>
+              <w:rPr>
+                <w:rFonts w:ascii="Times New Roman" w:hAnsi="Times New Roman"/>
+                <w:sz w:val="26"/>
+                <w:rFonts w:ascii="Times New Roman" w:hAnsi="Times New Roman" w:cs="Times New Roman"/>
+              </w:rPr>
+              <w:t>29</w:t>
+            </w:r>
+          </w:p>
+        </w:tc>
+        <w:tc>
+          <w:tcPr>
+            <w:tcW w:type="dxa" w:w="3118"/>
+            <w:vAlign w:val="center"/>
+          </w:tcPr>
+          <w:p>
+            <w:pPr>
+              <w:spacing w:before="40" w:after="40" w:line="276" w:lineRule="auto"/>
+              <w:jc w:val="both"/>
+            </w:pPr>
+            <w:r>
+              <w:rPr>
+                <w:rFonts w:ascii="Times New Roman" w:hAnsi="Times New Roman"/>
+                <w:sz w:val="26"/>
+                <w:rFonts w:ascii="Times New Roman" w:hAnsi="Times New Roman" w:cs="Times New Roman"/>
+              </w:rPr>
+              <w:t>Bài 29: Xây dựng kịch bản đơn giản</w:t>
+            </w:r>
+          </w:p>
+        </w:tc>
+        <w:tc>
+          <w:tcPr>
+            <w:tcW w:type="dxa" w:w="850"/>
+            <w:vAlign w:val="center"/>
+          </w:tcPr>
+          <w:p>
+            <w:pPr>
+              <w:spacing w:before="40" w:after="40" w:line="276" w:lineRule="auto"/>
+              <w:jc w:val="center"/>
+            </w:pPr>
+            <w:r>
+              <w:rPr>
+                <w:rFonts w:ascii="Times New Roman" w:hAnsi="Times New Roman"/>
+                <w:sz w:val="26"/>
+                <w:rFonts w:ascii="Times New Roman" w:hAnsi="Times New Roman" w:cs="Times New Roman"/>
+              </w:rPr>
+              <w:t>1</w:t>
+            </w:r>
+          </w:p>
+        </w:tc>
+        <w:tc>
+          <w:tcPr>
+            <w:tcW w:type="dxa" w:w="1247"/>
+            <w:vAlign w:val="center"/>
+          </w:tcPr>
+          <w:p>
+            <w:pPr>
+              <w:spacing w:before="40" w:after="40" w:line="276" w:lineRule="auto"/>
+              <w:jc w:val="center"/>
+            </w:pPr>
+            <w:r>
+              <w:rPr>
+                <w:rFonts w:ascii="Times New Roman" w:hAnsi="Times New Roman"/>
+                <w:sz w:val="26"/>
+                <w:rFonts w:ascii="Times New Roman" w:hAnsi="Times New Roman" w:cs="Times New Roman"/>
+              </w:rPr>
+              <w:t>29</w:t>
+            </w:r>
+          </w:p>
+        </w:tc>
+        <w:tc>
+          <w:tcPr>
+            <w:tcW w:type="dxa" w:w="3402"/>
+            <w:vAlign w:val="center"/>
+          </w:tcPr>
+          <w:p>
+            <w:pPr>
+              <w:spacing w:before="40" w:after="40" w:line="276" w:lineRule="auto"/>
+              <w:jc w:val="both"/>
+            </w:pPr>
+            <w:r>
+              <w:rPr>
+                <w:rFonts w:ascii="Times New Roman" w:hAnsi="Times New Roman"/>
+                <w:sz w:val="26"/>
+                <w:rFonts w:ascii="Times New Roman" w:hAnsi="Times New Roman" w:cs="Times New Roman"/>
+              </w:rPr>
+              <w:t>- Kết hợp các khối lệnh đã học để tạo chuỗi hành động nối tiếp cho nhân vật.   - Chạy thử chương trình, chỉnh sửa góc quay/bước đi của nhân vật.</w:t>
+            </w:r>
+          </w:p>
+        </w:tc>
+      </w:tr>
+      <w:tr>
+        <w:tc>
+          <w:tcPr>
+            <w:tcW w:type="dxa" w:w="680"/>
+            <w:vAlign w:val="center"/>
+          </w:tcPr>
+          <w:p>
+            <w:pPr>
+              <w:spacing w:before="40" w:after="40" w:line="276" w:lineRule="auto"/>
+              <w:jc w:val="center"/>
+            </w:pPr>
+            <w:r>
+              <w:rPr>
+                <w:rFonts w:ascii="Times New Roman" w:hAnsi="Times New Roman"/>
+                <w:sz w:val="26"/>
+                <w:rFonts w:ascii="Times New Roman" w:hAnsi="Times New Roman" w:cs="Times New Roman"/>
+              </w:rPr>
+              <w:t>30</w:t>
+            </w:r>
+          </w:p>
+        </w:tc>
+        <w:tc>
+          <w:tcPr>
+            <w:tcW w:type="dxa" w:w="3118"/>
+            <w:vAlign w:val="center"/>
+          </w:tcPr>
+          <w:p>
+            <w:pPr>
+              <w:spacing w:before="40" w:after="40" w:line="276" w:lineRule="auto"/>
+              <w:jc w:val="both"/>
+            </w:pPr>
+            <w:r>
+              <w:rPr>
+                <w:rFonts w:ascii="Times New Roman" w:hAnsi="Times New Roman"/>
+                <w:sz w:val="26"/>
+                <w:rFonts w:ascii="Times New Roman" w:hAnsi="Times New Roman" w:cs="Times New Roman"/>
+              </w:rPr>
+              <w:t>Ôn tập và luyện tập</w:t>
+            </w:r>
+          </w:p>
+        </w:tc>
+        <w:tc>
+          <w:tcPr>
+            <w:tcW w:type="dxa" w:w="850"/>
+            <w:vAlign w:val="center"/>
+          </w:tcPr>
+          <w:p>
+            <w:pPr>
+              <w:spacing w:before="40" w:after="40" w:line="276" w:lineRule="auto"/>
+              <w:jc w:val="center"/>
+            </w:pPr>
+            <w:r>
+              <w:rPr>
+                <w:rFonts w:ascii="Times New Roman" w:hAnsi="Times New Roman"/>
+                <w:sz w:val="26"/>
+                <w:rFonts w:ascii="Times New Roman" w:hAnsi="Times New Roman" w:cs="Times New Roman"/>
+              </w:rPr>
+              <w:t>1</w:t>
+            </w:r>
+          </w:p>
+        </w:tc>
+        <w:tc>
+          <w:tcPr>
+            <w:tcW w:type="dxa" w:w="1247"/>
+            <w:vAlign w:val="center"/>
+          </w:tcPr>
+          <w:p>
+            <w:pPr>
+              <w:spacing w:before="40" w:after="40" w:line="276" w:lineRule="auto"/>
+              <w:jc w:val="center"/>
+            </w:pPr>
+            <w:r>
+              <w:rPr>
+                <w:rFonts w:ascii="Times New Roman" w:hAnsi="Times New Roman"/>
+                <w:sz w:val="26"/>
+                <w:rFonts w:ascii="Times New Roman" w:hAnsi="Times New Roman" w:cs="Times New Roman"/>
+              </w:rPr>
+              <w:t>30</w:t>
+            </w:r>
+          </w:p>
+        </w:tc>
+        <w:tc>
+          <w:tcPr>
+            <w:tcW w:type="dxa" w:w="3402"/>
+            <w:vAlign w:val="center"/>
+          </w:tcPr>
+          <w:p>
+            <w:pPr>
+              <w:spacing w:before="40" w:after="40" w:line="276" w:lineRule="auto"/>
+              <w:jc w:val="both"/>
+            </w:pPr>
+            <w:r>
+              <w:rPr>
+                <w:rFonts w:ascii="Times New Roman" w:hAnsi="Times New Roman"/>
+                <w:sz w:val="26"/>
+                <w:rFonts w:ascii="Times New Roman" w:hAnsi="Times New Roman" w:cs="Times New Roman"/>
+              </w:rPr>
+              <w:t>Ôn tập, luyện tập bổ sung kiến thức và kỹ năng.</w:t>
+            </w:r>
+          </w:p>
+        </w:tc>
+      </w:tr>
+      <w:tr>
+        <w:tc>
+          <w:tcPr>
+            <w:tcW w:type="dxa" w:w="680"/>
+            <w:vAlign w:val="center"/>
+          </w:tcPr>
+          <w:p>
+            <w:pPr>
+              <w:spacing w:before="40" w:after="40" w:line="276" w:lineRule="auto"/>
+              <w:jc w:val="center"/>
+            </w:pPr>
+            <w:r>
+              <w:rPr>
+                <w:rFonts w:ascii="Times New Roman" w:hAnsi="Times New Roman"/>
+                <w:sz w:val="26"/>
+                <w:rFonts w:ascii="Times New Roman" w:hAnsi="Times New Roman" w:cs="Times New Roman"/>
+              </w:rPr>
+              <w:t>31</w:t>
+            </w:r>
+          </w:p>
+        </w:tc>
+        <w:tc>
+          <w:tcPr>
+            <w:tcW w:type="dxa" w:w="3118"/>
+            <w:vAlign w:val="center"/>
+          </w:tcPr>
+          <w:p>
+            <w:pPr>
+              <w:spacing w:before="40" w:after="40" w:line="276" w:lineRule="auto"/>
+              <w:jc w:val="both"/>
+            </w:pPr>
+            <w:r>
+              <w:rPr>
+                <w:rFonts w:ascii="Times New Roman" w:hAnsi="Times New Roman"/>
+                <w:sz w:val="26"/>
+                <w:rFonts w:ascii="Times New Roman" w:hAnsi="Times New Roman" w:cs="Times New Roman"/>
+              </w:rPr>
+              <w:t>Ôn tập Đánh giá định kỳ 4</w:t>
+            </w:r>
+          </w:p>
+        </w:tc>
+        <w:tc>
+          <w:tcPr>
+            <w:tcW w:type="dxa" w:w="850"/>
+            <w:vAlign w:val="center"/>
+          </w:tcPr>
+          <w:p>
+            <w:pPr>
+              <w:spacing w:before="40" w:after="40" w:line="276" w:lineRule="auto"/>
+              <w:jc w:val="center"/>
+            </w:pPr>
+            <w:r>
+              <w:rPr>
+                <w:rFonts w:ascii="Times New Roman" w:hAnsi="Times New Roman"/>
+                <w:sz w:val="26"/>
+                <w:rFonts w:ascii="Times New Roman" w:hAnsi="Times New Roman" w:cs="Times New Roman"/>
+              </w:rPr>
+              <w:t>1</w:t>
+            </w:r>
+          </w:p>
+        </w:tc>
+        <w:tc>
+          <w:tcPr>
+            <w:tcW w:type="dxa" w:w="1247"/>
+            <w:vAlign w:val="center"/>
+          </w:tcPr>
+          <w:p>
+            <w:pPr>
+              <w:spacing w:before="40" w:after="40" w:line="276" w:lineRule="auto"/>
+              <w:jc w:val="center"/>
+            </w:pPr>
+            <w:r>
+              <w:rPr>
+                <w:rFonts w:ascii="Times New Roman" w:hAnsi="Times New Roman"/>
+                <w:sz w:val="26"/>
+                <w:rFonts w:ascii="Times New Roman" w:hAnsi="Times New Roman" w:cs="Times New Roman"/>
+              </w:rPr>
+              <w:t>31</w:t>
+            </w:r>
+          </w:p>
+        </w:tc>
+        <w:tc>
+          <w:tcPr>
+            <w:tcW w:type="dxa" w:w="3402"/>
+            <w:vAlign w:val="center"/>
+          </w:tcPr>
+          <w:p>
+            <w:pPr>
+              <w:spacing w:before="40" w:after="40" w:line="276" w:lineRule="auto"/>
+              <w:jc w:val="both"/>
+            </w:pPr>
+            <w:r>
+              <w:rPr>
+                <w:rFonts w:ascii="Times New Roman" w:hAnsi="Times New Roman"/>
+                <w:sz w:val="26"/>
+                <w:rFonts w:ascii="Times New Roman" w:hAnsi="Times New Roman" w:cs="Times New Roman"/>
+              </w:rPr>
+              <w:t>Hệ thống hóa kiến thức chuẩn bị Đánh giá định kỳ 4.</w:t>
+            </w:r>
+          </w:p>
+        </w:tc>
+      </w:tr>
+      <w:tr>
+        <w:tc>
+          <w:tcPr>
+            <w:tcW w:type="dxa" w:w="680"/>
+            <w:vAlign w:val="center"/>
+          </w:tcPr>
+          <w:p>
+            <w:pPr>
+              <w:spacing w:before="40" w:after="40" w:line="276" w:lineRule="auto"/>
+              <w:jc w:val="center"/>
+            </w:pPr>
+            <w:r>
+              <w:rPr>
+                <w:rFonts w:ascii="Times New Roman" w:hAnsi="Times New Roman"/>
+                <w:sz w:val="26"/>
+                <w:rFonts w:ascii="Times New Roman" w:hAnsi="Times New Roman" w:cs="Times New Roman"/>
+              </w:rPr>
+              <w:t>32</w:t>
+            </w:r>
+          </w:p>
+        </w:tc>
+        <w:tc>
+          <w:tcPr>
+            <w:tcW w:type="dxa" w:w="3118"/>
+            <w:vAlign w:val="center"/>
+          </w:tcPr>
+          <w:p>
+            <w:pPr>
+              <w:spacing w:before="40" w:after="40" w:line="276" w:lineRule="auto"/>
+              <w:jc w:val="both"/>
+            </w:pPr>
+            <w:r>
+              <w:rPr>
+                <w:rFonts w:ascii="Times New Roman" w:hAnsi="Times New Roman"/>
+                <w:sz w:val="26"/>
+                <w:rFonts w:ascii="Times New Roman" w:hAnsi="Times New Roman" w:cs="Times New Roman"/>
+              </w:rPr>
+              <w:t>Đánh giá định kỳ 4</w:t>
+            </w:r>
+          </w:p>
+        </w:tc>
+        <w:tc>
+          <w:tcPr>
+            <w:tcW w:type="dxa" w:w="850"/>
+            <w:vAlign w:val="center"/>
+          </w:tcPr>
+          <w:p>
+            <w:pPr>
+              <w:spacing w:before="40" w:after="40" w:line="276" w:lineRule="auto"/>
+              <w:jc w:val="center"/>
+            </w:pPr>
+            <w:r>
+              <w:rPr>
+                <w:rFonts w:ascii="Times New Roman" w:hAnsi="Times New Roman"/>
+                <w:sz w:val="26"/>
+                <w:rFonts w:ascii="Times New Roman" w:hAnsi="Times New Roman" w:cs="Times New Roman"/>
+              </w:rPr>
+              <w:t>1</w:t>
+            </w:r>
+          </w:p>
+        </w:tc>
+        <w:tc>
+          <w:tcPr>
+            <w:tcW w:type="dxa" w:w="1247"/>
+            <w:vAlign w:val="center"/>
+          </w:tcPr>
+          <w:p>
+            <w:pPr>
+              <w:spacing w:before="40" w:after="40" w:line="276" w:lineRule="auto"/>
+              <w:jc w:val="center"/>
+            </w:pPr>
+            <w:r>
+              <w:rPr>
+                <w:rFonts w:ascii="Times New Roman" w:hAnsi="Times New Roman"/>
+                <w:sz w:val="26"/>
+                <w:rFonts w:ascii="Times New Roman" w:hAnsi="Times New Roman" w:cs="Times New Roman"/>
+              </w:rPr>
+              <w:t>32</w:t>
+            </w:r>
+          </w:p>
+        </w:tc>
+        <w:tc>
+          <w:tcPr>
+            <w:tcW w:type="dxa" w:w="3402"/>
+            <w:vAlign w:val="center"/>
+          </w:tcPr>
+          <w:p>
+            <w:pPr>
+              <w:spacing w:before="40" w:after="40" w:line="276" w:lineRule="auto"/>
+              <w:jc w:val="both"/>
+            </w:pPr>
+            <w:r>
+              <w:rPr>
+                <w:rFonts w:ascii="Times New Roman" w:hAnsi="Times New Roman"/>
+                <w:sz w:val="26"/>
+                <w:rFonts w:ascii="Times New Roman" w:hAnsi="Times New Roman" w:cs="Times New Roman"/>
+              </w:rPr>
+              <w:t>Kiểm tra đánh giá kết quả học tập.</w:t>
+            </w:r>
+          </w:p>
+        </w:tc>
+      </w:tr>
+      <w:tr>
+        <w:tc>
+          <w:tcPr>
+            <w:tcW w:type="dxa" w:w="680"/>
+            <w:vAlign w:val="center"/>
+          </w:tcPr>
+          <w:p>
+            <w:pPr>
+              <w:spacing w:before="40" w:after="40" w:line="276" w:lineRule="auto"/>
+              <w:jc w:val="center"/>
+            </w:pPr>
+            <w:r>
+              <w:rPr>
+                <w:rFonts w:ascii="Times New Roman" w:hAnsi="Times New Roman"/>
+                <w:sz w:val="26"/>
+                <w:rFonts w:ascii="Times New Roman" w:hAnsi="Times New Roman" w:cs="Times New Roman"/>
+              </w:rPr>
+              <w:t>33</w:t>
+            </w:r>
+          </w:p>
+        </w:tc>
+        <w:tc>
+          <w:tcPr>
+            <w:tcW w:type="dxa" w:w="3118"/>
+            <w:vAlign w:val="center"/>
+          </w:tcPr>
+          <w:p>
+            <w:pPr>
+              <w:spacing w:before="40" w:after="40" w:line="276" w:lineRule="auto"/>
+              <w:jc w:val="both"/>
+            </w:pPr>
+            <w:r>
+              <w:rPr>
+                <w:rFonts w:ascii="Times New Roman" w:hAnsi="Times New Roman"/>
+                <w:sz w:val="26"/>
+                <w:rFonts w:ascii="Times New Roman" w:hAnsi="Times New Roman" w:cs="Times New Roman"/>
+              </w:rPr>
+              <w:t>Bài 30: Dự án học tập 1: Thiệp chúc mừng hoạt hình</w:t>
+            </w:r>
+          </w:p>
+        </w:tc>
+        <w:tc>
+          <w:tcPr>
+            <w:tcW w:type="dxa" w:w="850"/>
+            <w:vAlign w:val="center"/>
+          </w:tcPr>
+          <w:p>
+            <w:pPr>
+              <w:spacing w:before="40" w:after="40" w:line="276" w:lineRule="auto"/>
+              <w:jc w:val="center"/>
+            </w:pPr>
+            <w:r>
+              <w:rPr>
+                <w:rFonts w:ascii="Times New Roman" w:hAnsi="Times New Roman"/>
+                <w:sz w:val="26"/>
+                <w:rFonts w:ascii="Times New Roman" w:hAnsi="Times New Roman" w:cs="Times New Roman"/>
+              </w:rPr>
+              <w:t>1</w:t>
+            </w:r>
+          </w:p>
+        </w:tc>
+        <w:tc>
+          <w:tcPr>
+            <w:tcW w:type="dxa" w:w="1247"/>
+            <w:vAlign w:val="center"/>
+          </w:tcPr>
+          <w:p>
+            <w:pPr>
+              <w:spacing w:before="40" w:after="40" w:line="276" w:lineRule="auto"/>
+              <w:jc w:val="center"/>
+            </w:pPr>
+            <w:r>
+              <w:rPr>
+                <w:rFonts w:ascii="Times New Roman" w:hAnsi="Times New Roman"/>
+                <w:sz w:val="26"/>
+                <w:rFonts w:ascii="Times New Roman" w:hAnsi="Times New Roman" w:cs="Times New Roman"/>
+              </w:rPr>
+              <w:t>33</w:t>
+            </w:r>
+          </w:p>
+        </w:tc>
+        <w:tc>
+          <w:tcPr>
+            <w:tcW w:type="dxa" w:w="3402"/>
+            <w:vAlign w:val="center"/>
+          </w:tcPr>
+          <w:p>
+            <w:pPr>
+              <w:spacing w:before="40" w:after="40" w:line="276" w:lineRule="auto"/>
+              <w:jc w:val="both"/>
+            </w:pPr>
+            <w:r>
+              <w:rPr>
+                <w:rFonts w:ascii="Times New Roman" w:hAnsi="Times New Roman"/>
+                <w:sz w:val="26"/>
+                <w:rFonts w:ascii="Times New Roman" w:hAnsi="Times New Roman" w:cs="Times New Roman"/>
+              </w:rPr>
+              <w:t>- Tự thiết kế một kịch bản phim ngắn hoặc thiệp tương tác nhẹ nhàng bằng Scratch.</w:t>
+            </w:r>
+          </w:p>
+        </w:tc>
+      </w:tr>
+    </w:tbl>
     <w:p>
       <w:pPr>
         <w:rPr>
@@ -1410,3669 +4905,6 @@
         <w:t>Môn Tin lớp 1</w:t>
       </w:r>
     </w:p>
-    <w:tbl>
-      <w:tblPr>
-        <w:tblW w:w="9634" w:type="dxa"/>
-        <w:tblBorders>
-          <w:top w:val="single" w:sz="4" w:space="0" w:color="000000"/>
-          <w:left w:val="single" w:sz="4" w:space="0" w:color="000000"/>
-          <w:bottom w:val="single" w:sz="4" w:space="0" w:color="000000"/>
-          <w:right w:val="single" w:sz="4" w:space="0" w:color="000000"/>
-          <w:insideH w:val="single" w:sz="4" w:space="0" w:color="000000"/>
-          <w:insideV w:val="single" w:sz="4" w:space="0" w:color="000000"/>
-        </w:tblBorders>
-        <w:tblLayout w:type="fixed"/>
-        <w:tblLook w:val="0400" w:firstRow="0" w:lastRow="0" w:firstColumn="0" w:lastColumn="0" w:noHBand="0" w:noVBand="1"/>
-      </w:tblPr>
-      <w:tblGrid>
-        <w:gridCol w:w="846"/>
-        <w:gridCol w:w="3118"/>
-        <w:gridCol w:w="1134"/>
-        <w:gridCol w:w="4536"/>
-      </w:tblGrid>
-      <w:tr>
-        <w:tc>
-          <w:tcPr>
-            <w:tcW w:w="846" w:type="dxa"/>
-          </w:tcPr>
-          <w:p>
-            <w:pPr>
-              <w:spacing w:before="20" w:after="20"/>
-              <w:jc w:val="center"/>
-            </w:pPr>
-            <w:r>
-              <w:rPr>
-                <w:rFonts w:ascii="Times New Roman" w:hAnsi="Times New Roman"/>
-                <w:sz w:val="26"/>
-                <w:rFonts w:ascii="Times New Roman" w:hAnsi="Times New Roman" w:cs="Times New Roman"/>
-              </w:rPr>
-            </w:r>
-            <w:r>
-              <w:rPr>
-                <w:rFonts w:ascii="Times New Roman" w:hAnsi="Times New Roman"/>
-                <w:b/>
-                <w:sz w:val="26"/>
-                <w:rFonts w:ascii="Times New Roman" w:hAnsi="Times New Roman" w:cs="Times New Roman"/>
-              </w:rPr>
-              <w:t>STT</w:t>
-            </w:r>
-          </w:p>
-        </w:tc>
-        <w:tc>
-          <w:tcPr>
-            <w:tcW w:w="3118" w:type="dxa"/>
-          </w:tcPr>
-          <w:p>
-            <w:pPr>
-              <w:spacing w:before="20" w:after="20"/>
-              <w:jc w:val="center"/>
-            </w:pPr>
-            <w:r>
-              <w:rPr>
-                <w:rFonts w:ascii="Times New Roman" w:hAnsi="Times New Roman"/>
-                <w:sz w:val="26"/>
-                <w:rFonts w:ascii="Times New Roman" w:hAnsi="Times New Roman" w:cs="Times New Roman"/>
-              </w:rPr>
-            </w:r>
-            <w:r>
-              <w:rPr>
-                <w:rFonts w:ascii="Times New Roman" w:hAnsi="Times New Roman"/>
-                <w:b/>
-                <w:sz w:val="26"/>
-                <w:rFonts w:ascii="Times New Roman" w:hAnsi="Times New Roman" w:cs="Times New Roman"/>
-              </w:rPr>
-              <w:t>Bài học (1)</w:t>
-            </w:r>
-          </w:p>
-        </w:tc>
-        <w:tc>
-          <w:tcPr>
-            <w:tcW w:w="1134" w:type="dxa"/>
-          </w:tcPr>
-          <w:p>
-            <w:pPr>
-              <w:spacing w:before="20" w:after="20"/>
-              <w:jc w:val="center"/>
-            </w:pPr>
-            <w:r>
-              <w:rPr>
-                <w:rFonts w:ascii="Times New Roman" w:hAnsi="Times New Roman"/>
-                <w:sz w:val="26"/>
-                <w:rFonts w:ascii="Times New Roman" w:hAnsi="Times New Roman" w:cs="Times New Roman"/>
-              </w:rPr>
-            </w:r>
-            <w:r>
-              <w:rPr>
-                <w:rFonts w:ascii="Times New Roman" w:hAnsi="Times New Roman"/>
-                <w:b/>
-                <w:sz w:val="26"/>
-                <w:rFonts w:ascii="Times New Roman" w:hAnsi="Times New Roman" w:cs="Times New Roman"/>
-              </w:rPr>
-              <w:t>Số tiết (2)</w:t>
-            </w:r>
-          </w:p>
-        </w:tc>
-        <w:tc>
-          <w:tcPr>
-            <w:tcW w:w="4536" w:type="dxa"/>
-          </w:tcPr>
-          <w:p>
-            <w:pPr>
-              <w:spacing w:before="20" w:after="20"/>
-              <w:jc w:val="center"/>
-            </w:pPr>
-            <w:r>
-              <w:rPr>
-                <w:rFonts w:ascii="Times New Roman" w:hAnsi="Times New Roman"/>
-                <w:sz w:val="26"/>
-                <w:rFonts w:ascii="Times New Roman" w:hAnsi="Times New Roman" w:cs="Times New Roman"/>
-              </w:rPr>
-            </w:r>
-            <w:r>
-              <w:rPr>
-                <w:rFonts w:ascii="Times New Roman" w:hAnsi="Times New Roman"/>
-                <w:b/>
-                <w:sz w:val="26"/>
-                <w:rFonts w:ascii="Times New Roman" w:hAnsi="Times New Roman" w:cs="Times New Roman"/>
-              </w:rPr>
-              <w:t>Yêu cầu cần đạt (3)</w:t>
-            </w:r>
-          </w:p>
-        </w:tc>
-      </w:tr>
-      <w:tr>
-        <w:tc>
-          <w:tcPr>
-            <w:tcW w:type="dxa" w:w="846"/>
-          </w:tcPr>
-          <w:p>
-            <w:pPr>
-              <w:jc w:val="center"/>
-            </w:pPr>
-            <w:r>
-              <w:rPr>
-                <w:rFonts w:ascii="Times New Roman" w:hAnsi="Times New Roman"/>
-                <w:b w:val="0"/>
-                <w:sz w:val="26"/>
-                <w:rFonts w:ascii="Times New Roman" w:hAnsi="Times New Roman" w:cs="Times New Roman"/>
-                <w:rFonts w:ascii="Times New Roman" w:hAnsi="Times New Roman" w:cs="Times New Roman"/>
-              </w:rPr>
-              <w:t>0</w:t>
-            </w:r>
-          </w:p>
-        </w:tc>
-        <w:tc>
-          <w:tcPr>
-            <w:tcW w:type="dxa" w:w="3118"/>
-          </w:tcPr>
-          <w:p>
-            <w:r>
-              <w:rPr>
-                <w:rFonts w:ascii="Times New Roman" w:hAnsi="Times New Roman"/>
-                <w:b w:val="0"/>
-                <w:sz w:val="26"/>
-                <w:rFonts w:ascii="Times New Roman" w:hAnsi="Times New Roman" w:cs="Times New Roman"/>
-                <w:rFonts w:ascii="Times New Roman" w:hAnsi="Times New Roman" w:cs="Times New Roman"/>
-              </w:rPr>
-              <w:t>Tiết 0: Định hướng môn học</w:t>
-            </w:r>
-          </w:p>
-        </w:tc>
-        <w:tc>
-          <w:tcPr>
-            <w:tcW w:type="dxa" w:w="1134"/>
-          </w:tcPr>
-          <w:p>
-            <w:pPr>
-              <w:jc w:val="center"/>
-            </w:pPr>
-            <w:r>
-              <w:rPr>
-                <w:rFonts w:ascii="Times New Roman" w:hAnsi="Times New Roman"/>
-                <w:b w:val="0"/>
-                <w:sz w:val="26"/>
-                <w:rFonts w:ascii="Times New Roman" w:hAnsi="Times New Roman" w:cs="Times New Roman"/>
-                <w:rFonts w:ascii="Times New Roman" w:hAnsi="Times New Roman" w:cs="Times New Roman"/>
-              </w:rPr>
-              <w:t>0</w:t>
-            </w:r>
-          </w:p>
-        </w:tc>
-        <w:tc>
-          <w:tcPr>
-            <w:tcW w:type="dxa" w:w="4536"/>
-          </w:tcPr>
-          <w:p>
-            <w:r>
-              <w:rPr>
-                <w:rFonts w:ascii="Times New Roman" w:hAnsi="Times New Roman"/>
-                <w:b w:val="0"/>
-                <w:sz w:val="26"/>
-                <w:rFonts w:ascii="Times New Roman" w:hAnsi="Times New Roman" w:cs="Times New Roman"/>
-                <w:rFonts w:ascii="Times New Roman" w:hAnsi="Times New Roman" w:cs="Times New Roman"/>
-              </w:rPr>
-              <w:t>Giới thiệu tổng quan môn học Tin học, phương pháp học tập hiệu quả, các quy định an toàn và nội quy phòng học bộ môn.</w:t>
-            </w:r>
-          </w:p>
-        </w:tc>
-      </w:tr>
-      <w:tr>
-        <w:tc>
-          <w:tcPr>
-            <w:tcW w:w="846" w:type="dxa"/>
-          </w:tcPr>
-          <w:p>
-            <w:pPr>
-              <w:spacing w:before="20" w:after="20"/>
-              <w:jc w:val="center"/>
-            </w:pPr>
-            <w:r>
-              <w:rPr>
-                <w:rFonts w:ascii="Times New Roman" w:hAnsi="Times New Roman"/>
-                <w:sz w:val="26"/>
-                <w:rFonts w:ascii="Times New Roman" w:hAnsi="Times New Roman" w:cs="Times New Roman"/>
-              </w:rPr>
-            </w:r>
-            <w:r>
-              <w:rPr>
-                <w:rFonts w:ascii="Times New Roman" w:hAnsi="Times New Roman"/>
-                <w:b w:val="0"/>
-                <w:sz w:val="26"/>
-                <w:rFonts w:ascii="Times New Roman" w:hAnsi="Times New Roman" w:cs="Times New Roman"/>
-              </w:rPr>
-              <w:t>1</w:t>
-            </w:r>
-          </w:p>
-        </w:tc>
-        <w:tc>
-          <w:tcPr>
-            <w:tcW w:w="3118" w:type="dxa"/>
-          </w:tcPr>
-          <w:p>
-            <w:pPr>
-              <w:spacing w:before="20" w:after="20"/>
-            </w:pPr>
-            <w:r>
-              <w:rPr>
-                <w:rFonts w:ascii="Times New Roman" w:hAnsi="Times New Roman"/>
-                <w:sz w:val="26"/>
-                <w:rFonts w:ascii="Times New Roman" w:hAnsi="Times New Roman" w:cs="Times New Roman"/>
-              </w:rPr>
-            </w:r>
-            <w:r>
-              <w:rPr>
-                <w:rFonts w:ascii="Times New Roman" w:hAnsi="Times New Roman"/>
-                <w:b w:val="0"/>
-                <w:sz w:val="26"/>
-                <w:rFonts w:ascii="Times New Roman" w:hAnsi="Times New Roman" w:cs="Times New Roman"/>
-              </w:rPr>
-              <w:t>Bài 1: Giới thiệu môn học và Nội quy phòng máy</w:t>
-            </w:r>
-          </w:p>
-        </w:tc>
-        <w:tc>
-          <w:tcPr>
-            <w:tcW w:w="1134" w:type="dxa"/>
-          </w:tcPr>
-          <w:p>
-            <w:pPr>
-              <w:spacing w:before="20" w:after="20"/>
-              <w:jc w:val="center"/>
-            </w:pPr>
-            <w:r>
-              <w:rPr>
-                <w:rFonts w:ascii="Times New Roman" w:hAnsi="Times New Roman"/>
-                <w:sz w:val="26"/>
-                <w:rFonts w:ascii="Times New Roman" w:hAnsi="Times New Roman" w:cs="Times New Roman"/>
-              </w:rPr>
-            </w:r>
-            <w:r>
-              <w:rPr>
-                <w:rFonts w:ascii="Times New Roman" w:hAnsi="Times New Roman"/>
-                <w:b w:val="0"/>
-                <w:sz w:val="26"/>
-                <w:rFonts w:ascii="Times New Roman" w:hAnsi="Times New Roman" w:cs="Times New Roman"/>
-              </w:rPr>
-              <w:t>1</w:t>
-            </w:r>
-          </w:p>
-        </w:tc>
-        <w:tc>
-          <w:tcPr>
-            <w:tcW w:w="4536" w:type="dxa"/>
-          </w:tcPr>
-          <w:p>
-            <w:pPr>
-              <w:spacing w:before="20" w:after="20"/>
-            </w:pPr>
-            <w:r>
-              <w:rPr>
-                <w:rFonts w:ascii="Times New Roman" w:hAnsi="Times New Roman"/>
-                <w:sz w:val="26"/>
-                <w:rFonts w:ascii="Times New Roman" w:hAnsi="Times New Roman" w:cs="Times New Roman"/>
-              </w:rPr>
-            </w:r>
-            <w:r>
-              <w:rPr>
-                <w:rFonts w:ascii="Times New Roman" w:hAnsi="Times New Roman"/>
-                <w:b w:val="0"/>
-                <w:sz w:val="26"/>
-                <w:rFonts w:ascii="Times New Roman" w:hAnsi="Times New Roman" w:cs="Times New Roman"/>
-              </w:rPr>
-              <w:t>- Làm quen với môn học Tin học và quy định phòng máy tính.   - Thực hành tư thế ngồi đúng và giữ khoảng cách an toàn mắt khi dùng máy.</w:t>
-            </w:r>
-          </w:p>
-        </w:tc>
-      </w:tr>
-      <w:tr>
-        <w:tc>
-          <w:tcPr>
-            <w:tcW w:w="846" w:type="dxa"/>
-          </w:tcPr>
-          <w:p>
-            <w:pPr>
-              <w:spacing w:before="20" w:after="20"/>
-              <w:jc w:val="center"/>
-            </w:pPr>
-            <w:r>
-              <w:rPr>
-                <w:rFonts w:ascii="Times New Roman" w:hAnsi="Times New Roman"/>
-                <w:sz w:val="26"/>
-                <w:rFonts w:ascii="Times New Roman" w:hAnsi="Times New Roman" w:cs="Times New Roman"/>
-              </w:rPr>
-            </w:r>
-            <w:r>
-              <w:rPr>
-                <w:rFonts w:ascii="Times New Roman" w:hAnsi="Times New Roman"/>
-                <w:b w:val="0"/>
-                <w:sz w:val="26"/>
-                <w:rFonts w:ascii="Times New Roman" w:hAnsi="Times New Roman" w:cs="Times New Roman"/>
-              </w:rPr>
-              <w:t>2</w:t>
-            </w:r>
-          </w:p>
-        </w:tc>
-        <w:tc>
-          <w:tcPr>
-            <w:tcW w:w="3118" w:type="dxa"/>
-          </w:tcPr>
-          <w:p>
-            <w:pPr>
-              <w:spacing w:before="20" w:after="20"/>
-            </w:pPr>
-            <w:r>
-              <w:rPr>
-                <w:rFonts w:ascii="Times New Roman" w:hAnsi="Times New Roman"/>
-                <w:sz w:val="26"/>
-                <w:rFonts w:ascii="Times New Roman" w:hAnsi="Times New Roman" w:cs="Times New Roman"/>
-              </w:rPr>
-            </w:r>
-            <w:r>
-              <w:rPr>
-                <w:rFonts w:ascii="Times New Roman" w:hAnsi="Times New Roman"/>
-                <w:b w:val="0"/>
-                <w:sz w:val="26"/>
-                <w:rFonts w:ascii="Times New Roman" w:hAnsi="Times New Roman" w:cs="Times New Roman"/>
-              </w:rPr>
-              <w:t>Bài 2: Làm quen với máy tính</w:t>
-            </w:r>
-          </w:p>
-        </w:tc>
-        <w:tc>
-          <w:tcPr>
-            <w:tcW w:w="1134" w:type="dxa"/>
-          </w:tcPr>
-          <w:p>
-            <w:pPr>
-              <w:spacing w:before="20" w:after="20"/>
-              <w:jc w:val="center"/>
-            </w:pPr>
-            <w:r>
-              <w:rPr>
-                <w:rFonts w:ascii="Times New Roman" w:hAnsi="Times New Roman"/>
-                <w:sz w:val="26"/>
-                <w:rFonts w:ascii="Times New Roman" w:hAnsi="Times New Roman" w:cs="Times New Roman"/>
-              </w:rPr>
-            </w:r>
-            <w:r>
-              <w:rPr>
-                <w:rFonts w:ascii="Times New Roman" w:hAnsi="Times New Roman"/>
-                <w:b w:val="0"/>
-                <w:sz w:val="26"/>
-                <w:rFonts w:ascii="Times New Roman" w:hAnsi="Times New Roman" w:cs="Times New Roman"/>
-              </w:rPr>
-              <w:t>2</w:t>
-            </w:r>
-          </w:p>
-        </w:tc>
-        <w:tc>
-          <w:tcPr>
-            <w:tcW w:w="4536" w:type="dxa"/>
-          </w:tcPr>
-          <w:p>
-            <w:pPr>
-              <w:spacing w:before="20" w:after="20"/>
-            </w:pPr>
-            <w:r>
-              <w:rPr>
-                <w:rFonts w:ascii="Times New Roman" w:hAnsi="Times New Roman"/>
-                <w:sz w:val="26"/>
-                <w:rFonts w:ascii="Times New Roman" w:hAnsi="Times New Roman" w:cs="Times New Roman"/>
-              </w:rPr>
-            </w:r>
-            <w:r>
-              <w:rPr>
-                <w:rFonts w:ascii="Times New Roman" w:hAnsi="Times New Roman"/>
-                <w:b w:val="0"/>
-                <w:sz w:val="26"/>
-                <w:rFonts w:ascii="Times New Roman" w:hAnsi="Times New Roman" w:cs="Times New Roman"/>
-              </w:rPr>
-              <w:t>- Nhận biết máy tính là công cụ thông minh phục vụ học tập, giải trí.   - Phân biệt máy tính với các đồ dùng, máy móc quen thuộc trong đời sống.</w:t>
-            </w:r>
-          </w:p>
-        </w:tc>
-      </w:tr>
-      <w:tr>
-        <w:tc>
-          <w:tcPr>
-            <w:tcW w:w="846" w:type="dxa"/>
-          </w:tcPr>
-          <w:p>
-            <w:pPr>
-              <w:spacing w:before="20" w:after="20"/>
-              <w:jc w:val="center"/>
-            </w:pPr>
-            <w:r>
-              <w:rPr>
-                <w:rFonts w:ascii="Times New Roman" w:hAnsi="Times New Roman"/>
-                <w:sz w:val="26"/>
-                <w:rFonts w:ascii="Times New Roman" w:hAnsi="Times New Roman" w:cs="Times New Roman"/>
-              </w:rPr>
-            </w:r>
-            <w:r>
-              <w:rPr>
-                <w:rFonts w:ascii="Times New Roman" w:hAnsi="Times New Roman"/>
-                <w:b w:val="0"/>
-                <w:sz w:val="26"/>
-                <w:rFonts w:ascii="Times New Roman" w:hAnsi="Times New Roman" w:cs="Times New Roman"/>
-              </w:rPr>
-              <w:t>3</w:t>
-            </w:r>
-          </w:p>
-        </w:tc>
-        <w:tc>
-          <w:tcPr>
-            <w:tcW w:w="3118" w:type="dxa"/>
-          </w:tcPr>
-          <w:p>
-            <w:pPr>
-              <w:spacing w:before="20" w:after="20"/>
-            </w:pPr>
-            <w:r>
-              <w:rPr>
-                <w:rFonts w:ascii="Times New Roman" w:hAnsi="Times New Roman"/>
-                <w:sz w:val="26"/>
-                <w:rFonts w:ascii="Times New Roman" w:hAnsi="Times New Roman" w:cs="Times New Roman"/>
-              </w:rPr>
-            </w:r>
-            <w:r>
-              <w:rPr>
-                <w:rFonts w:ascii="Times New Roman" w:hAnsi="Times New Roman"/>
-                <w:b w:val="0"/>
-                <w:sz w:val="26"/>
-                <w:rFonts w:ascii="Times New Roman" w:hAnsi="Times New Roman" w:cs="Times New Roman"/>
-              </w:rPr>
-              <w:t>Bài 3: Các bộ phận chính của máy tính</w:t>
-            </w:r>
-          </w:p>
-        </w:tc>
-        <w:tc>
-          <w:tcPr>
-            <w:tcW w:w="1134" w:type="dxa"/>
-          </w:tcPr>
-          <w:p>
-            <w:pPr>
-              <w:spacing w:before="20" w:after="20"/>
-              <w:jc w:val="center"/>
-            </w:pPr>
-            <w:r>
-              <w:rPr>
-                <w:rFonts w:ascii="Times New Roman" w:hAnsi="Times New Roman"/>
-                <w:sz w:val="26"/>
-                <w:rFonts w:ascii="Times New Roman" w:hAnsi="Times New Roman" w:cs="Times New Roman"/>
-              </w:rPr>
-            </w:r>
-            <w:r>
-              <w:rPr>
-                <w:rFonts w:ascii="Times New Roman" w:hAnsi="Times New Roman"/>
-                <w:b w:val="0"/>
-                <w:sz w:val="26"/>
-                <w:rFonts w:ascii="Times New Roman" w:hAnsi="Times New Roman" w:cs="Times New Roman"/>
-              </w:rPr>
-              <w:t>3</w:t>
-            </w:r>
-          </w:p>
-        </w:tc>
-        <w:tc>
-          <w:tcPr>
-            <w:tcW w:w="4536" w:type="dxa"/>
-          </w:tcPr>
-          <w:p>
-            <w:pPr>
-              <w:spacing w:before="20" w:after="20"/>
-            </w:pPr>
-            <w:r>
-              <w:rPr>
-                <w:rFonts w:ascii="Times New Roman" w:hAnsi="Times New Roman"/>
-                <w:sz w:val="26"/>
-                <w:rFonts w:ascii="Times New Roman" w:hAnsi="Times New Roman" w:cs="Times New Roman"/>
-              </w:rPr>
-            </w:r>
-            <w:r>
-              <w:rPr>
-                <w:rFonts w:ascii="Times New Roman" w:hAnsi="Times New Roman"/>
-                <w:b w:val="0"/>
-                <w:sz w:val="26"/>
-                <w:rFonts w:ascii="Times New Roman" w:hAnsi="Times New Roman" w:cs="Times New Roman"/>
-              </w:rPr>
-              <w:t>- Nhận biết và gọi tên 4 bộ phận chính: Màn hình, Thân máy, Bàn phím, Chuột.   - Nêu được vai trò cơ bản của từng bộ phận.</w:t>
-            </w:r>
-          </w:p>
-        </w:tc>
-      </w:tr>
-      <w:tr>
-        <w:tc>
-          <w:tcPr>
-            <w:tcW w:w="846" w:type="dxa"/>
-          </w:tcPr>
-          <w:p>
-            <w:pPr>
-              <w:spacing w:before="20" w:after="20"/>
-              <w:jc w:val="center"/>
-            </w:pPr>
-            <w:r>
-              <w:rPr>
-                <w:rFonts w:ascii="Times New Roman" w:hAnsi="Times New Roman"/>
-                <w:sz w:val="26"/>
-                <w:rFonts w:ascii="Times New Roman" w:hAnsi="Times New Roman" w:cs="Times New Roman"/>
-              </w:rPr>
-            </w:r>
-            <w:r>
-              <w:rPr>
-                <w:rFonts w:ascii="Times New Roman" w:hAnsi="Times New Roman"/>
-                <w:b w:val="0"/>
-                <w:sz w:val="26"/>
-                <w:rFonts w:ascii="Times New Roman" w:hAnsi="Times New Roman" w:cs="Times New Roman"/>
-              </w:rPr>
-              <w:t>4</w:t>
-            </w:r>
-          </w:p>
-        </w:tc>
-        <w:tc>
-          <w:tcPr>
-            <w:tcW w:w="3118" w:type="dxa"/>
-          </w:tcPr>
-          <w:p>
-            <w:pPr>
-              <w:spacing w:before="20" w:after="20"/>
-            </w:pPr>
-            <w:r>
-              <w:rPr>
-                <w:rFonts w:ascii="Times New Roman" w:hAnsi="Times New Roman"/>
-                <w:sz w:val="26"/>
-                <w:rFonts w:ascii="Times New Roman" w:hAnsi="Times New Roman" w:cs="Times New Roman"/>
-              </w:rPr>
-            </w:r>
-            <w:r>
-              <w:rPr>
-                <w:rFonts w:ascii="Times New Roman" w:hAnsi="Times New Roman"/>
-                <w:b w:val="0"/>
-                <w:sz w:val="26"/>
-                <w:rFonts w:ascii="Times New Roman" w:hAnsi="Times New Roman" w:cs="Times New Roman"/>
-              </w:rPr>
-              <w:t>Bài 4: Bật và tắt máy tính an toàn</w:t>
-            </w:r>
-          </w:p>
-        </w:tc>
-        <w:tc>
-          <w:tcPr>
-            <w:tcW w:w="1134" w:type="dxa"/>
-          </w:tcPr>
-          <w:p>
-            <w:pPr>
-              <w:spacing w:before="20" w:after="20"/>
-              <w:jc w:val="center"/>
-            </w:pPr>
-            <w:r>
-              <w:rPr>
-                <w:rFonts w:ascii="Times New Roman" w:hAnsi="Times New Roman"/>
-                <w:sz w:val="26"/>
-                <w:rFonts w:ascii="Times New Roman" w:hAnsi="Times New Roman" w:cs="Times New Roman"/>
-              </w:rPr>
-            </w:r>
-            <w:r>
-              <w:rPr>
-                <w:rFonts w:ascii="Times New Roman" w:hAnsi="Times New Roman"/>
-                <w:b w:val="0"/>
-                <w:sz w:val="26"/>
-                <w:rFonts w:ascii="Times New Roman" w:hAnsi="Times New Roman" w:cs="Times New Roman"/>
-              </w:rPr>
-              <w:t>4</w:t>
-            </w:r>
-          </w:p>
-        </w:tc>
-        <w:tc>
-          <w:tcPr>
-            <w:tcW w:w="4536" w:type="dxa"/>
-          </w:tcPr>
-          <w:p>
-            <w:pPr>
-              <w:spacing w:before="20" w:after="20"/>
-            </w:pPr>
-            <w:r>
-              <w:rPr>
-                <w:rFonts w:ascii="Times New Roman" w:hAnsi="Times New Roman"/>
-                <w:sz w:val="26"/>
-                <w:rFonts w:ascii="Times New Roman" w:hAnsi="Times New Roman" w:cs="Times New Roman"/>
-              </w:rPr>
-            </w:r>
-            <w:r>
-              <w:rPr>
-                <w:rFonts w:ascii="Times New Roman" w:hAnsi="Times New Roman"/>
-                <w:b w:val="0"/>
-                <w:sz w:val="26"/>
-                <w:rFonts w:ascii="Times New Roman" w:hAnsi="Times New Roman" w:cs="Times New Roman"/>
-              </w:rPr>
-              <w:t>- Thực hành đúng quy trình các bước bật và tắt máy tính.   - Ghi nhớ quy tắc an toàn về điện và bảo vệ thiết bị.</w:t>
-            </w:r>
-          </w:p>
-        </w:tc>
-      </w:tr>
-      <w:tr>
-        <w:tc>
-          <w:tcPr>
-            <w:tcW w:w="846" w:type="dxa"/>
-          </w:tcPr>
-          <w:p>
-            <w:pPr>
-              <w:spacing w:before="20" w:after="20"/>
-              <w:jc w:val="center"/>
-            </w:pPr>
-            <w:r>
-              <w:rPr>
-                <w:rFonts w:ascii="Times New Roman" w:hAnsi="Times New Roman"/>
-                <w:sz w:val="26"/>
-                <w:rFonts w:ascii="Times New Roman" w:hAnsi="Times New Roman" w:cs="Times New Roman"/>
-              </w:rPr>
-            </w:r>
-            <w:r>
-              <w:rPr>
-                <w:rFonts w:ascii="Times New Roman" w:hAnsi="Times New Roman"/>
-                <w:b w:val="0"/>
-                <w:sz w:val="26"/>
-                <w:rFonts w:ascii="Times New Roman" w:hAnsi="Times New Roman" w:cs="Times New Roman"/>
-              </w:rPr>
-              <w:t>5</w:t>
-            </w:r>
-          </w:p>
-        </w:tc>
-        <w:tc>
-          <w:tcPr>
-            <w:tcW w:w="3118" w:type="dxa"/>
-          </w:tcPr>
-          <w:p>
-            <w:pPr>
-              <w:spacing w:before="20" w:after="20"/>
-            </w:pPr>
-            <w:r>
-              <w:rPr>
-                <w:rFonts w:ascii="Times New Roman" w:hAnsi="Times New Roman"/>
-                <w:sz w:val="26"/>
-                <w:rFonts w:ascii="Times New Roman" w:hAnsi="Times New Roman" w:cs="Times New Roman"/>
-              </w:rPr>
-            </w:r>
-            <w:r>
-              <w:rPr>
-                <w:rFonts w:ascii="Times New Roman" w:hAnsi="Times New Roman"/>
-                <w:b w:val="0"/>
-                <w:sz w:val="26"/>
-                <w:rFonts w:ascii="Times New Roman" w:hAnsi="Times New Roman" w:cs="Times New Roman"/>
-              </w:rPr>
-              <w:t>Bài 5: Tìm hiểu Bàn phím máy tính</w:t>
-            </w:r>
-          </w:p>
-        </w:tc>
-        <w:tc>
-          <w:tcPr>
-            <w:tcW w:w="1134" w:type="dxa"/>
-          </w:tcPr>
-          <w:p>
-            <w:pPr>
-              <w:spacing w:before="20" w:after="20"/>
-              <w:jc w:val="center"/>
-            </w:pPr>
-            <w:r>
-              <w:rPr>
-                <w:rFonts w:ascii="Times New Roman" w:hAnsi="Times New Roman"/>
-                <w:sz w:val="26"/>
-                <w:rFonts w:ascii="Times New Roman" w:hAnsi="Times New Roman" w:cs="Times New Roman"/>
-              </w:rPr>
-            </w:r>
-            <w:r>
-              <w:rPr>
-                <w:rFonts w:ascii="Times New Roman" w:hAnsi="Times New Roman"/>
-                <w:b w:val="0"/>
-                <w:sz w:val="26"/>
-                <w:rFonts w:ascii="Times New Roman" w:hAnsi="Times New Roman" w:cs="Times New Roman"/>
-              </w:rPr>
-              <w:t>5</w:t>
-            </w:r>
-          </w:p>
-        </w:tc>
-        <w:tc>
-          <w:tcPr>
-            <w:tcW w:w="4536" w:type="dxa"/>
-          </w:tcPr>
-          <w:p>
-            <w:pPr>
-              <w:spacing w:before="20" w:after="20"/>
-            </w:pPr>
-            <w:r>
-              <w:rPr>
-                <w:rFonts w:ascii="Times New Roman" w:hAnsi="Times New Roman"/>
-                <w:sz w:val="26"/>
-                <w:rFonts w:ascii="Times New Roman" w:hAnsi="Times New Roman" w:cs="Times New Roman"/>
-              </w:rPr>
-            </w:r>
-            <w:r>
-              <w:rPr>
-                <w:rFonts w:ascii="Times New Roman" w:hAnsi="Times New Roman"/>
-                <w:b w:val="0"/>
-                <w:sz w:val="26"/>
-                <w:rFonts w:ascii="Times New Roman" w:hAnsi="Times New Roman" w:cs="Times New Roman"/>
-              </w:rPr>
-              <w:t>- Quan sát, nhận biết cấu trúc tổng thể bàn phím.   - Xác định khu vực phím chữ, khu vực phím số và phím mũi tên.</w:t>
-            </w:r>
-          </w:p>
-        </w:tc>
-      </w:tr>
-      <w:tr>
-        <w:tc>
-          <w:tcPr>
-            <w:tcW w:w="846" w:type="dxa"/>
-          </w:tcPr>
-          <w:p>
-            <w:pPr>
-              <w:spacing w:before="20" w:after="20"/>
-              <w:jc w:val="center"/>
-            </w:pPr>
-            <w:r>
-              <w:rPr>
-                <w:rFonts w:ascii="Times New Roman" w:hAnsi="Times New Roman"/>
-                <w:sz w:val="26"/>
-                <w:rFonts w:ascii="Times New Roman" w:hAnsi="Times New Roman" w:cs="Times New Roman"/>
-              </w:rPr>
-            </w:r>
-            <w:r>
-              <w:rPr>
-                <w:rFonts w:ascii="Times New Roman" w:hAnsi="Times New Roman"/>
-                <w:b w:val="0"/>
-                <w:sz w:val="26"/>
-                <w:rFonts w:ascii="Times New Roman" w:hAnsi="Times New Roman" w:cs="Times New Roman"/>
-              </w:rPr>
-              <w:t>6</w:t>
-            </w:r>
-          </w:p>
-        </w:tc>
-        <w:tc>
-          <w:tcPr>
-            <w:tcW w:w="3118" w:type="dxa"/>
-          </w:tcPr>
-          <w:p>
-            <w:pPr>
-              <w:spacing w:before="20" w:after="20"/>
-            </w:pPr>
-            <w:r>
-              <w:rPr>
-                <w:rFonts w:ascii="Times New Roman" w:hAnsi="Times New Roman"/>
-                <w:sz w:val="26"/>
-                <w:rFonts w:ascii="Times New Roman" w:hAnsi="Times New Roman" w:cs="Times New Roman"/>
-              </w:rPr>
-            </w:r>
-            <w:r>
-              <w:rPr>
-                <w:rFonts w:ascii="Times New Roman" w:hAnsi="Times New Roman"/>
-                <w:b w:val="0"/>
-                <w:sz w:val="26"/>
-                <w:rFonts w:ascii="Times New Roman" w:hAnsi="Times New Roman" w:cs="Times New Roman"/>
-              </w:rPr>
-              <w:t>Bài 6: Các phím chức năng cơ bản</w:t>
-            </w:r>
-          </w:p>
-        </w:tc>
-        <w:tc>
-          <w:tcPr>
-            <w:tcW w:w="1134" w:type="dxa"/>
-          </w:tcPr>
-          <w:p>
-            <w:pPr>
-              <w:spacing w:before="20" w:after="20"/>
-              <w:jc w:val="center"/>
-            </w:pPr>
-            <w:r>
-              <w:rPr>
-                <w:rFonts w:ascii="Times New Roman" w:hAnsi="Times New Roman"/>
-                <w:sz w:val="26"/>
-                <w:rFonts w:ascii="Times New Roman" w:hAnsi="Times New Roman" w:cs="Times New Roman"/>
-              </w:rPr>
-            </w:r>
-            <w:r>
-              <w:rPr>
-                <w:rFonts w:ascii="Times New Roman" w:hAnsi="Times New Roman"/>
-                <w:b w:val="0"/>
-                <w:sz w:val="26"/>
-                <w:rFonts w:ascii="Times New Roman" w:hAnsi="Times New Roman" w:cs="Times New Roman"/>
-              </w:rPr>
-              <w:t>6</w:t>
-            </w:r>
-          </w:p>
-        </w:tc>
-        <w:tc>
-          <w:tcPr>
-            <w:tcW w:w="4536" w:type="dxa"/>
-          </w:tcPr>
-          <w:p>
-            <w:pPr>
-              <w:spacing w:before="20" w:after="20"/>
-            </w:pPr>
-            <w:r>
-              <w:rPr>
-                <w:rFonts w:ascii="Times New Roman" w:hAnsi="Times New Roman"/>
-                <w:sz w:val="26"/>
-                <w:rFonts w:ascii="Times New Roman" w:hAnsi="Times New Roman" w:cs="Times New Roman"/>
-              </w:rPr>
-            </w:r>
-            <w:r>
-              <w:rPr>
-                <w:rFonts w:ascii="Times New Roman" w:hAnsi="Times New Roman"/>
-                <w:b w:val="0"/>
-                <w:sz w:val="26"/>
-                <w:rFonts w:ascii="Times New Roman" w:hAnsi="Times New Roman" w:cs="Times New Roman"/>
-              </w:rPr>
-              <w:t>- Nhận biết vị trí và công dụng của các phím: Enter, Spacebar, Caps Lock, Backspace.   - Tập đặt ngón tay đúng tư thế chuẩn bị gõ phím.</w:t>
-            </w:r>
-          </w:p>
-        </w:tc>
-      </w:tr>
-      <w:tr>
-        <w:tc>
-          <w:tcPr>
-            <w:tcW w:w="846" w:type="dxa"/>
-          </w:tcPr>
-          <w:p>
-            <w:pPr>
-              <w:spacing w:before="20" w:after="20"/>
-              <w:jc w:val="center"/>
-            </w:pPr>
-            <w:r>
-              <w:rPr>
-                <w:rFonts w:ascii="Times New Roman" w:hAnsi="Times New Roman"/>
-                <w:sz w:val="26"/>
-                <w:rFonts w:ascii="Times New Roman" w:hAnsi="Times New Roman" w:cs="Times New Roman"/>
-              </w:rPr>
-            </w:r>
-            <w:r>
-              <w:rPr>
-                <w:rFonts w:ascii="Times New Roman" w:hAnsi="Times New Roman"/>
-                <w:b w:val="0"/>
-                <w:sz w:val="26"/>
-                <w:rFonts w:ascii="Times New Roman" w:hAnsi="Times New Roman" w:cs="Times New Roman"/>
-              </w:rPr>
-              <w:t>7</w:t>
-            </w:r>
-          </w:p>
-        </w:tc>
-        <w:tc>
-          <w:tcPr>
-            <w:tcW w:w="3118" w:type="dxa"/>
-          </w:tcPr>
-          <w:p>
-            <w:pPr>
-              <w:spacing w:before="20" w:after="20"/>
-            </w:pPr>
-            <w:r>
-              <w:rPr>
-                <w:rFonts w:ascii="Times New Roman" w:hAnsi="Times New Roman"/>
-                <w:sz w:val="26"/>
-                <w:rFonts w:ascii="Times New Roman" w:hAnsi="Times New Roman" w:cs="Times New Roman"/>
-              </w:rPr>
-            </w:r>
-            <w:r>
-              <w:rPr>
-                <w:rFonts w:ascii="Times New Roman" w:hAnsi="Times New Roman"/>
-                <w:b w:val="0"/>
-                <w:sz w:val="26"/>
-                <w:rFonts w:ascii="Times New Roman" w:hAnsi="Times New Roman" w:cs="Times New Roman"/>
-              </w:rPr>
-              <w:t>Bài 7: Luyện gõ phím với phần mềm RapidTyping</w:t>
-            </w:r>
-          </w:p>
-        </w:tc>
-        <w:tc>
-          <w:tcPr>
-            <w:tcW w:w="1134" w:type="dxa"/>
-          </w:tcPr>
-          <w:p>
-            <w:pPr>
-              <w:spacing w:before="20" w:after="20"/>
-              <w:jc w:val="center"/>
-            </w:pPr>
-            <w:r>
-              <w:rPr>
-                <w:rFonts w:ascii="Times New Roman" w:hAnsi="Times New Roman"/>
-                <w:sz w:val="26"/>
-                <w:rFonts w:ascii="Times New Roman" w:hAnsi="Times New Roman" w:cs="Times New Roman"/>
-              </w:rPr>
-            </w:r>
-            <w:r>
-              <w:rPr>
-                <w:rFonts w:ascii="Times New Roman" w:hAnsi="Times New Roman"/>
-                <w:b w:val="0"/>
-                <w:sz w:val="26"/>
-                <w:rFonts w:ascii="Times New Roman" w:hAnsi="Times New Roman" w:cs="Times New Roman"/>
-              </w:rPr>
-              <w:t>7</w:t>
-            </w:r>
-          </w:p>
-        </w:tc>
-        <w:tc>
-          <w:tcPr>
-            <w:tcW w:w="4536" w:type="dxa"/>
-          </w:tcPr>
-          <w:p>
-            <w:pPr>
-              <w:spacing w:before="20" w:after="20"/>
-            </w:pPr>
-            <w:r>
-              <w:rPr>
-                <w:rFonts w:ascii="Times New Roman" w:hAnsi="Times New Roman"/>
-                <w:sz w:val="26"/>
-                <w:rFonts w:ascii="Times New Roman" w:hAnsi="Times New Roman" w:cs="Times New Roman"/>
-              </w:rPr>
-            </w:r>
-            <w:r>
-              <w:rPr>
-                <w:rFonts w:ascii="Times New Roman" w:hAnsi="Times New Roman"/>
-                <w:b w:val="0"/>
-                <w:sz w:val="26"/>
-                <w:rFonts w:ascii="Times New Roman" w:hAnsi="Times New Roman" w:cs="Times New Roman"/>
-              </w:rPr>
-              <w:t>- Mở và thao tác trên giao diện phần mềm RapidTyping.   - Luyện tập gõ các phím cơ bản và phím số qua các bài tập tương tác.</w:t>
-            </w:r>
-          </w:p>
-        </w:tc>
-      </w:tr>
-      <w:tr>
-        <w:tc>
-          <w:tcPr>
-            <w:tcW w:w="846" w:type="dxa"/>
-          </w:tcPr>
-          <w:p>
-            <w:pPr>
-              <w:spacing w:before="20" w:after="20"/>
-              <w:jc w:val="center"/>
-            </w:pPr>
-            <w:r>
-              <w:rPr>
-                <w:rFonts w:ascii="Times New Roman" w:hAnsi="Times New Roman"/>
-                <w:sz w:val="26"/>
-                <w:rFonts w:ascii="Times New Roman" w:hAnsi="Times New Roman" w:cs="Times New Roman"/>
-              </w:rPr>
-            </w:r>
-            <w:r>
-              <w:rPr>
-                <w:rFonts w:ascii="Times New Roman" w:hAnsi="Times New Roman"/>
-                <w:b w:val="0"/>
-                <w:sz w:val="26"/>
-                <w:rFonts w:ascii="Times New Roman" w:hAnsi="Times New Roman" w:cs="Times New Roman"/>
-              </w:rPr>
-              <w:t>8</w:t>
-            </w:r>
-          </w:p>
-        </w:tc>
-        <w:tc>
-          <w:tcPr>
-            <w:tcW w:w="3118" w:type="dxa"/>
-          </w:tcPr>
-          <w:p>
-            <w:pPr>
-              <w:spacing w:before="20" w:after="20"/>
-            </w:pPr>
-            <w:r>
-              <w:rPr>
-                <w:rFonts w:ascii="Times New Roman" w:hAnsi="Times New Roman"/>
-                <w:sz w:val="26"/>
-                <w:rFonts w:ascii="Times New Roman" w:hAnsi="Times New Roman" w:cs="Times New Roman"/>
-              </w:rPr>
-            </w:r>
-            <w:r>
-              <w:rPr>
-                <w:rFonts w:ascii="Times New Roman" w:hAnsi="Times New Roman"/>
-                <w:b w:val="0"/>
-                <w:sz w:val="26"/>
-                <w:rFonts w:ascii="Times New Roman" w:hAnsi="Times New Roman" w:cs="Times New Roman"/>
-              </w:rPr>
-              <w:t>Bài 10: Chuột máy tính và cách cầm chuột</w:t>
-            </w:r>
-          </w:p>
-        </w:tc>
-        <w:tc>
-          <w:tcPr>
-            <w:tcW w:w="1134" w:type="dxa"/>
-          </w:tcPr>
-          <w:p>
-            <w:pPr>
-              <w:spacing w:before="20" w:after="20"/>
-              <w:jc w:val="center"/>
-            </w:pPr>
-            <w:r>
-              <w:rPr>
-                <w:rFonts w:ascii="Times New Roman" w:hAnsi="Times New Roman"/>
-                <w:sz w:val="26"/>
-                <w:rFonts w:ascii="Times New Roman" w:hAnsi="Times New Roman" w:cs="Times New Roman"/>
-              </w:rPr>
-            </w:r>
-            <w:r>
-              <w:rPr>
-                <w:rFonts w:ascii="Times New Roman" w:hAnsi="Times New Roman"/>
-                <w:b w:val="0"/>
-                <w:sz w:val="26"/>
-                <w:rFonts w:ascii="Times New Roman" w:hAnsi="Times New Roman" w:cs="Times New Roman"/>
-              </w:rPr>
-              <w:t>8</w:t>
-            </w:r>
-          </w:p>
-        </w:tc>
-        <w:tc>
-          <w:tcPr>
-            <w:tcW w:w="4536" w:type="dxa"/>
-          </w:tcPr>
-          <w:p>
-            <w:pPr>
-              <w:spacing w:before="20" w:after="20"/>
-            </w:pPr>
-            <w:r>
-              <w:rPr>
-                <w:rFonts w:ascii="Times New Roman" w:hAnsi="Times New Roman"/>
-                <w:sz w:val="26"/>
-                <w:rFonts w:ascii="Times New Roman" w:hAnsi="Times New Roman" w:cs="Times New Roman"/>
-              </w:rPr>
-            </w:r>
-            <w:r>
-              <w:rPr>
-                <w:rFonts w:ascii="Times New Roman" w:hAnsi="Times New Roman"/>
-                <w:b w:val="0"/>
-                <w:sz w:val="26"/>
-                <w:rFonts w:ascii="Times New Roman" w:hAnsi="Times New Roman" w:cs="Times New Roman"/>
-              </w:rPr>
-              <w:t>- Nhận biết các bộ phận của chuột: Nút trái, nút phải, con lăn.   - Thực hành thói quen cầm chuột đúng cách bằng tay phải.</w:t>
-            </w:r>
-          </w:p>
-        </w:tc>
-      </w:tr>
-      <w:tr>
-        <w:tc>
-          <w:tcPr>
-            <w:tcW w:w="846" w:type="dxa"/>
-          </w:tcPr>
-          <w:p>
-            <w:pPr>
-              <w:spacing w:before="20" w:after="20"/>
-              <w:jc w:val="center"/>
-            </w:pPr>
-            <w:r>
-              <w:rPr>
-                <w:rFonts w:ascii="Times New Roman" w:hAnsi="Times New Roman"/>
-                <w:sz w:val="26"/>
-                <w:rFonts w:ascii="Times New Roman" w:hAnsi="Times New Roman" w:cs="Times New Roman"/>
-              </w:rPr>
-            </w:r>
-            <w:r>
-              <w:rPr>
-                <w:rFonts w:ascii="Times New Roman" w:hAnsi="Times New Roman"/>
-                <w:b/>
-                <w:sz w:val="26"/>
-                <w:rFonts w:ascii="Times New Roman" w:hAnsi="Times New Roman" w:cs="Times New Roman"/>
-              </w:rPr>
-              <w:t>9</w:t>
-            </w:r>
-          </w:p>
-        </w:tc>
-        <w:tc>
-          <w:tcPr>
-            <w:tcW w:w="3118" w:type="dxa"/>
-          </w:tcPr>
-          <w:p>
-            <w:pPr>
-              <w:spacing w:before="20" w:after="20"/>
-            </w:pPr>
-            <w:r>
-              <w:rPr>
-                <w:rFonts w:ascii="Times New Roman" w:hAnsi="Times New Roman"/>
-                <w:sz w:val="26"/>
-                <w:rFonts w:ascii="Times New Roman" w:hAnsi="Times New Roman" w:cs="Times New Roman"/>
-              </w:rPr>
-            </w:r>
-            <w:r>
-              <w:rPr>
-                <w:rFonts w:ascii="Times New Roman" w:hAnsi="Times New Roman"/>
-                <w:b/>
-                <w:sz w:val="26"/>
-                <w:rFonts w:ascii="Times New Roman" w:hAnsi="Times New Roman" w:cs="Times New Roman"/>
-              </w:rPr>
-              <w:t>Ôn tập Đánh giá định kỳ 1</w:t>
-            </w:r>
-          </w:p>
-        </w:tc>
-        <w:tc>
-          <w:tcPr>
-            <w:tcW w:w="1134" w:type="dxa"/>
-          </w:tcPr>
-          <w:p>
-            <w:pPr>
-              <w:spacing w:before="20" w:after="20"/>
-              <w:jc w:val="center"/>
-            </w:pPr>
-            <w:r>
-              <w:rPr>
-                <w:rFonts w:ascii="Times New Roman" w:hAnsi="Times New Roman"/>
-                <w:sz w:val="26"/>
-                <w:rFonts w:ascii="Times New Roman" w:hAnsi="Times New Roman" w:cs="Times New Roman"/>
-              </w:rPr>
-            </w:r>
-            <w:r>
-              <w:rPr>
-                <w:rFonts w:ascii="Times New Roman" w:hAnsi="Times New Roman"/>
-                <w:b/>
-                <w:sz w:val="26"/>
-                <w:rFonts w:ascii="Times New Roman" w:hAnsi="Times New Roman" w:cs="Times New Roman"/>
-              </w:rPr>
-              <w:t>9</w:t>
-            </w:r>
-          </w:p>
-        </w:tc>
-        <w:tc>
-          <w:tcPr>
-            <w:tcW w:w="4536" w:type="dxa"/>
-          </w:tcPr>
-          <w:p>
-            <w:pPr>
-              <w:spacing w:before="20" w:after="20"/>
-            </w:pPr>
-            <w:r>
-              <w:rPr>
-                <w:rFonts w:ascii="Times New Roman" w:hAnsi="Times New Roman"/>
-                <w:sz w:val="26"/>
-                <w:rFonts w:ascii="Times New Roman" w:hAnsi="Times New Roman" w:cs="Times New Roman"/>
-              </w:rPr>
-            </w:r>
-            <w:r>
-              <w:rPr>
-                <w:rFonts w:ascii="Times New Roman" w:hAnsi="Times New Roman"/>
-                <w:b w:val="0"/>
-                <w:sz w:val="26"/>
-                <w:rFonts w:ascii="Times New Roman" w:hAnsi="Times New Roman" w:cs="Times New Roman"/>
-              </w:rPr>
-              <w:t>Hệ thống hóa kiến thức chuẩn bị Đánh giá định kỳ 1.</w:t>
-            </w:r>
-          </w:p>
-        </w:tc>
-      </w:tr>
-      <w:tr>
-        <w:tc>
-          <w:tcPr>
-            <w:tcW w:w="846" w:type="dxa"/>
-          </w:tcPr>
-          <w:p>
-            <w:pPr>
-              <w:spacing w:before="20" w:after="20"/>
-              <w:jc w:val="center"/>
-            </w:pPr>
-            <w:r>
-              <w:rPr>
-                <w:rFonts w:ascii="Times New Roman" w:hAnsi="Times New Roman"/>
-                <w:sz w:val="26"/>
-                <w:rFonts w:ascii="Times New Roman" w:hAnsi="Times New Roman" w:cs="Times New Roman"/>
-              </w:rPr>
-            </w:r>
-            <w:r>
-              <w:rPr>
-                <w:rFonts w:ascii="Times New Roman" w:hAnsi="Times New Roman"/>
-                <w:b/>
-                <w:sz w:val="26"/>
-                <w:rFonts w:ascii="Times New Roman" w:hAnsi="Times New Roman" w:cs="Times New Roman"/>
-              </w:rPr>
-              <w:t>10</w:t>
-            </w:r>
-          </w:p>
-        </w:tc>
-        <w:tc>
-          <w:tcPr>
-            <w:tcW w:w="3118" w:type="dxa"/>
-          </w:tcPr>
-          <w:p>
-            <w:pPr>
-              <w:spacing w:before="20" w:after="20"/>
-            </w:pPr>
-            <w:r>
-              <w:rPr>
-                <w:rFonts w:ascii="Times New Roman" w:hAnsi="Times New Roman"/>
-                <w:sz w:val="26"/>
-                <w:rFonts w:ascii="Times New Roman" w:hAnsi="Times New Roman" w:cs="Times New Roman"/>
-              </w:rPr>
-            </w:r>
-            <w:r>
-              <w:rPr>
-                <w:rFonts w:ascii="Times New Roman" w:hAnsi="Times New Roman"/>
-                <w:b/>
-                <w:sz w:val="26"/>
-                <w:rFonts w:ascii="Times New Roman" w:hAnsi="Times New Roman" w:cs="Times New Roman"/>
-              </w:rPr>
-              <w:t>Đánh giá định kỳ 1</w:t>
-            </w:r>
-          </w:p>
-        </w:tc>
-        <w:tc>
-          <w:tcPr>
-            <w:tcW w:w="1134" w:type="dxa"/>
-          </w:tcPr>
-          <w:p>
-            <w:pPr>
-              <w:spacing w:before="20" w:after="20"/>
-              <w:jc w:val="center"/>
-            </w:pPr>
-            <w:r>
-              <w:rPr>
-                <w:rFonts w:ascii="Times New Roman" w:hAnsi="Times New Roman"/>
-                <w:sz w:val="26"/>
-                <w:rFonts w:ascii="Times New Roman" w:hAnsi="Times New Roman" w:cs="Times New Roman"/>
-              </w:rPr>
-            </w:r>
-            <w:r>
-              <w:rPr>
-                <w:rFonts w:ascii="Times New Roman" w:hAnsi="Times New Roman"/>
-                <w:b/>
-                <w:sz w:val="26"/>
-                <w:rFonts w:ascii="Times New Roman" w:hAnsi="Times New Roman" w:cs="Times New Roman"/>
-              </w:rPr>
-              <w:t>10</w:t>
-            </w:r>
-          </w:p>
-        </w:tc>
-        <w:tc>
-          <w:tcPr>
-            <w:tcW w:w="4536" w:type="dxa"/>
-          </w:tcPr>
-          <w:p>
-            <w:pPr>
-              <w:spacing w:before="20" w:after="20"/>
-            </w:pPr>
-            <w:r>
-              <w:rPr>
-                <w:rFonts w:ascii="Times New Roman" w:hAnsi="Times New Roman"/>
-                <w:sz w:val="26"/>
-                <w:rFonts w:ascii="Times New Roman" w:hAnsi="Times New Roman" w:cs="Times New Roman"/>
-              </w:rPr>
-            </w:r>
-            <w:r>
-              <w:rPr>
-                <w:rFonts w:ascii="Times New Roman" w:hAnsi="Times New Roman"/>
-                <w:b w:val="0"/>
-                <w:sz w:val="26"/>
-                <w:rFonts w:ascii="Times New Roman" w:hAnsi="Times New Roman" w:cs="Times New Roman"/>
-              </w:rPr>
-              <w:t>Kiểm tra đánh giá kết quả học tập.</w:t>
-            </w:r>
-          </w:p>
-        </w:tc>
-      </w:tr>
-      <w:tr>
-        <w:tc>
-          <w:tcPr>
-            <w:tcW w:w="846" w:type="dxa"/>
-          </w:tcPr>
-          <w:p>
-            <w:pPr>
-              <w:spacing w:before="20" w:after="20"/>
-              <w:jc w:val="center"/>
-            </w:pPr>
-            <w:r>
-              <w:rPr>
-                <w:rFonts w:ascii="Times New Roman" w:hAnsi="Times New Roman"/>
-                <w:sz w:val="26"/>
-                <w:rFonts w:ascii="Times New Roman" w:hAnsi="Times New Roman" w:cs="Times New Roman"/>
-              </w:rPr>
-            </w:r>
-            <w:r>
-              <w:rPr>
-                <w:rFonts w:ascii="Times New Roman" w:hAnsi="Times New Roman"/>
-                <w:b w:val="0"/>
-                <w:sz w:val="26"/>
-                <w:rFonts w:ascii="Times New Roman" w:hAnsi="Times New Roman" w:cs="Times New Roman"/>
-              </w:rPr>
-              <w:t>11</w:t>
-            </w:r>
-          </w:p>
-        </w:tc>
-        <w:tc>
-          <w:tcPr>
-            <w:tcW w:w="3118" w:type="dxa"/>
-          </w:tcPr>
-          <w:p>
-            <w:pPr>
-              <w:spacing w:before="20" w:after="20"/>
-            </w:pPr>
-            <w:r>
-              <w:rPr>
-                <w:rFonts w:ascii="Times New Roman" w:hAnsi="Times New Roman"/>
-                <w:sz w:val="26"/>
-                <w:rFonts w:ascii="Times New Roman" w:hAnsi="Times New Roman" w:cs="Times New Roman"/>
-              </w:rPr>
-            </w:r>
-            <w:r>
-              <w:rPr>
-                <w:rFonts w:ascii="Times New Roman" w:hAnsi="Times New Roman"/>
-                <w:b w:val="0"/>
-                <w:sz w:val="26"/>
-                <w:rFonts w:ascii="Times New Roman" w:hAnsi="Times New Roman" w:cs="Times New Roman"/>
-              </w:rPr>
-              <w:t>Bài 11: Các thao tác cơ bản với Chuột</w:t>
-            </w:r>
-          </w:p>
-        </w:tc>
-        <w:tc>
-          <w:tcPr>
-            <w:tcW w:w="1134" w:type="dxa"/>
-          </w:tcPr>
-          <w:p>
-            <w:pPr>
-              <w:spacing w:before="20" w:after="20"/>
-              <w:jc w:val="center"/>
-            </w:pPr>
-            <w:r>
-              <w:rPr>
-                <w:rFonts w:ascii="Times New Roman" w:hAnsi="Times New Roman"/>
-                <w:sz w:val="26"/>
-                <w:rFonts w:ascii="Times New Roman" w:hAnsi="Times New Roman" w:cs="Times New Roman"/>
-              </w:rPr>
-            </w:r>
-            <w:r>
-              <w:rPr>
-                <w:rFonts w:ascii="Times New Roman" w:hAnsi="Times New Roman"/>
-                <w:b w:val="0"/>
-                <w:sz w:val="26"/>
-                <w:rFonts w:ascii="Times New Roman" w:hAnsi="Times New Roman" w:cs="Times New Roman"/>
-              </w:rPr>
-              <w:t>11</w:t>
-            </w:r>
-          </w:p>
-        </w:tc>
-        <w:tc>
-          <w:tcPr>
-            <w:tcW w:w="4536" w:type="dxa"/>
-          </w:tcPr>
-          <w:p>
-            <w:pPr>
-              <w:spacing w:before="20" w:after="20"/>
-            </w:pPr>
-            <w:r>
-              <w:rPr>
-                <w:rFonts w:ascii="Times New Roman" w:hAnsi="Times New Roman"/>
-                <w:sz w:val="26"/>
-                <w:rFonts w:ascii="Times New Roman" w:hAnsi="Times New Roman" w:cs="Times New Roman"/>
-              </w:rPr>
-            </w:r>
-            <w:r>
-              <w:rPr>
-                <w:rFonts w:ascii="Times New Roman" w:hAnsi="Times New Roman"/>
-                <w:b w:val="0"/>
-                <w:sz w:val="26"/>
-                <w:rFonts w:ascii="Times New Roman" w:hAnsi="Times New Roman" w:cs="Times New Roman"/>
-              </w:rPr>
-              <w:t>- Thực hành thành thạo 4 thao tác: Di chuyển chuột, Nhấp chuột, Nhấp đôi chuột, Kéo thả chuột.</w:t>
-            </w:r>
-          </w:p>
-        </w:tc>
-      </w:tr>
-      <w:tr>
-        <w:tc>
-          <w:tcPr>
-            <w:tcW w:w="846" w:type="dxa"/>
-          </w:tcPr>
-          <w:p>
-            <w:pPr>
-              <w:spacing w:before="20" w:after="20"/>
-              <w:jc w:val="center"/>
-            </w:pPr>
-            <w:r>
-              <w:rPr>
-                <w:rFonts w:ascii="Times New Roman" w:hAnsi="Times New Roman"/>
-                <w:sz w:val="26"/>
-                <w:rFonts w:ascii="Times New Roman" w:hAnsi="Times New Roman" w:cs="Times New Roman"/>
-              </w:rPr>
-            </w:r>
-            <w:r>
-              <w:rPr>
-                <w:rFonts w:ascii="Times New Roman" w:hAnsi="Times New Roman"/>
-                <w:b w:val="0"/>
-                <w:sz w:val="26"/>
-                <w:rFonts w:ascii="Times New Roman" w:hAnsi="Times New Roman" w:cs="Times New Roman"/>
-              </w:rPr>
-              <w:t>12</w:t>
-            </w:r>
-          </w:p>
-        </w:tc>
-        <w:tc>
-          <w:tcPr>
-            <w:tcW w:w="3118" w:type="dxa"/>
-          </w:tcPr>
-          <w:p>
-            <w:pPr>
-              <w:spacing w:before="20" w:after="20"/>
-            </w:pPr>
-            <w:r>
-              <w:rPr>
-                <w:rFonts w:ascii="Times New Roman" w:hAnsi="Times New Roman"/>
-                <w:sz w:val="26"/>
-                <w:rFonts w:ascii="Times New Roman" w:hAnsi="Times New Roman" w:cs="Times New Roman"/>
-              </w:rPr>
-            </w:r>
-            <w:r>
-              <w:rPr>
-                <w:rFonts w:ascii="Times New Roman" w:hAnsi="Times New Roman"/>
-                <w:b w:val="0"/>
-                <w:sz w:val="26"/>
-                <w:rFonts w:ascii="Times New Roman" w:hAnsi="Times New Roman" w:cs="Times New Roman"/>
-              </w:rPr>
-              <w:t>Bài 12: Luyện thao tác chuột với ứng dụng tương tác</w:t>
-            </w:r>
-          </w:p>
-        </w:tc>
-        <w:tc>
-          <w:tcPr>
-            <w:tcW w:w="1134" w:type="dxa"/>
-          </w:tcPr>
-          <w:p>
-            <w:pPr>
-              <w:spacing w:before="20" w:after="20"/>
-              <w:jc w:val="center"/>
-            </w:pPr>
-            <w:r>
-              <w:rPr>
-                <w:rFonts w:ascii="Times New Roman" w:hAnsi="Times New Roman"/>
-                <w:sz w:val="26"/>
-                <w:rFonts w:ascii="Times New Roman" w:hAnsi="Times New Roman" w:cs="Times New Roman"/>
-              </w:rPr>
-            </w:r>
-            <w:r>
-              <w:rPr>
-                <w:rFonts w:ascii="Times New Roman" w:hAnsi="Times New Roman"/>
-                <w:b w:val="0"/>
-                <w:sz w:val="26"/>
-                <w:rFonts w:ascii="Times New Roman" w:hAnsi="Times New Roman" w:cs="Times New Roman"/>
-              </w:rPr>
-              <w:t>12</w:t>
-            </w:r>
-          </w:p>
-        </w:tc>
-        <w:tc>
-          <w:tcPr>
-            <w:tcW w:w="4536" w:type="dxa"/>
-          </w:tcPr>
-          <w:p>
-            <w:pPr>
-              <w:spacing w:before="20" w:after="20"/>
-            </w:pPr>
-            <w:r>
-              <w:rPr>
-                <w:rFonts w:ascii="Times New Roman" w:hAnsi="Times New Roman"/>
-                <w:sz w:val="26"/>
-                <w:rFonts w:ascii="Times New Roman" w:hAnsi="Times New Roman" w:cs="Times New Roman"/>
-              </w:rPr>
-            </w:r>
-            <w:r>
-              <w:rPr>
-                <w:rFonts w:ascii="Times New Roman" w:hAnsi="Times New Roman"/>
-                <w:b w:val="0"/>
-                <w:sz w:val="26"/>
-                <w:rFonts w:ascii="Times New Roman" w:hAnsi="Times New Roman" w:cs="Times New Roman"/>
-              </w:rPr>
-              <w:t>- Rèn luyện sự khéo léo và phản xạ sử dụng chuột qua các trò chơi giáo dục / phần mềm Kid Pix.</w:t>
-            </w:r>
-          </w:p>
-        </w:tc>
-      </w:tr>
-      <w:tr>
-        <w:tc>
-          <w:tcPr>
-            <w:tcW w:w="846" w:type="dxa"/>
-          </w:tcPr>
-          <w:p>
-            <w:pPr>
-              <w:spacing w:before="20" w:after="20"/>
-              <w:jc w:val="center"/>
-            </w:pPr>
-            <w:r>
-              <w:rPr>
-                <w:rFonts w:ascii="Times New Roman" w:hAnsi="Times New Roman"/>
-                <w:sz w:val="26"/>
-                <w:rFonts w:ascii="Times New Roman" w:hAnsi="Times New Roman" w:cs="Times New Roman"/>
-              </w:rPr>
-            </w:r>
-            <w:r>
-              <w:rPr>
-                <w:rFonts w:ascii="Times New Roman" w:hAnsi="Times New Roman"/>
-                <w:b w:val="0"/>
-                <w:sz w:val="26"/>
-                <w:rFonts w:ascii="Times New Roman" w:hAnsi="Times New Roman" w:cs="Times New Roman"/>
-              </w:rPr>
-              <w:t>13</w:t>
-            </w:r>
-          </w:p>
-        </w:tc>
-        <w:tc>
-          <w:tcPr>
-            <w:tcW w:w="3118" w:type="dxa"/>
-          </w:tcPr>
-          <w:p>
-            <w:pPr>
-              <w:spacing w:before="20" w:after="20"/>
-            </w:pPr>
-            <w:r>
-              <w:rPr>
-                <w:rFonts w:ascii="Times New Roman" w:hAnsi="Times New Roman"/>
-                <w:sz w:val="26"/>
-                <w:rFonts w:ascii="Times New Roman" w:hAnsi="Times New Roman" w:cs="Times New Roman"/>
-              </w:rPr>
-            </w:r>
-            <w:r>
-              <w:rPr>
-                <w:rFonts w:ascii="Times New Roman" w:hAnsi="Times New Roman"/>
-                <w:b w:val="0"/>
-                <w:sz w:val="26"/>
-                <w:rFonts w:ascii="Times New Roman" w:hAnsi="Times New Roman" w:cs="Times New Roman"/>
-              </w:rPr>
-              <w:t>Bài 13: Soạn thảo văn bản đơn giản với Word</w:t>
-            </w:r>
-          </w:p>
-        </w:tc>
-        <w:tc>
-          <w:tcPr>
-            <w:tcW w:w="1134" w:type="dxa"/>
-          </w:tcPr>
-          <w:p>
-            <w:pPr>
-              <w:spacing w:before="20" w:after="20"/>
-              <w:jc w:val="center"/>
-            </w:pPr>
-            <w:r>
-              <w:rPr>
-                <w:rFonts w:ascii="Times New Roman" w:hAnsi="Times New Roman"/>
-                <w:sz w:val="26"/>
-                <w:rFonts w:ascii="Times New Roman" w:hAnsi="Times New Roman" w:cs="Times New Roman"/>
-              </w:rPr>
-            </w:r>
-            <w:r>
-              <w:rPr>
-                <w:rFonts w:ascii="Times New Roman" w:hAnsi="Times New Roman"/>
-                <w:b w:val="0"/>
-                <w:sz w:val="26"/>
-                <w:rFonts w:ascii="Times New Roman" w:hAnsi="Times New Roman" w:cs="Times New Roman"/>
-              </w:rPr>
-              <w:t>13</w:t>
-            </w:r>
-          </w:p>
-        </w:tc>
-        <w:tc>
-          <w:tcPr>
-            <w:tcW w:w="4536" w:type="dxa"/>
-          </w:tcPr>
-          <w:p>
-            <w:pPr>
-              <w:spacing w:before="20" w:after="20"/>
-            </w:pPr>
-            <w:r>
-              <w:rPr>
-                <w:rFonts w:ascii="Times New Roman" w:hAnsi="Times New Roman"/>
-                <w:sz w:val="26"/>
-                <w:rFonts w:ascii="Times New Roman" w:hAnsi="Times New Roman" w:cs="Times New Roman"/>
-              </w:rPr>
-            </w:r>
-            <w:r>
-              <w:rPr>
-                <w:rFonts w:ascii="Times New Roman" w:hAnsi="Times New Roman"/>
-                <w:b w:val="0"/>
-                <w:sz w:val="26"/>
-                <w:rFonts w:ascii="Times New Roman" w:hAnsi="Times New Roman" w:cs="Times New Roman"/>
-              </w:rPr>
-              <w:t>- Mở phần mềm Word, nhận biết vùng làm việc soạn thảo.   - Thực hành gõ các từ tiếng Anh hoặc từ tiếng Việt không dấu ngắn.</w:t>
-            </w:r>
-          </w:p>
-        </w:tc>
-      </w:tr>
-      <w:tr>
-        <w:tc>
-          <w:tcPr>
-            <w:tcW w:w="846" w:type="dxa"/>
-          </w:tcPr>
-          <w:p>
-            <w:pPr>
-              <w:spacing w:before="20" w:after="20"/>
-              <w:jc w:val="center"/>
-            </w:pPr>
-            <w:r>
-              <w:rPr>
-                <w:rFonts w:ascii="Times New Roman" w:hAnsi="Times New Roman"/>
-                <w:sz w:val="26"/>
-                <w:rFonts w:ascii="Times New Roman" w:hAnsi="Times New Roman" w:cs="Times New Roman"/>
-              </w:rPr>
-            </w:r>
-            <w:r>
-              <w:rPr>
-                <w:rFonts w:ascii="Times New Roman" w:hAnsi="Times New Roman"/>
-                <w:b w:val="0"/>
-                <w:sz w:val="26"/>
-                <w:rFonts w:ascii="Times New Roman" w:hAnsi="Times New Roman" w:cs="Times New Roman"/>
-              </w:rPr>
-              <w:t>14</w:t>
-            </w:r>
-          </w:p>
-        </w:tc>
-        <w:tc>
-          <w:tcPr>
-            <w:tcW w:w="3118" w:type="dxa"/>
-          </w:tcPr>
-          <w:p>
-            <w:pPr>
-              <w:spacing w:before="20" w:after="20"/>
-            </w:pPr>
-            <w:r>
-              <w:rPr>
-                <w:rFonts w:ascii="Times New Roman" w:hAnsi="Times New Roman"/>
-                <w:sz w:val="26"/>
-                <w:rFonts w:ascii="Times New Roman" w:hAnsi="Times New Roman" w:cs="Times New Roman"/>
-              </w:rPr>
-            </w:r>
-            <w:r>
-              <w:rPr>
-                <w:rFonts w:ascii="Times New Roman" w:hAnsi="Times New Roman"/>
-                <w:b w:val="0"/>
-                <w:sz w:val="26"/>
-                <w:rFonts w:ascii="Times New Roman" w:hAnsi="Times New Roman" w:cs="Times New Roman"/>
-              </w:rPr>
-              <w:t>Bài 14: Luyện tập phối hợp Chuột và Bàn phím</w:t>
-            </w:r>
-          </w:p>
-        </w:tc>
-        <w:tc>
-          <w:tcPr>
-            <w:tcW w:w="1134" w:type="dxa"/>
-          </w:tcPr>
-          <w:p>
-            <w:pPr>
-              <w:spacing w:before="20" w:after="20"/>
-              <w:jc w:val="center"/>
-            </w:pPr>
-            <w:r>
-              <w:rPr>
-                <w:rFonts w:ascii="Times New Roman" w:hAnsi="Times New Roman"/>
-                <w:sz w:val="26"/>
-                <w:rFonts w:ascii="Times New Roman" w:hAnsi="Times New Roman" w:cs="Times New Roman"/>
-              </w:rPr>
-            </w:r>
-            <w:r>
-              <w:rPr>
-                <w:rFonts w:ascii="Times New Roman" w:hAnsi="Times New Roman"/>
-                <w:b w:val="0"/>
-                <w:sz w:val="26"/>
-                <w:rFonts w:ascii="Times New Roman" w:hAnsi="Times New Roman" w:cs="Times New Roman"/>
-              </w:rPr>
-              <w:t>14, 15</w:t>
-            </w:r>
-          </w:p>
-        </w:tc>
-        <w:tc>
-          <w:tcPr>
-            <w:tcW w:w="4536" w:type="dxa"/>
-          </w:tcPr>
-          <w:p>
-            <w:pPr>
-              <w:spacing w:before="20" w:after="20"/>
-            </w:pPr>
-            <w:r>
-              <w:rPr>
-                <w:rFonts w:ascii="Times New Roman" w:hAnsi="Times New Roman"/>
-                <w:sz w:val="26"/>
-                <w:rFonts w:ascii="Times New Roman" w:hAnsi="Times New Roman" w:cs="Times New Roman"/>
-              </w:rPr>
-            </w:r>
-            <w:r>
-              <w:rPr>
-                <w:rFonts w:ascii="Times New Roman" w:hAnsi="Times New Roman"/>
-                <w:b w:val="0"/>
-                <w:sz w:val="26"/>
-                <w:rFonts w:ascii="Times New Roman" w:hAnsi="Times New Roman" w:cs="Times New Roman"/>
-              </w:rPr>
-              <w:t>- Kết hợp thao tác di chuyển chuột để chọn mục và gõ phím nhập dữ liệu đơn giản.   - Hoàn thiện các bài tập thực hành tổng hợp phản xạ phím và chuột.</w:t>
-            </w:r>
-          </w:p>
-        </w:tc>
-      </w:tr>
-      <w:tr>
-        <w:tc>
-          <w:tcPr>
-            <w:tcW w:w="846" w:type="dxa"/>
-          </w:tcPr>
-          <w:p>
-            <w:pPr>
-              <w:spacing w:before="20" w:after="20"/>
-              <w:jc w:val="center"/>
-            </w:pPr>
-            <w:r>
-              <w:rPr>
-                <w:rFonts w:ascii="Times New Roman" w:hAnsi="Times New Roman"/>
-                <w:sz w:val="26"/>
-                <w:rFonts w:ascii="Times New Roman" w:hAnsi="Times New Roman" w:cs="Times New Roman"/>
-              </w:rPr>
-            </w:r>
-            <w:r>
-              <w:rPr>
-                <w:rFonts w:ascii="Times New Roman" w:hAnsi="Times New Roman"/>
-                <w:b w:val="0"/>
-                <w:sz w:val="26"/>
-                <w:rFonts w:ascii="Times New Roman" w:hAnsi="Times New Roman" w:cs="Times New Roman"/>
-              </w:rPr>
-              <w:t>15</w:t>
-            </w:r>
-          </w:p>
-        </w:tc>
-        <w:tc>
-          <w:tcPr>
-            <w:tcW w:w="3118" w:type="dxa"/>
-          </w:tcPr>
-          <w:p>
-            <w:pPr>
-              <w:spacing w:before="20" w:after="20"/>
-            </w:pPr>
-            <w:r>
-              <w:rPr>
-                <w:rFonts w:ascii="Times New Roman" w:hAnsi="Times New Roman"/>
-                <w:sz w:val="26"/>
-                <w:rFonts w:ascii="Times New Roman" w:hAnsi="Times New Roman" w:cs="Times New Roman"/>
-              </w:rPr>
-            </w:r>
-            <w:r>
-              <w:rPr>
-                <w:rFonts w:ascii="Times New Roman" w:hAnsi="Times New Roman"/>
-                <w:b w:val="0"/>
-                <w:sz w:val="26"/>
-                <w:rFonts w:ascii="Times New Roman" w:hAnsi="Times New Roman" w:cs="Times New Roman"/>
-              </w:rPr>
-              <w:t>Bài 18: Làm quen với phần mềm Tập vẽ Paint</w:t>
-            </w:r>
-          </w:p>
-        </w:tc>
-        <w:tc>
-          <w:tcPr>
-            <w:tcW w:w="1134" w:type="dxa"/>
-          </w:tcPr>
-          <w:p>
-            <w:pPr>
-              <w:spacing w:before="20" w:after="20"/>
-              <w:jc w:val="center"/>
-            </w:pPr>
-            <w:r>
-              <w:rPr>
-                <w:rFonts w:ascii="Times New Roman" w:hAnsi="Times New Roman"/>
-                <w:sz w:val="26"/>
-                <w:rFonts w:ascii="Times New Roman" w:hAnsi="Times New Roman" w:cs="Times New Roman"/>
-              </w:rPr>
-            </w:r>
-            <w:r>
-              <w:rPr>
-                <w:rFonts w:ascii="Times New Roman" w:hAnsi="Times New Roman"/>
-                <w:b w:val="0"/>
-                <w:sz w:val="26"/>
-                <w:rFonts w:ascii="Times New Roman" w:hAnsi="Times New Roman" w:cs="Times New Roman"/>
-              </w:rPr>
-              <w:t>16</w:t>
-            </w:r>
-          </w:p>
-        </w:tc>
-        <w:tc>
-          <w:tcPr>
-            <w:tcW w:w="4536" w:type="dxa"/>
-          </w:tcPr>
-          <w:p>
-            <w:pPr>
-              <w:spacing w:before="20" w:after="20"/>
-            </w:pPr>
-            <w:r>
-              <w:rPr>
-                <w:rFonts w:ascii="Times New Roman" w:hAnsi="Times New Roman"/>
-                <w:sz w:val="26"/>
-                <w:rFonts w:ascii="Times New Roman" w:hAnsi="Times New Roman" w:cs="Times New Roman"/>
-              </w:rPr>
-            </w:r>
-            <w:r>
-              <w:rPr>
-                <w:rFonts w:ascii="Times New Roman" w:hAnsi="Times New Roman"/>
-                <w:b w:val="0"/>
-                <w:sz w:val="26"/>
-                <w:rFonts w:ascii="Times New Roman" w:hAnsi="Times New Roman" w:cs="Times New Roman"/>
-              </w:rPr>
-              <w:t>- Mở và thoát phần mềm Paint.   - Nhận biết Vùng vẽ (Drawing Area) và Bảng công cụ (Ribbon).</w:t>
-            </w:r>
-          </w:p>
-        </w:tc>
-      </w:tr>
-      <w:tr>
-        <w:tc>
-          <w:tcPr>
-            <w:tcW w:w="846" w:type="dxa"/>
-          </w:tcPr>
-          <w:p>
-            <w:pPr>
-              <w:spacing w:before="20" w:after="20"/>
-              <w:jc w:val="center"/>
-            </w:pPr>
-            <w:r>
-              <w:rPr>
-                <w:rFonts w:ascii="Times New Roman" w:hAnsi="Times New Roman"/>
-                <w:sz w:val="26"/>
-                <w:rFonts w:ascii="Times New Roman" w:hAnsi="Times New Roman" w:cs="Times New Roman"/>
-              </w:rPr>
-            </w:r>
-            <w:r>
-              <w:rPr>
-                <w:rFonts w:ascii="Times New Roman" w:hAnsi="Times New Roman"/>
-                <w:b w:val="0"/>
-                <w:sz w:val="26"/>
-                <w:rFonts w:ascii="Times New Roman" w:hAnsi="Times New Roman" w:cs="Times New Roman"/>
-              </w:rPr>
-              <w:t>16</w:t>
-            </w:r>
-          </w:p>
-        </w:tc>
-        <w:tc>
-          <w:tcPr>
-            <w:tcW w:w="3118" w:type="dxa"/>
-          </w:tcPr>
-          <w:p>
-            <w:pPr>
-              <w:spacing w:before="20" w:after="20"/>
-            </w:pPr>
-            <w:r>
-              <w:rPr>
-                <w:rFonts w:ascii="Times New Roman" w:hAnsi="Times New Roman"/>
-                <w:sz w:val="26"/>
-                <w:rFonts w:ascii="Times New Roman" w:hAnsi="Times New Roman" w:cs="Times New Roman"/>
-              </w:rPr>
-            </w:r>
-            <w:r>
-              <w:rPr>
-                <w:rFonts w:ascii="Times New Roman" w:hAnsi="Times New Roman"/>
-                <w:b w:val="0"/>
-                <w:sz w:val="26"/>
-                <w:rFonts w:ascii="Times New Roman" w:hAnsi="Times New Roman" w:cs="Times New Roman"/>
-              </w:rPr>
-              <w:t>Bài 19: Sử dụng công cụ Bút vẽ và Tẩy</w:t>
-            </w:r>
-          </w:p>
-        </w:tc>
-        <w:tc>
-          <w:tcPr>
-            <w:tcW w:w="1134" w:type="dxa"/>
-          </w:tcPr>
-          <w:p>
-            <w:pPr>
-              <w:spacing w:before="20" w:after="20"/>
-              <w:jc w:val="center"/>
-            </w:pPr>
-            <w:r>
-              <w:rPr>
-                <w:rFonts w:ascii="Times New Roman" w:hAnsi="Times New Roman"/>
-                <w:sz w:val="26"/>
-                <w:rFonts w:ascii="Times New Roman" w:hAnsi="Times New Roman" w:cs="Times New Roman"/>
-              </w:rPr>
-            </w:r>
-            <w:r>
-              <w:rPr>
-                <w:rFonts w:ascii="Times New Roman" w:hAnsi="Times New Roman"/>
-                <w:b w:val="0"/>
-                <w:sz w:val="26"/>
-                <w:rFonts w:ascii="Times New Roman" w:hAnsi="Times New Roman" w:cs="Times New Roman"/>
-              </w:rPr>
-              <w:t>17</w:t>
-            </w:r>
-          </w:p>
-        </w:tc>
-        <w:tc>
-          <w:tcPr>
-            <w:tcW w:w="4536" w:type="dxa"/>
-          </w:tcPr>
-          <w:p>
-            <w:pPr>
-              <w:spacing w:before="20" w:after="20"/>
-            </w:pPr>
-            <w:r>
-              <w:rPr>
-                <w:rFonts w:ascii="Times New Roman" w:hAnsi="Times New Roman"/>
-                <w:sz w:val="26"/>
-                <w:rFonts w:ascii="Times New Roman" w:hAnsi="Times New Roman" w:cs="Times New Roman"/>
-              </w:rPr>
-            </w:r>
-            <w:r>
-              <w:rPr>
-                <w:rFonts w:ascii="Times New Roman" w:hAnsi="Times New Roman"/>
-                <w:b w:val="0"/>
-                <w:sz w:val="26"/>
-                <w:rFonts w:ascii="Times New Roman" w:hAnsi="Times New Roman" w:cs="Times New Roman"/>
-              </w:rPr>
-              <w:t>- Dùng công cụ Bút vẽ (Pencil) để vẽ nét tự do.   - Dùng công cụ Tẩy (Eraser) để xóa chi tiết nét vẽ chưa ưng ý.</w:t>
-            </w:r>
-          </w:p>
-        </w:tc>
-      </w:tr>
-      <w:tr>
-        <w:tc>
-          <w:tcPr>
-            <w:tcW w:w="846" w:type="dxa"/>
-          </w:tcPr>
-          <w:p>
-            <w:pPr>
-              <w:spacing w:before="20" w:after="20"/>
-              <w:jc w:val="center"/>
-            </w:pPr>
-            <w:r>
-              <w:rPr>
-                <w:rFonts w:ascii="Times New Roman" w:hAnsi="Times New Roman"/>
-                <w:sz w:val="26"/>
-                <w:rFonts w:ascii="Times New Roman" w:hAnsi="Times New Roman" w:cs="Times New Roman"/>
-              </w:rPr>
-            </w:r>
-            <w:r>
-              <w:rPr>
-                <w:rFonts w:ascii="Times New Roman" w:hAnsi="Times New Roman"/>
-                <w:b/>
-                <w:sz w:val="26"/>
-                <w:rFonts w:ascii="Times New Roman" w:hAnsi="Times New Roman" w:cs="Times New Roman"/>
-              </w:rPr>
-              <w:t>17</w:t>
-            </w:r>
-          </w:p>
-        </w:tc>
-        <w:tc>
-          <w:tcPr>
-            <w:tcW w:w="3118" w:type="dxa"/>
-          </w:tcPr>
-          <w:p>
-            <w:pPr>
-              <w:spacing w:before="20" w:after="20"/>
-            </w:pPr>
-            <w:r>
-              <w:rPr>
-                <w:rFonts w:ascii="Times New Roman" w:hAnsi="Times New Roman"/>
-                <w:sz w:val="26"/>
-                <w:rFonts w:ascii="Times New Roman" w:hAnsi="Times New Roman" w:cs="Times New Roman"/>
-              </w:rPr>
-            </w:r>
-            <w:r>
-              <w:rPr>
-                <w:rFonts w:ascii="Times New Roman" w:hAnsi="Times New Roman"/>
-                <w:b/>
-                <w:sz w:val="26"/>
-                <w:rFonts w:ascii="Times New Roman" w:hAnsi="Times New Roman" w:cs="Times New Roman"/>
-              </w:rPr>
-              <w:t>Ôn tập Đánh giá định kỳ 2</w:t>
-            </w:r>
-          </w:p>
-        </w:tc>
-        <w:tc>
-          <w:tcPr>
-            <w:tcW w:w="1134" w:type="dxa"/>
-          </w:tcPr>
-          <w:p>
-            <w:pPr>
-              <w:spacing w:before="20" w:after="20"/>
-              <w:jc w:val="center"/>
-            </w:pPr>
-            <w:r>
-              <w:rPr>
-                <w:rFonts w:ascii="Times New Roman" w:hAnsi="Times New Roman"/>
-                <w:sz w:val="26"/>
-                <w:rFonts w:ascii="Times New Roman" w:hAnsi="Times New Roman" w:cs="Times New Roman"/>
-              </w:rPr>
-            </w:r>
-            <w:r>
-              <w:rPr>
-                <w:rFonts w:ascii="Times New Roman" w:hAnsi="Times New Roman"/>
-                <w:b/>
-                <w:sz w:val="26"/>
-                <w:rFonts w:ascii="Times New Roman" w:hAnsi="Times New Roman" w:cs="Times New Roman"/>
-              </w:rPr>
-              <w:t>18</w:t>
-            </w:r>
-          </w:p>
-        </w:tc>
-        <w:tc>
-          <w:tcPr>
-            <w:tcW w:w="4536" w:type="dxa"/>
-          </w:tcPr>
-          <w:p>
-            <w:pPr>
-              <w:spacing w:before="20" w:after="20"/>
-            </w:pPr>
-            <w:r>
-              <w:rPr>
-                <w:rFonts w:ascii="Times New Roman" w:hAnsi="Times New Roman"/>
-                <w:sz w:val="26"/>
-                <w:rFonts w:ascii="Times New Roman" w:hAnsi="Times New Roman" w:cs="Times New Roman"/>
-              </w:rPr>
-            </w:r>
-            <w:r>
-              <w:rPr>
-                <w:rFonts w:ascii="Times New Roman" w:hAnsi="Times New Roman"/>
-                <w:b w:val="0"/>
-                <w:sz w:val="26"/>
-                <w:rFonts w:ascii="Times New Roman" w:hAnsi="Times New Roman" w:cs="Times New Roman"/>
-              </w:rPr>
-              <w:t>Hệ thống hóa kiến thức chuẩn bị Đánh giá định kỳ 2.</w:t>
-            </w:r>
-          </w:p>
-        </w:tc>
-      </w:tr>
-      <w:tr>
-        <w:tc>
-          <w:tcPr>
-            <w:tcW w:w="846" w:type="dxa"/>
-          </w:tcPr>
-          <w:p>
-            <w:pPr>
-              <w:spacing w:before="20" w:after="20"/>
-              <w:jc w:val="center"/>
-            </w:pPr>
-            <w:r>
-              <w:rPr>
-                <w:rFonts w:ascii="Times New Roman" w:hAnsi="Times New Roman"/>
-                <w:sz w:val="26"/>
-                <w:rFonts w:ascii="Times New Roman" w:hAnsi="Times New Roman" w:cs="Times New Roman"/>
-              </w:rPr>
-            </w:r>
-            <w:r>
-              <w:rPr>
-                <w:rFonts w:ascii="Times New Roman" w:hAnsi="Times New Roman"/>
-                <w:b/>
-                <w:sz w:val="26"/>
-                <w:rFonts w:ascii="Times New Roman" w:hAnsi="Times New Roman" w:cs="Times New Roman"/>
-              </w:rPr>
-              <w:t>18</w:t>
-            </w:r>
-          </w:p>
-        </w:tc>
-        <w:tc>
-          <w:tcPr>
-            <w:tcW w:w="3118" w:type="dxa"/>
-          </w:tcPr>
-          <w:p>
-            <w:pPr>
-              <w:spacing w:before="20" w:after="20"/>
-            </w:pPr>
-            <w:r>
-              <w:rPr>
-                <w:rFonts w:ascii="Times New Roman" w:hAnsi="Times New Roman"/>
-                <w:sz w:val="26"/>
-                <w:rFonts w:ascii="Times New Roman" w:hAnsi="Times New Roman" w:cs="Times New Roman"/>
-              </w:rPr>
-            </w:r>
-            <w:r>
-              <w:rPr>
-                <w:rFonts w:ascii="Times New Roman" w:hAnsi="Times New Roman"/>
-                <w:b/>
-                <w:sz w:val="26"/>
-                <w:rFonts w:ascii="Times New Roman" w:hAnsi="Times New Roman" w:cs="Times New Roman"/>
-              </w:rPr>
-              <w:t>Đánh giá định kỳ 2</w:t>
-            </w:r>
-          </w:p>
-        </w:tc>
-        <w:tc>
-          <w:tcPr>
-            <w:tcW w:w="1134" w:type="dxa"/>
-          </w:tcPr>
-          <w:p>
-            <w:pPr>
-              <w:spacing w:before="20" w:after="20"/>
-              <w:jc w:val="center"/>
-            </w:pPr>
-            <w:r>
-              <w:rPr>
-                <w:rFonts w:ascii="Times New Roman" w:hAnsi="Times New Roman"/>
-                <w:sz w:val="26"/>
-                <w:rFonts w:ascii="Times New Roman" w:hAnsi="Times New Roman" w:cs="Times New Roman"/>
-              </w:rPr>
-            </w:r>
-            <w:r>
-              <w:rPr>
-                <w:rFonts w:ascii="Times New Roman" w:hAnsi="Times New Roman"/>
-                <w:b/>
-                <w:sz w:val="26"/>
-                <w:rFonts w:ascii="Times New Roman" w:hAnsi="Times New Roman" w:cs="Times New Roman"/>
-              </w:rPr>
-              <w:t>19</w:t>
-            </w:r>
-          </w:p>
-        </w:tc>
-        <w:tc>
-          <w:tcPr>
-            <w:tcW w:w="4536" w:type="dxa"/>
-          </w:tcPr>
-          <w:p>
-            <w:pPr>
-              <w:spacing w:before="20" w:after="20"/>
-            </w:pPr>
-            <w:r>
-              <w:rPr>
-                <w:rFonts w:ascii="Times New Roman" w:hAnsi="Times New Roman"/>
-                <w:sz w:val="26"/>
-                <w:rFonts w:ascii="Times New Roman" w:hAnsi="Times New Roman" w:cs="Times New Roman"/>
-              </w:rPr>
-            </w:r>
-            <w:r>
-              <w:rPr>
-                <w:rFonts w:ascii="Times New Roman" w:hAnsi="Times New Roman"/>
-                <w:b w:val="0"/>
-                <w:sz w:val="26"/>
-                <w:rFonts w:ascii="Times New Roman" w:hAnsi="Times New Roman" w:cs="Times New Roman"/>
-              </w:rPr>
-              <w:t>Kiểm tra đánh giá kết quả học tập.</w:t>
-            </w:r>
-          </w:p>
-        </w:tc>
-      </w:tr>
-      <w:tr>
-        <w:tc>
-          <w:tcPr>
-            <w:tcW w:w="846" w:type="dxa"/>
-          </w:tcPr>
-          <w:p>
-            <w:pPr>
-              <w:spacing w:before="20" w:after="20"/>
-              <w:jc w:val="center"/>
-            </w:pPr>
-            <w:r>
-              <w:rPr>
-                <w:rFonts w:ascii="Times New Roman" w:hAnsi="Times New Roman"/>
-                <w:sz w:val="26"/>
-                <w:rFonts w:ascii="Times New Roman" w:hAnsi="Times New Roman" w:cs="Times New Roman"/>
-              </w:rPr>
-            </w:r>
-            <w:r>
-              <w:rPr>
-                <w:rFonts w:ascii="Times New Roman" w:hAnsi="Times New Roman"/>
-                <w:b w:val="0"/>
-                <w:sz w:val="26"/>
-                <w:rFonts w:ascii="Times New Roman" w:hAnsi="Times New Roman" w:cs="Times New Roman"/>
-              </w:rPr>
-              <w:t>19</w:t>
-            </w:r>
-          </w:p>
-        </w:tc>
-        <w:tc>
-          <w:tcPr>
-            <w:tcW w:w="3118" w:type="dxa"/>
-          </w:tcPr>
-          <w:p>
-            <w:pPr>
-              <w:spacing w:before="20" w:after="20"/>
-            </w:pPr>
-            <w:r>
-              <w:rPr>
-                <w:rFonts w:ascii="Times New Roman" w:hAnsi="Times New Roman"/>
-                <w:sz w:val="26"/>
-                <w:rFonts w:ascii="Times New Roman" w:hAnsi="Times New Roman" w:cs="Times New Roman"/>
-              </w:rPr>
-            </w:r>
-            <w:r>
-              <w:rPr>
-                <w:rFonts w:ascii="Times New Roman" w:hAnsi="Times New Roman"/>
-                <w:b w:val="0"/>
-                <w:sz w:val="26"/>
-                <w:rFonts w:ascii="Times New Roman" w:hAnsi="Times New Roman" w:cs="Times New Roman"/>
-              </w:rPr>
-              <w:t>Bài 20: Vẽ hình dạng cơ bản và Tô màu</w:t>
-            </w:r>
-          </w:p>
-        </w:tc>
-        <w:tc>
-          <w:tcPr>
-            <w:tcW w:w="1134" w:type="dxa"/>
-          </w:tcPr>
-          <w:p>
-            <w:pPr>
-              <w:spacing w:before="20" w:after="20"/>
-              <w:jc w:val="center"/>
-            </w:pPr>
-            <w:r>
-              <w:rPr>
-                <w:rFonts w:ascii="Times New Roman" w:hAnsi="Times New Roman"/>
-                <w:sz w:val="26"/>
-                <w:rFonts w:ascii="Times New Roman" w:hAnsi="Times New Roman" w:cs="Times New Roman"/>
-              </w:rPr>
-            </w:r>
-            <w:r>
-              <w:rPr>
-                <w:rFonts w:ascii="Times New Roman" w:hAnsi="Times New Roman"/>
-                <w:b w:val="0"/>
-                <w:sz w:val="26"/>
-                <w:rFonts w:ascii="Times New Roman" w:hAnsi="Times New Roman" w:cs="Times New Roman"/>
-              </w:rPr>
-              <w:t>20</w:t>
-            </w:r>
-          </w:p>
-        </w:tc>
-        <w:tc>
-          <w:tcPr>
-            <w:tcW w:w="4536" w:type="dxa"/>
-          </w:tcPr>
-          <w:p>
-            <w:pPr>
-              <w:spacing w:before="20" w:after="20"/>
-            </w:pPr>
-            <w:r>
-              <w:rPr>
-                <w:rFonts w:ascii="Times New Roman" w:hAnsi="Times New Roman"/>
-                <w:sz w:val="26"/>
-                <w:rFonts w:ascii="Times New Roman" w:hAnsi="Times New Roman" w:cs="Times New Roman"/>
-              </w:rPr>
-            </w:r>
-            <w:r>
-              <w:rPr>
-                <w:rFonts w:ascii="Times New Roman" w:hAnsi="Times New Roman"/>
-                <w:b w:val="0"/>
-                <w:sz w:val="26"/>
-                <w:rFonts w:ascii="Times New Roman" w:hAnsi="Times New Roman" w:cs="Times New Roman"/>
-              </w:rPr>
-              <w:t>- Sử dụng công cụ vẽ đường thẳng (Line), hình tròn (Oval), hình chữ nhật (Rectangle).   - Dùng công cụ Tô màu (Fill with color) để hoàn thiện bức tranh.</w:t>
-            </w:r>
-          </w:p>
-        </w:tc>
-      </w:tr>
-      <w:tr>
-        <w:tc>
-          <w:tcPr>
-            <w:tcW w:w="846" w:type="dxa"/>
-          </w:tcPr>
-          <w:p>
-            <w:pPr>
-              <w:spacing w:before="20" w:after="20"/>
-              <w:jc w:val="center"/>
-            </w:pPr>
-            <w:r>
-              <w:rPr>
-                <w:rFonts w:ascii="Times New Roman" w:hAnsi="Times New Roman"/>
-                <w:sz w:val="26"/>
-                <w:rFonts w:ascii="Times New Roman" w:hAnsi="Times New Roman" w:cs="Times New Roman"/>
-              </w:rPr>
-            </w:r>
-            <w:r>
-              <w:rPr>
-                <w:rFonts w:ascii="Times New Roman" w:hAnsi="Times New Roman"/>
-                <w:b w:val="0"/>
-                <w:sz w:val="26"/>
-                <w:rFonts w:ascii="Times New Roman" w:hAnsi="Times New Roman" w:cs="Times New Roman"/>
-              </w:rPr>
-              <w:t>20</w:t>
-            </w:r>
-          </w:p>
-        </w:tc>
-        <w:tc>
-          <w:tcPr>
-            <w:tcW w:w="3118" w:type="dxa"/>
-          </w:tcPr>
-          <w:p>
-            <w:pPr>
-              <w:spacing w:before="20" w:after="20"/>
-            </w:pPr>
-            <w:r>
-              <w:rPr>
-                <w:rFonts w:ascii="Times New Roman" w:hAnsi="Times New Roman"/>
-                <w:sz w:val="26"/>
-                <w:rFonts w:ascii="Times New Roman" w:hAnsi="Times New Roman" w:cs="Times New Roman"/>
-              </w:rPr>
-            </w:r>
-            <w:r>
-              <w:rPr>
-                <w:rFonts w:ascii="Times New Roman" w:hAnsi="Times New Roman"/>
-                <w:b w:val="0"/>
-                <w:sz w:val="26"/>
-                <w:rFonts w:ascii="Times New Roman" w:hAnsi="Times New Roman" w:cs="Times New Roman"/>
-              </w:rPr>
-              <w:t>Bài 21: Thực hành vẽ tranh tự do và Lưu bài</w:t>
-            </w:r>
-          </w:p>
-        </w:tc>
-        <w:tc>
-          <w:tcPr>
-            <w:tcW w:w="1134" w:type="dxa"/>
-          </w:tcPr>
-          <w:p>
-            <w:pPr>
-              <w:spacing w:before="20" w:after="20"/>
-              <w:jc w:val="center"/>
-            </w:pPr>
-            <w:r>
-              <w:rPr>
-                <w:rFonts w:ascii="Times New Roman" w:hAnsi="Times New Roman"/>
-                <w:sz w:val="26"/>
-                <w:rFonts w:ascii="Times New Roman" w:hAnsi="Times New Roman" w:cs="Times New Roman"/>
-              </w:rPr>
-            </w:r>
-            <w:r>
-              <w:rPr>
-                <w:rFonts w:ascii="Times New Roman" w:hAnsi="Times New Roman"/>
-                <w:b w:val="0"/>
-                <w:sz w:val="26"/>
-                <w:rFonts w:ascii="Times New Roman" w:hAnsi="Times New Roman" w:cs="Times New Roman"/>
-              </w:rPr>
-              <w:t>21</w:t>
-            </w:r>
-          </w:p>
-        </w:tc>
-        <w:tc>
-          <w:tcPr>
-            <w:tcW w:w="4536" w:type="dxa"/>
-          </w:tcPr>
-          <w:p>
-            <w:pPr>
-              <w:spacing w:before="20" w:after="20"/>
-            </w:pPr>
-            <w:r>
-              <w:rPr>
-                <w:rFonts w:ascii="Times New Roman" w:hAnsi="Times New Roman"/>
-                <w:sz w:val="26"/>
-                <w:rFonts w:ascii="Times New Roman" w:hAnsi="Times New Roman" w:cs="Times New Roman"/>
-              </w:rPr>
-            </w:r>
-            <w:r>
-              <w:rPr>
-                <w:rFonts w:ascii="Times New Roman" w:hAnsi="Times New Roman"/>
-                <w:b w:val="0"/>
-                <w:sz w:val="26"/>
-                <w:rFonts w:ascii="Times New Roman" w:hAnsi="Times New Roman" w:cs="Times New Roman"/>
-              </w:rPr>
-              <w:t>- Tự vẽ một bức tranh đơn giản (ngôi nhà, cây cối, mặt trời...).   - Thực hành thao tác Lưu bài (Save) vào máy tính.</w:t>
-            </w:r>
-          </w:p>
-        </w:tc>
-      </w:tr>
-      <w:tr>
-        <w:tc>
-          <w:tcPr>
-            <w:tcW w:w="846" w:type="dxa"/>
-          </w:tcPr>
-          <w:p>
-            <w:pPr>
-              <w:spacing w:before="20" w:after="20"/>
-              <w:jc w:val="center"/>
-            </w:pPr>
-            <w:r>
-              <w:rPr>
-                <w:rFonts w:ascii="Times New Roman" w:hAnsi="Times New Roman"/>
-                <w:sz w:val="26"/>
-                <w:rFonts w:ascii="Times New Roman" w:hAnsi="Times New Roman" w:cs="Times New Roman"/>
-              </w:rPr>
-            </w:r>
-            <w:r>
-              <w:rPr>
-                <w:rFonts w:ascii="Times New Roman" w:hAnsi="Times New Roman"/>
-                <w:b w:val="0"/>
-                <w:sz w:val="26"/>
-                <w:rFonts w:ascii="Times New Roman" w:hAnsi="Times New Roman" w:cs="Times New Roman"/>
-              </w:rPr>
-              <w:t>21</w:t>
-            </w:r>
-          </w:p>
-        </w:tc>
-        <w:tc>
-          <w:tcPr>
-            <w:tcW w:w="3118" w:type="dxa"/>
-          </w:tcPr>
-          <w:p>
-            <w:pPr>
-              <w:spacing w:before="20" w:after="20"/>
-            </w:pPr>
-            <w:r>
-              <w:rPr>
-                <w:rFonts w:ascii="Times New Roman" w:hAnsi="Times New Roman"/>
-                <w:sz w:val="26"/>
-                <w:rFonts w:ascii="Times New Roman" w:hAnsi="Times New Roman" w:cs="Times New Roman"/>
-              </w:rPr>
-            </w:r>
-            <w:r>
-              <w:rPr>
-                <w:rFonts w:ascii="Times New Roman" w:hAnsi="Times New Roman"/>
-                <w:b w:val="0"/>
-                <w:sz w:val="26"/>
-                <w:rFonts w:ascii="Times New Roman" w:hAnsi="Times New Roman" w:cs="Times New Roman"/>
-              </w:rPr>
-              <w:t>Bài 22: Luyện tập sáng tạo tranh vẽ</w:t>
-            </w:r>
-          </w:p>
-        </w:tc>
-        <w:tc>
-          <w:tcPr>
-            <w:tcW w:w="1134" w:type="dxa"/>
-          </w:tcPr>
-          <w:p>
-            <w:pPr>
-              <w:spacing w:before="20" w:after="20"/>
-              <w:jc w:val="center"/>
-            </w:pPr>
-            <w:r>
-              <w:rPr>
-                <w:rFonts w:ascii="Times New Roman" w:hAnsi="Times New Roman"/>
-                <w:sz w:val="26"/>
-                <w:rFonts w:ascii="Times New Roman" w:hAnsi="Times New Roman" w:cs="Times New Roman"/>
-              </w:rPr>
-            </w:r>
-            <w:r>
-              <w:rPr>
-                <w:rFonts w:ascii="Times New Roman" w:hAnsi="Times New Roman"/>
-                <w:b w:val="0"/>
-                <w:sz w:val="26"/>
-                <w:rFonts w:ascii="Times New Roman" w:hAnsi="Times New Roman" w:cs="Times New Roman"/>
-              </w:rPr>
-              <w:t>22</w:t>
-            </w:r>
-          </w:p>
-        </w:tc>
-        <w:tc>
-          <w:tcPr>
-            <w:tcW w:w="4536" w:type="dxa"/>
-          </w:tcPr>
-          <w:p>
-            <w:pPr>
-              <w:spacing w:before="20" w:after="20"/>
-            </w:pPr>
-            <w:r>
-              <w:rPr>
-                <w:rFonts w:ascii="Times New Roman" w:hAnsi="Times New Roman"/>
-                <w:sz w:val="26"/>
-                <w:rFonts w:ascii="Times New Roman" w:hAnsi="Times New Roman" w:cs="Times New Roman"/>
-              </w:rPr>
-            </w:r>
-            <w:r>
-              <w:rPr>
-                <w:rFonts w:ascii="Times New Roman" w:hAnsi="Times New Roman"/>
-                <w:b w:val="0"/>
-                <w:sz w:val="26"/>
-                <w:rFonts w:ascii="Times New Roman" w:hAnsi="Times New Roman" w:cs="Times New Roman"/>
-              </w:rPr>
-              <w:t>- Phối hợp các công cụ hình khối và tô màu để tạo nên sản phẩm hoàn chỉnh.</w:t>
-            </w:r>
-          </w:p>
-        </w:tc>
-      </w:tr>
-      <w:tr>
-        <w:tc>
-          <w:tcPr>
-            <w:tcW w:w="846" w:type="dxa"/>
-          </w:tcPr>
-          <w:p>
-            <w:pPr>
-              <w:spacing w:before="20" w:after="20"/>
-              <w:jc w:val="center"/>
-            </w:pPr>
-            <w:r>
-              <w:rPr>
-                <w:rFonts w:ascii="Times New Roman" w:hAnsi="Times New Roman"/>
-                <w:sz w:val="26"/>
-                <w:rFonts w:ascii="Times New Roman" w:hAnsi="Times New Roman" w:cs="Times New Roman"/>
-              </w:rPr>
-            </w:r>
-            <w:r>
-              <w:rPr>
-                <w:rFonts w:ascii="Times New Roman" w:hAnsi="Times New Roman"/>
-                <w:b w:val="0"/>
-                <w:sz w:val="26"/>
-                <w:rFonts w:ascii="Times New Roman" w:hAnsi="Times New Roman" w:cs="Times New Roman"/>
-              </w:rPr>
-              <w:t>22</w:t>
-            </w:r>
-          </w:p>
-        </w:tc>
-        <w:tc>
-          <w:tcPr>
-            <w:tcW w:w="3118" w:type="dxa"/>
-          </w:tcPr>
-          <w:p>
-            <w:pPr>
-              <w:spacing w:before="20" w:after="20"/>
-            </w:pPr>
-            <w:r>
-              <w:rPr>
-                <w:rFonts w:ascii="Times New Roman" w:hAnsi="Times New Roman"/>
-                <w:sz w:val="26"/>
-                <w:rFonts w:ascii="Times New Roman" w:hAnsi="Times New Roman" w:cs="Times New Roman"/>
-              </w:rPr>
-            </w:r>
-            <w:r>
-              <w:rPr>
-                <w:rFonts w:ascii="Times New Roman" w:hAnsi="Times New Roman"/>
-                <w:b w:val="0"/>
-                <w:sz w:val="26"/>
-                <w:rFonts w:ascii="Times New Roman" w:hAnsi="Times New Roman" w:cs="Times New Roman"/>
-              </w:rPr>
-              <w:t>Bài 25: Làm quen với giao diện Scratch</w:t>
-            </w:r>
-          </w:p>
-        </w:tc>
-        <w:tc>
-          <w:tcPr>
-            <w:tcW w:w="1134" w:type="dxa"/>
-          </w:tcPr>
-          <w:p>
-            <w:pPr>
-              <w:spacing w:before="20" w:after="20"/>
-              <w:jc w:val="center"/>
-            </w:pPr>
-            <w:r>
-              <w:rPr>
-                <w:rFonts w:ascii="Times New Roman" w:hAnsi="Times New Roman"/>
-                <w:sz w:val="26"/>
-                <w:rFonts w:ascii="Times New Roman" w:hAnsi="Times New Roman" w:cs="Times New Roman"/>
-              </w:rPr>
-            </w:r>
-            <w:r>
-              <w:rPr>
-                <w:rFonts w:ascii="Times New Roman" w:hAnsi="Times New Roman"/>
-                <w:b w:val="0"/>
-                <w:sz w:val="26"/>
-                <w:rFonts w:ascii="Times New Roman" w:hAnsi="Times New Roman" w:cs="Times New Roman"/>
-              </w:rPr>
-              <w:t>23</w:t>
-            </w:r>
-          </w:p>
-        </w:tc>
-        <w:tc>
-          <w:tcPr>
-            <w:tcW w:w="4536" w:type="dxa"/>
-          </w:tcPr>
-          <w:p>
-            <w:pPr>
-              <w:spacing w:before="20" w:after="20"/>
-            </w:pPr>
-            <w:r>
-              <w:rPr>
-                <w:rFonts w:ascii="Times New Roman" w:hAnsi="Times New Roman"/>
-                <w:sz w:val="26"/>
-                <w:rFonts w:ascii="Times New Roman" w:hAnsi="Times New Roman" w:cs="Times New Roman"/>
-              </w:rPr>
-            </w:r>
-            <w:r>
-              <w:rPr>
-                <w:rFonts w:ascii="Times New Roman" w:hAnsi="Times New Roman"/>
-                <w:b w:val="0"/>
-                <w:sz w:val="26"/>
-                <w:rFonts w:ascii="Times New Roman" w:hAnsi="Times New Roman" w:cs="Times New Roman"/>
-              </w:rPr>
-              <w:t>- Khởi động Scratch, nhận biết nhân vật (Chú mèo) và vùng sân khấu hiển thị.</w:t>
-            </w:r>
-          </w:p>
-        </w:tc>
-      </w:tr>
-      <w:tr>
-        <w:tc>
-          <w:tcPr>
-            <w:tcW w:w="846" w:type="dxa"/>
-          </w:tcPr>
-          <w:p>
-            <w:pPr>
-              <w:spacing w:before="20" w:after="20"/>
-              <w:jc w:val="center"/>
-            </w:pPr>
-            <w:r>
-              <w:rPr>
-                <w:rFonts w:ascii="Times New Roman" w:hAnsi="Times New Roman"/>
-                <w:sz w:val="26"/>
-                <w:rFonts w:ascii="Times New Roman" w:hAnsi="Times New Roman" w:cs="Times New Roman"/>
-              </w:rPr>
-            </w:r>
-            <w:r>
-              <w:rPr>
-                <w:rFonts w:ascii="Times New Roman" w:hAnsi="Times New Roman"/>
-                <w:b w:val="0"/>
-                <w:sz w:val="26"/>
-                <w:rFonts w:ascii="Times New Roman" w:hAnsi="Times New Roman" w:cs="Times New Roman"/>
-              </w:rPr>
-              <w:t>23</w:t>
-            </w:r>
-          </w:p>
-        </w:tc>
-        <w:tc>
-          <w:tcPr>
-            <w:tcW w:w="3118" w:type="dxa"/>
-          </w:tcPr>
-          <w:p>
-            <w:pPr>
-              <w:spacing w:before="20" w:after="20"/>
-            </w:pPr>
-            <w:r>
-              <w:rPr>
-                <w:rFonts w:ascii="Times New Roman" w:hAnsi="Times New Roman"/>
-                <w:sz w:val="26"/>
-                <w:rFonts w:ascii="Times New Roman" w:hAnsi="Times New Roman" w:cs="Times New Roman"/>
-              </w:rPr>
-            </w:r>
-            <w:r>
-              <w:rPr>
-                <w:rFonts w:ascii="Times New Roman" w:hAnsi="Times New Roman"/>
-                <w:b w:val="0"/>
-                <w:sz w:val="26"/>
-                <w:rFonts w:ascii="Times New Roman" w:hAnsi="Times New Roman" w:cs="Times New Roman"/>
-              </w:rPr>
-              <w:t>Bài 26: Thêm nhân vật và Phông nền sân khấu</w:t>
-            </w:r>
-          </w:p>
-        </w:tc>
-        <w:tc>
-          <w:tcPr>
-            <w:tcW w:w="1134" w:type="dxa"/>
-          </w:tcPr>
-          <w:p>
-            <w:pPr>
-              <w:spacing w:before="20" w:after="20"/>
-              <w:jc w:val="center"/>
-            </w:pPr>
-            <w:r>
-              <w:rPr>
-                <w:rFonts w:ascii="Times New Roman" w:hAnsi="Times New Roman"/>
-                <w:sz w:val="26"/>
-                <w:rFonts w:ascii="Times New Roman" w:hAnsi="Times New Roman" w:cs="Times New Roman"/>
-              </w:rPr>
-            </w:r>
-            <w:r>
-              <w:rPr>
-                <w:rFonts w:ascii="Times New Roman" w:hAnsi="Times New Roman"/>
-                <w:b w:val="0"/>
-                <w:sz w:val="26"/>
-                <w:rFonts w:ascii="Times New Roman" w:hAnsi="Times New Roman" w:cs="Times New Roman"/>
-              </w:rPr>
-              <w:t>24</w:t>
-            </w:r>
-          </w:p>
-        </w:tc>
-        <w:tc>
-          <w:tcPr>
-            <w:tcW w:w="4536" w:type="dxa"/>
-          </w:tcPr>
-          <w:p>
-            <w:pPr>
-              <w:spacing w:before="20" w:after="20"/>
-            </w:pPr>
-            <w:r>
-              <w:rPr>
-                <w:rFonts w:ascii="Times New Roman" w:hAnsi="Times New Roman"/>
-                <w:sz w:val="26"/>
-                <w:rFonts w:ascii="Times New Roman" w:hAnsi="Times New Roman" w:cs="Times New Roman"/>
-              </w:rPr>
-            </w:r>
-            <w:r>
-              <w:rPr>
-                <w:rFonts w:ascii="Times New Roman" w:hAnsi="Times New Roman"/>
-                <w:b w:val="0"/>
-                <w:sz w:val="26"/>
-                <w:rFonts w:ascii="Times New Roman" w:hAnsi="Times New Roman" w:cs="Times New Roman"/>
-              </w:rPr>
-              <w:t>- Thực hành chọn nhân vật mới từ thư viện Scratch.   - Thay đổi phông nền (Background) phù hợp cho sân khấu.</w:t>
-            </w:r>
-          </w:p>
-        </w:tc>
-      </w:tr>
-      <w:tr>
-        <w:tc>
-          <w:tcPr>
-            <w:tcW w:w="846" w:type="dxa"/>
-          </w:tcPr>
-          <w:p>
-            <w:pPr>
-              <w:spacing w:before="20" w:after="20"/>
-              <w:jc w:val="center"/>
-            </w:pPr>
-            <w:r>
-              <w:rPr>
-                <w:rFonts w:ascii="Times New Roman" w:hAnsi="Times New Roman"/>
-                <w:sz w:val="26"/>
-                <w:rFonts w:ascii="Times New Roman" w:hAnsi="Times New Roman" w:cs="Times New Roman"/>
-              </w:rPr>
-            </w:r>
-            <w:r>
-              <w:rPr>
-                <w:rFonts w:ascii="Times New Roman" w:hAnsi="Times New Roman"/>
-                <w:b w:val="0"/>
-                <w:sz w:val="26"/>
-                <w:rFonts w:ascii="Times New Roman" w:hAnsi="Times New Roman" w:cs="Times New Roman"/>
-              </w:rPr>
-              <w:t>24</w:t>
-            </w:r>
-          </w:p>
-        </w:tc>
-        <w:tc>
-          <w:tcPr>
-            <w:tcW w:w="3118" w:type="dxa"/>
-          </w:tcPr>
-          <w:p>
-            <w:pPr>
-              <w:spacing w:before="20" w:after="20"/>
-            </w:pPr>
-            <w:r>
-              <w:rPr>
-                <w:rFonts w:ascii="Times New Roman" w:hAnsi="Times New Roman"/>
-                <w:sz w:val="26"/>
-                <w:rFonts w:ascii="Times New Roman" w:hAnsi="Times New Roman" w:cs="Times New Roman"/>
-              </w:rPr>
-            </w:r>
-            <w:r>
-              <w:rPr>
-                <w:rFonts w:ascii="Times New Roman" w:hAnsi="Times New Roman"/>
-                <w:b w:val="0"/>
-                <w:sz w:val="26"/>
-                <w:rFonts w:ascii="Times New Roman" w:hAnsi="Times New Roman" w:cs="Times New Roman"/>
-              </w:rPr>
-              <w:t>Bài 27: Điều khiển nhân vật di chuyển (Motion)</w:t>
-            </w:r>
-          </w:p>
-        </w:tc>
-        <w:tc>
-          <w:tcPr>
-            <w:tcW w:w="1134" w:type="dxa"/>
-          </w:tcPr>
-          <w:p>
-            <w:pPr>
-              <w:spacing w:before="20" w:after="20"/>
-              <w:jc w:val="center"/>
-            </w:pPr>
-            <w:r>
-              <w:rPr>
-                <w:rFonts w:ascii="Times New Roman" w:hAnsi="Times New Roman"/>
-                <w:sz w:val="26"/>
-                <w:rFonts w:ascii="Times New Roman" w:hAnsi="Times New Roman" w:cs="Times New Roman"/>
-              </w:rPr>
-            </w:r>
-            <w:r>
-              <w:rPr>
-                <w:rFonts w:ascii="Times New Roman" w:hAnsi="Times New Roman"/>
-                <w:b w:val="0"/>
-                <w:sz w:val="26"/>
-                <w:rFonts w:ascii="Times New Roman" w:hAnsi="Times New Roman" w:cs="Times New Roman"/>
-              </w:rPr>
-              <w:t>25</w:t>
-            </w:r>
-          </w:p>
-        </w:tc>
-        <w:tc>
-          <w:tcPr>
-            <w:tcW w:w="4536" w:type="dxa"/>
-          </w:tcPr>
-          <w:p>
-            <w:pPr>
-              <w:spacing w:before="20" w:after="20"/>
-            </w:pPr>
-            <w:r>
-              <w:rPr>
-                <w:rFonts w:ascii="Times New Roman" w:hAnsi="Times New Roman"/>
-                <w:sz w:val="26"/>
-                <w:rFonts w:ascii="Times New Roman" w:hAnsi="Times New Roman" w:cs="Times New Roman"/>
-              </w:rPr>
-            </w:r>
-            <w:r>
-              <w:rPr>
-                <w:rFonts w:ascii="Times New Roman" w:hAnsi="Times New Roman"/>
-                <w:b w:val="0"/>
-                <w:sz w:val="26"/>
-                <w:rFonts w:ascii="Times New Roman" w:hAnsi="Times New Roman" w:cs="Times New Roman"/>
-              </w:rPr>
-              <w:t>- Kéo thả và lắp ghép các khối lệnh Chuyển động (Motion) để nhân vật di chuyển.</w:t>
-            </w:r>
-          </w:p>
-        </w:tc>
-      </w:tr>
-      <w:tr>
-        <w:tc>
-          <w:tcPr>
-            <w:tcW w:w="846" w:type="dxa"/>
-          </w:tcPr>
-          <w:p>
-            <w:pPr>
-              <w:spacing w:before="20" w:after="20"/>
-              <w:jc w:val="center"/>
-            </w:pPr>
-            <w:r>
-              <w:rPr>
-                <w:rFonts w:ascii="Times New Roman" w:hAnsi="Times New Roman"/>
-                <w:sz w:val="26"/>
-                <w:rFonts w:ascii="Times New Roman" w:hAnsi="Times New Roman" w:cs="Times New Roman"/>
-              </w:rPr>
-            </w:r>
-            <w:r>
-              <w:rPr>
-                <w:rFonts w:ascii="Times New Roman" w:hAnsi="Times New Roman"/>
-                <w:b w:val="0"/>
-                <w:sz w:val="26"/>
-                <w:rFonts w:ascii="Times New Roman" w:hAnsi="Times New Roman" w:cs="Times New Roman"/>
-              </w:rPr>
-              <w:t>25</w:t>
-            </w:r>
-          </w:p>
-        </w:tc>
-        <w:tc>
-          <w:tcPr>
-            <w:tcW w:w="3118" w:type="dxa"/>
-          </w:tcPr>
-          <w:p>
-            <w:pPr>
-              <w:spacing w:before="20" w:after="20"/>
-            </w:pPr>
-            <w:r>
-              <w:rPr>
-                <w:rFonts w:ascii="Times New Roman" w:hAnsi="Times New Roman"/>
-                <w:sz w:val="26"/>
-                <w:rFonts w:ascii="Times New Roman" w:hAnsi="Times New Roman" w:cs="Times New Roman"/>
-              </w:rPr>
-            </w:r>
-            <w:r>
-              <w:rPr>
-                <w:rFonts w:ascii="Times New Roman" w:hAnsi="Times New Roman"/>
-                <w:b w:val="0"/>
-                <w:sz w:val="26"/>
-                <w:rFonts w:ascii="Times New Roman" w:hAnsi="Times New Roman" w:cs="Times New Roman"/>
-              </w:rPr>
-              <w:t>Bài 28: Thêm âm thanh và thoại cho nhân vật (Looks &amp; Sound)</w:t>
-            </w:r>
-          </w:p>
-        </w:tc>
-        <w:tc>
-          <w:tcPr>
-            <w:tcW w:w="1134" w:type="dxa"/>
-          </w:tcPr>
-          <w:p>
-            <w:pPr>
-              <w:spacing w:before="20" w:after="20"/>
-              <w:jc w:val="center"/>
-            </w:pPr>
-            <w:r>
-              <w:rPr>
-                <w:rFonts w:ascii="Times New Roman" w:hAnsi="Times New Roman"/>
-                <w:sz w:val="26"/>
-                <w:rFonts w:ascii="Times New Roman" w:hAnsi="Times New Roman" w:cs="Times New Roman"/>
-              </w:rPr>
-            </w:r>
-            <w:r>
-              <w:rPr>
-                <w:rFonts w:ascii="Times New Roman" w:hAnsi="Times New Roman"/>
-                <w:b w:val="0"/>
-                <w:sz w:val="26"/>
-                <w:rFonts w:ascii="Times New Roman" w:hAnsi="Times New Roman" w:cs="Times New Roman"/>
-              </w:rPr>
-              <w:t>26</w:t>
-            </w:r>
-          </w:p>
-        </w:tc>
-        <w:tc>
-          <w:tcPr>
-            <w:tcW w:w="4536" w:type="dxa"/>
-          </w:tcPr>
-          <w:p>
-            <w:pPr>
-              <w:spacing w:before="20" w:after="20"/>
-            </w:pPr>
-            <w:r>
-              <w:rPr>
-                <w:rFonts w:ascii="Times New Roman" w:hAnsi="Times New Roman"/>
-                <w:sz w:val="26"/>
-                <w:rFonts w:ascii="Times New Roman" w:hAnsi="Times New Roman" w:cs="Times New Roman"/>
-              </w:rPr>
-            </w:r>
-            <w:r>
-              <w:rPr>
-                <w:rFonts w:ascii="Times New Roman" w:hAnsi="Times New Roman"/>
-                <w:b w:val="0"/>
-                <w:sz w:val="26"/>
-                <w:rFonts w:ascii="Times New Roman" w:hAnsi="Times New Roman" w:cs="Times New Roman"/>
-              </w:rPr>
-              <w:t>- Dùng nhóm lệnh Hiển thị (Looks) để nhân vật phát câu thoại "Xin chào".   - Thêm âm thanh (Sound) sinh động cho chuyển động.</w:t>
-            </w:r>
-          </w:p>
-        </w:tc>
-      </w:tr>
-      <w:tr>
-        <w:tc>
-          <w:tcPr>
-            <w:tcW w:w="846" w:type="dxa"/>
-          </w:tcPr>
-          <w:p>
-            <w:pPr>
-              <w:spacing w:before="20" w:after="20"/>
-              <w:jc w:val="center"/>
-            </w:pPr>
-            <w:r>
-              <w:rPr>
-                <w:rFonts w:ascii="Times New Roman" w:hAnsi="Times New Roman"/>
-                <w:sz w:val="26"/>
-                <w:rFonts w:ascii="Times New Roman" w:hAnsi="Times New Roman" w:cs="Times New Roman"/>
-              </w:rPr>
-            </w:r>
-            <w:r>
-              <w:rPr>
-                <w:rFonts w:ascii="Times New Roman" w:hAnsi="Times New Roman"/>
-                <w:b/>
-                <w:sz w:val="26"/>
-                <w:rFonts w:ascii="Times New Roman" w:hAnsi="Times New Roman" w:cs="Times New Roman"/>
-              </w:rPr>
-              <w:t>26</w:t>
-            </w:r>
-          </w:p>
-        </w:tc>
-        <w:tc>
-          <w:tcPr>
-            <w:tcW w:w="3118" w:type="dxa"/>
-          </w:tcPr>
-          <w:p>
-            <w:pPr>
-              <w:spacing w:before="20" w:after="20"/>
-            </w:pPr>
-            <w:r>
-              <w:rPr>
-                <w:rFonts w:ascii="Times New Roman" w:hAnsi="Times New Roman"/>
-                <w:sz w:val="26"/>
-                <w:rFonts w:ascii="Times New Roman" w:hAnsi="Times New Roman" w:cs="Times New Roman"/>
-              </w:rPr>
-            </w:r>
-            <w:r>
-              <w:rPr>
-                <w:rFonts w:ascii="Times New Roman" w:hAnsi="Times New Roman"/>
-                <w:b/>
-                <w:sz w:val="26"/>
-                <w:rFonts w:ascii="Times New Roman" w:hAnsi="Times New Roman" w:cs="Times New Roman"/>
-              </w:rPr>
-              <w:t>Ôn tập Đánh giá định kỳ 3</w:t>
-            </w:r>
-          </w:p>
-        </w:tc>
-        <w:tc>
-          <w:tcPr>
-            <w:tcW w:w="1134" w:type="dxa"/>
-          </w:tcPr>
-          <w:p>
-            <w:pPr>
-              <w:spacing w:before="20" w:after="20"/>
-              <w:jc w:val="center"/>
-            </w:pPr>
-            <w:r>
-              <w:rPr>
-                <w:rFonts w:ascii="Times New Roman" w:hAnsi="Times New Roman"/>
-                <w:sz w:val="26"/>
-                <w:rFonts w:ascii="Times New Roman" w:hAnsi="Times New Roman" w:cs="Times New Roman"/>
-              </w:rPr>
-            </w:r>
-            <w:r>
-              <w:rPr>
-                <w:rFonts w:ascii="Times New Roman" w:hAnsi="Times New Roman"/>
-                <w:b/>
-                <w:sz w:val="26"/>
-                <w:rFonts w:ascii="Times New Roman" w:hAnsi="Times New Roman" w:cs="Times New Roman"/>
-              </w:rPr>
-              <w:t>27</w:t>
-            </w:r>
-          </w:p>
-        </w:tc>
-        <w:tc>
-          <w:tcPr>
-            <w:tcW w:w="4536" w:type="dxa"/>
-          </w:tcPr>
-          <w:p>
-            <w:pPr>
-              <w:spacing w:before="20" w:after="20"/>
-            </w:pPr>
-            <w:r>
-              <w:rPr>
-                <w:rFonts w:ascii="Times New Roman" w:hAnsi="Times New Roman"/>
-                <w:sz w:val="26"/>
-                <w:rFonts w:ascii="Times New Roman" w:hAnsi="Times New Roman" w:cs="Times New Roman"/>
-              </w:rPr>
-            </w:r>
-            <w:r>
-              <w:rPr>
-                <w:rFonts w:ascii="Times New Roman" w:hAnsi="Times New Roman"/>
-                <w:b w:val="0"/>
-                <w:sz w:val="26"/>
-                <w:rFonts w:ascii="Times New Roman" w:hAnsi="Times New Roman" w:cs="Times New Roman"/>
-              </w:rPr>
-              <w:t>Hệ thống hóa kiến thức chuẩn bị Đánh giá định kỳ 3.</w:t>
-            </w:r>
-          </w:p>
-        </w:tc>
-      </w:tr>
-      <w:tr>
-        <w:tc>
-          <w:tcPr>
-            <w:tcW w:w="846" w:type="dxa"/>
-          </w:tcPr>
-          <w:p>
-            <w:pPr>
-              <w:spacing w:before="20" w:after="20"/>
-              <w:jc w:val="center"/>
-            </w:pPr>
-            <w:r>
-              <w:rPr>
-                <w:rFonts w:ascii="Times New Roman" w:hAnsi="Times New Roman"/>
-                <w:sz w:val="26"/>
-                <w:rFonts w:ascii="Times New Roman" w:hAnsi="Times New Roman" w:cs="Times New Roman"/>
-              </w:rPr>
-            </w:r>
-            <w:r>
-              <w:rPr>
-                <w:rFonts w:ascii="Times New Roman" w:hAnsi="Times New Roman"/>
-                <w:b/>
-                <w:sz w:val="26"/>
-                <w:rFonts w:ascii="Times New Roman" w:hAnsi="Times New Roman" w:cs="Times New Roman"/>
-              </w:rPr>
-              <w:t>27</w:t>
-            </w:r>
-          </w:p>
-        </w:tc>
-        <w:tc>
-          <w:tcPr>
-            <w:tcW w:w="3118" w:type="dxa"/>
-          </w:tcPr>
-          <w:p>
-            <w:pPr>
-              <w:spacing w:before="20" w:after="20"/>
-            </w:pPr>
-            <w:r>
-              <w:rPr>
-                <w:rFonts w:ascii="Times New Roman" w:hAnsi="Times New Roman"/>
-                <w:sz w:val="26"/>
-                <w:rFonts w:ascii="Times New Roman" w:hAnsi="Times New Roman" w:cs="Times New Roman"/>
-              </w:rPr>
-            </w:r>
-            <w:r>
-              <w:rPr>
-                <w:rFonts w:ascii="Times New Roman" w:hAnsi="Times New Roman"/>
-                <w:b/>
-                <w:sz w:val="26"/>
-                <w:rFonts w:ascii="Times New Roman" w:hAnsi="Times New Roman" w:cs="Times New Roman"/>
-              </w:rPr>
-              <w:t>Đánh giá định kỳ 3</w:t>
-            </w:r>
-          </w:p>
-        </w:tc>
-        <w:tc>
-          <w:tcPr>
-            <w:tcW w:w="1134" w:type="dxa"/>
-          </w:tcPr>
-          <w:p>
-            <w:pPr>
-              <w:spacing w:before="20" w:after="20"/>
-              <w:jc w:val="center"/>
-            </w:pPr>
-            <w:r>
-              <w:rPr>
-                <w:rFonts w:ascii="Times New Roman" w:hAnsi="Times New Roman"/>
-                <w:sz w:val="26"/>
-                <w:rFonts w:ascii="Times New Roman" w:hAnsi="Times New Roman" w:cs="Times New Roman"/>
-              </w:rPr>
-            </w:r>
-            <w:r>
-              <w:rPr>
-                <w:rFonts w:ascii="Times New Roman" w:hAnsi="Times New Roman"/>
-                <w:b/>
-                <w:sz w:val="26"/>
-                <w:rFonts w:ascii="Times New Roman" w:hAnsi="Times New Roman" w:cs="Times New Roman"/>
-              </w:rPr>
-              <w:t>28</w:t>
-            </w:r>
-          </w:p>
-        </w:tc>
-        <w:tc>
-          <w:tcPr>
-            <w:tcW w:w="4536" w:type="dxa"/>
-          </w:tcPr>
-          <w:p>
-            <w:pPr>
-              <w:spacing w:before="20" w:after="20"/>
-            </w:pPr>
-            <w:r>
-              <w:rPr>
-                <w:rFonts w:ascii="Times New Roman" w:hAnsi="Times New Roman"/>
-                <w:sz w:val="26"/>
-                <w:rFonts w:ascii="Times New Roman" w:hAnsi="Times New Roman" w:cs="Times New Roman"/>
-              </w:rPr>
-            </w:r>
-            <w:r>
-              <w:rPr>
-                <w:rFonts w:ascii="Times New Roman" w:hAnsi="Times New Roman"/>
-                <w:b w:val="0"/>
-                <w:sz w:val="26"/>
-                <w:rFonts w:ascii="Times New Roman" w:hAnsi="Times New Roman" w:cs="Times New Roman"/>
-              </w:rPr>
-              <w:t>Kiểm tra đánh giá kết quả học tập.</w:t>
-            </w:r>
-          </w:p>
-        </w:tc>
-      </w:tr>
-      <w:tr>
-        <w:tc>
-          <w:tcPr>
-            <w:tcW w:w="846" w:type="dxa"/>
-          </w:tcPr>
-          <w:p>
-            <w:pPr>
-              <w:spacing w:before="20" w:after="20"/>
-              <w:jc w:val="center"/>
-            </w:pPr>
-            <w:r>
-              <w:rPr>
-                <w:rFonts w:ascii="Times New Roman" w:hAnsi="Times New Roman"/>
-                <w:sz w:val="26"/>
-                <w:rFonts w:ascii="Times New Roman" w:hAnsi="Times New Roman" w:cs="Times New Roman"/>
-              </w:rPr>
-            </w:r>
-            <w:r>
-              <w:rPr>
-                <w:rFonts w:ascii="Times New Roman" w:hAnsi="Times New Roman"/>
-                <w:b w:val="0"/>
-                <w:sz w:val="26"/>
-                <w:rFonts w:ascii="Times New Roman" w:hAnsi="Times New Roman" w:cs="Times New Roman"/>
-              </w:rPr>
-              <w:t>28</w:t>
-            </w:r>
-          </w:p>
-        </w:tc>
-        <w:tc>
-          <w:tcPr>
-            <w:tcW w:w="3118" w:type="dxa"/>
-          </w:tcPr>
-          <w:p>
-            <w:pPr>
-              <w:spacing w:before="20" w:after="20"/>
-            </w:pPr>
-            <w:r>
-              <w:rPr>
-                <w:rFonts w:ascii="Times New Roman" w:hAnsi="Times New Roman"/>
-                <w:sz w:val="26"/>
-                <w:rFonts w:ascii="Times New Roman" w:hAnsi="Times New Roman" w:cs="Times New Roman"/>
-              </w:rPr>
-            </w:r>
-            <w:r>
-              <w:rPr>
-                <w:rFonts w:ascii="Times New Roman" w:hAnsi="Times New Roman"/>
-                <w:b w:val="0"/>
-                <w:sz w:val="26"/>
-                <w:rFonts w:ascii="Times New Roman" w:hAnsi="Times New Roman" w:cs="Times New Roman"/>
-              </w:rPr>
-              <w:t>Bài 29: Xây dựng kịch bản đơn giản</w:t>
-            </w:r>
-          </w:p>
-        </w:tc>
-        <w:tc>
-          <w:tcPr>
-            <w:tcW w:w="1134" w:type="dxa"/>
-          </w:tcPr>
-          <w:p>
-            <w:pPr>
-              <w:spacing w:before="20" w:after="20"/>
-              <w:jc w:val="center"/>
-            </w:pPr>
-            <w:r>
-              <w:rPr>
-                <w:rFonts w:ascii="Times New Roman" w:hAnsi="Times New Roman"/>
-                <w:sz w:val="26"/>
-                <w:rFonts w:ascii="Times New Roman" w:hAnsi="Times New Roman" w:cs="Times New Roman"/>
-              </w:rPr>
-            </w:r>
-            <w:r>
-              <w:rPr>
-                <w:rFonts w:ascii="Times New Roman" w:hAnsi="Times New Roman"/>
-                <w:b w:val="0"/>
-                <w:sz w:val="26"/>
-                <w:rFonts w:ascii="Times New Roman" w:hAnsi="Times New Roman" w:cs="Times New Roman"/>
-              </w:rPr>
-              <w:t>29</w:t>
-            </w:r>
-          </w:p>
-        </w:tc>
-        <w:tc>
-          <w:tcPr>
-            <w:tcW w:w="4536" w:type="dxa"/>
-          </w:tcPr>
-          <w:p>
-            <w:pPr>
-              <w:spacing w:before="20" w:after="20"/>
-            </w:pPr>
-            <w:r>
-              <w:rPr>
-                <w:rFonts w:ascii="Times New Roman" w:hAnsi="Times New Roman"/>
-                <w:sz w:val="26"/>
-                <w:rFonts w:ascii="Times New Roman" w:hAnsi="Times New Roman" w:cs="Times New Roman"/>
-              </w:rPr>
-            </w:r>
-            <w:r>
-              <w:rPr>
-                <w:rFonts w:ascii="Times New Roman" w:hAnsi="Times New Roman"/>
-                <w:b w:val="0"/>
-                <w:sz w:val="26"/>
-                <w:rFonts w:ascii="Times New Roman" w:hAnsi="Times New Roman" w:cs="Times New Roman"/>
-              </w:rPr>
-              <w:t>- Kết hợp các khối lệnh đã học để tạo chuỗi hành động nối tiếp cho nhân vật.   - Chạy thử chương trình, chỉnh sửa góc quay/bước đi của nhân vật.</w:t>
-            </w:r>
-          </w:p>
-        </w:tc>
-      </w:tr>
-      <w:tr>
-        <w:tc>
-          <w:tcPr>
-            <w:tcW w:w="846" w:type="dxa"/>
-          </w:tcPr>
-          <w:p>
-            <w:pPr>
-              <w:spacing w:before="20" w:after="20"/>
-              <w:jc w:val="center"/>
-            </w:pPr>
-            <w:r>
-              <w:rPr>
-                <w:rFonts w:ascii="Times New Roman" w:hAnsi="Times New Roman"/>
-                <w:sz w:val="26"/>
-                <w:rFonts w:ascii="Times New Roman" w:hAnsi="Times New Roman" w:cs="Times New Roman"/>
-              </w:rPr>
-            </w:r>
-            <w:r>
-              <w:rPr>
-                <w:rFonts w:ascii="Times New Roman" w:hAnsi="Times New Roman"/>
-                <w:b w:val="0"/>
-                <w:sz w:val="26"/>
-                <w:rFonts w:ascii="Times New Roman" w:hAnsi="Times New Roman" w:cs="Times New Roman"/>
-              </w:rPr>
-              <w:t>29</w:t>
-            </w:r>
-          </w:p>
-        </w:tc>
-        <w:tc>
-          <w:tcPr>
-            <w:tcW w:w="3118" w:type="dxa"/>
-          </w:tcPr>
-          <w:p>
-            <w:pPr>
-              <w:spacing w:before="20" w:after="20"/>
-            </w:pPr>
-            <w:r>
-              <w:rPr>
-                <w:rFonts w:ascii="Times New Roman" w:hAnsi="Times New Roman"/>
-                <w:sz w:val="26"/>
-                <w:rFonts w:ascii="Times New Roman" w:hAnsi="Times New Roman" w:cs="Times New Roman"/>
-              </w:rPr>
-            </w:r>
-            <w:r>
-              <w:rPr>
-                <w:rFonts w:ascii="Times New Roman" w:hAnsi="Times New Roman"/>
-                <w:b w:val="0"/>
-                <w:sz w:val="26"/>
-                <w:rFonts w:ascii="Times New Roman" w:hAnsi="Times New Roman" w:cs="Times New Roman"/>
-              </w:rPr>
-              <w:t>Ôn tập và luyện tập</w:t>
-            </w:r>
-          </w:p>
-        </w:tc>
-        <w:tc>
-          <w:tcPr>
-            <w:tcW w:w="1134" w:type="dxa"/>
-          </w:tcPr>
-          <w:p>
-            <w:pPr>
-              <w:spacing w:before="20" w:after="20"/>
-              <w:jc w:val="center"/>
-            </w:pPr>
-            <w:r>
-              <w:rPr>
-                <w:rFonts w:ascii="Times New Roman" w:hAnsi="Times New Roman"/>
-                <w:sz w:val="26"/>
-                <w:rFonts w:ascii="Times New Roman" w:hAnsi="Times New Roman" w:cs="Times New Roman"/>
-              </w:rPr>
-            </w:r>
-            <w:r>
-              <w:rPr>
-                <w:rFonts w:ascii="Times New Roman" w:hAnsi="Times New Roman"/>
-                <w:b w:val="0"/>
-                <w:sz w:val="26"/>
-                <w:rFonts w:ascii="Times New Roman" w:hAnsi="Times New Roman" w:cs="Times New Roman"/>
-              </w:rPr>
-              <w:t>30 - 32</w:t>
-            </w:r>
-          </w:p>
-        </w:tc>
-        <w:tc>
-          <w:tcPr>
-            <w:tcW w:w="4536" w:type="dxa"/>
-          </w:tcPr>
-          <w:p>
-            <w:pPr>
-              <w:spacing w:before="20" w:after="20"/>
-            </w:pPr>
-            <w:r>
-              <w:rPr>
-                <w:rFonts w:ascii="Times New Roman" w:hAnsi="Times New Roman"/>
-                <w:sz w:val="26"/>
-                <w:rFonts w:ascii="Times New Roman" w:hAnsi="Times New Roman" w:cs="Times New Roman"/>
-              </w:rPr>
-            </w:r>
-            <w:r>
-              <w:rPr>
-                <w:rFonts w:ascii="Times New Roman" w:hAnsi="Times New Roman"/>
-                <w:b w:val="0"/>
-                <w:sz w:val="26"/>
-                <w:rFonts w:ascii="Times New Roman" w:hAnsi="Times New Roman" w:cs="Times New Roman"/>
-              </w:rPr>
-              <w:t>Ôn tập, luyện tập bổ sung kiến thức và kỹ năng.</w:t>
-            </w:r>
-          </w:p>
-        </w:tc>
-      </w:tr>
-      <w:tr>
-        <w:tc>
-          <w:tcPr>
-            <w:tcW w:w="846" w:type="dxa"/>
-          </w:tcPr>
-          <w:p>
-            <w:pPr>
-              <w:spacing w:before="20" w:after="20"/>
-              <w:jc w:val="center"/>
-            </w:pPr>
-            <w:r>
-              <w:rPr>
-                <w:rFonts w:ascii="Times New Roman" w:hAnsi="Times New Roman"/>
-                <w:sz w:val="26"/>
-                <w:rFonts w:ascii="Times New Roman" w:hAnsi="Times New Roman" w:cs="Times New Roman"/>
-              </w:rPr>
-            </w:r>
-            <w:r>
-              <w:rPr>
-                <w:rFonts w:ascii="Times New Roman" w:hAnsi="Times New Roman"/>
-                <w:b/>
-                <w:sz w:val="26"/>
-                <w:rFonts w:ascii="Times New Roman" w:hAnsi="Times New Roman" w:cs="Times New Roman"/>
-              </w:rPr>
-              <w:t>30</w:t>
-            </w:r>
-          </w:p>
-        </w:tc>
-        <w:tc>
-          <w:tcPr>
-            <w:tcW w:w="3118" w:type="dxa"/>
-          </w:tcPr>
-          <w:p>
-            <w:pPr>
-              <w:spacing w:before="20" w:after="20"/>
-            </w:pPr>
-            <w:r>
-              <w:rPr>
-                <w:rFonts w:ascii="Times New Roman" w:hAnsi="Times New Roman"/>
-                <w:sz w:val="26"/>
-                <w:rFonts w:ascii="Times New Roman" w:hAnsi="Times New Roman" w:cs="Times New Roman"/>
-              </w:rPr>
-            </w:r>
-            <w:r>
-              <w:rPr>
-                <w:rFonts w:ascii="Times New Roman" w:hAnsi="Times New Roman"/>
-                <w:b/>
-                <w:sz w:val="26"/>
-                <w:rFonts w:ascii="Times New Roman" w:hAnsi="Times New Roman" w:cs="Times New Roman"/>
-              </w:rPr>
-              <w:t>Ôn tập Đánh giá định kỳ 4</w:t>
-            </w:r>
-          </w:p>
-        </w:tc>
-        <w:tc>
-          <w:tcPr>
-            <w:tcW w:w="1134" w:type="dxa"/>
-          </w:tcPr>
-          <w:p>
-            <w:pPr>
-              <w:spacing w:before="20" w:after="20"/>
-              <w:jc w:val="center"/>
-            </w:pPr>
-            <w:r>
-              <w:rPr>
-                <w:rFonts w:ascii="Times New Roman" w:hAnsi="Times New Roman"/>
-                <w:sz w:val="26"/>
-                <w:rFonts w:ascii="Times New Roman" w:hAnsi="Times New Roman" w:cs="Times New Roman"/>
-              </w:rPr>
-            </w:r>
-            <w:r>
-              <w:rPr>
-                <w:rFonts w:ascii="Times New Roman" w:hAnsi="Times New Roman"/>
-                <w:b/>
-                <w:sz w:val="26"/>
-                <w:rFonts w:ascii="Times New Roman" w:hAnsi="Times New Roman" w:cs="Times New Roman"/>
-              </w:rPr>
-              <w:t>33</w:t>
-            </w:r>
-          </w:p>
-        </w:tc>
-        <w:tc>
-          <w:tcPr>
-            <w:tcW w:w="4536" w:type="dxa"/>
-          </w:tcPr>
-          <w:p>
-            <w:pPr>
-              <w:spacing w:before="20" w:after="20"/>
-            </w:pPr>
-            <w:r>
-              <w:rPr>
-                <w:rFonts w:ascii="Times New Roman" w:hAnsi="Times New Roman"/>
-                <w:sz w:val="26"/>
-                <w:rFonts w:ascii="Times New Roman" w:hAnsi="Times New Roman" w:cs="Times New Roman"/>
-              </w:rPr>
-            </w:r>
-            <w:r>
-              <w:rPr>
-                <w:rFonts w:ascii="Times New Roman" w:hAnsi="Times New Roman"/>
-                <w:b w:val="0"/>
-                <w:sz w:val="26"/>
-                <w:rFonts w:ascii="Times New Roman" w:hAnsi="Times New Roman" w:cs="Times New Roman"/>
-              </w:rPr>
-              <w:t>Hệ thống hóa kiến thức chuẩn bị Đánh giá định kỳ 4.</w:t>
-            </w:r>
-          </w:p>
-        </w:tc>
-      </w:tr>
-      <w:tr>
-        <w:tc>
-          <w:tcPr>
-            <w:tcW w:w="846" w:type="dxa"/>
-          </w:tcPr>
-          <w:p>
-            <w:pPr>
-              <w:spacing w:before="20" w:after="20"/>
-              <w:jc w:val="center"/>
-            </w:pPr>
-            <w:r>
-              <w:rPr>
-                <w:rFonts w:ascii="Times New Roman" w:hAnsi="Times New Roman"/>
-                <w:sz w:val="26"/>
-                <w:rFonts w:ascii="Times New Roman" w:hAnsi="Times New Roman" w:cs="Times New Roman"/>
-              </w:rPr>
-            </w:r>
-            <w:r>
-              <w:rPr>
-                <w:rFonts w:ascii="Times New Roman" w:hAnsi="Times New Roman"/>
-                <w:b/>
-                <w:sz w:val="26"/>
-                <w:rFonts w:ascii="Times New Roman" w:hAnsi="Times New Roman" w:cs="Times New Roman"/>
-              </w:rPr>
-              <w:t>31</w:t>
-            </w:r>
-          </w:p>
-        </w:tc>
-        <w:tc>
-          <w:tcPr>
-            <w:tcW w:w="3118" w:type="dxa"/>
-          </w:tcPr>
-          <w:p>
-            <w:pPr>
-              <w:spacing w:before="20" w:after="20"/>
-            </w:pPr>
-            <w:r>
-              <w:rPr>
-                <w:rFonts w:ascii="Times New Roman" w:hAnsi="Times New Roman"/>
-                <w:sz w:val="26"/>
-                <w:rFonts w:ascii="Times New Roman" w:hAnsi="Times New Roman" w:cs="Times New Roman"/>
-              </w:rPr>
-            </w:r>
-            <w:r>
-              <w:rPr>
-                <w:rFonts w:ascii="Times New Roman" w:hAnsi="Times New Roman"/>
-                <w:b/>
-                <w:sz w:val="26"/>
-                <w:rFonts w:ascii="Times New Roman" w:hAnsi="Times New Roman" w:cs="Times New Roman"/>
-              </w:rPr>
-              <w:t>Đánh giá định kỳ 4</w:t>
-            </w:r>
-          </w:p>
-        </w:tc>
-        <w:tc>
-          <w:tcPr>
-            <w:tcW w:w="1134" w:type="dxa"/>
-          </w:tcPr>
-          <w:p>
-            <w:pPr>
-              <w:spacing w:before="20" w:after="20"/>
-              <w:jc w:val="center"/>
-            </w:pPr>
-            <w:r>
-              <w:rPr>
-                <w:rFonts w:ascii="Times New Roman" w:hAnsi="Times New Roman"/>
-                <w:sz w:val="26"/>
-                <w:rFonts w:ascii="Times New Roman" w:hAnsi="Times New Roman" w:cs="Times New Roman"/>
-              </w:rPr>
-            </w:r>
-            <w:r>
-              <w:rPr>
-                <w:rFonts w:ascii="Times New Roman" w:hAnsi="Times New Roman"/>
-                <w:b/>
-                <w:sz w:val="26"/>
-                <w:rFonts w:ascii="Times New Roman" w:hAnsi="Times New Roman" w:cs="Times New Roman"/>
-              </w:rPr>
-              <w:t>34</w:t>
-            </w:r>
-          </w:p>
-        </w:tc>
-        <w:tc>
-          <w:tcPr>
-            <w:tcW w:w="4536" w:type="dxa"/>
-          </w:tcPr>
-          <w:p>
-            <w:pPr>
-              <w:spacing w:before="20" w:after="20"/>
-            </w:pPr>
-            <w:r>
-              <w:rPr>
-                <w:rFonts w:ascii="Times New Roman" w:hAnsi="Times New Roman"/>
-                <w:sz w:val="26"/>
-                <w:rFonts w:ascii="Times New Roman" w:hAnsi="Times New Roman" w:cs="Times New Roman"/>
-              </w:rPr>
-            </w:r>
-            <w:r>
-              <w:rPr>
-                <w:rFonts w:ascii="Times New Roman" w:hAnsi="Times New Roman"/>
-                <w:b w:val="0"/>
-                <w:sz w:val="26"/>
-                <w:rFonts w:ascii="Times New Roman" w:hAnsi="Times New Roman" w:cs="Times New Roman"/>
-              </w:rPr>
-              <w:t>Kiểm tra đánh giá kết quả học tập.</w:t>
-            </w:r>
-          </w:p>
-        </w:tc>
-      </w:tr>
-      <w:tr>
-        <w:tc>
-          <w:tcPr>
-            <w:tcW w:w="846" w:type="dxa"/>
-          </w:tcPr>
-          <w:p>
-            <w:pPr>
-              <w:spacing w:before="20" w:after="20"/>
-              <w:jc w:val="center"/>
-            </w:pPr>
-            <w:r>
-              <w:rPr>
-                <w:rFonts w:ascii="Times New Roman" w:hAnsi="Times New Roman"/>
-                <w:sz w:val="26"/>
-                <w:rFonts w:ascii="Times New Roman" w:hAnsi="Times New Roman" w:cs="Times New Roman"/>
-              </w:rPr>
-            </w:r>
-            <w:r>
-              <w:rPr>
-                <w:rFonts w:ascii="Times New Roman" w:hAnsi="Times New Roman"/>
-                <w:b w:val="0"/>
-                <w:sz w:val="26"/>
-                <w:rFonts w:ascii="Times New Roman" w:hAnsi="Times New Roman" w:cs="Times New Roman"/>
-              </w:rPr>
-              <w:t>32</w:t>
-            </w:r>
-          </w:p>
-        </w:tc>
-        <w:tc>
-          <w:tcPr>
-            <w:tcW w:w="3118" w:type="dxa"/>
-          </w:tcPr>
-          <w:p>
-            <w:pPr>
-              <w:spacing w:before="20" w:after="20"/>
-            </w:pPr>
-            <w:r>
-              <w:rPr>
-                <w:rFonts w:ascii="Times New Roman" w:hAnsi="Times New Roman"/>
-                <w:sz w:val="26"/>
-                <w:rFonts w:ascii="Times New Roman" w:hAnsi="Times New Roman" w:cs="Times New Roman"/>
-              </w:rPr>
-            </w:r>
-            <w:r>
-              <w:rPr>
-                <w:rFonts w:ascii="Times New Roman" w:hAnsi="Times New Roman"/>
-                <w:b w:val="0"/>
-                <w:sz w:val="26"/>
-                <w:rFonts w:ascii="Times New Roman" w:hAnsi="Times New Roman" w:cs="Times New Roman"/>
-              </w:rPr>
-              <w:t>Bài 30: Dự án học tập 1: Thiệp chúc mừng hoạt hình</w:t>
-            </w:r>
-          </w:p>
-        </w:tc>
-        <w:tc>
-          <w:tcPr>
-            <w:tcW w:w="1134" w:type="dxa"/>
-          </w:tcPr>
-          <w:p>
-            <w:pPr>
-              <w:spacing w:before="20" w:after="20"/>
-              <w:jc w:val="center"/>
-            </w:pPr>
-            <w:r>
-              <w:rPr>
-                <w:rFonts w:ascii="Times New Roman" w:hAnsi="Times New Roman"/>
-                <w:sz w:val="26"/>
-                <w:rFonts w:ascii="Times New Roman" w:hAnsi="Times New Roman" w:cs="Times New Roman"/>
-              </w:rPr>
-            </w:r>
-            <w:r>
-              <w:rPr>
-                <w:rFonts w:ascii="Times New Roman" w:hAnsi="Times New Roman"/>
-                <w:b w:val="0"/>
-                <w:sz w:val="26"/>
-                <w:rFonts w:ascii="Times New Roman" w:hAnsi="Times New Roman" w:cs="Times New Roman"/>
-              </w:rPr>
-              <w:t>35</w:t>
-            </w:r>
-          </w:p>
-        </w:tc>
-        <w:tc>
-          <w:tcPr>
-            <w:tcW w:w="4536" w:type="dxa"/>
-          </w:tcPr>
-          <w:p>
-            <w:pPr>
-              <w:spacing w:before="20" w:after="20"/>
-            </w:pPr>
-            <w:r>
-              <w:rPr>
-                <w:rFonts w:ascii="Times New Roman" w:hAnsi="Times New Roman"/>
-                <w:sz w:val="26"/>
-                <w:rFonts w:ascii="Times New Roman" w:hAnsi="Times New Roman" w:cs="Times New Roman"/>
-              </w:rPr>
-            </w:r>
-            <w:r>
-              <w:rPr>
-                <w:rFonts w:ascii="Times New Roman" w:hAnsi="Times New Roman"/>
-                <w:b w:val="0"/>
-                <w:sz w:val="26"/>
-                <w:rFonts w:ascii="Times New Roman" w:hAnsi="Times New Roman" w:cs="Times New Roman"/>
-              </w:rPr>
-              <w:t>- Tự thiết kế một kịch bản phim ngắn hoặc thiệp tương tác nhẹ nhàng bằng Scratch.</w:t>
-            </w:r>
-          </w:p>
-        </w:tc>
-      </w:tr>
-    </w:tbl>
     <w:p>
       <w:pPr>
         <w:rPr>

--- a/Hệ thống mẫu văn bản/Nguyên đã làm/Kế hoạch dạy học Tin học từng lớp/Kế hoạch dạy học môn Tin học - Lớp 1 - 2026 - 2027.docx
+++ b/Hệ thống mẫu văn bản/Nguyên đã làm/Kế hoạch dạy học Tin học từng lớp/Kế hoạch dạy học môn Tin học - Lớp 1 - 2026 - 2027.docx
@@ -83,16 +83,16 @@
         <w:tblStyle w:val="a"/>
         <w:tblW w:w="9310" w:type="dxa"/>
         <w:tblInd w:w="0" w:type="dxa"/>
-        <w:tblBorders>
-          <w:top w:val="nil"/>
-          <w:left w:val="nil"/>
-          <w:bottom w:val="nil"/>
-          <w:right w:val="nil"/>
-          <w:insideH w:val="nil"/>
-          <w:insideV w:val="nil"/>
-        </w:tblBorders>
         <w:tblLayout w:type="fixed"/>
         <w:tblLook w:val="0400" w:firstRow="0" w:lastRow="0" w:firstColumn="0" w:lastColumn="0" w:noHBand="0" w:noVBand="1"/>
+        <w:tblBorders>
+          <w:top w:val="single" w:sz="4" w:space="0" w:color="000000"/>
+          <w:left w:val="single" w:sz="4" w:space="0" w:color="000000"/>
+          <w:bottom w:val="single" w:sz="4" w:space="0" w:color="000000"/>
+          <w:right w:val="single" w:sz="4" w:space="0" w:color="000000"/>
+          <w:insideH w:val="single" w:sz="4" w:space="0" w:color="000000"/>
+          <w:insideV w:val="single" w:sz="4" w:space="0" w:color="000000"/>
+        </w:tblBorders>
       </w:tblPr>
       <w:tblGrid>
         <w:gridCol w:w="3828"/>
@@ -510,6 +510,8 @@
         <w:tblStyle w:val="a0"/>
         <w:tblW w:w="9631" w:type="dxa"/>
         <w:tblInd w:w="0" w:type="dxa"/>
+        <w:tblLayout w:type="fixed"/>
+        <w:tblLook w:val="0400" w:firstRow="0" w:lastRow="0" w:firstColumn="0" w:lastColumn="0" w:noHBand="0" w:noVBand="1"/>
         <w:tblBorders>
           <w:top w:val="single" w:sz="4" w:space="0" w:color="000000"/>
           <w:left w:val="single" w:sz="4" w:space="0" w:color="000000"/>
@@ -518,8 +520,6 @@
           <w:insideH w:val="single" w:sz="4" w:space="0" w:color="000000"/>
           <w:insideV w:val="single" w:sz="4" w:space="0" w:color="000000"/>
         </w:tblBorders>
-        <w:tblLayout w:type="fixed"/>
-        <w:tblLook w:val="0400" w:firstRow="0" w:lastRow="0" w:firstColumn="0" w:lastColumn="0" w:noHBand="0" w:noVBand="1"/>
       </w:tblPr>
       <w:tblGrid>
         <w:gridCol w:w="733"/>
@@ -954,6 +954,8 @@
         <w:tblStyle w:val="a1"/>
         <w:tblW w:w="9631" w:type="dxa"/>
         <w:tblInd w:w="0" w:type="dxa"/>
+        <w:tblLayout w:type="fixed"/>
+        <w:tblLook w:val="0400" w:firstRow="0" w:lastRow="0" w:firstColumn="0" w:lastColumn="0" w:noHBand="0" w:noVBand="1"/>
         <w:tblBorders>
           <w:top w:val="single" w:sz="4" w:space="0" w:color="000000"/>
           <w:left w:val="single" w:sz="4" w:space="0" w:color="000000"/>
@@ -962,8 +964,6 @@
           <w:insideH w:val="single" w:sz="4" w:space="0" w:color="000000"/>
           <w:insideV w:val="single" w:sz="4" w:space="0" w:color="000000"/>
         </w:tblBorders>
-        <w:tblLayout w:type="fixed"/>
-        <w:tblLook w:val="0400" w:firstRow="0" w:lastRow="0" w:firstColumn="0" w:lastColumn="0" w:noHBand="0" w:noVBand="1"/>
       </w:tblPr>
       <w:tblGrid>
         <w:gridCol w:w="733"/>
@@ -1389,12 +1389,12 @@
       <w:tr>
         <w:tc>
           <w:tcPr>
-            <w:tcW w:type="dxa" w:w="680"/>
-            <w:vAlign w:val="center"/>
-          </w:tcPr>
-          <w:p>
-            <w:pPr>
-              <w:spacing w:before="40" w:after="40" w:line="276" w:lineRule="auto"/>
+            <w:tcW w:type="dxa" w:w="510"/>
+            <w:tcW w:w="510" w:type="dxa"/>
+            <w:tcW w:w="510" w:type="dxa"/>
+          </w:tcPr>
+          <w:p>
+            <w:pPr>
               <w:jc w:val="center"/>
             </w:pPr>
             <w:r>
@@ -1402,7 +1402,6 @@
                 <w:rFonts w:ascii="Times New Roman" w:hAnsi="Times New Roman"/>
                 <w:b/>
                 <w:sz w:val="26"/>
-                <w:rFonts w:ascii="Times New Roman" w:hAnsi="Times New Roman" w:cs="Times New Roman"/>
               </w:rPr>
               <w:t>STT</w:t>
             </w:r>
@@ -1410,20 +1409,19 @@
         </w:tc>
         <w:tc>
           <w:tcPr>
-            <w:tcW w:type="dxa" w:w="3118"/>
-            <w:vAlign w:val="center"/>
-          </w:tcPr>
-          <w:p>
-            <w:pPr>
-              <w:spacing w:before="40" w:after="40" w:line="276" w:lineRule="auto"/>
-              <w:jc w:val="left"/>
+            <w:tcW w:type="dxa" w:w="2154"/>
+            <w:tcW w:w="2154" w:type="dxa"/>
+            <w:tcW w:w="2154" w:type="dxa"/>
+          </w:tcPr>
+          <w:p>
+            <w:pPr>
+              <w:jc w:val="center"/>
             </w:pPr>
             <w:r>
               <w:rPr>
                 <w:rFonts w:ascii="Times New Roman" w:hAnsi="Times New Roman"/>
                 <w:b/>
                 <w:sz w:val="26"/>
-                <w:rFonts w:ascii="Times New Roman" w:hAnsi="Times New Roman" w:cs="Times New Roman"/>
               </w:rPr>
               <w:t>Bài học (1)</w:t>
             </w:r>
@@ -1431,12 +1429,12 @@
         </w:tc>
         <w:tc>
           <w:tcPr>
-            <w:tcW w:type="dxa" w:w="850"/>
-            <w:vAlign w:val="center"/>
-          </w:tcPr>
-          <w:p>
-            <w:pPr>
-              <w:spacing w:before="40" w:after="40" w:line="276" w:lineRule="auto"/>
+            <w:tcW w:type="dxa" w:w="624"/>
+            <w:tcW w:w="623" w:type="dxa"/>
+            <w:tcW w:w="623" w:type="dxa"/>
+          </w:tcPr>
+          <w:p>
+            <w:pPr>
               <w:jc w:val="center"/>
             </w:pPr>
             <w:r>
@@ -1444,7 +1442,6 @@
                 <w:rFonts w:ascii="Times New Roman" w:hAnsi="Times New Roman"/>
                 <w:b/>
                 <w:sz w:val="26"/>
-                <w:rFonts w:ascii="Times New Roman" w:hAnsi="Times New Roman" w:cs="Times New Roman"/>
               </w:rPr>
               <w:t>Số tiết (2)</w:t>
             </w:r>
@@ -1452,12 +1449,12 @@
         </w:tc>
         <w:tc>
           <w:tcPr>
-            <w:tcW w:type="dxa" w:w="1247"/>
-            <w:vAlign w:val="center"/>
-          </w:tcPr>
-          <w:p>
-            <w:pPr>
-              <w:spacing w:before="40" w:after="40" w:line="276" w:lineRule="auto"/>
+            <w:tcW w:type="dxa" w:w="794"/>
+            <w:tcW w:w="793" w:type="dxa"/>
+            <w:tcW w:w="793" w:type="dxa"/>
+          </w:tcPr>
+          <w:p>
+            <w:pPr>
               <w:jc w:val="center"/>
             </w:pPr>
             <w:r>
@@ -1465,7 +1462,6 @@
                 <w:rFonts w:ascii="Times New Roman" w:hAnsi="Times New Roman"/>
                 <w:b/>
                 <w:sz w:val="26"/>
-                <w:rFonts w:ascii="Times New Roman" w:hAnsi="Times New Roman" w:cs="Times New Roman"/>
               </w:rPr>
               <w:t>Tiết theo PPCT</w:t>
             </w:r>
@@ -1473,20 +1469,19 @@
         </w:tc>
         <w:tc>
           <w:tcPr>
-            <w:tcW w:type="dxa" w:w="3402"/>
-            <w:vAlign w:val="center"/>
-          </w:tcPr>
-          <w:p>
-            <w:pPr>
-              <w:spacing w:before="40" w:after="40" w:line="276" w:lineRule="auto"/>
-              <w:jc w:val="left"/>
+            <w:tcW w:type="dxa" w:w="5272"/>
+            <w:tcW w:w="5273" w:type="dxa"/>
+            <w:tcW w:w="5273" w:type="dxa"/>
+          </w:tcPr>
+          <w:p>
+            <w:pPr>
+              <w:jc w:val="center"/>
             </w:pPr>
             <w:r>
               <w:rPr>
                 <w:rFonts w:ascii="Times New Roman" w:hAnsi="Times New Roman"/>
                 <w:b/>
                 <w:sz w:val="26"/>
-                <w:rFonts w:ascii="Times New Roman" w:hAnsi="Times New Roman" w:cs="Times New Roman"/>
               </w:rPr>
               <w:t>Yêu cầu cần đạt (3)</w:t>
             </w:r>
@@ -1496,19 +1491,18 @@
       <w:tr>
         <w:tc>
           <w:tcPr>
-            <w:tcW w:type="dxa" w:w="680"/>
-            <w:vAlign w:val="center"/>
-          </w:tcPr>
-          <w:p>
-            <w:pPr>
-              <w:spacing w:before="40" w:after="40" w:line="276" w:lineRule="auto"/>
-              <w:jc w:val="center"/>
-            </w:pPr>
-            <w:r>
-              <w:rPr>
-                <w:rFonts w:ascii="Times New Roman" w:hAnsi="Times New Roman"/>
-                <w:sz w:val="26"/>
-                <w:rFonts w:ascii="Times New Roman" w:hAnsi="Times New Roman" w:cs="Times New Roman"/>
+            <w:tcW w:type="dxa" w:w="510"/>
+            <w:tcW w:w="510" w:type="dxa"/>
+            <w:tcW w:w="510" w:type="dxa"/>
+          </w:tcPr>
+          <w:p>
+            <w:pPr>
+              <w:jc w:val="center"/>
+            </w:pPr>
+            <w:r>
+              <w:rPr>
+                <w:rFonts w:ascii="Times New Roman" w:hAnsi="Times New Roman"/>
+                <w:sz w:val="26"/>
               </w:rPr>
               <w:t>1</w:t>
             </w:r>
@@ -1516,39 +1510,37 @@
         </w:tc>
         <w:tc>
           <w:tcPr>
-            <w:tcW w:type="dxa" w:w="3118"/>
-            <w:vAlign w:val="center"/>
-          </w:tcPr>
-          <w:p>
-            <w:pPr>
-              <w:spacing w:before="40" w:after="40" w:line="276" w:lineRule="auto"/>
+            <w:tcW w:type="dxa" w:w="2154"/>
+            <w:tcW w:w="2154" w:type="dxa"/>
+            <w:tcW w:w="2154" w:type="dxa"/>
+          </w:tcPr>
+          <w:p>
+            <w:pPr>
               <w:jc w:val="both"/>
             </w:pPr>
             <w:r>
               <w:rPr>
                 <w:rFonts w:ascii="Times New Roman" w:hAnsi="Times New Roman"/>
                 <w:sz w:val="26"/>
-                <w:rFonts w:ascii="Times New Roman" w:hAnsi="Times New Roman" w:cs="Times New Roman"/>
-              </w:rPr>
-              <w:t>Tiết 0: Định hướng môn học</w:t>
-            </w:r>
-          </w:p>
-        </w:tc>
-        <w:tc>
-          <w:tcPr>
-            <w:tcW w:type="dxa" w:w="850"/>
-            <w:vAlign w:val="center"/>
-          </w:tcPr>
-          <w:p>
-            <w:pPr>
-              <w:spacing w:before="40" w:after="40" w:line="276" w:lineRule="auto"/>
-              <w:jc w:val="center"/>
-            </w:pPr>
-            <w:r>
-              <w:rPr>
-                <w:rFonts w:ascii="Times New Roman" w:hAnsi="Times New Roman"/>
-                <w:sz w:val="26"/>
-                <w:rFonts w:ascii="Times New Roman" w:hAnsi="Times New Roman" w:cs="Times New Roman"/>
+              </w:rPr>
+              <w:t>Em làm quen với máy tính</w:t>
+            </w:r>
+          </w:p>
+        </w:tc>
+        <w:tc>
+          <w:tcPr>
+            <w:tcW w:type="dxa" w:w="624"/>
+            <w:tcW w:w="623" w:type="dxa"/>
+            <w:tcW w:w="623" w:type="dxa"/>
+          </w:tcPr>
+          <w:p>
+            <w:pPr>
+              <w:jc w:val="center"/>
+            </w:pPr>
+            <w:r>
+              <w:rPr>
+                <w:rFonts w:ascii="Times New Roman" w:hAnsi="Times New Roman"/>
+                <w:sz w:val="26"/>
               </w:rPr>
               <w:t>1</w:t>
             </w:r>
@@ -1556,19 +1548,18 @@
         </w:tc>
         <w:tc>
           <w:tcPr>
-            <w:tcW w:type="dxa" w:w="1247"/>
-            <w:vAlign w:val="center"/>
-          </w:tcPr>
-          <w:p>
-            <w:pPr>
-              <w:spacing w:before="40" w:after="40" w:line="276" w:lineRule="auto"/>
-              <w:jc w:val="center"/>
-            </w:pPr>
-            <w:r>
-              <w:rPr>
-                <w:rFonts w:ascii="Times New Roman" w:hAnsi="Times New Roman"/>
-                <w:sz w:val="26"/>
-                <w:rFonts w:ascii="Times New Roman" w:hAnsi="Times New Roman" w:cs="Times New Roman"/>
+            <w:tcW w:type="dxa" w:w="794"/>
+            <w:tcW w:w="793" w:type="dxa"/>
+            <w:tcW w:w="793" w:type="dxa"/>
+          </w:tcPr>
+          <w:p>
+            <w:pPr>
+              <w:jc w:val="center"/>
+            </w:pPr>
+            <w:r>
+              <w:rPr>
+                <w:rFonts w:ascii="Times New Roman" w:hAnsi="Times New Roman"/>
+                <w:sz w:val="26"/>
               </w:rPr>
               <w:t>1</w:t>
             </w:r>
@@ -1576,21 +1567,20 @@
         </w:tc>
         <w:tc>
           <w:tcPr>
-            <w:tcW w:type="dxa" w:w="3402"/>
-            <w:vAlign w:val="center"/>
-          </w:tcPr>
-          <w:p>
-            <w:pPr>
-              <w:spacing w:before="40" w:after="40" w:line="276" w:lineRule="auto"/>
+            <w:tcW w:type="dxa" w:w="5272"/>
+            <w:tcW w:w="5273" w:type="dxa"/>
+            <w:tcW w:w="5273" w:type="dxa"/>
+          </w:tcPr>
+          <w:p>
+            <w:pPr>
               <w:jc w:val="both"/>
             </w:pPr>
             <w:r>
               <w:rPr>
                 <w:rFonts w:ascii="Times New Roman" w:hAnsi="Times New Roman"/>
                 <w:sz w:val="26"/>
-                <w:rFonts w:ascii="Times New Roman" w:hAnsi="Times New Roman" w:cs="Times New Roman"/>
-              </w:rPr>
-              <w:t>Giới thiệu tổng quan môn học Tin học, phương pháp học tập hiệu quả, các quy định an toàn và nội quy phòng học bộ môn.</w:t>
+              </w:rPr>
+              <w:t>Nhận biết thiết bị, nội quy, thao tác khởi động theo hướng dẫn</w:t>
             </w:r>
           </w:p>
         </w:tc>
@@ -1598,19 +1588,18 @@
       <w:tr>
         <w:tc>
           <w:tcPr>
-            <w:tcW w:type="dxa" w:w="680"/>
-            <w:vAlign w:val="center"/>
-          </w:tcPr>
-          <w:p>
-            <w:pPr>
-              <w:spacing w:before="40" w:after="40" w:line="276" w:lineRule="auto"/>
-              <w:jc w:val="center"/>
-            </w:pPr>
-            <w:r>
-              <w:rPr>
-                <w:rFonts w:ascii="Times New Roman" w:hAnsi="Times New Roman"/>
-                <w:sz w:val="26"/>
-                <w:rFonts w:ascii="Times New Roman" w:hAnsi="Times New Roman" w:cs="Times New Roman"/>
+            <w:tcW w:type="dxa" w:w="510"/>
+            <w:tcW w:w="510" w:type="dxa"/>
+            <w:tcW w:w="510" w:type="dxa"/>
+          </w:tcPr>
+          <w:p>
+            <w:pPr>
+              <w:jc w:val="center"/>
+            </w:pPr>
+            <w:r>
+              <w:rPr>
+                <w:rFonts w:ascii="Times New Roman" w:hAnsi="Times New Roman"/>
+                <w:sz w:val="26"/>
               </w:rPr>
               <w:t>2</w:t>
             </w:r>
@@ -1618,39 +1607,37 @@
         </w:tc>
         <w:tc>
           <w:tcPr>
-            <w:tcW w:type="dxa" w:w="3118"/>
-            <w:vAlign w:val="center"/>
-          </w:tcPr>
-          <w:p>
-            <w:pPr>
-              <w:spacing w:before="40" w:after="40" w:line="276" w:lineRule="auto"/>
+            <w:tcW w:type="dxa" w:w="2154"/>
+            <w:tcW w:w="2154" w:type="dxa"/>
+            <w:tcW w:w="2154" w:type="dxa"/>
+          </w:tcPr>
+          <w:p>
+            <w:pPr>
               <w:jc w:val="both"/>
             </w:pPr>
             <w:r>
               <w:rPr>
                 <w:rFonts w:ascii="Times New Roman" w:hAnsi="Times New Roman"/>
                 <w:sz w:val="26"/>
-                <w:rFonts w:ascii="Times New Roman" w:hAnsi="Times New Roman" w:cs="Times New Roman"/>
-              </w:rPr>
-              <w:t>Bài 1: Giới thiệu môn học và Nội quy phòng máy</w:t>
-            </w:r>
-          </w:p>
-        </w:tc>
-        <w:tc>
-          <w:tcPr>
-            <w:tcW w:type="dxa" w:w="850"/>
-            <w:vAlign w:val="center"/>
-          </w:tcPr>
-          <w:p>
-            <w:pPr>
-              <w:spacing w:before="40" w:after="40" w:line="276" w:lineRule="auto"/>
-              <w:jc w:val="center"/>
-            </w:pPr>
-            <w:r>
-              <w:rPr>
-                <w:rFonts w:ascii="Times New Roman" w:hAnsi="Times New Roman"/>
-                <w:sz w:val="26"/>
-                <w:rFonts w:ascii="Times New Roman" w:hAnsi="Times New Roman" w:cs="Times New Roman"/>
+              </w:rPr>
+              <w:t>Các bộ phận của máy tính</w:t>
+            </w:r>
+          </w:p>
+        </w:tc>
+        <w:tc>
+          <w:tcPr>
+            <w:tcW w:type="dxa" w:w="624"/>
+            <w:tcW w:w="623" w:type="dxa"/>
+            <w:tcW w:w="623" w:type="dxa"/>
+          </w:tcPr>
+          <w:p>
+            <w:pPr>
+              <w:jc w:val="center"/>
+            </w:pPr>
+            <w:r>
+              <w:rPr>
+                <w:rFonts w:ascii="Times New Roman" w:hAnsi="Times New Roman"/>
+                <w:sz w:val="26"/>
               </w:rPr>
               <w:t>1</w:t>
             </w:r>
@@ -1658,19 +1645,18 @@
         </w:tc>
         <w:tc>
           <w:tcPr>
-            <w:tcW w:type="dxa" w:w="1247"/>
-            <w:vAlign w:val="center"/>
-          </w:tcPr>
-          <w:p>
-            <w:pPr>
-              <w:spacing w:before="40" w:after="40" w:line="276" w:lineRule="auto"/>
-              <w:jc w:val="center"/>
-            </w:pPr>
-            <w:r>
-              <w:rPr>
-                <w:rFonts w:ascii="Times New Roman" w:hAnsi="Times New Roman"/>
-                <w:sz w:val="26"/>
-                <w:rFonts w:ascii="Times New Roman" w:hAnsi="Times New Roman" w:cs="Times New Roman"/>
+            <w:tcW w:type="dxa" w:w="794"/>
+            <w:tcW w:w="793" w:type="dxa"/>
+            <w:tcW w:w="793" w:type="dxa"/>
+          </w:tcPr>
+          <w:p>
+            <w:pPr>
+              <w:jc w:val="center"/>
+            </w:pPr>
+            <w:r>
+              <w:rPr>
+                <w:rFonts w:ascii="Times New Roman" w:hAnsi="Times New Roman"/>
+                <w:sz w:val="26"/>
               </w:rPr>
               <w:t>2</w:t>
             </w:r>
@@ -1678,21 +1664,20 @@
         </w:tc>
         <w:tc>
           <w:tcPr>
-            <w:tcW w:type="dxa" w:w="3402"/>
-            <w:vAlign w:val="center"/>
-          </w:tcPr>
-          <w:p>
-            <w:pPr>
-              <w:spacing w:before="40" w:after="40" w:line="276" w:lineRule="auto"/>
+            <w:tcW w:type="dxa" w:w="5272"/>
+            <w:tcW w:w="5273" w:type="dxa"/>
+            <w:tcW w:w="5273" w:type="dxa"/>
+          </w:tcPr>
+          <w:p>
+            <w:pPr>
               <w:jc w:val="both"/>
             </w:pPr>
             <w:r>
               <w:rPr>
                 <w:rFonts w:ascii="Times New Roman" w:hAnsi="Times New Roman"/>
                 <w:sz w:val="26"/>
-                <w:rFonts w:ascii="Times New Roman" w:hAnsi="Times New Roman" w:cs="Times New Roman"/>
-              </w:rPr>
-              <w:t>- Làm quen với môn học Tin học và quy định phòng máy tính.   - Thực hành tư thế ngồi đúng và giữ khoảng cách an toàn mắt khi dùng máy.</w:t>
+              </w:rPr>
+              <w:t>Màn hình, thân máy, chuột, bàn phím</w:t>
             </w:r>
           </w:p>
         </w:tc>
@@ -1700,19 +1685,18 @@
       <w:tr>
         <w:tc>
           <w:tcPr>
-            <w:tcW w:type="dxa" w:w="680"/>
-            <w:vAlign w:val="center"/>
-          </w:tcPr>
-          <w:p>
-            <w:pPr>
-              <w:spacing w:before="40" w:after="40" w:line="276" w:lineRule="auto"/>
-              <w:jc w:val="center"/>
-            </w:pPr>
-            <w:r>
-              <w:rPr>
-                <w:rFonts w:ascii="Times New Roman" w:hAnsi="Times New Roman"/>
-                <w:sz w:val="26"/>
-                <w:rFonts w:ascii="Times New Roman" w:hAnsi="Times New Roman" w:cs="Times New Roman"/>
+            <w:tcW w:type="dxa" w:w="510"/>
+            <w:tcW w:w="510" w:type="dxa"/>
+            <w:tcW w:w="510" w:type="dxa"/>
+          </w:tcPr>
+          <w:p>
+            <w:pPr>
+              <w:jc w:val="center"/>
+            </w:pPr>
+            <w:r>
+              <w:rPr>
+                <w:rFonts w:ascii="Times New Roman" w:hAnsi="Times New Roman"/>
+                <w:sz w:val="26"/>
               </w:rPr>
               <w:t>3</w:t>
             </w:r>
@@ -1720,39 +1704,37 @@
         </w:tc>
         <w:tc>
           <w:tcPr>
-            <w:tcW w:type="dxa" w:w="3118"/>
-            <w:vAlign w:val="center"/>
-          </w:tcPr>
-          <w:p>
-            <w:pPr>
-              <w:spacing w:before="40" w:after="40" w:line="276" w:lineRule="auto"/>
+            <w:tcW w:type="dxa" w:w="2154"/>
+            <w:tcW w:w="2154" w:type="dxa"/>
+            <w:tcW w:w="2154" w:type="dxa"/>
+          </w:tcPr>
+          <w:p>
+            <w:pPr>
               <w:jc w:val="both"/>
             </w:pPr>
             <w:r>
               <w:rPr>
                 <w:rFonts w:ascii="Times New Roman" w:hAnsi="Times New Roman"/>
                 <w:sz w:val="26"/>
-                <w:rFonts w:ascii="Times New Roman" w:hAnsi="Times New Roman" w:cs="Times New Roman"/>
-              </w:rPr>
-              <w:t>Bài 2: Làm quen với máy tính</w:t>
-            </w:r>
-          </w:p>
-        </w:tc>
-        <w:tc>
-          <w:tcPr>
-            <w:tcW w:type="dxa" w:w="850"/>
-            <w:vAlign w:val="center"/>
-          </w:tcPr>
-          <w:p>
-            <w:pPr>
-              <w:spacing w:before="40" w:after="40" w:line="276" w:lineRule="auto"/>
-              <w:jc w:val="center"/>
-            </w:pPr>
-            <w:r>
-              <w:rPr>
-                <w:rFonts w:ascii="Times New Roman" w:hAnsi="Times New Roman"/>
-                <w:sz w:val="26"/>
-                <w:rFonts w:ascii="Times New Roman" w:hAnsi="Times New Roman" w:cs="Times New Roman"/>
+              </w:rPr>
+              <w:t>Tư thế và an toàn khi dùng máy</w:t>
+            </w:r>
+          </w:p>
+        </w:tc>
+        <w:tc>
+          <w:tcPr>
+            <w:tcW w:type="dxa" w:w="624"/>
+            <w:tcW w:w="623" w:type="dxa"/>
+            <w:tcW w:w="623" w:type="dxa"/>
+          </w:tcPr>
+          <w:p>
+            <w:pPr>
+              <w:jc w:val="center"/>
+            </w:pPr>
+            <w:r>
+              <w:rPr>
+                <w:rFonts w:ascii="Times New Roman" w:hAnsi="Times New Roman"/>
+                <w:sz w:val="26"/>
               </w:rPr>
               <w:t>1</w:t>
             </w:r>
@@ -1760,19 +1742,18 @@
         </w:tc>
         <w:tc>
           <w:tcPr>
-            <w:tcW w:type="dxa" w:w="1247"/>
-            <w:vAlign w:val="center"/>
-          </w:tcPr>
-          <w:p>
-            <w:pPr>
-              <w:spacing w:before="40" w:after="40" w:line="276" w:lineRule="auto"/>
-              <w:jc w:val="center"/>
-            </w:pPr>
-            <w:r>
-              <w:rPr>
-                <w:rFonts w:ascii="Times New Roman" w:hAnsi="Times New Roman"/>
-                <w:sz w:val="26"/>
-                <w:rFonts w:ascii="Times New Roman" w:hAnsi="Times New Roman" w:cs="Times New Roman"/>
+            <w:tcW w:type="dxa" w:w="794"/>
+            <w:tcW w:w="793" w:type="dxa"/>
+            <w:tcW w:w="793" w:type="dxa"/>
+          </w:tcPr>
+          <w:p>
+            <w:pPr>
+              <w:jc w:val="center"/>
+            </w:pPr>
+            <w:r>
+              <w:rPr>
+                <w:rFonts w:ascii="Times New Roman" w:hAnsi="Times New Roman"/>
+                <w:sz w:val="26"/>
               </w:rPr>
               <w:t>3</w:t>
             </w:r>
@@ -1780,21 +1761,20 @@
         </w:tc>
         <w:tc>
           <w:tcPr>
-            <w:tcW w:type="dxa" w:w="3402"/>
-            <w:vAlign w:val="center"/>
-          </w:tcPr>
-          <w:p>
-            <w:pPr>
-              <w:spacing w:before="40" w:after="40" w:line="276" w:lineRule="auto"/>
+            <w:tcW w:type="dxa" w:w="5272"/>
+            <w:tcW w:w="5273" w:type="dxa"/>
+            <w:tcW w:w="5273" w:type="dxa"/>
+          </w:tcPr>
+          <w:p>
+            <w:pPr>
               <w:jc w:val="both"/>
             </w:pPr>
             <w:r>
               <w:rPr>
                 <w:rFonts w:ascii="Times New Roman" w:hAnsi="Times New Roman"/>
                 <w:sz w:val="26"/>
-                <w:rFonts w:ascii="Times New Roman" w:hAnsi="Times New Roman" w:cs="Times New Roman"/>
-              </w:rPr>
-              <w:t>- Nhận biết máy tính là công cụ thông minh phục vụ học tập, giải trí.   - Phân biệt máy tính với các đồ dùng, máy móc quen thuộc trong đời sống.</w:t>
+              </w:rPr>
+              <w:t>Tư thế, thời gian, bảo vệ thiết bị</w:t>
             </w:r>
           </w:p>
         </w:tc>
@@ -1802,19 +1782,18 @@
       <w:tr>
         <w:tc>
           <w:tcPr>
-            <w:tcW w:type="dxa" w:w="680"/>
-            <w:vAlign w:val="center"/>
-          </w:tcPr>
-          <w:p>
-            <w:pPr>
-              <w:spacing w:before="40" w:after="40" w:line="276" w:lineRule="auto"/>
-              <w:jc w:val="center"/>
-            </w:pPr>
-            <w:r>
-              <w:rPr>
-                <w:rFonts w:ascii="Times New Roman" w:hAnsi="Times New Roman"/>
-                <w:sz w:val="26"/>
-                <w:rFonts w:ascii="Times New Roman" w:hAnsi="Times New Roman" w:cs="Times New Roman"/>
+            <w:tcW w:type="dxa" w:w="510"/>
+            <w:tcW w:w="510" w:type="dxa"/>
+            <w:tcW w:w="510" w:type="dxa"/>
+          </w:tcPr>
+          <w:p>
+            <w:pPr>
+              <w:jc w:val="center"/>
+            </w:pPr>
+            <w:r>
+              <w:rPr>
+                <w:rFonts w:ascii="Times New Roman" w:hAnsi="Times New Roman"/>
+                <w:sz w:val="26"/>
               </w:rPr>
               <w:t>4</w:t>
             </w:r>
@@ -1822,39 +1801,37 @@
         </w:tc>
         <w:tc>
           <w:tcPr>
-            <w:tcW w:type="dxa" w:w="3118"/>
-            <w:vAlign w:val="center"/>
-          </w:tcPr>
-          <w:p>
-            <w:pPr>
-              <w:spacing w:before="40" w:after="40" w:line="276" w:lineRule="auto"/>
+            <w:tcW w:type="dxa" w:w="2154"/>
+            <w:tcW w:w="2154" w:type="dxa"/>
+            <w:tcW w:w="2154" w:type="dxa"/>
+          </w:tcPr>
+          <w:p>
+            <w:pPr>
               <w:jc w:val="both"/>
             </w:pPr>
             <w:r>
               <w:rPr>
                 <w:rFonts w:ascii="Times New Roman" w:hAnsi="Times New Roman"/>
                 <w:sz w:val="26"/>
-                <w:rFonts w:ascii="Times New Roman" w:hAnsi="Times New Roman" w:cs="Times New Roman"/>
-              </w:rPr>
-              <w:t>Bài 3: Các bộ phận chính của máy tính</w:t>
-            </w:r>
-          </w:p>
-        </w:tc>
-        <w:tc>
-          <w:tcPr>
-            <w:tcW w:type="dxa" w:w="850"/>
-            <w:vAlign w:val="center"/>
-          </w:tcPr>
-          <w:p>
-            <w:pPr>
-              <w:spacing w:before="40" w:after="40" w:line="276" w:lineRule="auto"/>
-              <w:jc w:val="center"/>
-            </w:pPr>
-            <w:r>
-              <w:rPr>
-                <w:rFonts w:ascii="Times New Roman" w:hAnsi="Times New Roman"/>
-                <w:sz w:val="26"/>
-                <w:rFonts w:ascii="Times New Roman" w:hAnsi="Times New Roman" w:cs="Times New Roman"/>
+              </w:rPr>
+              <w:t>Chuột: di chuyển và nhấp</w:t>
+            </w:r>
+          </w:p>
+        </w:tc>
+        <w:tc>
+          <w:tcPr>
+            <w:tcW w:type="dxa" w:w="624"/>
+            <w:tcW w:w="623" w:type="dxa"/>
+            <w:tcW w:w="623" w:type="dxa"/>
+          </w:tcPr>
+          <w:p>
+            <w:pPr>
+              <w:jc w:val="center"/>
+            </w:pPr>
+            <w:r>
+              <w:rPr>
+                <w:rFonts w:ascii="Times New Roman" w:hAnsi="Times New Roman"/>
+                <w:sz w:val="26"/>
               </w:rPr>
               <w:t>1</w:t>
             </w:r>
@@ -1862,19 +1839,18 @@
         </w:tc>
         <w:tc>
           <w:tcPr>
-            <w:tcW w:type="dxa" w:w="1247"/>
-            <w:vAlign w:val="center"/>
-          </w:tcPr>
-          <w:p>
-            <w:pPr>
-              <w:spacing w:before="40" w:after="40" w:line="276" w:lineRule="auto"/>
-              <w:jc w:val="center"/>
-            </w:pPr>
-            <w:r>
-              <w:rPr>
-                <w:rFonts w:ascii="Times New Roman" w:hAnsi="Times New Roman"/>
-                <w:sz w:val="26"/>
-                <w:rFonts w:ascii="Times New Roman" w:hAnsi="Times New Roman" w:cs="Times New Roman"/>
+            <w:tcW w:type="dxa" w:w="794"/>
+            <w:tcW w:w="793" w:type="dxa"/>
+            <w:tcW w:w="793" w:type="dxa"/>
+          </w:tcPr>
+          <w:p>
+            <w:pPr>
+              <w:jc w:val="center"/>
+            </w:pPr>
+            <w:r>
+              <w:rPr>
+                <w:rFonts w:ascii="Times New Roman" w:hAnsi="Times New Roman"/>
+                <w:sz w:val="26"/>
               </w:rPr>
               <w:t>4</w:t>
             </w:r>
@@ -1882,21 +1858,20 @@
         </w:tc>
         <w:tc>
           <w:tcPr>
-            <w:tcW w:type="dxa" w:w="3402"/>
-            <w:vAlign w:val="center"/>
-          </w:tcPr>
-          <w:p>
-            <w:pPr>
-              <w:spacing w:before="40" w:after="40" w:line="276" w:lineRule="auto"/>
+            <w:tcW w:type="dxa" w:w="5272"/>
+            <w:tcW w:w="5273" w:type="dxa"/>
+            <w:tcW w:w="5273" w:type="dxa"/>
+          </w:tcPr>
+          <w:p>
+            <w:pPr>
               <w:jc w:val="both"/>
             </w:pPr>
             <w:r>
               <w:rPr>
                 <w:rFonts w:ascii="Times New Roman" w:hAnsi="Times New Roman"/>
                 <w:sz w:val="26"/>
-                <w:rFonts w:ascii="Times New Roman" w:hAnsi="Times New Roman" w:cs="Times New Roman"/>
-              </w:rPr>
-              <w:t>- Nhận biết và gọi tên 4 bộ phận chính: Màn hình, Thân máy, Bàn phím, Chuột.   - Nêu được vai trò cơ bản của từng bộ phận.</w:t>
+              </w:rPr>
+              <w:t>Di chuyển, click, double-click</w:t>
             </w:r>
           </w:p>
         </w:tc>
@@ -1904,19 +1879,18 @@
       <w:tr>
         <w:tc>
           <w:tcPr>
-            <w:tcW w:type="dxa" w:w="680"/>
-            <w:vAlign w:val="center"/>
-          </w:tcPr>
-          <w:p>
-            <w:pPr>
-              <w:spacing w:before="40" w:after="40" w:line="276" w:lineRule="auto"/>
-              <w:jc w:val="center"/>
-            </w:pPr>
-            <w:r>
-              <w:rPr>
-                <w:rFonts w:ascii="Times New Roman" w:hAnsi="Times New Roman"/>
-                <w:sz w:val="26"/>
-                <w:rFonts w:ascii="Times New Roman" w:hAnsi="Times New Roman" w:cs="Times New Roman"/>
+            <w:tcW w:type="dxa" w:w="510"/>
+            <w:tcW w:w="510" w:type="dxa"/>
+            <w:tcW w:w="510" w:type="dxa"/>
+          </w:tcPr>
+          <w:p>
+            <w:pPr>
+              <w:jc w:val="center"/>
+            </w:pPr>
+            <w:r>
+              <w:rPr>
+                <w:rFonts w:ascii="Times New Roman" w:hAnsi="Times New Roman"/>
+                <w:sz w:val="26"/>
               </w:rPr>
               <w:t>5</w:t>
             </w:r>
@@ -1924,39 +1898,37 @@
         </w:tc>
         <w:tc>
           <w:tcPr>
-            <w:tcW w:type="dxa" w:w="3118"/>
-            <w:vAlign w:val="center"/>
-          </w:tcPr>
-          <w:p>
-            <w:pPr>
-              <w:spacing w:before="40" w:after="40" w:line="276" w:lineRule="auto"/>
+            <w:tcW w:type="dxa" w:w="2154"/>
+            <w:tcW w:w="2154" w:type="dxa"/>
+            <w:tcW w:w="2154" w:type="dxa"/>
+          </w:tcPr>
+          <w:p>
+            <w:pPr>
               <w:jc w:val="both"/>
             </w:pPr>
             <w:r>
               <w:rPr>
                 <w:rFonts w:ascii="Times New Roman" w:hAnsi="Times New Roman"/>
                 <w:sz w:val="26"/>
-                <w:rFonts w:ascii="Times New Roman" w:hAnsi="Times New Roman" w:cs="Times New Roman"/>
-              </w:rPr>
-              <w:t>Bài 4: Bật và tắt máy tính an toàn</w:t>
-            </w:r>
-          </w:p>
-        </w:tc>
-        <w:tc>
-          <w:tcPr>
-            <w:tcW w:type="dxa" w:w="850"/>
-            <w:vAlign w:val="center"/>
-          </w:tcPr>
-          <w:p>
-            <w:pPr>
-              <w:spacing w:before="40" w:after="40" w:line="276" w:lineRule="auto"/>
-              <w:jc w:val="center"/>
-            </w:pPr>
-            <w:r>
-              <w:rPr>
-                <w:rFonts w:ascii="Times New Roman" w:hAnsi="Times New Roman"/>
-                <w:sz w:val="26"/>
-                <w:rFonts w:ascii="Times New Roman" w:hAnsi="Times New Roman" w:cs="Times New Roman"/>
+              </w:rPr>
+              <w:t>Chuột: kéo – thả</w:t>
+            </w:r>
+          </w:p>
+        </w:tc>
+        <w:tc>
+          <w:tcPr>
+            <w:tcW w:type="dxa" w:w="624"/>
+            <w:tcW w:w="623" w:type="dxa"/>
+            <w:tcW w:w="623" w:type="dxa"/>
+          </w:tcPr>
+          <w:p>
+            <w:pPr>
+              <w:jc w:val="center"/>
+            </w:pPr>
+            <w:r>
+              <w:rPr>
+                <w:rFonts w:ascii="Times New Roman" w:hAnsi="Times New Roman"/>
+                <w:sz w:val="26"/>
               </w:rPr>
               <w:t>1</w:t>
             </w:r>
@@ -1964,19 +1936,18 @@
         </w:tc>
         <w:tc>
           <w:tcPr>
-            <w:tcW w:type="dxa" w:w="1247"/>
-            <w:vAlign w:val="center"/>
-          </w:tcPr>
-          <w:p>
-            <w:pPr>
-              <w:spacing w:before="40" w:after="40" w:line="276" w:lineRule="auto"/>
-              <w:jc w:val="center"/>
-            </w:pPr>
-            <w:r>
-              <w:rPr>
-                <w:rFonts w:ascii="Times New Roman" w:hAnsi="Times New Roman"/>
-                <w:sz w:val="26"/>
-                <w:rFonts w:ascii="Times New Roman" w:hAnsi="Times New Roman" w:cs="Times New Roman"/>
+            <w:tcW w:type="dxa" w:w="794"/>
+            <w:tcW w:w="793" w:type="dxa"/>
+            <w:tcW w:w="793" w:type="dxa"/>
+          </w:tcPr>
+          <w:p>
+            <w:pPr>
+              <w:jc w:val="center"/>
+            </w:pPr>
+            <w:r>
+              <w:rPr>
+                <w:rFonts w:ascii="Times New Roman" w:hAnsi="Times New Roman"/>
+                <w:sz w:val="26"/>
               </w:rPr>
               <w:t>5</w:t>
             </w:r>
@@ -1984,21 +1955,20 @@
         </w:tc>
         <w:tc>
           <w:tcPr>
-            <w:tcW w:type="dxa" w:w="3402"/>
-            <w:vAlign w:val="center"/>
-          </w:tcPr>
-          <w:p>
-            <w:pPr>
-              <w:spacing w:before="40" w:after="40" w:line="276" w:lineRule="auto"/>
+            <w:tcW w:type="dxa" w:w="5272"/>
+            <w:tcW w:w="5273" w:type="dxa"/>
+            <w:tcW w:w="5273" w:type="dxa"/>
+          </w:tcPr>
+          <w:p>
+            <w:pPr>
               <w:jc w:val="both"/>
             </w:pPr>
             <w:r>
               <w:rPr>
                 <w:rFonts w:ascii="Times New Roman" w:hAnsi="Times New Roman"/>
                 <w:sz w:val="26"/>
-                <w:rFonts w:ascii="Times New Roman" w:hAnsi="Times New Roman" w:cs="Times New Roman"/>
-              </w:rPr>
-              <w:t>- Thực hành đúng quy trình các bước bật và tắt máy tính.   - Ghi nhớ quy tắc an toàn về điện và bảo vệ thiết bị.</w:t>
+              </w:rPr>
+              <w:t>Kéo – thả chính xác</w:t>
             </w:r>
           </w:p>
         </w:tc>
@@ -2006,19 +1976,18 @@
       <w:tr>
         <w:tc>
           <w:tcPr>
-            <w:tcW w:type="dxa" w:w="680"/>
-            <w:vAlign w:val="center"/>
-          </w:tcPr>
-          <w:p>
-            <w:pPr>
-              <w:spacing w:before="40" w:after="40" w:line="276" w:lineRule="auto"/>
-              <w:jc w:val="center"/>
-            </w:pPr>
-            <w:r>
-              <w:rPr>
-                <w:rFonts w:ascii="Times New Roman" w:hAnsi="Times New Roman"/>
-                <w:sz w:val="26"/>
-                <w:rFonts w:ascii="Times New Roman" w:hAnsi="Times New Roman" w:cs="Times New Roman"/>
+            <w:tcW w:type="dxa" w:w="510"/>
+            <w:tcW w:w="510" w:type="dxa"/>
+            <w:tcW w:w="510" w:type="dxa"/>
+          </w:tcPr>
+          <w:p>
+            <w:pPr>
+              <w:jc w:val="center"/>
+            </w:pPr>
+            <w:r>
+              <w:rPr>
+                <w:rFonts w:ascii="Times New Roman" w:hAnsi="Times New Roman"/>
+                <w:sz w:val="26"/>
               </w:rPr>
               <w:t>6</w:t>
             </w:r>
@@ -2026,39 +1995,37 @@
         </w:tc>
         <w:tc>
           <w:tcPr>
-            <w:tcW w:type="dxa" w:w="3118"/>
-            <w:vAlign w:val="center"/>
-          </w:tcPr>
-          <w:p>
-            <w:pPr>
-              <w:spacing w:before="40" w:after="40" w:line="276" w:lineRule="auto"/>
+            <w:tcW w:type="dxa" w:w="2154"/>
+            <w:tcW w:w="2154" w:type="dxa"/>
+            <w:tcW w:w="2154" w:type="dxa"/>
+          </w:tcPr>
+          <w:p>
+            <w:pPr>
               <w:jc w:val="both"/>
             </w:pPr>
             <w:r>
               <w:rPr>
                 <w:rFonts w:ascii="Times New Roman" w:hAnsi="Times New Roman"/>
                 <w:sz w:val="26"/>
-                <w:rFonts w:ascii="Times New Roman" w:hAnsi="Times New Roman" w:cs="Times New Roman"/>
-              </w:rPr>
-              <w:t>Bài 5: Tìm hiểu Bàn phím máy tính</w:t>
-            </w:r>
-          </w:p>
-        </w:tc>
-        <w:tc>
-          <w:tcPr>
-            <w:tcW w:type="dxa" w:w="850"/>
-            <w:vAlign w:val="center"/>
-          </w:tcPr>
-          <w:p>
-            <w:pPr>
-              <w:spacing w:before="40" w:after="40" w:line="276" w:lineRule="auto"/>
-              <w:jc w:val="center"/>
-            </w:pPr>
-            <w:r>
-              <w:rPr>
-                <w:rFonts w:ascii="Times New Roman" w:hAnsi="Times New Roman"/>
-                <w:sz w:val="26"/>
-                <w:rFonts w:ascii="Times New Roman" w:hAnsi="Times New Roman" w:cs="Times New Roman"/>
+              </w:rPr>
+              <w:t>Bàn phím: chữ và số</w:t>
+            </w:r>
+          </w:p>
+        </w:tc>
+        <w:tc>
+          <w:tcPr>
+            <w:tcW w:type="dxa" w:w="624"/>
+            <w:tcW w:w="623" w:type="dxa"/>
+            <w:tcW w:w="623" w:type="dxa"/>
+          </w:tcPr>
+          <w:p>
+            <w:pPr>
+              <w:jc w:val="center"/>
+            </w:pPr>
+            <w:r>
+              <w:rPr>
+                <w:rFonts w:ascii="Times New Roman" w:hAnsi="Times New Roman"/>
+                <w:sz w:val="26"/>
               </w:rPr>
               <w:t>1</w:t>
             </w:r>
@@ -2066,19 +2033,18 @@
         </w:tc>
         <w:tc>
           <w:tcPr>
-            <w:tcW w:type="dxa" w:w="1247"/>
-            <w:vAlign w:val="center"/>
-          </w:tcPr>
-          <w:p>
-            <w:pPr>
-              <w:spacing w:before="40" w:after="40" w:line="276" w:lineRule="auto"/>
-              <w:jc w:val="center"/>
-            </w:pPr>
-            <w:r>
-              <w:rPr>
-                <w:rFonts w:ascii="Times New Roman" w:hAnsi="Times New Roman"/>
-                <w:sz w:val="26"/>
-                <w:rFonts w:ascii="Times New Roman" w:hAnsi="Times New Roman" w:cs="Times New Roman"/>
+            <w:tcW w:type="dxa" w:w="794"/>
+            <w:tcW w:w="793" w:type="dxa"/>
+            <w:tcW w:w="793" w:type="dxa"/>
+          </w:tcPr>
+          <w:p>
+            <w:pPr>
+              <w:jc w:val="center"/>
+            </w:pPr>
+            <w:r>
+              <w:rPr>
+                <w:rFonts w:ascii="Times New Roman" w:hAnsi="Times New Roman"/>
+                <w:sz w:val="26"/>
               </w:rPr>
               <w:t>6</w:t>
             </w:r>
@@ -2086,21 +2052,20 @@
         </w:tc>
         <w:tc>
           <w:tcPr>
-            <w:tcW w:type="dxa" w:w="3402"/>
-            <w:vAlign w:val="center"/>
-          </w:tcPr>
-          <w:p>
-            <w:pPr>
-              <w:spacing w:before="40" w:after="40" w:line="276" w:lineRule="auto"/>
+            <w:tcW w:type="dxa" w:w="5272"/>
+            <w:tcW w:w="5273" w:type="dxa"/>
+            <w:tcW w:w="5273" w:type="dxa"/>
+          </w:tcPr>
+          <w:p>
+            <w:pPr>
               <w:jc w:val="both"/>
             </w:pPr>
             <w:r>
               <w:rPr>
                 <w:rFonts w:ascii="Times New Roman" w:hAnsi="Times New Roman"/>
                 <w:sz w:val="26"/>
-                <w:rFonts w:ascii="Times New Roman" w:hAnsi="Times New Roman" w:cs="Times New Roman"/>
-              </w:rPr>
-              <w:t>- Quan sát, nhận biết cấu trúc tổng thể bàn phím.   - Xác định khu vực phím chữ, khu vực phím số và phím mũi tên.</w:t>
+              </w:rPr>
+              <w:t>Nhận biết phím chữ/số</w:t>
             </w:r>
           </w:p>
         </w:tc>
@@ -2108,19 +2073,18 @@
       <w:tr>
         <w:tc>
           <w:tcPr>
-            <w:tcW w:type="dxa" w:w="680"/>
-            <w:vAlign w:val="center"/>
-          </w:tcPr>
-          <w:p>
-            <w:pPr>
-              <w:spacing w:before="40" w:after="40" w:line="276" w:lineRule="auto"/>
-              <w:jc w:val="center"/>
-            </w:pPr>
-            <w:r>
-              <w:rPr>
-                <w:rFonts w:ascii="Times New Roman" w:hAnsi="Times New Roman"/>
-                <w:sz w:val="26"/>
-                <w:rFonts w:ascii="Times New Roman" w:hAnsi="Times New Roman" w:cs="Times New Roman"/>
+            <w:tcW w:type="dxa" w:w="510"/>
+            <w:tcW w:w="510" w:type="dxa"/>
+            <w:tcW w:w="510" w:type="dxa"/>
+          </w:tcPr>
+          <w:p>
+            <w:pPr>
+              <w:jc w:val="center"/>
+            </w:pPr>
+            <w:r>
+              <w:rPr>
+                <w:rFonts w:ascii="Times New Roman" w:hAnsi="Times New Roman"/>
+                <w:sz w:val="26"/>
               </w:rPr>
               <w:t>7</w:t>
             </w:r>
@@ -2128,39 +2092,37 @@
         </w:tc>
         <w:tc>
           <w:tcPr>
-            <w:tcW w:type="dxa" w:w="3118"/>
-            <w:vAlign w:val="center"/>
-          </w:tcPr>
-          <w:p>
-            <w:pPr>
-              <w:spacing w:before="40" w:after="40" w:line="276" w:lineRule="auto"/>
+            <w:tcW w:type="dxa" w:w="2154"/>
+            <w:tcW w:w="2154" w:type="dxa"/>
+            <w:tcW w:w="2154" w:type="dxa"/>
+          </w:tcPr>
+          <w:p>
+            <w:pPr>
               <w:jc w:val="both"/>
             </w:pPr>
             <w:r>
               <w:rPr>
                 <w:rFonts w:ascii="Times New Roman" w:hAnsi="Times New Roman"/>
                 <w:sz w:val="26"/>
-                <w:rFonts w:ascii="Times New Roman" w:hAnsi="Times New Roman" w:cs="Times New Roman"/>
-              </w:rPr>
-              <w:t>Bài 6: Các phím chức năng cơ bản</w:t>
-            </w:r>
-          </w:p>
-        </w:tc>
-        <w:tc>
-          <w:tcPr>
-            <w:tcW w:type="dxa" w:w="850"/>
-            <w:vAlign w:val="center"/>
-          </w:tcPr>
-          <w:p>
-            <w:pPr>
-              <w:spacing w:before="40" w:after="40" w:line="276" w:lineRule="auto"/>
-              <w:jc w:val="center"/>
-            </w:pPr>
-            <w:r>
-              <w:rPr>
-                <w:rFonts w:ascii="Times New Roman" w:hAnsi="Times New Roman"/>
-                <w:sz w:val="26"/>
-                <w:rFonts w:ascii="Times New Roman" w:hAnsi="Times New Roman" w:cs="Times New Roman"/>
+              </w:rPr>
+              <w:t>Những phím em cần biết</w:t>
+            </w:r>
+          </w:p>
+        </w:tc>
+        <w:tc>
+          <w:tcPr>
+            <w:tcW w:type="dxa" w:w="624"/>
+            <w:tcW w:w="623" w:type="dxa"/>
+            <w:tcW w:w="623" w:type="dxa"/>
+          </w:tcPr>
+          <w:p>
+            <w:pPr>
+              <w:jc w:val="center"/>
+            </w:pPr>
+            <w:r>
+              <w:rPr>
+                <w:rFonts w:ascii="Times New Roman" w:hAnsi="Times New Roman"/>
+                <w:sz w:val="26"/>
               </w:rPr>
               <w:t>1</w:t>
             </w:r>
@@ -2168,19 +2130,18 @@
         </w:tc>
         <w:tc>
           <w:tcPr>
-            <w:tcW w:type="dxa" w:w="1247"/>
-            <w:vAlign w:val="center"/>
-          </w:tcPr>
-          <w:p>
-            <w:pPr>
-              <w:spacing w:before="40" w:after="40" w:line="276" w:lineRule="auto"/>
-              <w:jc w:val="center"/>
-            </w:pPr>
-            <w:r>
-              <w:rPr>
-                <w:rFonts w:ascii="Times New Roman" w:hAnsi="Times New Roman"/>
-                <w:sz w:val="26"/>
-                <w:rFonts w:ascii="Times New Roman" w:hAnsi="Times New Roman" w:cs="Times New Roman"/>
+            <w:tcW w:type="dxa" w:w="794"/>
+            <w:tcW w:w="793" w:type="dxa"/>
+            <w:tcW w:w="793" w:type="dxa"/>
+          </w:tcPr>
+          <w:p>
+            <w:pPr>
+              <w:jc w:val="center"/>
+            </w:pPr>
+            <w:r>
+              <w:rPr>
+                <w:rFonts w:ascii="Times New Roman" w:hAnsi="Times New Roman"/>
+                <w:sz w:val="26"/>
               </w:rPr>
               <w:t>7</w:t>
             </w:r>
@@ -2188,21 +2149,20 @@
         </w:tc>
         <w:tc>
           <w:tcPr>
-            <w:tcW w:type="dxa" w:w="3402"/>
-            <w:vAlign w:val="center"/>
-          </w:tcPr>
-          <w:p>
-            <w:pPr>
-              <w:spacing w:before="40" w:after="40" w:line="276" w:lineRule="auto"/>
+            <w:tcW w:type="dxa" w:w="5272"/>
+            <w:tcW w:w="5273" w:type="dxa"/>
+            <w:tcW w:w="5273" w:type="dxa"/>
+          </w:tcPr>
+          <w:p>
+            <w:pPr>
               <w:jc w:val="both"/>
             </w:pPr>
             <w:r>
               <w:rPr>
                 <w:rFonts w:ascii="Times New Roman" w:hAnsi="Times New Roman"/>
                 <w:sz w:val="26"/>
-                <w:rFonts w:ascii="Times New Roman" w:hAnsi="Times New Roman" w:cs="Times New Roman"/>
-              </w:rPr>
-              <w:t>- Nhận biết vị trí và công dụng của các phím: Enter, Spacebar, Caps Lock, Backspace.   - Tập đặt ngón tay đúng tư thế chuẩn bị gõ phím.</w:t>
+              </w:rPr>
+              <w:t>Space, Enter, Backspace, Shift</w:t>
             </w:r>
           </w:p>
         </w:tc>
@@ -2210,19 +2170,18 @@
       <w:tr>
         <w:tc>
           <w:tcPr>
-            <w:tcW w:type="dxa" w:w="680"/>
-            <w:vAlign w:val="center"/>
-          </w:tcPr>
-          <w:p>
-            <w:pPr>
-              <w:spacing w:before="40" w:after="40" w:line="276" w:lineRule="auto"/>
-              <w:jc w:val="center"/>
-            </w:pPr>
-            <w:r>
-              <w:rPr>
-                <w:rFonts w:ascii="Times New Roman" w:hAnsi="Times New Roman"/>
-                <w:sz w:val="26"/>
-                <w:rFonts w:ascii="Times New Roman" w:hAnsi="Times New Roman" w:cs="Times New Roman"/>
+            <w:tcW w:type="dxa" w:w="510"/>
+            <w:tcW w:w="510" w:type="dxa"/>
+            <w:tcW w:w="510" w:type="dxa"/>
+          </w:tcPr>
+          <w:p>
+            <w:pPr>
+              <w:jc w:val="center"/>
+            </w:pPr>
+            <w:r>
+              <w:rPr>
+                <w:rFonts w:ascii="Times New Roman" w:hAnsi="Times New Roman"/>
+                <w:sz w:val="26"/>
               </w:rPr>
               <w:t>8</w:t>
             </w:r>
@@ -2230,39 +2189,37 @@
         </w:tc>
         <w:tc>
           <w:tcPr>
-            <w:tcW w:type="dxa" w:w="3118"/>
-            <w:vAlign w:val="center"/>
-          </w:tcPr>
-          <w:p>
-            <w:pPr>
-              <w:spacing w:before="40" w:after="40" w:line="276" w:lineRule="auto"/>
+            <w:tcW w:type="dxa" w:w="2154"/>
+            <w:tcW w:w="2154" w:type="dxa"/>
+            <w:tcW w:w="2154" w:type="dxa"/>
+          </w:tcPr>
+          <w:p>
+            <w:pPr>
               <w:jc w:val="both"/>
             </w:pPr>
             <w:r>
               <w:rPr>
                 <w:rFonts w:ascii="Times New Roman" w:hAnsi="Times New Roman"/>
                 <w:sz w:val="26"/>
-                <w:rFonts w:ascii="Times New Roman" w:hAnsi="Times New Roman" w:cs="Times New Roman"/>
-              </w:rPr>
-              <w:t>Bài 7: Luyện gõ phím với phần mềm RapidTyping</w:t>
-            </w:r>
-          </w:p>
-        </w:tc>
-        <w:tc>
-          <w:tcPr>
-            <w:tcW w:type="dxa" w:w="850"/>
-            <w:vAlign w:val="center"/>
-          </w:tcPr>
-          <w:p>
-            <w:pPr>
-              <w:spacing w:before="40" w:after="40" w:line="276" w:lineRule="auto"/>
-              <w:jc w:val="center"/>
-            </w:pPr>
-            <w:r>
-              <w:rPr>
-                <w:rFonts w:ascii="Times New Roman" w:hAnsi="Times New Roman"/>
-                <w:sz w:val="26"/>
-                <w:rFonts w:ascii="Times New Roman" w:hAnsi="Times New Roman" w:cs="Times New Roman"/>
+              </w:rPr>
+              <w:t>Gõ tên và từ đơn giản</w:t>
+            </w:r>
+          </w:p>
+        </w:tc>
+        <w:tc>
+          <w:tcPr>
+            <w:tcW w:type="dxa" w:w="624"/>
+            <w:tcW w:w="623" w:type="dxa"/>
+            <w:tcW w:w="623" w:type="dxa"/>
+          </w:tcPr>
+          <w:p>
+            <w:pPr>
+              <w:jc w:val="center"/>
+            </w:pPr>
+            <w:r>
+              <w:rPr>
+                <w:rFonts w:ascii="Times New Roman" w:hAnsi="Times New Roman"/>
+                <w:sz w:val="26"/>
               </w:rPr>
               <w:t>1</w:t>
             </w:r>
@@ -2270,19 +2227,18 @@
         </w:tc>
         <w:tc>
           <w:tcPr>
-            <w:tcW w:type="dxa" w:w="1247"/>
-            <w:vAlign w:val="center"/>
-          </w:tcPr>
-          <w:p>
-            <w:pPr>
-              <w:spacing w:before="40" w:after="40" w:line="276" w:lineRule="auto"/>
-              <w:jc w:val="center"/>
-            </w:pPr>
-            <w:r>
-              <w:rPr>
-                <w:rFonts w:ascii="Times New Roman" w:hAnsi="Times New Roman"/>
-                <w:sz w:val="26"/>
-                <w:rFonts w:ascii="Times New Roman" w:hAnsi="Times New Roman" w:cs="Times New Roman"/>
+            <w:tcW w:type="dxa" w:w="794"/>
+            <w:tcW w:w="793" w:type="dxa"/>
+            <w:tcW w:w="793" w:type="dxa"/>
+          </w:tcPr>
+          <w:p>
+            <w:pPr>
+              <w:jc w:val="center"/>
+            </w:pPr>
+            <w:r>
+              <w:rPr>
+                <w:rFonts w:ascii="Times New Roman" w:hAnsi="Times New Roman"/>
+                <w:sz w:val="26"/>
               </w:rPr>
               <w:t>8</w:t>
             </w:r>
@@ -2290,21 +2246,20 @@
         </w:tc>
         <w:tc>
           <w:tcPr>
-            <w:tcW w:type="dxa" w:w="3402"/>
-            <w:vAlign w:val="center"/>
-          </w:tcPr>
-          <w:p>
-            <w:pPr>
-              <w:spacing w:before="40" w:after="40" w:line="276" w:lineRule="auto"/>
+            <w:tcW w:type="dxa" w:w="5272"/>
+            <w:tcW w:w="5273" w:type="dxa"/>
+            <w:tcW w:w="5273" w:type="dxa"/>
+          </w:tcPr>
+          <w:p>
+            <w:pPr>
               <w:jc w:val="both"/>
             </w:pPr>
             <w:r>
               <w:rPr>
                 <w:rFonts w:ascii="Times New Roman" w:hAnsi="Times New Roman"/>
                 <w:sz w:val="26"/>
-                <w:rFonts w:ascii="Times New Roman" w:hAnsi="Times New Roman" w:cs="Times New Roman"/>
-              </w:rPr>
-              <w:t>- Mở và thao tác trên giao diện phần mềm RapidTyping.   - Luyện tập gõ các phím cơ bản và phím số qua các bài tập tương tác.</w:t>
+              </w:rPr>
+              <w:t>Gõ chữ/số theo mẫu</w:t>
             </w:r>
           </w:p>
         </w:tc>
@@ -2312,19 +2267,18 @@
       <w:tr>
         <w:tc>
           <w:tcPr>
-            <w:tcW w:type="dxa" w:w="680"/>
-            <w:vAlign w:val="center"/>
-          </w:tcPr>
-          <w:p>
-            <w:pPr>
-              <w:spacing w:before="40" w:after="40" w:line="276" w:lineRule="auto"/>
-              <w:jc w:val="center"/>
-            </w:pPr>
-            <w:r>
-              <w:rPr>
-                <w:rFonts w:ascii="Times New Roman" w:hAnsi="Times New Roman"/>
-                <w:sz w:val="26"/>
-                <w:rFonts w:ascii="Times New Roman" w:hAnsi="Times New Roman" w:cs="Times New Roman"/>
+            <w:tcW w:type="dxa" w:w="510"/>
+            <w:tcW w:w="510" w:type="dxa"/>
+            <w:tcW w:w="510" w:type="dxa"/>
+          </w:tcPr>
+          <w:p>
+            <w:pPr>
+              <w:jc w:val="center"/>
+            </w:pPr>
+            <w:r>
+              <w:rPr>
+                <w:rFonts w:ascii="Times New Roman" w:hAnsi="Times New Roman"/>
+                <w:sz w:val="26"/>
               </w:rPr>
               <w:t>9</w:t>
             </w:r>
@@ -2332,39 +2286,37 @@
         </w:tc>
         <w:tc>
           <w:tcPr>
-            <w:tcW w:type="dxa" w:w="3118"/>
-            <w:vAlign w:val="center"/>
-          </w:tcPr>
-          <w:p>
-            <w:pPr>
-              <w:spacing w:before="40" w:after="40" w:line="276" w:lineRule="auto"/>
+            <w:tcW w:type="dxa" w:w="2154"/>
+            <w:tcW w:w="2154" w:type="dxa"/>
+            <w:tcW w:w="2154" w:type="dxa"/>
+          </w:tcPr>
+          <w:p>
+            <w:pPr>
               <w:jc w:val="both"/>
             </w:pPr>
             <w:r>
               <w:rPr>
                 <w:rFonts w:ascii="Times New Roman" w:hAnsi="Times New Roman"/>
                 <w:sz w:val="26"/>
-                <w:rFonts w:ascii="Times New Roman" w:hAnsi="Times New Roman" w:cs="Times New Roman"/>
-              </w:rPr>
-              <w:t>Bài 10: Chuột máy tính và cách cầm chuột</w:t>
-            </w:r>
-          </w:p>
-        </w:tc>
-        <w:tc>
-          <w:tcPr>
-            <w:tcW w:type="dxa" w:w="850"/>
-            <w:vAlign w:val="center"/>
-          </w:tcPr>
-          <w:p>
-            <w:pPr>
-              <w:spacing w:before="40" w:after="40" w:line="276" w:lineRule="auto"/>
-              <w:jc w:val="center"/>
-            </w:pPr>
-            <w:r>
-              <w:rPr>
-                <w:rFonts w:ascii="Times New Roman" w:hAnsi="Times New Roman"/>
-                <w:sz w:val="26"/>
-                <w:rFonts w:ascii="Times New Roman" w:hAnsi="Times New Roman" w:cs="Times New Roman"/>
+              </w:rPr>
+              <w:t>Tạo sản phẩm đầu tiên</w:t>
+            </w:r>
+          </w:p>
+        </w:tc>
+        <w:tc>
+          <w:tcPr>
+            <w:tcW w:type="dxa" w:w="624"/>
+            <w:tcW w:w="623" w:type="dxa"/>
+            <w:tcW w:w="623" w:type="dxa"/>
+          </w:tcPr>
+          <w:p>
+            <w:pPr>
+              <w:jc w:val="center"/>
+            </w:pPr>
+            <w:r>
+              <w:rPr>
+                <w:rFonts w:ascii="Times New Roman" w:hAnsi="Times New Roman"/>
+                <w:sz w:val="26"/>
               </w:rPr>
               <w:t>1</w:t>
             </w:r>
@@ -2372,19 +2324,18 @@
         </w:tc>
         <w:tc>
           <w:tcPr>
-            <w:tcW w:type="dxa" w:w="1247"/>
-            <w:vAlign w:val="center"/>
-          </w:tcPr>
-          <w:p>
-            <w:pPr>
-              <w:spacing w:before="40" w:after="40" w:line="276" w:lineRule="auto"/>
-              <w:jc w:val="center"/>
-            </w:pPr>
-            <w:r>
-              <w:rPr>
-                <w:rFonts w:ascii="Times New Roman" w:hAnsi="Times New Roman"/>
-                <w:sz w:val="26"/>
-                <w:rFonts w:ascii="Times New Roman" w:hAnsi="Times New Roman" w:cs="Times New Roman"/>
+            <w:tcW w:type="dxa" w:w="794"/>
+            <w:tcW w:w="793" w:type="dxa"/>
+            <w:tcW w:w="793" w:type="dxa"/>
+          </w:tcPr>
+          <w:p>
+            <w:pPr>
+              <w:jc w:val="center"/>
+            </w:pPr>
+            <w:r>
+              <w:rPr>
+                <w:rFonts w:ascii="Times New Roman" w:hAnsi="Times New Roman"/>
+                <w:sz w:val="26"/>
               </w:rPr>
               <w:t>9</w:t>
             </w:r>
@@ -2392,21 +2343,20 @@
         </w:tc>
         <w:tc>
           <w:tcPr>
-            <w:tcW w:type="dxa" w:w="3402"/>
-            <w:vAlign w:val="center"/>
-          </w:tcPr>
-          <w:p>
-            <w:pPr>
-              <w:spacing w:before="40" w:after="40" w:line="276" w:lineRule="auto"/>
+            <w:tcW w:type="dxa" w:w="5272"/>
+            <w:tcW w:w="5273" w:type="dxa"/>
+            <w:tcW w:w="5273" w:type="dxa"/>
+          </w:tcPr>
+          <w:p>
+            <w:pPr>
               <w:jc w:val="both"/>
             </w:pPr>
             <w:r>
               <w:rPr>
                 <w:rFonts w:ascii="Times New Roman" w:hAnsi="Times New Roman"/>
                 <w:sz w:val="26"/>
-                <w:rFonts w:ascii="Times New Roman" w:hAnsi="Times New Roman" w:cs="Times New Roman"/>
-              </w:rPr>
-              <w:t>- Nhận biết các bộ phận của chuột: Nút trái, nút phải, con lăn.   - Thực hành thói quen cầm chuột đúng cách bằng tay phải.</w:t>
+              </w:rPr>
+              <w:t>Mở công cụ, tạo, lưu sản phẩm</w:t>
             </w:r>
           </w:p>
         </w:tc>
@@ -2414,19 +2364,18 @@
       <w:tr>
         <w:tc>
           <w:tcPr>
-            <w:tcW w:type="dxa" w:w="680"/>
-            <w:vAlign w:val="center"/>
-          </w:tcPr>
-          <w:p>
-            <w:pPr>
-              <w:spacing w:before="40" w:after="40" w:line="276" w:lineRule="auto"/>
-              <w:jc w:val="center"/>
-            </w:pPr>
-            <w:r>
-              <w:rPr>
-                <w:rFonts w:ascii="Times New Roman" w:hAnsi="Times New Roman"/>
-                <w:sz w:val="26"/>
-                <w:rFonts w:ascii="Times New Roman" w:hAnsi="Times New Roman" w:cs="Times New Roman"/>
+            <w:tcW w:type="dxa" w:w="510"/>
+            <w:tcW w:w="510" w:type="dxa"/>
+            <w:tcW w:w="510" w:type="dxa"/>
+          </w:tcPr>
+          <w:p>
+            <w:pPr>
+              <w:jc w:val="center"/>
+            </w:pPr>
+            <w:r>
+              <w:rPr>
+                <w:rFonts w:ascii="Times New Roman" w:hAnsi="Times New Roman"/>
+                <w:sz w:val="26"/>
               </w:rPr>
               <w:t>10</w:t>
             </w:r>
@@ -2434,39 +2383,37 @@
         </w:tc>
         <w:tc>
           <w:tcPr>
-            <w:tcW w:type="dxa" w:w="3118"/>
-            <w:vAlign w:val="center"/>
-          </w:tcPr>
-          <w:p>
-            <w:pPr>
-              <w:spacing w:before="40" w:after="40" w:line="276" w:lineRule="auto"/>
+            <w:tcW w:type="dxa" w:w="2154"/>
+            <w:tcW w:w="2154" w:type="dxa"/>
+            <w:tcW w:w="2154" w:type="dxa"/>
+          </w:tcPr>
+          <w:p>
+            <w:pPr>
               <w:jc w:val="both"/>
             </w:pPr>
             <w:r>
               <w:rPr>
                 <w:rFonts w:ascii="Times New Roman" w:hAnsi="Times New Roman"/>
                 <w:sz w:val="26"/>
-                <w:rFonts w:ascii="Times New Roman" w:hAnsi="Times New Roman" w:cs="Times New Roman"/>
-              </w:rPr>
-              <w:t>Ôn tập Đánh giá định kỳ 1</w:t>
-            </w:r>
-          </w:p>
-        </w:tc>
-        <w:tc>
-          <w:tcPr>
-            <w:tcW w:type="dxa" w:w="850"/>
-            <w:vAlign w:val="center"/>
-          </w:tcPr>
-          <w:p>
-            <w:pPr>
-              <w:spacing w:before="40" w:after="40" w:line="276" w:lineRule="auto"/>
-              <w:jc w:val="center"/>
-            </w:pPr>
-            <w:r>
-              <w:rPr>
-                <w:rFonts w:ascii="Times New Roman" w:hAnsi="Times New Roman"/>
-                <w:sz w:val="26"/>
-                <w:rFonts w:ascii="Times New Roman" w:hAnsi="Times New Roman" w:cs="Times New Roman"/>
+              </w:rPr>
+              <w:t>Ôn tập kỹ năng số</w:t>
+            </w:r>
+          </w:p>
+        </w:tc>
+        <w:tc>
+          <w:tcPr>
+            <w:tcW w:type="dxa" w:w="624"/>
+            <w:tcW w:w="623" w:type="dxa"/>
+            <w:tcW w:w="623" w:type="dxa"/>
+          </w:tcPr>
+          <w:p>
+            <w:pPr>
+              <w:jc w:val="center"/>
+            </w:pPr>
+            <w:r>
+              <w:rPr>
+                <w:rFonts w:ascii="Times New Roman" w:hAnsi="Times New Roman"/>
+                <w:sz w:val="26"/>
               </w:rPr>
               <w:t>1</w:t>
             </w:r>
@@ -2474,19 +2421,18 @@
         </w:tc>
         <w:tc>
           <w:tcPr>
-            <w:tcW w:type="dxa" w:w="1247"/>
-            <w:vAlign w:val="center"/>
-          </w:tcPr>
-          <w:p>
-            <w:pPr>
-              <w:spacing w:before="40" w:after="40" w:line="276" w:lineRule="auto"/>
-              <w:jc w:val="center"/>
-            </w:pPr>
-            <w:r>
-              <w:rPr>
-                <w:rFonts w:ascii="Times New Roman" w:hAnsi="Times New Roman"/>
-                <w:sz w:val="26"/>
-                <w:rFonts w:ascii="Times New Roman" w:hAnsi="Times New Roman" w:cs="Times New Roman"/>
+            <w:tcW w:type="dxa" w:w="794"/>
+            <w:tcW w:w="793" w:type="dxa"/>
+            <w:tcW w:w="793" w:type="dxa"/>
+          </w:tcPr>
+          <w:p>
+            <w:pPr>
+              <w:jc w:val="center"/>
+            </w:pPr>
+            <w:r>
+              <w:rPr>
+                <w:rFonts w:ascii="Times New Roman" w:hAnsi="Times New Roman"/>
+                <w:sz w:val="26"/>
               </w:rPr>
               <w:t>10</w:t>
             </w:r>
@@ -2494,21 +2440,20 @@
         </w:tc>
         <w:tc>
           <w:tcPr>
-            <w:tcW w:type="dxa" w:w="3402"/>
-            <w:vAlign w:val="center"/>
-          </w:tcPr>
-          <w:p>
-            <w:pPr>
-              <w:spacing w:before="40" w:after="40" w:line="276" w:lineRule="auto"/>
+            <w:tcW w:type="dxa" w:w="5272"/>
+            <w:tcW w:w="5273" w:type="dxa"/>
+            <w:tcW w:w="5273" w:type="dxa"/>
+          </w:tcPr>
+          <w:p>
+            <w:pPr>
               <w:jc w:val="both"/>
             </w:pPr>
             <w:r>
               <w:rPr>
                 <w:rFonts w:ascii="Times New Roman" w:hAnsi="Times New Roman"/>
                 <w:sz w:val="26"/>
-                <w:rFonts w:ascii="Times New Roman" w:hAnsi="Times New Roman" w:cs="Times New Roman"/>
-              </w:rPr>
-              <w:t>Hệ thống hóa kiến thức chuẩn bị Đánh giá định kỳ 1.</w:t>
+              </w:rPr>
+              <w:t>Tổng hợp chuột, bàn phím, lưu sản phẩm</w:t>
             </w:r>
           </w:p>
         </w:tc>
@@ -2516,19 +2461,18 @@
       <w:tr>
         <w:tc>
           <w:tcPr>
-            <w:tcW w:type="dxa" w:w="680"/>
-            <w:vAlign w:val="center"/>
-          </w:tcPr>
-          <w:p>
-            <w:pPr>
-              <w:spacing w:before="40" w:after="40" w:line="276" w:lineRule="auto"/>
-              <w:jc w:val="center"/>
-            </w:pPr>
-            <w:r>
-              <w:rPr>
-                <w:rFonts w:ascii="Times New Roman" w:hAnsi="Times New Roman"/>
-                <w:sz w:val="26"/>
-                <w:rFonts w:ascii="Times New Roman" w:hAnsi="Times New Roman" w:cs="Times New Roman"/>
+            <w:tcW w:type="dxa" w:w="510"/>
+            <w:tcW w:w="510" w:type="dxa"/>
+            <w:tcW w:w="510" w:type="dxa"/>
+          </w:tcPr>
+          <w:p>
+            <w:pPr>
+              <w:jc w:val="center"/>
+            </w:pPr>
+            <w:r>
+              <w:rPr>
+                <w:rFonts w:ascii="Times New Roman" w:hAnsi="Times New Roman"/>
+                <w:sz w:val="26"/>
               </w:rPr>
               <w:t>11</w:t>
             </w:r>
@@ -2536,39 +2480,37 @@
         </w:tc>
         <w:tc>
           <w:tcPr>
-            <w:tcW w:type="dxa" w:w="3118"/>
-            <w:vAlign w:val="center"/>
-          </w:tcPr>
-          <w:p>
-            <w:pPr>
-              <w:spacing w:before="40" w:after="40" w:line="276" w:lineRule="auto"/>
+            <w:tcW w:type="dxa" w:w="2154"/>
+            <w:tcW w:w="2154" w:type="dxa"/>
+            <w:tcW w:w="2154" w:type="dxa"/>
+          </w:tcPr>
+          <w:p>
+            <w:pPr>
               <w:jc w:val="both"/>
             </w:pPr>
             <w:r>
               <w:rPr>
                 <w:rFonts w:ascii="Times New Roman" w:hAnsi="Times New Roman"/>
                 <w:sz w:val="26"/>
-                <w:rFonts w:ascii="Times New Roman" w:hAnsi="Times New Roman" w:cs="Times New Roman"/>
-              </w:rPr>
-              <w:t>Đánh giá định kỳ 1</w:t>
-            </w:r>
-          </w:p>
-        </w:tc>
-        <w:tc>
-          <w:tcPr>
-            <w:tcW w:type="dxa" w:w="850"/>
-            <w:vAlign w:val="center"/>
-          </w:tcPr>
-          <w:p>
-            <w:pPr>
-              <w:spacing w:before="40" w:after="40" w:line="276" w:lineRule="auto"/>
-              <w:jc w:val="center"/>
-            </w:pPr>
-            <w:r>
-              <w:rPr>
-                <w:rFonts w:ascii="Times New Roman" w:hAnsi="Times New Roman"/>
-                <w:sz w:val="26"/>
-                <w:rFonts w:ascii="Times New Roman" w:hAnsi="Times New Roman" w:cs="Times New Roman"/>
+              </w:rPr>
+              <w:t>ĐÁNH GIÁ ĐỊNH KỲ 1</w:t>
+            </w:r>
+          </w:p>
+        </w:tc>
+        <w:tc>
+          <w:tcPr>
+            <w:tcW w:type="dxa" w:w="624"/>
+            <w:tcW w:w="623" w:type="dxa"/>
+            <w:tcW w:w="623" w:type="dxa"/>
+          </w:tcPr>
+          <w:p>
+            <w:pPr>
+              <w:jc w:val="center"/>
+            </w:pPr>
+            <w:r>
+              <w:rPr>
+                <w:rFonts w:ascii="Times New Roman" w:hAnsi="Times New Roman"/>
+                <w:sz w:val="26"/>
               </w:rPr>
               <w:t>1</w:t>
             </w:r>
@@ -2576,19 +2518,18 @@
         </w:tc>
         <w:tc>
           <w:tcPr>
-            <w:tcW w:type="dxa" w:w="1247"/>
-            <w:vAlign w:val="center"/>
-          </w:tcPr>
-          <w:p>
-            <w:pPr>
-              <w:spacing w:before="40" w:after="40" w:line="276" w:lineRule="auto"/>
-              <w:jc w:val="center"/>
-            </w:pPr>
-            <w:r>
-              <w:rPr>
-                <w:rFonts w:ascii="Times New Roman" w:hAnsi="Times New Roman"/>
-                <w:sz w:val="26"/>
-                <w:rFonts w:ascii="Times New Roman" w:hAnsi="Times New Roman" w:cs="Times New Roman"/>
+            <w:tcW w:type="dxa" w:w="794"/>
+            <w:tcW w:w="793" w:type="dxa"/>
+            <w:tcW w:w="793" w:type="dxa"/>
+          </w:tcPr>
+          <w:p>
+            <w:pPr>
+              <w:jc w:val="center"/>
+            </w:pPr>
+            <w:r>
+              <w:rPr>
+                <w:rFonts w:ascii="Times New Roman" w:hAnsi="Times New Roman"/>
+                <w:sz w:val="26"/>
               </w:rPr>
               <w:t>11</w:t>
             </w:r>
@@ -2596,21 +2537,20 @@
         </w:tc>
         <w:tc>
           <w:tcPr>
-            <w:tcW w:type="dxa" w:w="3402"/>
-            <w:vAlign w:val="center"/>
-          </w:tcPr>
-          <w:p>
-            <w:pPr>
-              <w:spacing w:before="40" w:after="40" w:line="276" w:lineRule="auto"/>
+            <w:tcW w:type="dxa" w:w="5272"/>
+            <w:tcW w:w="5273" w:type="dxa"/>
+            <w:tcW w:w="5273" w:type="dxa"/>
+          </w:tcPr>
+          <w:p>
+            <w:pPr>
               <w:jc w:val="both"/>
             </w:pPr>
             <w:r>
               <w:rPr>
                 <w:rFonts w:ascii="Times New Roman" w:hAnsi="Times New Roman"/>
                 <w:sz w:val="26"/>
-                <w:rFonts w:ascii="Times New Roman" w:hAnsi="Times New Roman" w:cs="Times New Roman"/>
-              </w:rPr>
-              <w:t>Kiểm tra đánh giá kết quả học tập.</w:t>
+              </w:rPr>
+              <w:t>Tạo tranh số và lưu sản phẩm đúng yêu cầu</w:t>
             </w:r>
           </w:p>
         </w:tc>
@@ -2618,19 +2558,18 @@
       <w:tr>
         <w:tc>
           <w:tcPr>
-            <w:tcW w:type="dxa" w:w="680"/>
-            <w:vAlign w:val="center"/>
-          </w:tcPr>
-          <w:p>
-            <w:pPr>
-              <w:spacing w:before="40" w:after="40" w:line="276" w:lineRule="auto"/>
-              <w:jc w:val="center"/>
-            </w:pPr>
-            <w:r>
-              <w:rPr>
-                <w:rFonts w:ascii="Times New Roman" w:hAnsi="Times New Roman"/>
-                <w:sz w:val="26"/>
-                <w:rFonts w:ascii="Times New Roman" w:hAnsi="Times New Roman" w:cs="Times New Roman"/>
+            <w:tcW w:type="dxa" w:w="510"/>
+            <w:tcW w:w="510" w:type="dxa"/>
+            <w:tcW w:w="510" w:type="dxa"/>
+          </w:tcPr>
+          <w:p>
+            <w:pPr>
+              <w:jc w:val="center"/>
+            </w:pPr>
+            <w:r>
+              <w:rPr>
+                <w:rFonts w:ascii="Times New Roman" w:hAnsi="Times New Roman"/>
+                <w:sz w:val="26"/>
               </w:rPr>
               <w:t>12</w:t>
             </w:r>
@@ -2638,39 +2577,37 @@
         </w:tc>
         <w:tc>
           <w:tcPr>
-            <w:tcW w:type="dxa" w:w="3118"/>
-            <w:vAlign w:val="center"/>
-          </w:tcPr>
-          <w:p>
-            <w:pPr>
-              <w:spacing w:before="40" w:after="40" w:line="276" w:lineRule="auto"/>
+            <w:tcW w:type="dxa" w:w="2154"/>
+            <w:tcW w:w="2154" w:type="dxa"/>
+            <w:tcW w:w="2154" w:type="dxa"/>
+          </w:tcPr>
+          <w:p>
+            <w:pPr>
               <w:jc w:val="both"/>
             </w:pPr>
             <w:r>
               <w:rPr>
                 <w:rFonts w:ascii="Times New Roman" w:hAnsi="Times New Roman"/>
                 <w:sz w:val="26"/>
-                <w:rFonts w:ascii="Times New Roman" w:hAnsi="Times New Roman" w:cs="Times New Roman"/>
-              </w:rPr>
-              <w:t>Bài 11: Các thao tác cơ bản với Chuột</w:t>
-            </w:r>
-          </w:p>
-        </w:tc>
-        <w:tc>
-          <w:tcPr>
-            <w:tcW w:type="dxa" w:w="850"/>
-            <w:vAlign w:val="center"/>
-          </w:tcPr>
-          <w:p>
-            <w:pPr>
-              <w:spacing w:before="40" w:after="40" w:line="276" w:lineRule="auto"/>
-              <w:jc w:val="center"/>
-            </w:pPr>
-            <w:r>
-              <w:rPr>
-                <w:rFonts w:ascii="Times New Roman" w:hAnsi="Times New Roman"/>
-                <w:sz w:val="26"/>
-                <w:rFonts w:ascii="Times New Roman" w:hAnsi="Times New Roman" w:cs="Times New Roman"/>
+              </w:rPr>
+              <w:t>Thông tin quanh em</w:t>
+            </w:r>
+          </w:p>
+        </w:tc>
+        <w:tc>
+          <w:tcPr>
+            <w:tcW w:type="dxa" w:w="624"/>
+            <w:tcW w:w="623" w:type="dxa"/>
+            <w:tcW w:w="623" w:type="dxa"/>
+          </w:tcPr>
+          <w:p>
+            <w:pPr>
+              <w:jc w:val="center"/>
+            </w:pPr>
+            <w:r>
+              <w:rPr>
+                <w:rFonts w:ascii="Times New Roman" w:hAnsi="Times New Roman"/>
+                <w:sz w:val="26"/>
               </w:rPr>
               <w:t>1</w:t>
             </w:r>
@@ -2678,19 +2615,18 @@
         </w:tc>
         <w:tc>
           <w:tcPr>
-            <w:tcW w:type="dxa" w:w="1247"/>
-            <w:vAlign w:val="center"/>
-          </w:tcPr>
-          <w:p>
-            <w:pPr>
-              <w:spacing w:before="40" w:after="40" w:line="276" w:lineRule="auto"/>
-              <w:jc w:val="center"/>
-            </w:pPr>
-            <w:r>
-              <w:rPr>
-                <w:rFonts w:ascii="Times New Roman" w:hAnsi="Times New Roman"/>
-                <w:sz w:val="26"/>
-                <w:rFonts w:ascii="Times New Roman" w:hAnsi="Times New Roman" w:cs="Times New Roman"/>
+            <w:tcW w:type="dxa" w:w="794"/>
+            <w:tcW w:w="793" w:type="dxa"/>
+            <w:tcW w:w="793" w:type="dxa"/>
+          </w:tcPr>
+          <w:p>
+            <w:pPr>
+              <w:jc w:val="center"/>
+            </w:pPr>
+            <w:r>
+              <w:rPr>
+                <w:rFonts w:ascii="Times New Roman" w:hAnsi="Times New Roman"/>
+                <w:sz w:val="26"/>
               </w:rPr>
               <w:t>12</w:t>
             </w:r>
@@ -2698,21 +2634,20 @@
         </w:tc>
         <w:tc>
           <w:tcPr>
-            <w:tcW w:type="dxa" w:w="3402"/>
-            <w:vAlign w:val="center"/>
-          </w:tcPr>
-          <w:p>
-            <w:pPr>
-              <w:spacing w:before="40" w:after="40" w:line="276" w:lineRule="auto"/>
+            <w:tcW w:type="dxa" w:w="5272"/>
+            <w:tcW w:w="5273" w:type="dxa"/>
+            <w:tcW w:w="5273" w:type="dxa"/>
+          </w:tcPr>
+          <w:p>
+            <w:pPr>
               <w:jc w:val="both"/>
             </w:pPr>
             <w:r>
               <w:rPr>
                 <w:rFonts w:ascii="Times New Roman" w:hAnsi="Times New Roman"/>
                 <w:sz w:val="26"/>
-                <w:rFonts w:ascii="Times New Roman" w:hAnsi="Times New Roman" w:cs="Times New Roman"/>
-              </w:rPr>
-              <w:t>- Thực hành thành thạo 4 thao tác: Di chuyển chuột, Nhấp chuột, Nhấp đôi chuột, Kéo thả chuột.</w:t>
+              </w:rPr>
+              <w:t>Nhận biết chữ, hình, âm thanh</w:t>
             </w:r>
           </w:p>
         </w:tc>
@@ -2720,19 +2655,18 @@
       <w:tr>
         <w:tc>
           <w:tcPr>
-            <w:tcW w:type="dxa" w:w="680"/>
-            <w:vAlign w:val="center"/>
-          </w:tcPr>
-          <w:p>
-            <w:pPr>
-              <w:spacing w:before="40" w:after="40" w:line="276" w:lineRule="auto"/>
-              <w:jc w:val="center"/>
-            </w:pPr>
-            <w:r>
-              <w:rPr>
-                <w:rFonts w:ascii="Times New Roman" w:hAnsi="Times New Roman"/>
-                <w:sz w:val="26"/>
-                <w:rFonts w:ascii="Times New Roman" w:hAnsi="Times New Roman" w:cs="Times New Roman"/>
+            <w:tcW w:type="dxa" w:w="510"/>
+            <w:tcW w:w="510" w:type="dxa"/>
+            <w:tcW w:w="510" w:type="dxa"/>
+          </w:tcPr>
+          <w:p>
+            <w:pPr>
+              <w:jc w:val="center"/>
+            </w:pPr>
+            <w:r>
+              <w:rPr>
+                <w:rFonts w:ascii="Times New Roman" w:hAnsi="Times New Roman"/>
+                <w:sz w:val="26"/>
               </w:rPr>
               <w:t>13</w:t>
             </w:r>
@@ -2740,39 +2674,37 @@
         </w:tc>
         <w:tc>
           <w:tcPr>
-            <w:tcW w:type="dxa" w:w="3118"/>
-            <w:vAlign w:val="center"/>
-          </w:tcPr>
-          <w:p>
-            <w:pPr>
-              <w:spacing w:before="40" w:after="40" w:line="276" w:lineRule="auto"/>
+            <w:tcW w:type="dxa" w:w="2154"/>
+            <w:tcW w:w="2154" w:type="dxa"/>
+            <w:tcW w:w="2154" w:type="dxa"/>
+          </w:tcPr>
+          <w:p>
+            <w:pPr>
               <w:jc w:val="both"/>
             </w:pPr>
             <w:r>
               <w:rPr>
                 <w:rFonts w:ascii="Times New Roman" w:hAnsi="Times New Roman"/>
                 <w:sz w:val="26"/>
-                <w:rFonts w:ascii="Times New Roman" w:hAnsi="Times New Roman" w:cs="Times New Roman"/>
-              </w:rPr>
-              <w:t>Bài 12: Luyện thao tác chuột với ứng dụng tương tác</w:t>
-            </w:r>
-          </w:p>
-        </w:tc>
-        <w:tc>
-          <w:tcPr>
-            <w:tcW w:type="dxa" w:w="850"/>
-            <w:vAlign w:val="center"/>
-          </w:tcPr>
-          <w:p>
-            <w:pPr>
-              <w:spacing w:before="40" w:after="40" w:line="276" w:lineRule="auto"/>
-              <w:jc w:val="center"/>
-            </w:pPr>
-            <w:r>
-              <w:rPr>
-                <w:rFonts w:ascii="Times New Roman" w:hAnsi="Times New Roman"/>
-                <w:sz w:val="26"/>
-                <w:rFonts w:ascii="Times New Roman" w:hAnsi="Times New Roman" w:cs="Times New Roman"/>
+              </w:rPr>
+              <w:t>Máy tính làm việc theo lệnh</w:t>
+            </w:r>
+          </w:p>
+        </w:tc>
+        <w:tc>
+          <w:tcPr>
+            <w:tcW w:type="dxa" w:w="624"/>
+            <w:tcW w:w="623" w:type="dxa"/>
+            <w:tcW w:w="623" w:type="dxa"/>
+          </w:tcPr>
+          <w:p>
+            <w:pPr>
+              <w:jc w:val="center"/>
+            </w:pPr>
+            <w:r>
+              <w:rPr>
+                <w:rFonts w:ascii="Times New Roman" w:hAnsi="Times New Roman"/>
+                <w:sz w:val="26"/>
               </w:rPr>
               <w:t>1</w:t>
             </w:r>
@@ -2780,19 +2712,18 @@
         </w:tc>
         <w:tc>
           <w:tcPr>
-            <w:tcW w:type="dxa" w:w="1247"/>
-            <w:vAlign w:val="center"/>
-          </w:tcPr>
-          <w:p>
-            <w:pPr>
-              <w:spacing w:before="40" w:after="40" w:line="276" w:lineRule="auto"/>
-              <w:jc w:val="center"/>
-            </w:pPr>
-            <w:r>
-              <w:rPr>
-                <w:rFonts w:ascii="Times New Roman" w:hAnsi="Times New Roman"/>
-                <w:sz w:val="26"/>
-                <w:rFonts w:ascii="Times New Roman" w:hAnsi="Times New Roman" w:cs="Times New Roman"/>
+            <w:tcW w:type="dxa" w:w="794"/>
+            <w:tcW w:w="793" w:type="dxa"/>
+            <w:tcW w:w="793" w:type="dxa"/>
+          </w:tcPr>
+          <w:p>
+            <w:pPr>
+              <w:jc w:val="center"/>
+            </w:pPr>
+            <w:r>
+              <w:rPr>
+                <w:rFonts w:ascii="Times New Roman" w:hAnsi="Times New Roman"/>
+                <w:sz w:val="26"/>
               </w:rPr>
               <w:t>13</w:t>
             </w:r>
@@ -2800,21 +2731,20 @@
         </w:tc>
         <w:tc>
           <w:tcPr>
-            <w:tcW w:type="dxa" w:w="3402"/>
-            <w:vAlign w:val="center"/>
-          </w:tcPr>
-          <w:p>
-            <w:pPr>
-              <w:spacing w:before="40" w:after="40" w:line="276" w:lineRule="auto"/>
+            <w:tcW w:type="dxa" w:w="5272"/>
+            <w:tcW w:w="5273" w:type="dxa"/>
+            <w:tcW w:w="5273" w:type="dxa"/>
+          </w:tcPr>
+          <w:p>
+            <w:pPr>
               <w:jc w:val="both"/>
             </w:pPr>
             <w:r>
               <w:rPr>
                 <w:rFonts w:ascii="Times New Roman" w:hAnsi="Times New Roman"/>
                 <w:sz w:val="26"/>
-                <w:rFonts w:ascii="Times New Roman" w:hAnsi="Times New Roman" w:cs="Times New Roman"/>
-              </w:rPr>
-              <w:t>- Rèn luyện sự khéo léo và phản xạ sử dụng chuột qua các trò chơi giáo dục / phần mềm Kid Pix.</w:t>
+              </w:rPr>
+              <w:t>Hiểu lệnh và kết quả</w:t>
             </w:r>
           </w:p>
         </w:tc>
@@ -2822,19 +2752,18 @@
       <w:tr>
         <w:tc>
           <w:tcPr>
-            <w:tcW w:type="dxa" w:w="680"/>
-            <w:vAlign w:val="center"/>
-          </w:tcPr>
-          <w:p>
-            <w:pPr>
-              <w:spacing w:before="40" w:after="40" w:line="276" w:lineRule="auto"/>
-              <w:jc w:val="center"/>
-            </w:pPr>
-            <w:r>
-              <w:rPr>
-                <w:rFonts w:ascii="Times New Roman" w:hAnsi="Times New Roman"/>
-                <w:sz w:val="26"/>
-                <w:rFonts w:ascii="Times New Roman" w:hAnsi="Times New Roman" w:cs="Times New Roman"/>
+            <w:tcW w:type="dxa" w:w="510"/>
+            <w:tcW w:w="510" w:type="dxa"/>
+            <w:tcW w:w="510" w:type="dxa"/>
+          </w:tcPr>
+          <w:p>
+            <w:pPr>
+              <w:jc w:val="center"/>
+            </w:pPr>
+            <w:r>
+              <w:rPr>
+                <w:rFonts w:ascii="Times New Roman" w:hAnsi="Times New Roman"/>
+                <w:sz w:val="26"/>
               </w:rPr>
               <w:t>14</w:t>
             </w:r>
@@ -2842,39 +2771,37 @@
         </w:tc>
         <w:tc>
           <w:tcPr>
-            <w:tcW w:type="dxa" w:w="3118"/>
-            <w:vAlign w:val="center"/>
-          </w:tcPr>
-          <w:p>
-            <w:pPr>
-              <w:spacing w:before="40" w:after="40" w:line="276" w:lineRule="auto"/>
+            <w:tcW w:type="dxa" w:w="2154"/>
+            <w:tcW w:w="2154" w:type="dxa"/>
+            <w:tcW w:w="2154" w:type="dxa"/>
+          </w:tcPr>
+          <w:p>
+            <w:pPr>
               <w:jc w:val="both"/>
             </w:pPr>
             <w:r>
               <w:rPr>
                 <w:rFonts w:ascii="Times New Roman" w:hAnsi="Times New Roman"/>
                 <w:sz w:val="26"/>
-                <w:rFonts w:ascii="Times New Roman" w:hAnsi="Times New Roman" w:cs="Times New Roman"/>
-              </w:rPr>
-              <w:t>Bài 13: Soạn thảo văn bản đơn giản với Word</w:t>
-            </w:r>
-          </w:p>
-        </w:tc>
-        <w:tc>
-          <w:tcPr>
-            <w:tcW w:type="dxa" w:w="850"/>
-            <w:vAlign w:val="center"/>
-          </w:tcPr>
-          <w:p>
-            <w:pPr>
-              <w:spacing w:before="40" w:after="40" w:line="276" w:lineRule="auto"/>
-              <w:jc w:val="center"/>
-            </w:pPr>
-            <w:r>
-              <w:rPr>
-                <w:rFonts w:ascii="Times New Roman" w:hAnsi="Times New Roman"/>
-                <w:sz w:val="26"/>
-                <w:rFonts w:ascii="Times New Roman" w:hAnsi="Times New Roman" w:cs="Times New Roman"/>
+              </w:rPr>
+              <w:t>Một việc – nhiều bước</w:t>
+            </w:r>
+          </w:p>
+        </w:tc>
+        <w:tc>
+          <w:tcPr>
+            <w:tcW w:type="dxa" w:w="624"/>
+            <w:tcW w:w="623" w:type="dxa"/>
+            <w:tcW w:w="623" w:type="dxa"/>
+          </w:tcPr>
+          <w:p>
+            <w:pPr>
+              <w:jc w:val="center"/>
+            </w:pPr>
+            <w:r>
+              <w:rPr>
+                <w:rFonts w:ascii="Times New Roman" w:hAnsi="Times New Roman"/>
+                <w:sz w:val="26"/>
               </w:rPr>
               <w:t>1</w:t>
             </w:r>
@@ -2882,19 +2809,18 @@
         </w:tc>
         <w:tc>
           <w:tcPr>
-            <w:tcW w:type="dxa" w:w="1247"/>
-            <w:vAlign w:val="center"/>
-          </w:tcPr>
-          <w:p>
-            <w:pPr>
-              <w:spacing w:before="40" w:after="40" w:line="276" w:lineRule="auto"/>
-              <w:jc w:val="center"/>
-            </w:pPr>
-            <w:r>
-              <w:rPr>
-                <w:rFonts w:ascii="Times New Roman" w:hAnsi="Times New Roman"/>
-                <w:sz w:val="26"/>
-                <w:rFonts w:ascii="Times New Roman" w:hAnsi="Times New Roman" w:cs="Times New Roman"/>
+            <w:tcW w:type="dxa" w:w="794"/>
+            <w:tcW w:w="793" w:type="dxa"/>
+            <w:tcW w:w="793" w:type="dxa"/>
+          </w:tcPr>
+          <w:p>
+            <w:pPr>
+              <w:jc w:val="center"/>
+            </w:pPr>
+            <w:r>
+              <w:rPr>
+                <w:rFonts w:ascii="Times New Roman" w:hAnsi="Times New Roman"/>
+                <w:sz w:val="26"/>
               </w:rPr>
               <w:t>14</w:t>
             </w:r>
@@ -2902,21 +2828,20 @@
         </w:tc>
         <w:tc>
           <w:tcPr>
-            <w:tcW w:type="dxa" w:w="3402"/>
-            <w:vAlign w:val="center"/>
-          </w:tcPr>
-          <w:p>
-            <w:pPr>
-              <w:spacing w:before="40" w:after="40" w:line="276" w:lineRule="auto"/>
+            <w:tcW w:type="dxa" w:w="5272"/>
+            <w:tcW w:w="5273" w:type="dxa"/>
+            <w:tcW w:w="5273" w:type="dxa"/>
+          </w:tcPr>
+          <w:p>
+            <w:pPr>
               <w:jc w:val="both"/>
             </w:pPr>
             <w:r>
               <w:rPr>
                 <w:rFonts w:ascii="Times New Roman" w:hAnsi="Times New Roman"/>
                 <w:sz w:val="26"/>
-                <w:rFonts w:ascii="Times New Roman" w:hAnsi="Times New Roman" w:cs="Times New Roman"/>
-              </w:rPr>
-              <w:t>- Mở phần mềm Word, nhận biết vùng làm việc soạn thảo.   - Thực hành gõ các từ tiếng Anh hoặc từ tiếng Việt không dấu ngắn.</w:t>
+              </w:rPr>
+              <w:t>Phân rã nhiệm vụ đơn giản</w:t>
             </w:r>
           </w:p>
         </w:tc>
@@ -2924,19 +2849,18 @@
       <w:tr>
         <w:tc>
           <w:tcPr>
-            <w:tcW w:type="dxa" w:w="680"/>
-            <w:vAlign w:val="center"/>
-          </w:tcPr>
-          <w:p>
-            <w:pPr>
-              <w:spacing w:before="40" w:after="40" w:line="276" w:lineRule="auto"/>
-              <w:jc w:val="center"/>
-            </w:pPr>
-            <w:r>
-              <w:rPr>
-                <w:rFonts w:ascii="Times New Roman" w:hAnsi="Times New Roman"/>
-                <w:sz w:val="26"/>
-                <w:rFonts w:ascii="Times New Roman" w:hAnsi="Times New Roman" w:cs="Times New Roman"/>
+            <w:tcW w:type="dxa" w:w="510"/>
+            <w:tcW w:w="510" w:type="dxa"/>
+            <w:tcW w:w="510" w:type="dxa"/>
+          </w:tcPr>
+          <w:p>
+            <w:pPr>
+              <w:jc w:val="center"/>
+            </w:pPr>
+            <w:r>
+              <w:rPr>
+                <w:rFonts w:ascii="Times New Roman" w:hAnsi="Times New Roman"/>
+                <w:sz w:val="26"/>
               </w:rPr>
               <w:t>15</w:t>
             </w:r>
@@ -2944,39 +2868,37 @@
         </w:tc>
         <w:tc>
           <w:tcPr>
-            <w:tcW w:type="dxa" w:w="3118"/>
-            <w:vAlign w:val="center"/>
-          </w:tcPr>
-          <w:p>
-            <w:pPr>
-              <w:spacing w:before="40" w:after="40" w:line="276" w:lineRule="auto"/>
+            <w:tcW w:type="dxa" w:w="2154"/>
+            <w:tcW w:w="2154" w:type="dxa"/>
+            <w:tcW w:w="2154" w:type="dxa"/>
+          </w:tcPr>
+          <w:p>
+            <w:pPr>
               <w:jc w:val="both"/>
             </w:pPr>
             <w:r>
               <w:rPr>
                 <w:rFonts w:ascii="Times New Roman" w:hAnsi="Times New Roman"/>
                 <w:sz w:val="26"/>
-                <w:rFonts w:ascii="Times New Roman" w:hAnsi="Times New Roman" w:cs="Times New Roman"/>
-              </w:rPr>
-              <w:t>Bài 14: Luyện tập phối hợp Chuột và Bàn phím</w:t>
-            </w:r>
-          </w:p>
-        </w:tc>
-        <w:tc>
-          <w:tcPr>
-            <w:tcW w:type="dxa" w:w="850"/>
-            <w:vAlign w:val="center"/>
-          </w:tcPr>
-          <w:p>
-            <w:pPr>
-              <w:spacing w:before="40" w:after="40" w:line="276" w:lineRule="auto"/>
-              <w:jc w:val="center"/>
-            </w:pPr>
-            <w:r>
-              <w:rPr>
-                <w:rFonts w:ascii="Times New Roman" w:hAnsi="Times New Roman"/>
-                <w:sz w:val="26"/>
-                <w:rFonts w:ascii="Times New Roman" w:hAnsi="Times New Roman" w:cs="Times New Roman"/>
+              </w:rPr>
+              <w:t>Chỉ đường cho nhân vật</w:t>
+            </w:r>
+          </w:p>
+        </w:tc>
+        <w:tc>
+          <w:tcPr>
+            <w:tcW w:type="dxa" w:w="624"/>
+            <w:tcW w:w="623" w:type="dxa"/>
+            <w:tcW w:w="623" w:type="dxa"/>
+          </w:tcPr>
+          <w:p>
+            <w:pPr>
+              <w:jc w:val="center"/>
+            </w:pPr>
+            <w:r>
+              <w:rPr>
+                <w:rFonts w:ascii="Times New Roman" w:hAnsi="Times New Roman"/>
+                <w:sz w:val="26"/>
               </w:rPr>
               <w:t>1</w:t>
             </w:r>
@@ -2984,19 +2906,18 @@
         </w:tc>
         <w:tc>
           <w:tcPr>
-            <w:tcW w:type="dxa" w:w="1247"/>
-            <w:vAlign w:val="center"/>
-          </w:tcPr>
-          <w:p>
-            <w:pPr>
-              <w:spacing w:before="40" w:after="40" w:line="276" w:lineRule="auto"/>
-              <w:jc w:val="center"/>
-            </w:pPr>
-            <w:r>
-              <w:rPr>
-                <w:rFonts w:ascii="Times New Roman" w:hAnsi="Times New Roman"/>
-                <w:sz w:val="26"/>
-                <w:rFonts w:ascii="Times New Roman" w:hAnsi="Times New Roman" w:cs="Times New Roman"/>
+            <w:tcW w:type="dxa" w:w="794"/>
+            <w:tcW w:w="793" w:type="dxa"/>
+            <w:tcW w:w="793" w:type="dxa"/>
+          </w:tcPr>
+          <w:p>
+            <w:pPr>
+              <w:jc w:val="center"/>
+            </w:pPr>
+            <w:r>
+              <w:rPr>
+                <w:rFonts w:ascii="Times New Roman" w:hAnsi="Times New Roman"/>
+                <w:sz w:val="26"/>
               </w:rPr>
               <w:t>15</w:t>
             </w:r>
@@ -3004,21 +2925,20 @@
         </w:tc>
         <w:tc>
           <w:tcPr>
-            <w:tcW w:type="dxa" w:w="3402"/>
-            <w:vAlign w:val="center"/>
-          </w:tcPr>
-          <w:p>
-            <w:pPr>
-              <w:spacing w:before="40" w:after="40" w:line="276" w:lineRule="auto"/>
+            <w:tcW w:type="dxa" w:w="5272"/>
+            <w:tcW w:w="5273" w:type="dxa"/>
+            <w:tcW w:w="5273" w:type="dxa"/>
+          </w:tcPr>
+          <w:p>
+            <w:pPr>
               <w:jc w:val="both"/>
             </w:pPr>
             <w:r>
               <w:rPr>
                 <w:rFonts w:ascii="Times New Roman" w:hAnsi="Times New Roman"/>
                 <w:sz w:val="26"/>
-                <w:rFonts w:ascii="Times New Roman" w:hAnsi="Times New Roman" w:cs="Times New Roman"/>
-              </w:rPr>
-              <w:t>- Kết hợp thao tác di chuyển chuột để chọn mục và gõ phím nhập dữ liệu đơn giản.   - Hoàn thiện các bài tập thực hành tổng hợp phản xạ phím và chuột.</w:t>
+              </w:rPr>
+              <w:t>Chuỗi lệnh di chuyển</w:t>
             </w:r>
           </w:p>
         </w:tc>
@@ -3026,19 +2946,18 @@
       <w:tr>
         <w:tc>
           <w:tcPr>
-            <w:tcW w:type="dxa" w:w="680"/>
-            <w:vAlign w:val="center"/>
-          </w:tcPr>
-          <w:p>
-            <w:pPr>
-              <w:spacing w:before="40" w:after="40" w:line="276" w:lineRule="auto"/>
-              <w:jc w:val="center"/>
-            </w:pPr>
-            <w:r>
-              <w:rPr>
-                <w:rFonts w:ascii="Times New Roman" w:hAnsi="Times New Roman"/>
-                <w:sz w:val="26"/>
-                <w:rFonts w:ascii="Times New Roman" w:hAnsi="Times New Roman" w:cs="Times New Roman"/>
+            <w:tcW w:type="dxa" w:w="510"/>
+            <w:tcW w:w="510" w:type="dxa"/>
+            <w:tcW w:w="510" w:type="dxa"/>
+          </w:tcPr>
+          <w:p>
+            <w:pPr>
+              <w:jc w:val="center"/>
+            </w:pPr>
+            <w:r>
+              <w:rPr>
+                <w:rFonts w:ascii="Times New Roman" w:hAnsi="Times New Roman"/>
+                <w:sz w:val="26"/>
               </w:rPr>
               <w:t>16</w:t>
             </w:r>
@@ -3046,39 +2965,37 @@
         </w:tc>
         <w:tc>
           <w:tcPr>
-            <w:tcW w:type="dxa" w:w="3118"/>
-            <w:vAlign w:val="center"/>
-          </w:tcPr>
-          <w:p>
-            <w:pPr>
-              <w:spacing w:before="40" w:after="40" w:line="276" w:lineRule="auto"/>
+            <w:tcW w:type="dxa" w:w="2154"/>
+            <w:tcW w:w="2154" w:type="dxa"/>
+            <w:tcW w:w="2154" w:type="dxa"/>
+          </w:tcPr>
+          <w:p>
+            <w:pPr>
               <w:jc w:val="both"/>
             </w:pPr>
             <w:r>
               <w:rPr>
                 <w:rFonts w:ascii="Times New Roman" w:hAnsi="Times New Roman"/>
                 <w:sz w:val="26"/>
-                <w:rFonts w:ascii="Times New Roman" w:hAnsi="Times New Roman" w:cs="Times New Roman"/>
-              </w:rPr>
-              <w:t>Bài 18: Làm quen với phần mềm Tập vẽ Paint</w:t>
-            </w:r>
-          </w:p>
-        </w:tc>
-        <w:tc>
-          <w:tcPr>
-            <w:tcW w:type="dxa" w:w="850"/>
-            <w:vAlign w:val="center"/>
-          </w:tcPr>
-          <w:p>
-            <w:pPr>
-              <w:spacing w:before="40" w:after="40" w:line="276" w:lineRule="auto"/>
-              <w:jc w:val="center"/>
-            </w:pPr>
-            <w:r>
-              <w:rPr>
-                <w:rFonts w:ascii="Times New Roman" w:hAnsi="Times New Roman"/>
-                <w:sz w:val="26"/>
-                <w:rFonts w:ascii="Times New Roman" w:hAnsi="Times New Roman" w:cs="Times New Roman"/>
+              </w:rPr>
+              <w:t>Mê cung của em</w:t>
+            </w:r>
+          </w:p>
+        </w:tc>
+        <w:tc>
+          <w:tcPr>
+            <w:tcW w:type="dxa" w:w="624"/>
+            <w:tcW w:w="623" w:type="dxa"/>
+            <w:tcW w:w="623" w:type="dxa"/>
+          </w:tcPr>
+          <w:p>
+            <w:pPr>
+              <w:jc w:val="center"/>
+            </w:pPr>
+            <w:r>
+              <w:rPr>
+                <w:rFonts w:ascii="Times New Roman" w:hAnsi="Times New Roman"/>
+                <w:sz w:val="26"/>
               </w:rPr>
               <w:t>1</w:t>
             </w:r>
@@ -3086,19 +3003,18 @@
         </w:tc>
         <w:tc>
           <w:tcPr>
-            <w:tcW w:type="dxa" w:w="1247"/>
-            <w:vAlign w:val="center"/>
-          </w:tcPr>
-          <w:p>
-            <w:pPr>
-              <w:spacing w:before="40" w:after="40" w:line="276" w:lineRule="auto"/>
-              <w:jc w:val="center"/>
-            </w:pPr>
-            <w:r>
-              <w:rPr>
-                <w:rFonts w:ascii="Times New Roman" w:hAnsi="Times New Roman"/>
-                <w:sz w:val="26"/>
-                <w:rFonts w:ascii="Times New Roman" w:hAnsi="Times New Roman" w:cs="Times New Roman"/>
+            <w:tcW w:type="dxa" w:w="794"/>
+            <w:tcW w:w="793" w:type="dxa"/>
+            <w:tcW w:w="793" w:type="dxa"/>
+          </w:tcPr>
+          <w:p>
+            <w:pPr>
+              <w:jc w:val="center"/>
+            </w:pPr>
+            <w:r>
+              <w:rPr>
+                <w:rFonts w:ascii="Times New Roman" w:hAnsi="Times New Roman"/>
+                <w:sz w:val="26"/>
               </w:rPr>
               <w:t>16</w:t>
             </w:r>
@@ -3106,21 +3022,20 @@
         </w:tc>
         <w:tc>
           <w:tcPr>
-            <w:tcW w:type="dxa" w:w="3402"/>
-            <w:vAlign w:val="center"/>
-          </w:tcPr>
-          <w:p>
-            <w:pPr>
-              <w:spacing w:before="40" w:after="40" w:line="276" w:lineRule="auto"/>
+            <w:tcW w:type="dxa" w:w="5272"/>
+            <w:tcW w:w="5273" w:type="dxa"/>
+            <w:tcW w:w="5273" w:type="dxa"/>
+          </w:tcPr>
+          <w:p>
+            <w:pPr>
               <w:jc w:val="both"/>
             </w:pPr>
             <w:r>
               <w:rPr>
                 <w:rFonts w:ascii="Times New Roman" w:hAnsi="Times New Roman"/>
                 <w:sz w:val="26"/>
-                <w:rFonts w:ascii="Times New Roman" w:hAnsi="Times New Roman" w:cs="Times New Roman"/>
-              </w:rPr>
-              <w:t>- Mở và thoát phần mềm Paint.   - Nhận biết Vùng vẽ (Drawing Area) và Bảng công cụ (Ribbon).</w:t>
+              </w:rPr>
+              <w:t>Tìm đường và thử nghiệm</w:t>
             </w:r>
           </w:p>
         </w:tc>
@@ -3128,19 +3043,18 @@
       <w:tr>
         <w:tc>
           <w:tcPr>
-            <w:tcW w:type="dxa" w:w="680"/>
-            <w:vAlign w:val="center"/>
-          </w:tcPr>
-          <w:p>
-            <w:pPr>
-              <w:spacing w:before="40" w:after="40" w:line="276" w:lineRule="auto"/>
-              <w:jc w:val="center"/>
-            </w:pPr>
-            <w:r>
-              <w:rPr>
-                <w:rFonts w:ascii="Times New Roman" w:hAnsi="Times New Roman"/>
-                <w:sz w:val="26"/>
-                <w:rFonts w:ascii="Times New Roman" w:hAnsi="Times New Roman" w:cs="Times New Roman"/>
+            <w:tcW w:type="dxa" w:w="510"/>
+            <w:tcW w:w="510" w:type="dxa"/>
+            <w:tcW w:w="510" w:type="dxa"/>
+          </w:tcPr>
+          <w:p>
+            <w:pPr>
+              <w:jc w:val="center"/>
+            </w:pPr>
+            <w:r>
+              <w:rPr>
+                <w:rFonts w:ascii="Times New Roman" w:hAnsi="Times New Roman"/>
+                <w:sz w:val="26"/>
               </w:rPr>
               <w:t>17</w:t>
             </w:r>
@@ -3148,39 +3062,37 @@
         </w:tc>
         <w:tc>
           <w:tcPr>
-            <w:tcW w:type="dxa" w:w="3118"/>
-            <w:vAlign w:val="center"/>
-          </w:tcPr>
-          <w:p>
-            <w:pPr>
-              <w:spacing w:before="40" w:after="40" w:line="276" w:lineRule="auto"/>
+            <w:tcW w:type="dxa" w:w="2154"/>
+            <w:tcW w:w="2154" w:type="dxa"/>
+            <w:tcW w:w="2154" w:type="dxa"/>
+          </w:tcPr>
+          <w:p>
+            <w:pPr>
               <w:jc w:val="both"/>
             </w:pPr>
             <w:r>
               <w:rPr>
                 <w:rFonts w:ascii="Times New Roman" w:hAnsi="Times New Roman"/>
                 <w:sz w:val="26"/>
-                <w:rFonts w:ascii="Times New Roman" w:hAnsi="Times New Roman" w:cs="Times New Roman"/>
-              </w:rPr>
-              <w:t>Bài 19: Sử dụng công cụ Bút vẽ và Tẩy</w:t>
-            </w:r>
-          </w:p>
-        </w:tc>
-        <w:tc>
-          <w:tcPr>
-            <w:tcW w:type="dxa" w:w="850"/>
-            <w:vAlign w:val="center"/>
-          </w:tcPr>
-          <w:p>
-            <w:pPr>
-              <w:spacing w:before="40" w:after="40" w:line="276" w:lineRule="auto"/>
-              <w:jc w:val="center"/>
-            </w:pPr>
-            <w:r>
-              <w:rPr>
-                <w:rFonts w:ascii="Times New Roman" w:hAnsi="Times New Roman"/>
-                <w:sz w:val="26"/>
-                <w:rFonts w:ascii="Times New Roman" w:hAnsi="Times New Roman" w:cs="Times New Roman"/>
+              </w:rPr>
+              <w:t>Sửa lỗi đường đi</w:t>
+            </w:r>
+          </w:p>
+        </w:tc>
+        <w:tc>
+          <w:tcPr>
+            <w:tcW w:type="dxa" w:w="624"/>
+            <w:tcW w:w="623" w:type="dxa"/>
+            <w:tcW w:w="623" w:type="dxa"/>
+          </w:tcPr>
+          <w:p>
+            <w:pPr>
+              <w:jc w:val="center"/>
+            </w:pPr>
+            <w:r>
+              <w:rPr>
+                <w:rFonts w:ascii="Times New Roman" w:hAnsi="Times New Roman"/>
+                <w:sz w:val="26"/>
               </w:rPr>
               <w:t>1</w:t>
             </w:r>
@@ -3188,19 +3100,18 @@
         </w:tc>
         <w:tc>
           <w:tcPr>
-            <w:tcW w:type="dxa" w:w="1247"/>
-            <w:vAlign w:val="center"/>
-          </w:tcPr>
-          <w:p>
-            <w:pPr>
-              <w:spacing w:before="40" w:after="40" w:line="276" w:lineRule="auto"/>
-              <w:jc w:val="center"/>
-            </w:pPr>
-            <w:r>
-              <w:rPr>
-                <w:rFonts w:ascii="Times New Roman" w:hAnsi="Times New Roman"/>
-                <w:sz w:val="26"/>
-                <w:rFonts w:ascii="Times New Roman" w:hAnsi="Times New Roman" w:cs="Times New Roman"/>
+            <w:tcW w:type="dxa" w:w="794"/>
+            <w:tcW w:w="793" w:type="dxa"/>
+            <w:tcW w:w="793" w:type="dxa"/>
+          </w:tcPr>
+          <w:p>
+            <w:pPr>
+              <w:jc w:val="center"/>
+            </w:pPr>
+            <w:r>
+              <w:rPr>
+                <w:rFonts w:ascii="Times New Roman" w:hAnsi="Times New Roman"/>
+                <w:sz w:val="26"/>
               </w:rPr>
               <w:t>17</w:t>
             </w:r>
@@ -3208,21 +3119,20 @@
         </w:tc>
         <w:tc>
           <w:tcPr>
-            <w:tcW w:type="dxa" w:w="3402"/>
-            <w:vAlign w:val="center"/>
-          </w:tcPr>
-          <w:p>
-            <w:pPr>
-              <w:spacing w:before="40" w:after="40" w:line="276" w:lineRule="auto"/>
+            <w:tcW w:type="dxa" w:w="5272"/>
+            <w:tcW w:w="5273" w:type="dxa"/>
+            <w:tcW w:w="5273" w:type="dxa"/>
+          </w:tcPr>
+          <w:p>
+            <w:pPr>
               <w:jc w:val="both"/>
             </w:pPr>
             <w:r>
               <w:rPr>
                 <w:rFonts w:ascii="Times New Roman" w:hAnsi="Times New Roman"/>
                 <w:sz w:val="26"/>
-                <w:rFonts w:ascii="Times New Roman" w:hAnsi="Times New Roman" w:cs="Times New Roman"/>
-              </w:rPr>
-              <w:t>- Dùng công cụ Bút vẽ (Pencil) để vẽ nét tự do.   - Dùng công cụ Tẩy (Eraser) để xóa chi tiết nét vẽ chưa ưng ý.</w:t>
+              </w:rPr>
+              <w:t>Nhận biết lỗi và thay đổi lệnh</w:t>
             </w:r>
           </w:p>
         </w:tc>
@@ -3230,19 +3140,18 @@
       <w:tr>
         <w:tc>
           <w:tcPr>
-            <w:tcW w:type="dxa" w:w="680"/>
-            <w:vAlign w:val="center"/>
-          </w:tcPr>
-          <w:p>
-            <w:pPr>
-              <w:spacing w:before="40" w:after="40" w:line="276" w:lineRule="auto"/>
-              <w:jc w:val="center"/>
-            </w:pPr>
-            <w:r>
-              <w:rPr>
-                <w:rFonts w:ascii="Times New Roman" w:hAnsi="Times New Roman"/>
-                <w:sz w:val="26"/>
-                <w:rFonts w:ascii="Times New Roman" w:hAnsi="Times New Roman" w:cs="Times New Roman"/>
+            <w:tcW w:type="dxa" w:w="510"/>
+            <w:tcW w:w="510" w:type="dxa"/>
+            <w:tcW w:w="510" w:type="dxa"/>
+          </w:tcPr>
+          <w:p>
+            <w:pPr>
+              <w:jc w:val="center"/>
+            </w:pPr>
+            <w:r>
+              <w:rPr>
+                <w:rFonts w:ascii="Times New Roman" w:hAnsi="Times New Roman"/>
+                <w:sz w:val="26"/>
               </w:rPr>
               <w:t>18</w:t>
             </w:r>
@@ -3250,39 +3159,37 @@
         </w:tc>
         <w:tc>
           <w:tcPr>
-            <w:tcW w:type="dxa" w:w="3118"/>
-            <w:vAlign w:val="center"/>
-          </w:tcPr>
-          <w:p>
-            <w:pPr>
-              <w:spacing w:before="40" w:after="40" w:line="276" w:lineRule="auto"/>
+            <w:tcW w:type="dxa" w:w="2154"/>
+            <w:tcW w:w="2154" w:type="dxa"/>
+            <w:tcW w:w="2154" w:type="dxa"/>
+          </w:tcPr>
+          <w:p>
+            <w:pPr>
               <w:jc w:val="both"/>
             </w:pPr>
             <w:r>
               <w:rPr>
                 <w:rFonts w:ascii="Times New Roman" w:hAnsi="Times New Roman"/>
                 <w:sz w:val="26"/>
-                <w:rFonts w:ascii="Times New Roman" w:hAnsi="Times New Roman" w:cs="Times New Roman"/>
-              </w:rPr>
-              <w:t>Ôn tập Đánh giá định kỳ 2</w:t>
-            </w:r>
-          </w:p>
-        </w:tc>
-        <w:tc>
-          <w:tcPr>
-            <w:tcW w:type="dxa" w:w="850"/>
-            <w:vAlign w:val="center"/>
-          </w:tcPr>
-          <w:p>
-            <w:pPr>
-              <w:spacing w:before="40" w:after="40" w:line="276" w:lineRule="auto"/>
-              <w:jc w:val="center"/>
-            </w:pPr>
-            <w:r>
-              <w:rPr>
-                <w:rFonts w:ascii="Times New Roman" w:hAnsi="Times New Roman"/>
-                <w:sz w:val="26"/>
-                <w:rFonts w:ascii="Times New Roman" w:hAnsi="Times New Roman" w:cs="Times New Roman"/>
+              </w:rPr>
+              <w:t>Làm quen lập trình trực quan</w:t>
+            </w:r>
+          </w:p>
+        </w:tc>
+        <w:tc>
+          <w:tcPr>
+            <w:tcW w:type="dxa" w:w="624"/>
+            <w:tcW w:w="623" w:type="dxa"/>
+            <w:tcW w:w="623" w:type="dxa"/>
+          </w:tcPr>
+          <w:p>
+            <w:pPr>
+              <w:jc w:val="center"/>
+            </w:pPr>
+            <w:r>
+              <w:rPr>
+                <w:rFonts w:ascii="Times New Roman" w:hAnsi="Times New Roman"/>
+                <w:sz w:val="26"/>
               </w:rPr>
               <w:t>1</w:t>
             </w:r>
@@ -3290,19 +3197,18 @@
         </w:tc>
         <w:tc>
           <w:tcPr>
-            <w:tcW w:type="dxa" w:w="1247"/>
-            <w:vAlign w:val="center"/>
-          </w:tcPr>
-          <w:p>
-            <w:pPr>
-              <w:spacing w:before="40" w:after="40" w:line="276" w:lineRule="auto"/>
-              <w:jc w:val="center"/>
-            </w:pPr>
-            <w:r>
-              <w:rPr>
-                <w:rFonts w:ascii="Times New Roman" w:hAnsi="Times New Roman"/>
-                <w:sz w:val="26"/>
-                <w:rFonts w:ascii="Times New Roman" w:hAnsi="Times New Roman" w:cs="Times New Roman"/>
+            <w:tcW w:type="dxa" w:w="794"/>
+            <w:tcW w:w="793" w:type="dxa"/>
+            <w:tcW w:w="793" w:type="dxa"/>
+          </w:tcPr>
+          <w:p>
+            <w:pPr>
+              <w:jc w:val="center"/>
+            </w:pPr>
+            <w:r>
+              <w:rPr>
+                <w:rFonts w:ascii="Times New Roman" w:hAnsi="Times New Roman"/>
+                <w:sz w:val="26"/>
               </w:rPr>
               <w:t>18</w:t>
             </w:r>
@@ -3310,21 +3216,20 @@
         </w:tc>
         <w:tc>
           <w:tcPr>
-            <w:tcW w:type="dxa" w:w="3402"/>
-            <w:vAlign w:val="center"/>
-          </w:tcPr>
-          <w:p>
-            <w:pPr>
-              <w:spacing w:before="40" w:after="40" w:line="276" w:lineRule="auto"/>
+            <w:tcW w:type="dxa" w:w="5272"/>
+            <w:tcW w:w="5273" w:type="dxa"/>
+            <w:tcW w:w="5273" w:type="dxa"/>
+          </w:tcPr>
+          <w:p>
+            <w:pPr>
               <w:jc w:val="both"/>
             </w:pPr>
             <w:r>
               <w:rPr>
                 <w:rFonts w:ascii="Times New Roman" w:hAnsi="Times New Roman"/>
                 <w:sz w:val="26"/>
-                <w:rFonts w:ascii="Times New Roman" w:hAnsi="Times New Roman" w:cs="Times New Roman"/>
-              </w:rPr>
-              <w:t>Hệ thống hóa kiến thức chuẩn bị Đánh giá định kỳ 2.</w:t>
+              </w:rPr>
+              <w:t>Nhận biết khối lệnh và ghép lệnh</w:t>
             </w:r>
           </w:p>
         </w:tc>
@@ -3332,19 +3237,18 @@
       <w:tr>
         <w:tc>
           <w:tcPr>
-            <w:tcW w:type="dxa" w:w="680"/>
-            <w:vAlign w:val="center"/>
-          </w:tcPr>
-          <w:p>
-            <w:pPr>
-              <w:spacing w:before="40" w:after="40" w:line="276" w:lineRule="auto"/>
-              <w:jc w:val="center"/>
-            </w:pPr>
-            <w:r>
-              <w:rPr>
-                <w:rFonts w:ascii="Times New Roman" w:hAnsi="Times New Roman"/>
-                <w:sz w:val="26"/>
-                <w:rFonts w:ascii="Times New Roman" w:hAnsi="Times New Roman" w:cs="Times New Roman"/>
+            <w:tcW w:type="dxa" w:w="510"/>
+            <w:tcW w:w="510" w:type="dxa"/>
+            <w:tcW w:w="510" w:type="dxa"/>
+          </w:tcPr>
+          <w:p>
+            <w:pPr>
+              <w:jc w:val="center"/>
+            </w:pPr>
+            <w:r>
+              <w:rPr>
+                <w:rFonts w:ascii="Times New Roman" w:hAnsi="Times New Roman"/>
+                <w:sz w:val="26"/>
               </w:rPr>
               <w:t>19</w:t>
             </w:r>
@@ -3352,39 +3256,37 @@
         </w:tc>
         <w:tc>
           <w:tcPr>
-            <w:tcW w:type="dxa" w:w="3118"/>
-            <w:vAlign w:val="center"/>
-          </w:tcPr>
-          <w:p>
-            <w:pPr>
-              <w:spacing w:before="40" w:after="40" w:line="276" w:lineRule="auto"/>
+            <w:tcW w:type="dxa" w:w="2154"/>
+            <w:tcW w:w="2154" w:type="dxa"/>
+            <w:tcW w:w="2154" w:type="dxa"/>
+          </w:tcPr>
+          <w:p>
+            <w:pPr>
               <w:jc w:val="both"/>
             </w:pPr>
             <w:r>
               <w:rPr>
                 <w:rFonts w:ascii="Times New Roman" w:hAnsi="Times New Roman"/>
                 <w:sz w:val="26"/>
-                <w:rFonts w:ascii="Times New Roman" w:hAnsi="Times New Roman" w:cs="Times New Roman"/>
-              </w:rPr>
-              <w:t>Đánh giá định kỳ 2</w:t>
-            </w:r>
-          </w:p>
-        </w:tc>
-        <w:tc>
-          <w:tcPr>
-            <w:tcW w:type="dxa" w:w="850"/>
-            <w:vAlign w:val="center"/>
-          </w:tcPr>
-          <w:p>
-            <w:pPr>
-              <w:spacing w:before="40" w:after="40" w:line="276" w:lineRule="auto"/>
-              <w:jc w:val="center"/>
-            </w:pPr>
-            <w:r>
-              <w:rPr>
-                <w:rFonts w:ascii="Times New Roman" w:hAnsi="Times New Roman"/>
-                <w:sz w:val="26"/>
-                <w:rFonts w:ascii="Times New Roman" w:hAnsi="Times New Roman" w:cs="Times New Roman"/>
+              </w:rPr>
+              <w:t>Ôn tập Coding cơ bản</w:t>
+            </w:r>
+          </w:p>
+        </w:tc>
+        <w:tc>
+          <w:tcPr>
+            <w:tcW w:type="dxa" w:w="624"/>
+            <w:tcW w:w="623" w:type="dxa"/>
+            <w:tcW w:w="623" w:type="dxa"/>
+          </w:tcPr>
+          <w:p>
+            <w:pPr>
+              <w:jc w:val="center"/>
+            </w:pPr>
+            <w:r>
+              <w:rPr>
+                <w:rFonts w:ascii="Times New Roman" w:hAnsi="Times New Roman"/>
+                <w:sz w:val="26"/>
               </w:rPr>
               <w:t>1</w:t>
             </w:r>
@@ -3392,19 +3294,18 @@
         </w:tc>
         <w:tc>
           <w:tcPr>
-            <w:tcW w:type="dxa" w:w="1247"/>
-            <w:vAlign w:val="center"/>
-          </w:tcPr>
-          <w:p>
-            <w:pPr>
-              <w:spacing w:before="40" w:after="40" w:line="276" w:lineRule="auto"/>
-              <w:jc w:val="center"/>
-            </w:pPr>
-            <w:r>
-              <w:rPr>
-                <w:rFonts w:ascii="Times New Roman" w:hAnsi="Times New Roman"/>
-                <w:sz w:val="26"/>
-                <w:rFonts w:ascii="Times New Roman" w:hAnsi="Times New Roman" w:cs="Times New Roman"/>
+            <w:tcW w:type="dxa" w:w="794"/>
+            <w:tcW w:w="793" w:type="dxa"/>
+            <w:tcW w:w="793" w:type="dxa"/>
+          </w:tcPr>
+          <w:p>
+            <w:pPr>
+              <w:jc w:val="center"/>
+            </w:pPr>
+            <w:r>
+              <w:rPr>
+                <w:rFonts w:ascii="Times New Roman" w:hAnsi="Times New Roman"/>
+                <w:sz w:val="26"/>
               </w:rPr>
               <w:t>19</w:t>
             </w:r>
@@ -3412,21 +3313,20 @@
         </w:tc>
         <w:tc>
           <w:tcPr>
-            <w:tcW w:type="dxa" w:w="3402"/>
-            <w:vAlign w:val="center"/>
-          </w:tcPr>
-          <w:p>
-            <w:pPr>
-              <w:spacing w:before="40" w:after="40" w:line="276" w:lineRule="auto"/>
+            <w:tcW w:type="dxa" w:w="5272"/>
+            <w:tcW w:w="5273" w:type="dxa"/>
+            <w:tcW w:w="5273" w:type="dxa"/>
+          </w:tcPr>
+          <w:p>
+            <w:pPr>
               <w:jc w:val="both"/>
             </w:pPr>
             <w:r>
               <w:rPr>
                 <w:rFonts w:ascii="Times New Roman" w:hAnsi="Times New Roman"/>
                 <w:sz w:val="26"/>
-                <w:rFonts w:ascii="Times New Roman" w:hAnsi="Times New Roman" w:cs="Times New Roman"/>
-              </w:rPr>
-              <w:t>Kiểm tra đánh giá kết quả học tập.</w:t>
+              </w:rPr>
+              <w:t>Tạo chuỗi lệnh hoàn chỉnh</w:t>
             </w:r>
           </w:p>
         </w:tc>
@@ -3434,19 +3334,18 @@
       <w:tr>
         <w:tc>
           <w:tcPr>
-            <w:tcW w:type="dxa" w:w="680"/>
-            <w:vAlign w:val="center"/>
-          </w:tcPr>
-          <w:p>
-            <w:pPr>
-              <w:spacing w:before="40" w:after="40" w:line="276" w:lineRule="auto"/>
-              <w:jc w:val="center"/>
-            </w:pPr>
-            <w:r>
-              <w:rPr>
-                <w:rFonts w:ascii="Times New Roman" w:hAnsi="Times New Roman"/>
-                <w:sz w:val="26"/>
-                <w:rFonts w:ascii="Times New Roman" w:hAnsi="Times New Roman" w:cs="Times New Roman"/>
+            <w:tcW w:type="dxa" w:w="510"/>
+            <w:tcW w:w="510" w:type="dxa"/>
+            <w:tcW w:w="510" w:type="dxa"/>
+          </w:tcPr>
+          <w:p>
+            <w:pPr>
+              <w:jc w:val="center"/>
+            </w:pPr>
+            <w:r>
+              <w:rPr>
+                <w:rFonts w:ascii="Times New Roman" w:hAnsi="Times New Roman"/>
+                <w:sz w:val="26"/>
               </w:rPr>
               <w:t>20</w:t>
             </w:r>
@@ -3454,39 +3353,37 @@
         </w:tc>
         <w:tc>
           <w:tcPr>
-            <w:tcW w:type="dxa" w:w="3118"/>
-            <w:vAlign w:val="center"/>
-          </w:tcPr>
-          <w:p>
-            <w:pPr>
-              <w:spacing w:before="40" w:after="40" w:line="276" w:lineRule="auto"/>
+            <w:tcW w:type="dxa" w:w="2154"/>
+            <w:tcW w:w="2154" w:type="dxa"/>
+            <w:tcW w:w="2154" w:type="dxa"/>
+          </w:tcPr>
+          <w:p>
+            <w:pPr>
               <w:jc w:val="both"/>
             </w:pPr>
             <w:r>
               <w:rPr>
                 <w:rFonts w:ascii="Times New Roman" w:hAnsi="Times New Roman"/>
                 <w:sz w:val="26"/>
-                <w:rFonts w:ascii="Times New Roman" w:hAnsi="Times New Roman" w:cs="Times New Roman"/>
-              </w:rPr>
-              <w:t>Bài 20: Vẽ hình dạng cơ bản và Tô màu</w:t>
-            </w:r>
-          </w:p>
-        </w:tc>
-        <w:tc>
-          <w:tcPr>
-            <w:tcW w:type="dxa" w:w="850"/>
-            <w:vAlign w:val="center"/>
-          </w:tcPr>
-          <w:p>
-            <w:pPr>
-              <w:spacing w:before="40" w:after="40" w:line="276" w:lineRule="auto"/>
-              <w:jc w:val="center"/>
-            </w:pPr>
-            <w:r>
-              <w:rPr>
-                <w:rFonts w:ascii="Times New Roman" w:hAnsi="Times New Roman"/>
-                <w:sz w:val="26"/>
-                <w:rFonts w:ascii="Times New Roman" w:hAnsi="Times New Roman" w:cs="Times New Roman"/>
+              </w:rPr>
+              <w:t>ĐÁNH GIÁ ĐỊNH KỲ 2</w:t>
+            </w:r>
+          </w:p>
+        </w:tc>
+        <w:tc>
+          <w:tcPr>
+            <w:tcW w:type="dxa" w:w="624"/>
+            <w:tcW w:w="623" w:type="dxa"/>
+            <w:tcW w:w="623" w:type="dxa"/>
+          </w:tcPr>
+          <w:p>
+            <w:pPr>
+              <w:jc w:val="center"/>
+            </w:pPr>
+            <w:r>
+              <w:rPr>
+                <w:rFonts w:ascii="Times New Roman" w:hAnsi="Times New Roman"/>
+                <w:sz w:val="26"/>
               </w:rPr>
               <w:t>1</w:t>
             </w:r>
@@ -3494,19 +3391,18 @@
         </w:tc>
         <w:tc>
           <w:tcPr>
-            <w:tcW w:type="dxa" w:w="1247"/>
-            <w:vAlign w:val="center"/>
-          </w:tcPr>
-          <w:p>
-            <w:pPr>
-              <w:spacing w:before="40" w:after="40" w:line="276" w:lineRule="auto"/>
-              <w:jc w:val="center"/>
-            </w:pPr>
-            <w:r>
-              <w:rPr>
-                <w:rFonts w:ascii="Times New Roman" w:hAnsi="Times New Roman"/>
-                <w:sz w:val="26"/>
-                <w:rFonts w:ascii="Times New Roman" w:hAnsi="Times New Roman" w:cs="Times New Roman"/>
+            <w:tcW w:type="dxa" w:w="794"/>
+            <w:tcW w:w="793" w:type="dxa"/>
+            <w:tcW w:w="793" w:type="dxa"/>
+          </w:tcPr>
+          <w:p>
+            <w:pPr>
+              <w:jc w:val="center"/>
+            </w:pPr>
+            <w:r>
+              <w:rPr>
+                <w:rFonts w:ascii="Times New Roman" w:hAnsi="Times New Roman"/>
+                <w:sz w:val="26"/>
               </w:rPr>
               <w:t>20</w:t>
             </w:r>
@@ -3514,21 +3410,20 @@
         </w:tc>
         <w:tc>
           <w:tcPr>
-            <w:tcW w:type="dxa" w:w="3402"/>
-            <w:vAlign w:val="center"/>
-          </w:tcPr>
-          <w:p>
-            <w:pPr>
-              <w:spacing w:before="40" w:after="40" w:line="276" w:lineRule="auto"/>
+            <w:tcW w:type="dxa" w:w="5272"/>
+            <w:tcW w:w="5273" w:type="dxa"/>
+            <w:tcW w:w="5273" w:type="dxa"/>
+          </w:tcPr>
+          <w:p>
+            <w:pPr>
               <w:jc w:val="both"/>
             </w:pPr>
             <w:r>
               <w:rPr>
                 <w:rFonts w:ascii="Times New Roman" w:hAnsi="Times New Roman"/>
                 <w:sz w:val="26"/>
-                <w:rFonts w:ascii="Times New Roman" w:hAnsi="Times New Roman" w:cs="Times New Roman"/>
-              </w:rPr>
-              <w:t>- Sử dụng công cụ vẽ đường thẳng (Line), hình tròn (Oval), hình chữ nhật (Rectangle).   - Dùng công cụ Tô màu (Fill with color) để hoàn thiện bức tranh.</w:t>
+              </w:rPr>
+              <w:t>Điều khiển nhân vật đến đích bằng chuỗi lệnh</w:t>
             </w:r>
           </w:p>
         </w:tc>
@@ -3536,19 +3431,18 @@
       <w:tr>
         <w:tc>
           <w:tcPr>
-            <w:tcW w:type="dxa" w:w="680"/>
-            <w:vAlign w:val="center"/>
-          </w:tcPr>
-          <w:p>
-            <w:pPr>
-              <w:spacing w:before="40" w:after="40" w:line="276" w:lineRule="auto"/>
-              <w:jc w:val="center"/>
-            </w:pPr>
-            <w:r>
-              <w:rPr>
-                <w:rFonts w:ascii="Times New Roman" w:hAnsi="Times New Roman"/>
-                <w:sz w:val="26"/>
-                <w:rFonts w:ascii="Times New Roman" w:hAnsi="Times New Roman" w:cs="Times New Roman"/>
+            <w:tcW w:type="dxa" w:w="510"/>
+            <w:tcW w:w="510" w:type="dxa"/>
+            <w:tcW w:w="510" w:type="dxa"/>
+          </w:tcPr>
+          <w:p>
+            <w:pPr>
+              <w:jc w:val="center"/>
+            </w:pPr>
+            <w:r>
+              <w:rPr>
+                <w:rFonts w:ascii="Times New Roman" w:hAnsi="Times New Roman"/>
+                <w:sz w:val="26"/>
               </w:rPr>
               <w:t>21</w:t>
             </w:r>
@@ -3556,39 +3450,37 @@
         </w:tc>
         <w:tc>
           <w:tcPr>
-            <w:tcW w:type="dxa" w:w="3118"/>
-            <w:vAlign w:val="center"/>
-          </w:tcPr>
-          <w:p>
-            <w:pPr>
-              <w:spacing w:before="40" w:after="40" w:line="276" w:lineRule="auto"/>
+            <w:tcW w:type="dxa" w:w="2154"/>
+            <w:tcW w:w="2154" w:type="dxa"/>
+            <w:tcW w:w="2154" w:type="dxa"/>
+          </w:tcPr>
+          <w:p>
+            <w:pPr>
               <w:jc w:val="both"/>
             </w:pPr>
             <w:r>
               <w:rPr>
                 <w:rFonts w:ascii="Times New Roman" w:hAnsi="Times New Roman"/>
                 <w:sz w:val="26"/>
-                <w:rFonts w:ascii="Times New Roman" w:hAnsi="Times New Roman" w:cs="Times New Roman"/>
-              </w:rPr>
-              <w:t>Bài 21: Thực hành vẽ tranh tự do và Lưu bài</w:t>
-            </w:r>
-          </w:p>
-        </w:tc>
-        <w:tc>
-          <w:tcPr>
-            <w:tcW w:type="dxa" w:w="850"/>
-            <w:vAlign w:val="center"/>
-          </w:tcPr>
-          <w:p>
-            <w:pPr>
-              <w:spacing w:before="40" w:after="40" w:line="276" w:lineRule="auto"/>
-              <w:jc w:val="center"/>
-            </w:pPr>
-            <w:r>
-              <w:rPr>
-                <w:rFonts w:ascii="Times New Roman" w:hAnsi="Times New Roman"/>
-                <w:sz w:val="26"/>
-                <w:rFonts w:ascii="Times New Roman" w:hAnsi="Times New Roman" w:cs="Times New Roman"/>
+              </w:rPr>
+              <w:t>Kể chuyện số</w:t>
+            </w:r>
+          </w:p>
+        </w:tc>
+        <w:tc>
+          <w:tcPr>
+            <w:tcW w:type="dxa" w:w="624"/>
+            <w:tcW w:w="623" w:type="dxa"/>
+            <w:tcW w:w="623" w:type="dxa"/>
+          </w:tcPr>
+          <w:p>
+            <w:pPr>
+              <w:jc w:val="center"/>
+            </w:pPr>
+            <w:r>
+              <w:rPr>
+                <w:rFonts w:ascii="Times New Roman" w:hAnsi="Times New Roman"/>
+                <w:sz w:val="26"/>
               </w:rPr>
               <w:t>1</w:t>
             </w:r>
@@ -3596,19 +3488,18 @@
         </w:tc>
         <w:tc>
           <w:tcPr>
-            <w:tcW w:type="dxa" w:w="1247"/>
-            <w:vAlign w:val="center"/>
-          </w:tcPr>
-          <w:p>
-            <w:pPr>
-              <w:spacing w:before="40" w:after="40" w:line="276" w:lineRule="auto"/>
-              <w:jc w:val="center"/>
-            </w:pPr>
-            <w:r>
-              <w:rPr>
-                <w:rFonts w:ascii="Times New Roman" w:hAnsi="Times New Roman"/>
-                <w:sz w:val="26"/>
-                <w:rFonts w:ascii="Times New Roman" w:hAnsi="Times New Roman" w:cs="Times New Roman"/>
+            <w:tcW w:type="dxa" w:w="794"/>
+            <w:tcW w:w="793" w:type="dxa"/>
+            <w:tcW w:w="793" w:type="dxa"/>
+          </w:tcPr>
+          <w:p>
+            <w:pPr>
+              <w:jc w:val="center"/>
+            </w:pPr>
+            <w:r>
+              <w:rPr>
+                <w:rFonts w:ascii="Times New Roman" w:hAnsi="Times New Roman"/>
+                <w:sz w:val="26"/>
               </w:rPr>
               <w:t>21</w:t>
             </w:r>
@@ -3616,21 +3507,20 @@
         </w:tc>
         <w:tc>
           <w:tcPr>
-            <w:tcW w:type="dxa" w:w="3402"/>
-            <w:vAlign w:val="center"/>
-          </w:tcPr>
-          <w:p>
-            <w:pPr>
-              <w:spacing w:before="40" w:after="40" w:line="276" w:lineRule="auto"/>
+            <w:tcW w:type="dxa" w:w="5272"/>
+            <w:tcW w:w="5273" w:type="dxa"/>
+            <w:tcW w:w="5273" w:type="dxa"/>
+          </w:tcPr>
+          <w:p>
+            <w:pPr>
               <w:jc w:val="both"/>
             </w:pPr>
             <w:r>
               <w:rPr>
                 <w:rFonts w:ascii="Times New Roman" w:hAnsi="Times New Roman"/>
                 <w:sz w:val="26"/>
-                <w:rFonts w:ascii="Times New Roman" w:hAnsi="Times New Roman" w:cs="Times New Roman"/>
-              </w:rPr>
-              <w:t>- Tự vẽ một bức tranh đơn giản (ngôi nhà, cây cối, mặt trời...).   - Thực hành thao tác Lưu bài (Save) vào máy tính.</w:t>
+              </w:rPr>
+              <w:t>Xác định mở đầu – diễn biến – kết thúc</w:t>
             </w:r>
           </w:p>
         </w:tc>
@@ -3638,19 +3528,18 @@
       <w:tr>
         <w:tc>
           <w:tcPr>
-            <w:tcW w:type="dxa" w:w="680"/>
-            <w:vAlign w:val="center"/>
-          </w:tcPr>
-          <w:p>
-            <w:pPr>
-              <w:spacing w:before="40" w:after="40" w:line="276" w:lineRule="auto"/>
-              <w:jc w:val="center"/>
-            </w:pPr>
-            <w:r>
-              <w:rPr>
-                <w:rFonts w:ascii="Times New Roman" w:hAnsi="Times New Roman"/>
-                <w:sz w:val="26"/>
-                <w:rFonts w:ascii="Times New Roman" w:hAnsi="Times New Roman" w:cs="Times New Roman"/>
+            <w:tcW w:type="dxa" w:w="510"/>
+            <w:tcW w:w="510" w:type="dxa"/>
+            <w:tcW w:w="510" w:type="dxa"/>
+          </w:tcPr>
+          <w:p>
+            <w:pPr>
+              <w:jc w:val="center"/>
+            </w:pPr>
+            <w:r>
+              <w:rPr>
+                <w:rFonts w:ascii="Times New Roman" w:hAnsi="Times New Roman"/>
+                <w:sz w:val="26"/>
               </w:rPr>
               <w:t>22</w:t>
             </w:r>
@@ -3658,39 +3547,37 @@
         </w:tc>
         <w:tc>
           <w:tcPr>
-            <w:tcW w:type="dxa" w:w="3118"/>
-            <w:vAlign w:val="center"/>
-          </w:tcPr>
-          <w:p>
-            <w:pPr>
-              <w:spacing w:before="40" w:after="40" w:line="276" w:lineRule="auto"/>
+            <w:tcW w:type="dxa" w:w="2154"/>
+            <w:tcW w:w="2154" w:type="dxa"/>
+            <w:tcW w:w="2154" w:type="dxa"/>
+          </w:tcPr>
+          <w:p>
+            <w:pPr>
               <w:jc w:val="both"/>
             </w:pPr>
             <w:r>
               <w:rPr>
                 <w:rFonts w:ascii="Times New Roman" w:hAnsi="Times New Roman"/>
                 <w:sz w:val="26"/>
-                <w:rFonts w:ascii="Times New Roman" w:hAnsi="Times New Roman" w:cs="Times New Roman"/>
-              </w:rPr>
-              <w:t>Bài 22: Luyện tập sáng tạo tranh vẽ</w:t>
-            </w:r>
-          </w:p>
-        </w:tc>
-        <w:tc>
-          <w:tcPr>
-            <w:tcW w:type="dxa" w:w="850"/>
-            <w:vAlign w:val="center"/>
-          </w:tcPr>
-          <w:p>
-            <w:pPr>
-              <w:spacing w:before="40" w:after="40" w:line="276" w:lineRule="auto"/>
-              <w:jc w:val="center"/>
-            </w:pPr>
-            <w:r>
-              <w:rPr>
-                <w:rFonts w:ascii="Times New Roman" w:hAnsi="Times New Roman"/>
-                <w:sz w:val="26"/>
-                <w:rFonts w:ascii="Times New Roman" w:hAnsi="Times New Roman" w:cs="Times New Roman"/>
+              </w:rPr>
+              <w:t>Tạo nhân vật</w:t>
+            </w:r>
+          </w:p>
+        </w:tc>
+        <w:tc>
+          <w:tcPr>
+            <w:tcW w:type="dxa" w:w="624"/>
+            <w:tcW w:w="623" w:type="dxa"/>
+            <w:tcW w:w="623" w:type="dxa"/>
+          </w:tcPr>
+          <w:p>
+            <w:pPr>
+              <w:jc w:val="center"/>
+            </w:pPr>
+            <w:r>
+              <w:rPr>
+                <w:rFonts w:ascii="Times New Roman" w:hAnsi="Times New Roman"/>
+                <w:sz w:val="26"/>
               </w:rPr>
               <w:t>1</w:t>
             </w:r>
@@ -3698,19 +3585,18 @@
         </w:tc>
         <w:tc>
           <w:tcPr>
-            <w:tcW w:type="dxa" w:w="1247"/>
-            <w:vAlign w:val="center"/>
-          </w:tcPr>
-          <w:p>
-            <w:pPr>
-              <w:spacing w:before="40" w:after="40" w:line="276" w:lineRule="auto"/>
-              <w:jc w:val="center"/>
-            </w:pPr>
-            <w:r>
-              <w:rPr>
-                <w:rFonts w:ascii="Times New Roman" w:hAnsi="Times New Roman"/>
-                <w:sz w:val="26"/>
-                <w:rFonts w:ascii="Times New Roman" w:hAnsi="Times New Roman" w:cs="Times New Roman"/>
+            <w:tcW w:type="dxa" w:w="794"/>
+            <w:tcW w:w="793" w:type="dxa"/>
+            <w:tcW w:w="793" w:type="dxa"/>
+          </w:tcPr>
+          <w:p>
+            <w:pPr>
+              <w:jc w:val="center"/>
+            </w:pPr>
+            <w:r>
+              <w:rPr>
+                <w:rFonts w:ascii="Times New Roman" w:hAnsi="Times New Roman"/>
+                <w:sz w:val="26"/>
               </w:rPr>
               <w:t>22</w:t>
             </w:r>
@@ -3718,21 +3604,20 @@
         </w:tc>
         <w:tc>
           <w:tcPr>
-            <w:tcW w:type="dxa" w:w="3402"/>
-            <w:vAlign w:val="center"/>
-          </w:tcPr>
-          <w:p>
-            <w:pPr>
-              <w:spacing w:before="40" w:after="40" w:line="276" w:lineRule="auto"/>
+            <w:tcW w:type="dxa" w:w="5272"/>
+            <w:tcW w:w="5273" w:type="dxa"/>
+            <w:tcW w:w="5273" w:type="dxa"/>
+          </w:tcPr>
+          <w:p>
+            <w:pPr>
               <w:jc w:val="both"/>
             </w:pPr>
             <w:r>
               <w:rPr>
                 <w:rFonts w:ascii="Times New Roman" w:hAnsi="Times New Roman"/>
                 <w:sz w:val="26"/>
-                <w:rFonts w:ascii="Times New Roman" w:hAnsi="Times New Roman" w:cs="Times New Roman"/>
-              </w:rPr>
-              <w:t>- Phối hợp các công cụ hình khối và tô màu để tạo nên sản phẩm hoàn chỉnh.</w:t>
+              </w:rPr>
+              <w:t>Tạo/chọn nhân vật phù hợp</w:t>
             </w:r>
           </w:p>
         </w:tc>
@@ -3740,19 +3625,18 @@
       <w:tr>
         <w:tc>
           <w:tcPr>
-            <w:tcW w:type="dxa" w:w="680"/>
-            <w:vAlign w:val="center"/>
-          </w:tcPr>
-          <w:p>
-            <w:pPr>
-              <w:spacing w:before="40" w:after="40" w:line="276" w:lineRule="auto"/>
-              <w:jc w:val="center"/>
-            </w:pPr>
-            <w:r>
-              <w:rPr>
-                <w:rFonts w:ascii="Times New Roman" w:hAnsi="Times New Roman"/>
-                <w:sz w:val="26"/>
-                <w:rFonts w:ascii="Times New Roman" w:hAnsi="Times New Roman" w:cs="Times New Roman"/>
+            <w:tcW w:type="dxa" w:w="510"/>
+            <w:tcW w:w="510" w:type="dxa"/>
+            <w:tcW w:w="510" w:type="dxa"/>
+          </w:tcPr>
+          <w:p>
+            <w:pPr>
+              <w:jc w:val="center"/>
+            </w:pPr>
+            <w:r>
+              <w:rPr>
+                <w:rFonts w:ascii="Times New Roman" w:hAnsi="Times New Roman"/>
+                <w:sz w:val="26"/>
               </w:rPr>
               <w:t>23</w:t>
             </w:r>
@@ -3760,39 +3644,37 @@
         </w:tc>
         <w:tc>
           <w:tcPr>
-            <w:tcW w:type="dxa" w:w="3118"/>
-            <w:vAlign w:val="center"/>
-          </w:tcPr>
-          <w:p>
-            <w:pPr>
-              <w:spacing w:before="40" w:after="40" w:line="276" w:lineRule="auto"/>
+            <w:tcW w:type="dxa" w:w="2154"/>
+            <w:tcW w:w="2154" w:type="dxa"/>
+            <w:tcW w:w="2154" w:type="dxa"/>
+          </w:tcPr>
+          <w:p>
+            <w:pPr>
               <w:jc w:val="both"/>
             </w:pPr>
             <w:r>
               <w:rPr>
                 <w:rFonts w:ascii="Times New Roman" w:hAnsi="Times New Roman"/>
                 <w:sz w:val="26"/>
-                <w:rFonts w:ascii="Times New Roman" w:hAnsi="Times New Roman" w:cs="Times New Roman"/>
-              </w:rPr>
-              <w:t>Bài 25: Làm quen với giao diện Scratch</w:t>
-            </w:r>
-          </w:p>
-        </w:tc>
-        <w:tc>
-          <w:tcPr>
-            <w:tcW w:type="dxa" w:w="850"/>
-            <w:vAlign w:val="center"/>
-          </w:tcPr>
-          <w:p>
-            <w:pPr>
-              <w:spacing w:before="40" w:after="40" w:line="276" w:lineRule="auto"/>
-              <w:jc w:val="center"/>
-            </w:pPr>
-            <w:r>
-              <w:rPr>
-                <w:rFonts w:ascii="Times New Roman" w:hAnsi="Times New Roman"/>
-                <w:sz w:val="26"/>
-                <w:rFonts w:ascii="Times New Roman" w:hAnsi="Times New Roman" w:cs="Times New Roman"/>
+              </w:rPr>
+              <w:t>Tạo bối cảnh</w:t>
+            </w:r>
+          </w:p>
+        </w:tc>
+        <w:tc>
+          <w:tcPr>
+            <w:tcW w:type="dxa" w:w="624"/>
+            <w:tcW w:w="623" w:type="dxa"/>
+            <w:tcW w:w="623" w:type="dxa"/>
+          </w:tcPr>
+          <w:p>
+            <w:pPr>
+              <w:jc w:val="center"/>
+            </w:pPr>
+            <w:r>
+              <w:rPr>
+                <w:rFonts w:ascii="Times New Roman" w:hAnsi="Times New Roman"/>
+                <w:sz w:val="26"/>
               </w:rPr>
               <w:t>1</w:t>
             </w:r>
@@ -3800,19 +3682,18 @@
         </w:tc>
         <w:tc>
           <w:tcPr>
-            <w:tcW w:type="dxa" w:w="1247"/>
-            <w:vAlign w:val="center"/>
-          </w:tcPr>
-          <w:p>
-            <w:pPr>
-              <w:spacing w:before="40" w:after="40" w:line="276" w:lineRule="auto"/>
-              <w:jc w:val="center"/>
-            </w:pPr>
-            <w:r>
-              <w:rPr>
-                <w:rFonts w:ascii="Times New Roman" w:hAnsi="Times New Roman"/>
-                <w:sz w:val="26"/>
-                <w:rFonts w:ascii="Times New Roman" w:hAnsi="Times New Roman" w:cs="Times New Roman"/>
+            <w:tcW w:type="dxa" w:w="794"/>
+            <w:tcW w:w="793" w:type="dxa"/>
+            <w:tcW w:w="793" w:type="dxa"/>
+          </w:tcPr>
+          <w:p>
+            <w:pPr>
+              <w:jc w:val="center"/>
+            </w:pPr>
+            <w:r>
+              <w:rPr>
+                <w:rFonts w:ascii="Times New Roman" w:hAnsi="Times New Roman"/>
+                <w:sz w:val="26"/>
               </w:rPr>
               <w:t>23</w:t>
             </w:r>
@@ -3820,21 +3701,20 @@
         </w:tc>
         <w:tc>
           <w:tcPr>
-            <w:tcW w:type="dxa" w:w="3402"/>
-            <w:vAlign w:val="center"/>
-          </w:tcPr>
-          <w:p>
-            <w:pPr>
-              <w:spacing w:before="40" w:after="40" w:line="276" w:lineRule="auto"/>
+            <w:tcW w:type="dxa" w:w="5272"/>
+            <w:tcW w:w="5273" w:type="dxa"/>
+            <w:tcW w:w="5273" w:type="dxa"/>
+          </w:tcPr>
+          <w:p>
+            <w:pPr>
               <w:jc w:val="both"/>
             </w:pPr>
             <w:r>
               <w:rPr>
                 <w:rFonts w:ascii="Times New Roman" w:hAnsi="Times New Roman"/>
                 <w:sz w:val="26"/>
-                <w:rFonts w:ascii="Times New Roman" w:hAnsi="Times New Roman" w:cs="Times New Roman"/>
-              </w:rPr>
-              <w:t>- Khởi động Scratch, nhận biết nhân vật (Chú mèo) và vùng sân khấu hiển thị.</w:t>
+              </w:rPr>
+              <w:t>Thiết kế sân khấu/bối cảnh</w:t>
             </w:r>
           </w:p>
         </w:tc>
@@ -3842,19 +3722,18 @@
       <w:tr>
         <w:tc>
           <w:tcPr>
-            <w:tcW w:type="dxa" w:w="680"/>
-            <w:vAlign w:val="center"/>
-          </w:tcPr>
-          <w:p>
-            <w:pPr>
-              <w:spacing w:before="40" w:after="40" w:line="276" w:lineRule="auto"/>
-              <w:jc w:val="center"/>
-            </w:pPr>
-            <w:r>
-              <w:rPr>
-                <w:rFonts w:ascii="Times New Roman" w:hAnsi="Times New Roman"/>
-                <w:sz w:val="26"/>
-                <w:rFonts w:ascii="Times New Roman" w:hAnsi="Times New Roman" w:cs="Times New Roman"/>
+            <w:tcW w:type="dxa" w:w="510"/>
+            <w:tcW w:w="510" w:type="dxa"/>
+            <w:tcW w:w="510" w:type="dxa"/>
+          </w:tcPr>
+          <w:p>
+            <w:pPr>
+              <w:jc w:val="center"/>
+            </w:pPr>
+            <w:r>
+              <w:rPr>
+                <w:rFonts w:ascii="Times New Roman" w:hAnsi="Times New Roman"/>
+                <w:sz w:val="26"/>
               </w:rPr>
               <w:t>24</w:t>
             </w:r>
@@ -3862,39 +3741,37 @@
         </w:tc>
         <w:tc>
           <w:tcPr>
-            <w:tcW w:type="dxa" w:w="3118"/>
-            <w:vAlign w:val="center"/>
-          </w:tcPr>
-          <w:p>
-            <w:pPr>
-              <w:spacing w:before="40" w:after="40" w:line="276" w:lineRule="auto"/>
+            <w:tcW w:type="dxa" w:w="2154"/>
+            <w:tcW w:w="2154" w:type="dxa"/>
+            <w:tcW w:w="2154" w:type="dxa"/>
+          </w:tcPr>
+          <w:p>
+            <w:pPr>
               <w:jc w:val="both"/>
             </w:pPr>
             <w:r>
               <w:rPr>
                 <w:rFonts w:ascii="Times New Roman" w:hAnsi="Times New Roman"/>
                 <w:sz w:val="26"/>
-                <w:rFonts w:ascii="Times New Roman" w:hAnsi="Times New Roman" w:cs="Times New Roman"/>
-              </w:rPr>
-              <w:t>Bài 26: Thêm nhân vật và Phông nền sân khấu</w:t>
-            </w:r>
-          </w:p>
-        </w:tc>
-        <w:tc>
-          <w:tcPr>
-            <w:tcW w:type="dxa" w:w="850"/>
-            <w:vAlign w:val="center"/>
-          </w:tcPr>
-          <w:p>
-            <w:pPr>
-              <w:spacing w:before="40" w:after="40" w:line="276" w:lineRule="auto"/>
-              <w:jc w:val="center"/>
-            </w:pPr>
-            <w:r>
-              <w:rPr>
-                <w:rFonts w:ascii="Times New Roman" w:hAnsi="Times New Roman"/>
-                <w:sz w:val="26"/>
-                <w:rFonts w:ascii="Times New Roman" w:hAnsi="Times New Roman" w:cs="Times New Roman"/>
+              </w:rPr>
+              <w:t>Nhân vật chuyển động</w:t>
+            </w:r>
+          </w:p>
+        </w:tc>
+        <w:tc>
+          <w:tcPr>
+            <w:tcW w:type="dxa" w:w="624"/>
+            <w:tcW w:w="623" w:type="dxa"/>
+            <w:tcW w:w="623" w:type="dxa"/>
+          </w:tcPr>
+          <w:p>
+            <w:pPr>
+              <w:jc w:val="center"/>
+            </w:pPr>
+            <w:r>
+              <w:rPr>
+                <w:rFonts w:ascii="Times New Roman" w:hAnsi="Times New Roman"/>
+                <w:sz w:val="26"/>
               </w:rPr>
               <w:t>1</w:t>
             </w:r>
@@ -3902,19 +3779,18 @@
         </w:tc>
         <w:tc>
           <w:tcPr>
-            <w:tcW w:type="dxa" w:w="1247"/>
-            <w:vAlign w:val="center"/>
-          </w:tcPr>
-          <w:p>
-            <w:pPr>
-              <w:spacing w:before="40" w:after="40" w:line="276" w:lineRule="auto"/>
-              <w:jc w:val="center"/>
-            </w:pPr>
-            <w:r>
-              <w:rPr>
-                <w:rFonts w:ascii="Times New Roman" w:hAnsi="Times New Roman"/>
-                <w:sz w:val="26"/>
-                <w:rFonts w:ascii="Times New Roman" w:hAnsi="Times New Roman" w:cs="Times New Roman"/>
+            <w:tcW w:type="dxa" w:w="794"/>
+            <w:tcW w:w="793" w:type="dxa"/>
+            <w:tcW w:w="793" w:type="dxa"/>
+          </w:tcPr>
+          <w:p>
+            <w:pPr>
+              <w:jc w:val="center"/>
+            </w:pPr>
+            <w:r>
+              <w:rPr>
+                <w:rFonts w:ascii="Times New Roman" w:hAnsi="Times New Roman"/>
+                <w:sz w:val="26"/>
               </w:rPr>
               <w:t>24</w:t>
             </w:r>
@@ -3922,21 +3798,20 @@
         </w:tc>
         <w:tc>
           <w:tcPr>
-            <w:tcW w:type="dxa" w:w="3402"/>
-            <w:vAlign w:val="center"/>
-          </w:tcPr>
-          <w:p>
-            <w:pPr>
-              <w:spacing w:before="40" w:after="40" w:line="276" w:lineRule="auto"/>
+            <w:tcW w:type="dxa" w:w="5272"/>
+            <w:tcW w:w="5273" w:type="dxa"/>
+            <w:tcW w:w="5273" w:type="dxa"/>
+          </w:tcPr>
+          <w:p>
+            <w:pPr>
               <w:jc w:val="both"/>
             </w:pPr>
             <w:r>
               <w:rPr>
                 <w:rFonts w:ascii="Times New Roman" w:hAnsi="Times New Roman"/>
                 <w:sz w:val="26"/>
-                <w:rFonts w:ascii="Times New Roman" w:hAnsi="Times New Roman" w:cs="Times New Roman"/>
-              </w:rPr>
-              <w:t>- Thực hành chọn nhân vật mới từ thư viện Scratch.   - Thay đổi phông nền (Background) phù hợp cho sân khấu.</w:t>
+              </w:rPr>
+              <w:t>Tạo chuyển động theo lệnh</w:t>
             </w:r>
           </w:p>
         </w:tc>
@@ -3944,19 +3819,18 @@
       <w:tr>
         <w:tc>
           <w:tcPr>
-            <w:tcW w:type="dxa" w:w="680"/>
-            <w:vAlign w:val="center"/>
-          </w:tcPr>
-          <w:p>
-            <w:pPr>
-              <w:spacing w:before="40" w:after="40" w:line="276" w:lineRule="auto"/>
-              <w:jc w:val="center"/>
-            </w:pPr>
-            <w:r>
-              <w:rPr>
-                <w:rFonts w:ascii="Times New Roman" w:hAnsi="Times New Roman"/>
-                <w:sz w:val="26"/>
-                <w:rFonts w:ascii="Times New Roman" w:hAnsi="Times New Roman" w:cs="Times New Roman"/>
+            <w:tcW w:type="dxa" w:w="510"/>
+            <w:tcW w:w="510" w:type="dxa"/>
+            <w:tcW w:w="510" w:type="dxa"/>
+          </w:tcPr>
+          <w:p>
+            <w:pPr>
+              <w:jc w:val="center"/>
+            </w:pPr>
+            <w:r>
+              <w:rPr>
+                <w:rFonts w:ascii="Times New Roman" w:hAnsi="Times New Roman"/>
+                <w:sz w:val="26"/>
               </w:rPr>
               <w:t>25</w:t>
             </w:r>
@@ -3964,39 +3838,37 @@
         </w:tc>
         <w:tc>
           <w:tcPr>
-            <w:tcW w:type="dxa" w:w="3118"/>
-            <w:vAlign w:val="center"/>
-          </w:tcPr>
-          <w:p>
-            <w:pPr>
-              <w:spacing w:before="40" w:after="40" w:line="276" w:lineRule="auto"/>
+            <w:tcW w:type="dxa" w:w="2154"/>
+            <w:tcW w:w="2154" w:type="dxa"/>
+            <w:tcW w:w="2154" w:type="dxa"/>
+          </w:tcPr>
+          <w:p>
+            <w:pPr>
               <w:jc w:val="both"/>
             </w:pPr>
             <w:r>
               <w:rPr>
                 <w:rFonts w:ascii="Times New Roman" w:hAnsi="Times New Roman"/>
                 <w:sz w:val="26"/>
-                <w:rFonts w:ascii="Times New Roman" w:hAnsi="Times New Roman" w:cs="Times New Roman"/>
-              </w:rPr>
-              <w:t>Bài 27: Điều khiển nhân vật di chuyển (Motion)</w:t>
-            </w:r>
-          </w:p>
-        </w:tc>
-        <w:tc>
-          <w:tcPr>
-            <w:tcW w:type="dxa" w:w="850"/>
-            <w:vAlign w:val="center"/>
-          </w:tcPr>
-          <w:p>
-            <w:pPr>
-              <w:spacing w:before="40" w:after="40" w:line="276" w:lineRule="auto"/>
-              <w:jc w:val="center"/>
-            </w:pPr>
-            <w:r>
-              <w:rPr>
-                <w:rFonts w:ascii="Times New Roman" w:hAnsi="Times New Roman"/>
-                <w:sz w:val="26"/>
-                <w:rFonts w:ascii="Times New Roman" w:hAnsi="Times New Roman" w:cs="Times New Roman"/>
+              </w:rPr>
+              <w:t>Âm thanh và lời kể</w:t>
+            </w:r>
+          </w:p>
+        </w:tc>
+        <w:tc>
+          <w:tcPr>
+            <w:tcW w:type="dxa" w:w="624"/>
+            <w:tcW w:w="623" w:type="dxa"/>
+            <w:tcW w:w="623" w:type="dxa"/>
+          </w:tcPr>
+          <w:p>
+            <w:pPr>
+              <w:jc w:val="center"/>
+            </w:pPr>
+            <w:r>
+              <w:rPr>
+                <w:rFonts w:ascii="Times New Roman" w:hAnsi="Times New Roman"/>
+                <w:sz w:val="26"/>
               </w:rPr>
               <w:t>1</w:t>
             </w:r>
@@ -4004,19 +3876,18 @@
         </w:tc>
         <w:tc>
           <w:tcPr>
-            <w:tcW w:type="dxa" w:w="1247"/>
-            <w:vAlign w:val="center"/>
-          </w:tcPr>
-          <w:p>
-            <w:pPr>
-              <w:spacing w:before="40" w:after="40" w:line="276" w:lineRule="auto"/>
-              <w:jc w:val="center"/>
-            </w:pPr>
-            <w:r>
-              <w:rPr>
-                <w:rFonts w:ascii="Times New Roman" w:hAnsi="Times New Roman"/>
-                <w:sz w:val="26"/>
-                <w:rFonts w:ascii="Times New Roman" w:hAnsi="Times New Roman" w:cs="Times New Roman"/>
+            <w:tcW w:type="dxa" w:w="794"/>
+            <w:tcW w:w="793" w:type="dxa"/>
+            <w:tcW w:w="793" w:type="dxa"/>
+          </w:tcPr>
+          <w:p>
+            <w:pPr>
+              <w:jc w:val="center"/>
+            </w:pPr>
+            <w:r>
+              <w:rPr>
+                <w:rFonts w:ascii="Times New Roman" w:hAnsi="Times New Roman"/>
+                <w:sz w:val="26"/>
               </w:rPr>
               <w:t>25</w:t>
             </w:r>
@@ -4024,21 +3895,20 @@
         </w:tc>
         <w:tc>
           <w:tcPr>
-            <w:tcW w:type="dxa" w:w="3402"/>
-            <w:vAlign w:val="center"/>
-          </w:tcPr>
-          <w:p>
-            <w:pPr>
-              <w:spacing w:before="40" w:after="40" w:line="276" w:lineRule="auto"/>
+            <w:tcW w:type="dxa" w:w="5272"/>
+            <w:tcW w:w="5273" w:type="dxa"/>
+            <w:tcW w:w="5273" w:type="dxa"/>
+          </w:tcPr>
+          <w:p>
+            <w:pPr>
               <w:jc w:val="both"/>
             </w:pPr>
             <w:r>
               <w:rPr>
                 <w:rFonts w:ascii="Times New Roman" w:hAnsi="Times New Roman"/>
                 <w:sz w:val="26"/>
-                <w:rFonts w:ascii="Times New Roman" w:hAnsi="Times New Roman" w:cs="Times New Roman"/>
-              </w:rPr>
-              <w:t>- Kéo thả và lắp ghép các khối lệnh Chuyển động (Motion) để nhân vật di chuyển.</w:t>
+              </w:rPr>
+              <w:t>Thêm âm thanh phù hợp</w:t>
             </w:r>
           </w:p>
         </w:tc>
@@ -4046,19 +3916,18 @@
       <w:tr>
         <w:tc>
           <w:tcPr>
-            <w:tcW w:type="dxa" w:w="680"/>
-            <w:vAlign w:val="center"/>
-          </w:tcPr>
-          <w:p>
-            <w:pPr>
-              <w:spacing w:before="40" w:after="40" w:line="276" w:lineRule="auto"/>
-              <w:jc w:val="center"/>
-            </w:pPr>
-            <w:r>
-              <w:rPr>
-                <w:rFonts w:ascii="Times New Roman" w:hAnsi="Times New Roman"/>
-                <w:sz w:val="26"/>
-                <w:rFonts w:ascii="Times New Roman" w:hAnsi="Times New Roman" w:cs="Times New Roman"/>
+            <w:tcW w:type="dxa" w:w="510"/>
+            <w:tcW w:w="510" w:type="dxa"/>
+            <w:tcW w:w="510" w:type="dxa"/>
+          </w:tcPr>
+          <w:p>
+            <w:pPr>
+              <w:jc w:val="center"/>
+            </w:pPr>
+            <w:r>
+              <w:rPr>
+                <w:rFonts w:ascii="Times New Roman" w:hAnsi="Times New Roman"/>
+                <w:sz w:val="26"/>
               </w:rPr>
               <w:t>26</w:t>
             </w:r>
@@ -4066,39 +3935,37 @@
         </w:tc>
         <w:tc>
           <w:tcPr>
-            <w:tcW w:type="dxa" w:w="3118"/>
-            <w:vAlign w:val="center"/>
-          </w:tcPr>
-          <w:p>
-            <w:pPr>
-              <w:spacing w:before="40" w:after="40" w:line="276" w:lineRule="auto"/>
+            <w:tcW w:type="dxa" w:w="2154"/>
+            <w:tcW w:w="2154" w:type="dxa"/>
+            <w:tcW w:w="2154" w:type="dxa"/>
+          </w:tcPr>
+          <w:p>
+            <w:pPr>
               <w:jc w:val="both"/>
             </w:pPr>
             <w:r>
               <w:rPr>
                 <w:rFonts w:ascii="Times New Roman" w:hAnsi="Times New Roman"/>
                 <w:sz w:val="26"/>
-                <w:rFonts w:ascii="Times New Roman" w:hAnsi="Times New Roman" w:cs="Times New Roman"/>
-              </w:rPr>
-              <w:t>Bài 28: Thêm âm thanh và thoại cho nhân vật (Looks &amp; Sound)</w:t>
-            </w:r>
-          </w:p>
-        </w:tc>
-        <w:tc>
-          <w:tcPr>
-            <w:tcW w:type="dxa" w:w="850"/>
-            <w:vAlign w:val="center"/>
-          </w:tcPr>
-          <w:p>
-            <w:pPr>
-              <w:spacing w:before="40" w:after="40" w:line="276" w:lineRule="auto"/>
-              <w:jc w:val="center"/>
-            </w:pPr>
-            <w:r>
-              <w:rPr>
-                <w:rFonts w:ascii="Times New Roman" w:hAnsi="Times New Roman"/>
-                <w:sz w:val="26"/>
-                <w:rFonts w:ascii="Times New Roman" w:hAnsi="Times New Roman" w:cs="Times New Roman"/>
+              </w:rPr>
+              <w:t>Dự án: Câu chuyện số</w:t>
+            </w:r>
+          </w:p>
+        </w:tc>
+        <w:tc>
+          <w:tcPr>
+            <w:tcW w:type="dxa" w:w="624"/>
+            <w:tcW w:w="623" w:type="dxa"/>
+            <w:tcW w:w="623" w:type="dxa"/>
+          </w:tcPr>
+          <w:p>
+            <w:pPr>
+              <w:jc w:val="center"/>
+            </w:pPr>
+            <w:r>
+              <w:rPr>
+                <w:rFonts w:ascii="Times New Roman" w:hAnsi="Times New Roman"/>
+                <w:sz w:val="26"/>
               </w:rPr>
               <w:t>1</w:t>
             </w:r>
@@ -4106,19 +3973,18 @@
         </w:tc>
         <w:tc>
           <w:tcPr>
-            <w:tcW w:type="dxa" w:w="1247"/>
-            <w:vAlign w:val="center"/>
-          </w:tcPr>
-          <w:p>
-            <w:pPr>
-              <w:spacing w:before="40" w:after="40" w:line="276" w:lineRule="auto"/>
-              <w:jc w:val="center"/>
-            </w:pPr>
-            <w:r>
-              <w:rPr>
-                <w:rFonts w:ascii="Times New Roman" w:hAnsi="Times New Roman"/>
-                <w:sz w:val="26"/>
-                <w:rFonts w:ascii="Times New Roman" w:hAnsi="Times New Roman" w:cs="Times New Roman"/>
+            <w:tcW w:type="dxa" w:w="794"/>
+            <w:tcW w:w="793" w:type="dxa"/>
+            <w:tcW w:w="793" w:type="dxa"/>
+          </w:tcPr>
+          <w:p>
+            <w:pPr>
+              <w:jc w:val="center"/>
+            </w:pPr>
+            <w:r>
+              <w:rPr>
+                <w:rFonts w:ascii="Times New Roman" w:hAnsi="Times New Roman"/>
+                <w:sz w:val="26"/>
               </w:rPr>
               <w:t>26</w:t>
             </w:r>
@@ -4126,21 +3992,20 @@
         </w:tc>
         <w:tc>
           <w:tcPr>
-            <w:tcW w:type="dxa" w:w="3402"/>
-            <w:vAlign w:val="center"/>
-          </w:tcPr>
-          <w:p>
-            <w:pPr>
-              <w:spacing w:before="40" w:after="40" w:line="276" w:lineRule="auto"/>
+            <w:tcW w:type="dxa" w:w="5272"/>
+            <w:tcW w:w="5273" w:type="dxa"/>
+            <w:tcW w:w="5273" w:type="dxa"/>
+          </w:tcPr>
+          <w:p>
+            <w:pPr>
               <w:jc w:val="both"/>
             </w:pPr>
             <w:r>
               <w:rPr>
                 <w:rFonts w:ascii="Times New Roman" w:hAnsi="Times New Roman"/>
                 <w:sz w:val="26"/>
-                <w:rFonts w:ascii="Times New Roman" w:hAnsi="Times New Roman" w:cs="Times New Roman"/>
-              </w:rPr>
-              <w:t>- Dùng nhóm lệnh Hiển thị (Looks) để nhân vật phát câu thoại "Xin chào".   - Thêm âm thanh (Sound) sinh động cho chuyển động.</w:t>
+              </w:rPr>
+              <w:t>Tích hợp nhân vật, bối cảnh, chuyển động</w:t>
             </w:r>
           </w:p>
         </w:tc>
@@ -4148,19 +4013,18 @@
       <w:tr>
         <w:tc>
           <w:tcPr>
-            <w:tcW w:type="dxa" w:w="680"/>
-            <w:vAlign w:val="center"/>
-          </w:tcPr>
-          <w:p>
-            <w:pPr>
-              <w:spacing w:before="40" w:after="40" w:line="276" w:lineRule="auto"/>
-              <w:jc w:val="center"/>
-            </w:pPr>
-            <w:r>
-              <w:rPr>
-                <w:rFonts w:ascii="Times New Roman" w:hAnsi="Times New Roman"/>
-                <w:sz w:val="26"/>
-                <w:rFonts w:ascii="Times New Roman" w:hAnsi="Times New Roman" w:cs="Times New Roman"/>
+            <w:tcW w:type="dxa" w:w="510"/>
+            <w:tcW w:w="510" w:type="dxa"/>
+            <w:tcW w:w="510" w:type="dxa"/>
+          </w:tcPr>
+          <w:p>
+            <w:pPr>
+              <w:jc w:val="center"/>
+            </w:pPr>
+            <w:r>
+              <w:rPr>
+                <w:rFonts w:ascii="Times New Roman" w:hAnsi="Times New Roman"/>
+                <w:sz w:val="26"/>
               </w:rPr>
               <w:t>27</w:t>
             </w:r>
@@ -4168,39 +4032,37 @@
         </w:tc>
         <w:tc>
           <w:tcPr>
-            <w:tcW w:type="dxa" w:w="3118"/>
-            <w:vAlign w:val="center"/>
-          </w:tcPr>
-          <w:p>
-            <w:pPr>
-              <w:spacing w:before="40" w:after="40" w:line="276" w:lineRule="auto"/>
+            <w:tcW w:type="dxa" w:w="2154"/>
+            <w:tcW w:w="2154" w:type="dxa"/>
+            <w:tcW w:w="2154" w:type="dxa"/>
+          </w:tcPr>
+          <w:p>
+            <w:pPr>
               <w:jc w:val="both"/>
             </w:pPr>
             <w:r>
               <w:rPr>
                 <w:rFonts w:ascii="Times New Roman" w:hAnsi="Times New Roman"/>
                 <w:sz w:val="26"/>
-                <w:rFonts w:ascii="Times New Roman" w:hAnsi="Times New Roman" w:cs="Times New Roman"/>
-              </w:rPr>
-              <w:t>Ôn tập Đánh giá định kỳ 3</w:t>
-            </w:r>
-          </w:p>
-        </w:tc>
-        <w:tc>
-          <w:tcPr>
-            <w:tcW w:type="dxa" w:w="850"/>
-            <w:vAlign w:val="center"/>
-          </w:tcPr>
-          <w:p>
-            <w:pPr>
-              <w:spacing w:before="40" w:after="40" w:line="276" w:lineRule="auto"/>
-              <w:jc w:val="center"/>
-            </w:pPr>
-            <w:r>
-              <w:rPr>
-                <w:rFonts w:ascii="Times New Roman" w:hAnsi="Times New Roman"/>
-                <w:sz w:val="26"/>
-                <w:rFonts w:ascii="Times New Roman" w:hAnsi="Times New Roman" w:cs="Times New Roman"/>
+              </w:rPr>
+              <w:t>Chia sẻ và làm việc nhóm</w:t>
+            </w:r>
+          </w:p>
+        </w:tc>
+        <w:tc>
+          <w:tcPr>
+            <w:tcW w:type="dxa" w:w="624"/>
+            <w:tcW w:w="623" w:type="dxa"/>
+            <w:tcW w:w="623" w:type="dxa"/>
+          </w:tcPr>
+          <w:p>
+            <w:pPr>
+              <w:jc w:val="center"/>
+            </w:pPr>
+            <w:r>
+              <w:rPr>
+                <w:rFonts w:ascii="Times New Roman" w:hAnsi="Times New Roman"/>
+                <w:sz w:val="26"/>
               </w:rPr>
               <w:t>1</w:t>
             </w:r>
@@ -4208,19 +4070,18 @@
         </w:tc>
         <w:tc>
           <w:tcPr>
-            <w:tcW w:type="dxa" w:w="1247"/>
-            <w:vAlign w:val="center"/>
-          </w:tcPr>
-          <w:p>
-            <w:pPr>
-              <w:spacing w:before="40" w:after="40" w:line="276" w:lineRule="auto"/>
-              <w:jc w:val="center"/>
-            </w:pPr>
-            <w:r>
-              <w:rPr>
-                <w:rFonts w:ascii="Times New Roman" w:hAnsi="Times New Roman"/>
-                <w:sz w:val="26"/>
-                <w:rFonts w:ascii="Times New Roman" w:hAnsi="Times New Roman" w:cs="Times New Roman"/>
+            <w:tcW w:type="dxa" w:w="794"/>
+            <w:tcW w:w="793" w:type="dxa"/>
+            <w:tcW w:w="793" w:type="dxa"/>
+          </w:tcPr>
+          <w:p>
+            <w:pPr>
+              <w:jc w:val="center"/>
+            </w:pPr>
+            <w:r>
+              <w:rPr>
+                <w:rFonts w:ascii="Times New Roman" w:hAnsi="Times New Roman"/>
+                <w:sz w:val="26"/>
               </w:rPr>
               <w:t>27</w:t>
             </w:r>
@@ -4228,21 +4089,20 @@
         </w:tc>
         <w:tc>
           <w:tcPr>
-            <w:tcW w:type="dxa" w:w="3402"/>
-            <w:vAlign w:val="center"/>
-          </w:tcPr>
-          <w:p>
-            <w:pPr>
-              <w:spacing w:before="40" w:after="40" w:line="276" w:lineRule="auto"/>
+            <w:tcW w:type="dxa" w:w="5272"/>
+            <w:tcW w:w="5273" w:type="dxa"/>
+            <w:tcW w:w="5273" w:type="dxa"/>
+          </w:tcPr>
+          <w:p>
+            <w:pPr>
               <w:jc w:val="both"/>
             </w:pPr>
             <w:r>
               <w:rPr>
                 <w:rFonts w:ascii="Times New Roman" w:hAnsi="Times New Roman"/>
                 <w:sz w:val="26"/>
-                <w:rFonts w:ascii="Times New Roman" w:hAnsi="Times New Roman" w:cs="Times New Roman"/>
-              </w:rPr>
-              <w:t>Hệ thống hóa kiến thức chuẩn bị Đánh giá định kỳ 3.</w:t>
+              </w:rPr>
+              <w:t>Phân công và phản hồi</w:t>
             </w:r>
           </w:p>
         </w:tc>
@@ -4250,19 +4110,18 @@
       <w:tr>
         <w:tc>
           <w:tcPr>
-            <w:tcW w:type="dxa" w:w="680"/>
-            <w:vAlign w:val="center"/>
-          </w:tcPr>
-          <w:p>
-            <w:pPr>
-              <w:spacing w:before="40" w:after="40" w:line="276" w:lineRule="auto"/>
-              <w:jc w:val="center"/>
-            </w:pPr>
-            <w:r>
-              <w:rPr>
-                <w:rFonts w:ascii="Times New Roman" w:hAnsi="Times New Roman"/>
-                <w:sz w:val="26"/>
-                <w:rFonts w:ascii="Times New Roman" w:hAnsi="Times New Roman" w:cs="Times New Roman"/>
+            <w:tcW w:type="dxa" w:w="510"/>
+            <w:tcW w:w="510" w:type="dxa"/>
+            <w:tcW w:w="510" w:type="dxa"/>
+          </w:tcPr>
+          <w:p>
+            <w:pPr>
+              <w:jc w:val="center"/>
+            </w:pPr>
+            <w:r>
+              <w:rPr>
+                <w:rFonts w:ascii="Times New Roman" w:hAnsi="Times New Roman"/>
+                <w:sz w:val="26"/>
               </w:rPr>
               <w:t>28</w:t>
             </w:r>
@@ -4270,39 +4129,37 @@
         </w:tc>
         <w:tc>
           <w:tcPr>
-            <w:tcW w:type="dxa" w:w="3118"/>
-            <w:vAlign w:val="center"/>
-          </w:tcPr>
-          <w:p>
-            <w:pPr>
-              <w:spacing w:before="40" w:after="40" w:line="276" w:lineRule="auto"/>
+            <w:tcW w:type="dxa" w:w="2154"/>
+            <w:tcW w:w="2154" w:type="dxa"/>
+            <w:tcW w:w="2154" w:type="dxa"/>
+          </w:tcPr>
+          <w:p>
+            <w:pPr>
               <w:jc w:val="both"/>
             </w:pPr>
             <w:r>
               <w:rPr>
                 <w:rFonts w:ascii="Times New Roman" w:hAnsi="Times New Roman"/>
                 <w:sz w:val="26"/>
-                <w:rFonts w:ascii="Times New Roman" w:hAnsi="Times New Roman" w:cs="Times New Roman"/>
-              </w:rPr>
-              <w:t>Đánh giá định kỳ 3</w:t>
-            </w:r>
-          </w:p>
-        </w:tc>
-        <w:tc>
-          <w:tcPr>
-            <w:tcW w:type="dxa" w:w="850"/>
-            <w:vAlign w:val="center"/>
-          </w:tcPr>
-          <w:p>
-            <w:pPr>
-              <w:spacing w:before="40" w:after="40" w:line="276" w:lineRule="auto"/>
-              <w:jc w:val="center"/>
-            </w:pPr>
-            <w:r>
-              <w:rPr>
-                <w:rFonts w:ascii="Times New Roman" w:hAnsi="Times New Roman"/>
-                <w:sz w:val="26"/>
-                <w:rFonts w:ascii="Times New Roman" w:hAnsi="Times New Roman" w:cs="Times New Roman"/>
+              </w:rPr>
+              <w:t>Hoàn thiện sản phẩm</w:t>
+            </w:r>
+          </w:p>
+        </w:tc>
+        <w:tc>
+          <w:tcPr>
+            <w:tcW w:type="dxa" w:w="624"/>
+            <w:tcW w:w="623" w:type="dxa"/>
+            <w:tcW w:w="623" w:type="dxa"/>
+          </w:tcPr>
+          <w:p>
+            <w:pPr>
+              <w:jc w:val="center"/>
+            </w:pPr>
+            <w:r>
+              <w:rPr>
+                <w:rFonts w:ascii="Times New Roman" w:hAnsi="Times New Roman"/>
+                <w:sz w:val="26"/>
               </w:rPr>
               <w:t>1</w:t>
             </w:r>
@@ -4310,19 +4167,18 @@
         </w:tc>
         <w:tc>
           <w:tcPr>
-            <w:tcW w:type="dxa" w:w="1247"/>
-            <w:vAlign w:val="center"/>
-          </w:tcPr>
-          <w:p>
-            <w:pPr>
-              <w:spacing w:before="40" w:after="40" w:line="276" w:lineRule="auto"/>
-              <w:jc w:val="center"/>
-            </w:pPr>
-            <w:r>
-              <w:rPr>
-                <w:rFonts w:ascii="Times New Roman" w:hAnsi="Times New Roman"/>
-                <w:sz w:val="26"/>
-                <w:rFonts w:ascii="Times New Roman" w:hAnsi="Times New Roman" w:cs="Times New Roman"/>
+            <w:tcW w:type="dxa" w:w="794"/>
+            <w:tcW w:w="793" w:type="dxa"/>
+            <w:tcW w:w="793" w:type="dxa"/>
+          </w:tcPr>
+          <w:p>
+            <w:pPr>
+              <w:jc w:val="center"/>
+            </w:pPr>
+            <w:r>
+              <w:rPr>
+                <w:rFonts w:ascii="Times New Roman" w:hAnsi="Times New Roman"/>
+                <w:sz w:val="26"/>
               </w:rPr>
               <w:t>28</w:t>
             </w:r>
@@ -4330,21 +4186,20 @@
         </w:tc>
         <w:tc>
           <w:tcPr>
-            <w:tcW w:type="dxa" w:w="3402"/>
-            <w:vAlign w:val="center"/>
-          </w:tcPr>
-          <w:p>
-            <w:pPr>
-              <w:spacing w:before="40" w:after="40" w:line="276" w:lineRule="auto"/>
+            <w:tcW w:type="dxa" w:w="5272"/>
+            <w:tcW w:w="5273" w:type="dxa"/>
+            <w:tcW w:w="5273" w:type="dxa"/>
+          </w:tcPr>
+          <w:p>
+            <w:pPr>
               <w:jc w:val="both"/>
             </w:pPr>
             <w:r>
               <w:rPr>
                 <w:rFonts w:ascii="Times New Roman" w:hAnsi="Times New Roman"/>
                 <w:sz w:val="26"/>
-                <w:rFonts w:ascii="Times New Roman" w:hAnsi="Times New Roman" w:cs="Times New Roman"/>
-              </w:rPr>
-              <w:t>Kiểm tra đánh giá kết quả học tập.</w:t>
+              </w:rPr>
+              <w:t>Kiểm tra và chỉnh sửa</w:t>
             </w:r>
           </w:p>
         </w:tc>
@@ -4352,19 +4207,18 @@
       <w:tr>
         <w:tc>
           <w:tcPr>
-            <w:tcW w:type="dxa" w:w="680"/>
-            <w:vAlign w:val="center"/>
-          </w:tcPr>
-          <w:p>
-            <w:pPr>
-              <w:spacing w:before="40" w:after="40" w:line="276" w:lineRule="auto"/>
-              <w:jc w:val="center"/>
-            </w:pPr>
-            <w:r>
-              <w:rPr>
-                <w:rFonts w:ascii="Times New Roman" w:hAnsi="Times New Roman"/>
-                <w:sz w:val="26"/>
-                <w:rFonts w:ascii="Times New Roman" w:hAnsi="Times New Roman" w:cs="Times New Roman"/>
+            <w:tcW w:type="dxa" w:w="510"/>
+            <w:tcW w:w="510" w:type="dxa"/>
+            <w:tcW w:w="510" w:type="dxa"/>
+          </w:tcPr>
+          <w:p>
+            <w:pPr>
+              <w:jc w:val="center"/>
+            </w:pPr>
+            <w:r>
+              <w:rPr>
+                <w:rFonts w:ascii="Times New Roman" w:hAnsi="Times New Roman"/>
+                <w:sz w:val="26"/>
               </w:rPr>
               <w:t>29</w:t>
             </w:r>
@@ -4372,39 +4226,37 @@
         </w:tc>
         <w:tc>
           <w:tcPr>
-            <w:tcW w:type="dxa" w:w="3118"/>
-            <w:vAlign w:val="center"/>
-          </w:tcPr>
-          <w:p>
-            <w:pPr>
-              <w:spacing w:before="40" w:after="40" w:line="276" w:lineRule="auto"/>
+            <w:tcW w:type="dxa" w:w="2154"/>
+            <w:tcW w:w="2154" w:type="dxa"/>
+            <w:tcW w:w="2154" w:type="dxa"/>
+          </w:tcPr>
+          <w:p>
+            <w:pPr>
               <w:jc w:val="both"/>
             </w:pPr>
             <w:r>
               <w:rPr>
                 <w:rFonts w:ascii="Times New Roman" w:hAnsi="Times New Roman"/>
                 <w:sz w:val="26"/>
-                <w:rFonts w:ascii="Times New Roman" w:hAnsi="Times New Roman" w:cs="Times New Roman"/>
-              </w:rPr>
-              <w:t>Bài 29: Xây dựng kịch bản đơn giản</w:t>
-            </w:r>
-          </w:p>
-        </w:tc>
-        <w:tc>
-          <w:tcPr>
-            <w:tcW w:type="dxa" w:w="850"/>
-            <w:vAlign w:val="center"/>
-          </w:tcPr>
-          <w:p>
-            <w:pPr>
-              <w:spacing w:before="40" w:after="40" w:line="276" w:lineRule="auto"/>
-              <w:jc w:val="center"/>
-            </w:pPr>
-            <w:r>
-              <w:rPr>
-                <w:rFonts w:ascii="Times New Roman" w:hAnsi="Times New Roman"/>
-                <w:sz w:val="26"/>
-                <w:rFonts w:ascii="Times New Roman" w:hAnsi="Times New Roman" w:cs="Times New Roman"/>
+              </w:rPr>
+              <w:t>ĐÁNH GIÁ ĐỊNH KỲ 3</w:t>
+            </w:r>
+          </w:p>
+        </w:tc>
+        <w:tc>
+          <w:tcPr>
+            <w:tcW w:type="dxa" w:w="624"/>
+            <w:tcW w:w="623" w:type="dxa"/>
+            <w:tcW w:w="623" w:type="dxa"/>
+          </w:tcPr>
+          <w:p>
+            <w:pPr>
+              <w:jc w:val="center"/>
+            </w:pPr>
+            <w:r>
+              <w:rPr>
+                <w:rFonts w:ascii="Times New Roman" w:hAnsi="Times New Roman"/>
+                <w:sz w:val="26"/>
               </w:rPr>
               <w:t>1</w:t>
             </w:r>
@@ -4412,19 +4264,18 @@
         </w:tc>
         <w:tc>
           <w:tcPr>
-            <w:tcW w:type="dxa" w:w="1247"/>
-            <w:vAlign w:val="center"/>
-          </w:tcPr>
-          <w:p>
-            <w:pPr>
-              <w:spacing w:before="40" w:after="40" w:line="276" w:lineRule="auto"/>
-              <w:jc w:val="center"/>
-            </w:pPr>
-            <w:r>
-              <w:rPr>
-                <w:rFonts w:ascii="Times New Roman" w:hAnsi="Times New Roman"/>
-                <w:sz w:val="26"/>
-                <w:rFonts w:ascii="Times New Roman" w:hAnsi="Times New Roman" w:cs="Times New Roman"/>
+            <w:tcW w:type="dxa" w:w="794"/>
+            <w:tcW w:w="793" w:type="dxa"/>
+            <w:tcW w:w="793" w:type="dxa"/>
+          </w:tcPr>
+          <w:p>
+            <w:pPr>
+              <w:jc w:val="center"/>
+            </w:pPr>
+            <w:r>
+              <w:rPr>
+                <w:rFonts w:ascii="Times New Roman" w:hAnsi="Times New Roman"/>
+                <w:sz w:val="26"/>
               </w:rPr>
               <w:t>29</w:t>
             </w:r>
@@ -4432,21 +4283,20 @@
         </w:tc>
         <w:tc>
           <w:tcPr>
-            <w:tcW w:type="dxa" w:w="3402"/>
-            <w:vAlign w:val="center"/>
-          </w:tcPr>
-          <w:p>
-            <w:pPr>
-              <w:spacing w:before="40" w:after="40" w:line="276" w:lineRule="auto"/>
+            <w:tcW w:type="dxa" w:w="5272"/>
+            <w:tcW w:w="5273" w:type="dxa"/>
+            <w:tcW w:w="5273" w:type="dxa"/>
+          </w:tcPr>
+          <w:p>
+            <w:pPr>
               <w:jc w:val="both"/>
             </w:pPr>
             <w:r>
               <w:rPr>
                 <w:rFonts w:ascii="Times New Roman" w:hAnsi="Times New Roman"/>
                 <w:sz w:val="26"/>
-                <w:rFonts w:ascii="Times New Roman" w:hAnsi="Times New Roman" w:cs="Times New Roman"/>
-              </w:rPr>
-              <w:t>- Kết hợp các khối lệnh đã học để tạo chuỗi hành động nối tiếp cho nhân vật.   - Chạy thử chương trình, chỉnh sửa góc quay/bước đi của nhân vật.</w:t>
+              </w:rPr>
+              <w:t>Tạo câu chuyện số ngắn</w:t>
             </w:r>
           </w:p>
         </w:tc>
@@ -4454,19 +4304,18 @@
       <w:tr>
         <w:tc>
           <w:tcPr>
-            <w:tcW w:type="dxa" w:w="680"/>
-            <w:vAlign w:val="center"/>
-          </w:tcPr>
-          <w:p>
-            <w:pPr>
-              <w:spacing w:before="40" w:after="40" w:line="276" w:lineRule="auto"/>
-              <w:jc w:val="center"/>
-            </w:pPr>
-            <w:r>
-              <w:rPr>
-                <w:rFonts w:ascii="Times New Roman" w:hAnsi="Times New Roman"/>
-                <w:sz w:val="26"/>
-                <w:rFonts w:ascii="Times New Roman" w:hAnsi="Times New Roman" w:cs="Times New Roman"/>
+            <w:tcW w:type="dxa" w:w="510"/>
+            <w:tcW w:w="510" w:type="dxa"/>
+            <w:tcW w:w="510" w:type="dxa"/>
+          </w:tcPr>
+          <w:p>
+            <w:pPr>
+              <w:jc w:val="center"/>
+            </w:pPr>
+            <w:r>
+              <w:rPr>
+                <w:rFonts w:ascii="Times New Roman" w:hAnsi="Times New Roman"/>
+                <w:sz w:val="26"/>
               </w:rPr>
               <w:t>30</w:t>
             </w:r>
@@ -4474,39 +4323,37 @@
         </w:tc>
         <w:tc>
           <w:tcPr>
-            <w:tcW w:type="dxa" w:w="3118"/>
-            <w:vAlign w:val="center"/>
-          </w:tcPr>
-          <w:p>
-            <w:pPr>
-              <w:spacing w:before="40" w:after="40" w:line="276" w:lineRule="auto"/>
+            <w:tcW w:type="dxa" w:w="2154"/>
+            <w:tcW w:w="2154" w:type="dxa"/>
+            <w:tcW w:w="2154" w:type="dxa"/>
+          </w:tcPr>
+          <w:p>
+            <w:pPr>
               <w:jc w:val="both"/>
             </w:pPr>
             <w:r>
               <w:rPr>
                 <w:rFonts w:ascii="Times New Roman" w:hAnsi="Times New Roman"/>
                 <w:sz w:val="26"/>
-                <w:rFonts w:ascii="Times New Roman" w:hAnsi="Times New Roman" w:cs="Times New Roman"/>
-              </w:rPr>
-              <w:t>Ôn tập và luyện tập</w:t>
-            </w:r>
-          </w:p>
-        </w:tc>
-        <w:tc>
-          <w:tcPr>
-            <w:tcW w:type="dxa" w:w="850"/>
-            <w:vAlign w:val="center"/>
-          </w:tcPr>
-          <w:p>
-            <w:pPr>
-              <w:spacing w:before="40" w:after="40" w:line="276" w:lineRule="auto"/>
-              <w:jc w:val="center"/>
-            </w:pPr>
-            <w:r>
-              <w:rPr>
-                <w:rFonts w:ascii="Times New Roman" w:hAnsi="Times New Roman"/>
-                <w:sz w:val="26"/>
-                <w:rFonts w:ascii="Times New Roman" w:hAnsi="Times New Roman" w:cs="Times New Roman"/>
+              </w:rPr>
+              <w:t>Robot quanh em</w:t>
+            </w:r>
+          </w:p>
+        </w:tc>
+        <w:tc>
+          <w:tcPr>
+            <w:tcW w:type="dxa" w:w="624"/>
+            <w:tcW w:w="623" w:type="dxa"/>
+            <w:tcW w:w="623" w:type="dxa"/>
+          </w:tcPr>
+          <w:p>
+            <w:pPr>
+              <w:jc w:val="center"/>
+            </w:pPr>
+            <w:r>
+              <w:rPr>
+                <w:rFonts w:ascii="Times New Roman" w:hAnsi="Times New Roman"/>
+                <w:sz w:val="26"/>
               </w:rPr>
               <w:t>1</w:t>
             </w:r>
@@ -4514,19 +4361,18 @@
         </w:tc>
         <w:tc>
           <w:tcPr>
-            <w:tcW w:type="dxa" w:w="1247"/>
-            <w:vAlign w:val="center"/>
-          </w:tcPr>
-          <w:p>
-            <w:pPr>
-              <w:spacing w:before="40" w:after="40" w:line="276" w:lineRule="auto"/>
-              <w:jc w:val="center"/>
-            </w:pPr>
-            <w:r>
-              <w:rPr>
-                <w:rFonts w:ascii="Times New Roman" w:hAnsi="Times New Roman"/>
-                <w:sz w:val="26"/>
-                <w:rFonts w:ascii="Times New Roman" w:hAnsi="Times New Roman" w:cs="Times New Roman"/>
+            <w:tcW w:type="dxa" w:w="794"/>
+            <w:tcW w:w="793" w:type="dxa"/>
+            <w:tcW w:w="793" w:type="dxa"/>
+          </w:tcPr>
+          <w:p>
+            <w:pPr>
+              <w:jc w:val="center"/>
+            </w:pPr>
+            <w:r>
+              <w:rPr>
+                <w:rFonts w:ascii="Times New Roman" w:hAnsi="Times New Roman"/>
+                <w:sz w:val="26"/>
               </w:rPr>
               <w:t>30</w:t>
             </w:r>
@@ -4534,21 +4380,20 @@
         </w:tc>
         <w:tc>
           <w:tcPr>
-            <w:tcW w:type="dxa" w:w="3402"/>
-            <w:vAlign w:val="center"/>
-          </w:tcPr>
-          <w:p>
-            <w:pPr>
-              <w:spacing w:before="40" w:after="40" w:line="276" w:lineRule="auto"/>
+            <w:tcW w:type="dxa" w:w="5272"/>
+            <w:tcW w:w="5273" w:type="dxa"/>
+            <w:tcW w:w="5273" w:type="dxa"/>
+          </w:tcPr>
+          <w:p>
+            <w:pPr>
               <w:jc w:val="both"/>
             </w:pPr>
             <w:r>
               <w:rPr>
                 <w:rFonts w:ascii="Times New Roman" w:hAnsi="Times New Roman"/>
                 <w:sz w:val="26"/>
-                <w:rFonts w:ascii="Times New Roman" w:hAnsi="Times New Roman" w:cs="Times New Roman"/>
-              </w:rPr>
-              <w:t>Ôn tập, luyện tập bổ sung kiến thức và kỹ năng.</w:t>
+              </w:rPr>
+              <w:t>Nhận biết robot và nhiệm vụ robot</w:t>
             </w:r>
           </w:p>
         </w:tc>
@@ -4556,19 +4401,18 @@
       <w:tr>
         <w:tc>
           <w:tcPr>
-            <w:tcW w:type="dxa" w:w="680"/>
-            <w:vAlign w:val="center"/>
-          </w:tcPr>
-          <w:p>
-            <w:pPr>
-              <w:spacing w:before="40" w:after="40" w:line="276" w:lineRule="auto"/>
-              <w:jc w:val="center"/>
-            </w:pPr>
-            <w:r>
-              <w:rPr>
-                <w:rFonts w:ascii="Times New Roman" w:hAnsi="Times New Roman"/>
-                <w:sz w:val="26"/>
-                <w:rFonts w:ascii="Times New Roman" w:hAnsi="Times New Roman" w:cs="Times New Roman"/>
+            <w:tcW w:type="dxa" w:w="510"/>
+            <w:tcW w:w="510" w:type="dxa"/>
+            <w:tcW w:w="510" w:type="dxa"/>
+          </w:tcPr>
+          <w:p>
+            <w:pPr>
+              <w:jc w:val="center"/>
+            </w:pPr>
+            <w:r>
+              <w:rPr>
+                <w:rFonts w:ascii="Times New Roman" w:hAnsi="Times New Roman"/>
+                <w:sz w:val="26"/>
               </w:rPr>
               <w:t>31</w:t>
             </w:r>
@@ -4576,39 +4420,37 @@
         </w:tc>
         <w:tc>
           <w:tcPr>
-            <w:tcW w:type="dxa" w:w="3118"/>
-            <w:vAlign w:val="center"/>
-          </w:tcPr>
-          <w:p>
-            <w:pPr>
-              <w:spacing w:before="40" w:after="40" w:line="276" w:lineRule="auto"/>
+            <w:tcW w:type="dxa" w:w="2154"/>
+            <w:tcW w:w="2154" w:type="dxa"/>
+            <w:tcW w:w="2154" w:type="dxa"/>
+          </w:tcPr>
+          <w:p>
+            <w:pPr>
               <w:jc w:val="both"/>
             </w:pPr>
             <w:r>
               <w:rPr>
                 <w:rFonts w:ascii="Times New Roman" w:hAnsi="Times New Roman"/>
                 <w:sz w:val="26"/>
-                <w:rFonts w:ascii="Times New Roman" w:hAnsi="Times New Roman" w:cs="Times New Roman"/>
-              </w:rPr>
-              <w:t>Ôn tập Đánh giá định kỳ 4</w:t>
-            </w:r>
-          </w:p>
-        </w:tc>
-        <w:tc>
-          <w:tcPr>
-            <w:tcW w:type="dxa" w:w="850"/>
-            <w:vAlign w:val="center"/>
-          </w:tcPr>
-          <w:p>
-            <w:pPr>
-              <w:spacing w:before="40" w:after="40" w:line="276" w:lineRule="auto"/>
-              <w:jc w:val="center"/>
-            </w:pPr>
-            <w:r>
-              <w:rPr>
-                <w:rFonts w:ascii="Times New Roman" w:hAnsi="Times New Roman"/>
-                <w:sz w:val="26"/>
-                <w:rFonts w:ascii="Times New Roman" w:hAnsi="Times New Roman" w:cs="Times New Roman"/>
+              </w:rPr>
+              <w:t>Điều khiển robot</w:t>
+            </w:r>
+          </w:p>
+        </w:tc>
+        <w:tc>
+          <w:tcPr>
+            <w:tcW w:type="dxa" w:w="624"/>
+            <w:tcW w:w="623" w:type="dxa"/>
+            <w:tcW w:w="623" w:type="dxa"/>
+          </w:tcPr>
+          <w:p>
+            <w:pPr>
+              <w:jc w:val="center"/>
+            </w:pPr>
+            <w:r>
+              <w:rPr>
+                <w:rFonts w:ascii="Times New Roman" w:hAnsi="Times New Roman"/>
+                <w:sz w:val="26"/>
               </w:rPr>
               <w:t>1</w:t>
             </w:r>
@@ -4616,19 +4458,18 @@
         </w:tc>
         <w:tc>
           <w:tcPr>
-            <w:tcW w:type="dxa" w:w="1247"/>
-            <w:vAlign w:val="center"/>
-          </w:tcPr>
-          <w:p>
-            <w:pPr>
-              <w:spacing w:before="40" w:after="40" w:line="276" w:lineRule="auto"/>
-              <w:jc w:val="center"/>
-            </w:pPr>
-            <w:r>
-              <w:rPr>
-                <w:rFonts w:ascii="Times New Roman" w:hAnsi="Times New Roman"/>
-                <w:sz w:val="26"/>
-                <w:rFonts w:ascii="Times New Roman" w:hAnsi="Times New Roman" w:cs="Times New Roman"/>
+            <w:tcW w:type="dxa" w:w="794"/>
+            <w:tcW w:w="793" w:type="dxa"/>
+            <w:tcW w:w="793" w:type="dxa"/>
+          </w:tcPr>
+          <w:p>
+            <w:pPr>
+              <w:jc w:val="center"/>
+            </w:pPr>
+            <w:r>
+              <w:rPr>
+                <w:rFonts w:ascii="Times New Roman" w:hAnsi="Times New Roman"/>
+                <w:sz w:val="26"/>
               </w:rPr>
               <w:t>31</w:t>
             </w:r>
@@ -4636,21 +4477,20 @@
         </w:tc>
         <w:tc>
           <w:tcPr>
-            <w:tcW w:type="dxa" w:w="3402"/>
-            <w:vAlign w:val="center"/>
-          </w:tcPr>
-          <w:p>
-            <w:pPr>
-              <w:spacing w:before="40" w:after="40" w:line="276" w:lineRule="auto"/>
+            <w:tcW w:type="dxa" w:w="5272"/>
+            <w:tcW w:w="5273" w:type="dxa"/>
+            <w:tcW w:w="5273" w:type="dxa"/>
+          </w:tcPr>
+          <w:p>
+            <w:pPr>
               <w:jc w:val="both"/>
             </w:pPr>
             <w:r>
               <w:rPr>
                 <w:rFonts w:ascii="Times New Roman" w:hAnsi="Times New Roman"/>
                 <w:sz w:val="26"/>
-                <w:rFonts w:ascii="Times New Roman" w:hAnsi="Times New Roman" w:cs="Times New Roman"/>
-              </w:rPr>
-              <w:t>Hệ thống hóa kiến thức chuẩn bị Đánh giá định kỳ 4.</w:t>
+              </w:rPr>
+              <w:t>Thực hiện chuỗi lệnh</w:t>
             </w:r>
           </w:p>
         </w:tc>
@@ -4658,19 +4498,18 @@
       <w:tr>
         <w:tc>
           <w:tcPr>
-            <w:tcW w:type="dxa" w:w="680"/>
-            <w:vAlign w:val="center"/>
-          </w:tcPr>
-          <w:p>
-            <w:pPr>
-              <w:spacing w:before="40" w:after="40" w:line="276" w:lineRule="auto"/>
-              <w:jc w:val="center"/>
-            </w:pPr>
-            <w:r>
-              <w:rPr>
-                <w:rFonts w:ascii="Times New Roman" w:hAnsi="Times New Roman"/>
-                <w:sz w:val="26"/>
-                <w:rFonts w:ascii="Times New Roman" w:hAnsi="Times New Roman" w:cs="Times New Roman"/>
+            <w:tcW w:type="dxa" w:w="510"/>
+            <w:tcW w:w="510" w:type="dxa"/>
+            <w:tcW w:w="510" w:type="dxa"/>
+          </w:tcPr>
+          <w:p>
+            <w:pPr>
+              <w:jc w:val="center"/>
+            </w:pPr>
+            <w:r>
+              <w:rPr>
+                <w:rFonts w:ascii="Times New Roman" w:hAnsi="Times New Roman"/>
+                <w:sz w:val="26"/>
               </w:rPr>
               <w:t>32</w:t>
             </w:r>
@@ -4678,39 +4517,37 @@
         </w:tc>
         <w:tc>
           <w:tcPr>
-            <w:tcW w:type="dxa" w:w="3118"/>
-            <w:vAlign w:val="center"/>
-          </w:tcPr>
-          <w:p>
-            <w:pPr>
-              <w:spacing w:before="40" w:after="40" w:line="276" w:lineRule="auto"/>
+            <w:tcW w:type="dxa" w:w="2154"/>
+            <w:tcW w:w="2154" w:type="dxa"/>
+            <w:tcW w:w="2154" w:type="dxa"/>
+          </w:tcPr>
+          <w:p>
+            <w:pPr>
               <w:jc w:val="both"/>
             </w:pPr>
             <w:r>
               <w:rPr>
                 <w:rFonts w:ascii="Times New Roman" w:hAnsi="Times New Roman"/>
                 <w:sz w:val="26"/>
-                <w:rFonts w:ascii="Times New Roman" w:hAnsi="Times New Roman" w:cs="Times New Roman"/>
-              </w:rPr>
-              <w:t>Đánh giá định kỳ 4</w:t>
-            </w:r>
-          </w:p>
-        </w:tc>
-        <w:tc>
-          <w:tcPr>
-            <w:tcW w:type="dxa" w:w="850"/>
-            <w:vAlign w:val="center"/>
-          </w:tcPr>
-          <w:p>
-            <w:pPr>
-              <w:spacing w:before="40" w:after="40" w:line="276" w:lineRule="auto"/>
-              <w:jc w:val="center"/>
-            </w:pPr>
-            <w:r>
-              <w:rPr>
-                <w:rFonts w:ascii="Times New Roman" w:hAnsi="Times New Roman"/>
-                <w:sz w:val="26"/>
-                <w:rFonts w:ascii="Times New Roman" w:hAnsi="Times New Roman" w:cs="Times New Roman"/>
+              </w:rPr>
+              <w:t>Robot thực hiện nhiệm vụ</w:t>
+            </w:r>
+          </w:p>
+        </w:tc>
+        <w:tc>
+          <w:tcPr>
+            <w:tcW w:type="dxa" w:w="624"/>
+            <w:tcW w:w="623" w:type="dxa"/>
+            <w:tcW w:w="623" w:type="dxa"/>
+          </w:tcPr>
+          <w:p>
+            <w:pPr>
+              <w:jc w:val="center"/>
+            </w:pPr>
+            <w:r>
+              <w:rPr>
+                <w:rFonts w:ascii="Times New Roman" w:hAnsi="Times New Roman"/>
+                <w:sz w:val="26"/>
               </w:rPr>
               <w:t>1</w:t>
             </w:r>
@@ -4718,19 +4555,18 @@
         </w:tc>
         <w:tc>
           <w:tcPr>
-            <w:tcW w:type="dxa" w:w="1247"/>
-            <w:vAlign w:val="center"/>
-          </w:tcPr>
-          <w:p>
-            <w:pPr>
-              <w:spacing w:before="40" w:after="40" w:line="276" w:lineRule="auto"/>
-              <w:jc w:val="center"/>
-            </w:pPr>
-            <w:r>
-              <w:rPr>
-                <w:rFonts w:ascii="Times New Roman" w:hAnsi="Times New Roman"/>
-                <w:sz w:val="26"/>
-                <w:rFonts w:ascii="Times New Roman" w:hAnsi="Times New Roman" w:cs="Times New Roman"/>
+            <w:tcW w:type="dxa" w:w="794"/>
+            <w:tcW w:w="793" w:type="dxa"/>
+            <w:tcW w:w="793" w:type="dxa"/>
+          </w:tcPr>
+          <w:p>
+            <w:pPr>
+              <w:jc w:val="center"/>
+            </w:pPr>
+            <w:r>
+              <w:rPr>
+                <w:rFonts w:ascii="Times New Roman" w:hAnsi="Times New Roman"/>
+                <w:sz w:val="26"/>
               </w:rPr>
               <w:t>32</w:t>
             </w:r>
@@ -4738,21 +4574,20 @@
         </w:tc>
         <w:tc>
           <w:tcPr>
-            <w:tcW w:type="dxa" w:w="3402"/>
-            <w:vAlign w:val="center"/>
-          </w:tcPr>
-          <w:p>
-            <w:pPr>
-              <w:spacing w:before="40" w:after="40" w:line="276" w:lineRule="auto"/>
+            <w:tcW w:type="dxa" w:w="5272"/>
+            <w:tcW w:w="5273" w:type="dxa"/>
+            <w:tcW w:w="5273" w:type="dxa"/>
+          </w:tcPr>
+          <w:p>
+            <w:pPr>
               <w:jc w:val="both"/>
             </w:pPr>
             <w:r>
               <w:rPr>
                 <w:rFonts w:ascii="Times New Roman" w:hAnsi="Times New Roman"/>
                 <w:sz w:val="26"/>
-                <w:rFonts w:ascii="Times New Roman" w:hAnsi="Times New Roman" w:cs="Times New Roman"/>
-              </w:rPr>
-              <w:t>Kiểm tra đánh giá kết quả học tập.</w:t>
+              </w:rPr>
+              <w:t>Kết hợp lệnh và kiểm tra kết quả</w:t>
             </w:r>
           </w:p>
         </w:tc>
@@ -4760,19 +4595,18 @@
       <w:tr>
         <w:tc>
           <w:tcPr>
-            <w:tcW w:type="dxa" w:w="680"/>
-            <w:vAlign w:val="center"/>
-          </w:tcPr>
-          <w:p>
-            <w:pPr>
-              <w:spacing w:before="40" w:after="40" w:line="276" w:lineRule="auto"/>
-              <w:jc w:val="center"/>
-            </w:pPr>
-            <w:r>
-              <w:rPr>
-                <w:rFonts w:ascii="Times New Roman" w:hAnsi="Times New Roman"/>
-                <w:sz w:val="26"/>
-                <w:rFonts w:ascii="Times New Roman" w:hAnsi="Times New Roman" w:cs="Times New Roman"/>
+            <w:tcW w:type="dxa" w:w="510"/>
+            <w:tcW w:w="510" w:type="dxa"/>
+            <w:tcW w:w="510" w:type="dxa"/>
+          </w:tcPr>
+          <w:p>
+            <w:pPr>
+              <w:jc w:val="center"/>
+            </w:pPr>
+            <w:r>
+              <w:rPr>
+                <w:rFonts w:ascii="Times New Roman" w:hAnsi="Times New Roman"/>
+                <w:sz w:val="26"/>
               </w:rPr>
               <w:t>33</w:t>
             </w:r>
@@ -4780,39 +4614,37 @@
         </w:tc>
         <w:tc>
           <w:tcPr>
-            <w:tcW w:type="dxa" w:w="3118"/>
-            <w:vAlign w:val="center"/>
-          </w:tcPr>
-          <w:p>
-            <w:pPr>
-              <w:spacing w:before="40" w:after="40" w:line="276" w:lineRule="auto"/>
+            <w:tcW w:type="dxa" w:w="2154"/>
+            <w:tcW w:w="2154" w:type="dxa"/>
+            <w:tcW w:w="2154" w:type="dxa"/>
+          </w:tcPr>
+          <w:p>
+            <w:pPr>
               <w:jc w:val="both"/>
             </w:pPr>
             <w:r>
               <w:rPr>
                 <w:rFonts w:ascii="Times New Roman" w:hAnsi="Times New Roman"/>
                 <w:sz w:val="26"/>
-                <w:rFonts w:ascii="Times New Roman" w:hAnsi="Times New Roman" w:cs="Times New Roman"/>
-              </w:rPr>
-              <w:t>Bài 30: Dự án học tập 1: Thiệp chúc mừng hoạt hình</w:t>
-            </w:r>
-          </w:p>
-        </w:tc>
-        <w:tc>
-          <w:tcPr>
-            <w:tcW w:type="dxa" w:w="850"/>
-            <w:vAlign w:val="center"/>
-          </w:tcPr>
-          <w:p>
-            <w:pPr>
-              <w:spacing w:before="40" w:after="40" w:line="276" w:lineRule="auto"/>
-              <w:jc w:val="center"/>
-            </w:pPr>
-            <w:r>
-              <w:rPr>
-                <w:rFonts w:ascii="Times New Roman" w:hAnsi="Times New Roman"/>
-                <w:sz w:val="26"/>
-                <w:rFonts w:ascii="Times New Roman" w:hAnsi="Times New Roman" w:cs="Times New Roman"/>
+              </w:rPr>
+              <w:t>AI quanh em</w:t>
+            </w:r>
+          </w:p>
+        </w:tc>
+        <w:tc>
+          <w:tcPr>
+            <w:tcW w:type="dxa" w:w="624"/>
+            <w:tcW w:w="623" w:type="dxa"/>
+            <w:tcW w:w="623" w:type="dxa"/>
+          </w:tcPr>
+          <w:p>
+            <w:pPr>
+              <w:jc w:val="center"/>
+            </w:pPr>
+            <w:r>
+              <w:rPr>
+                <w:rFonts w:ascii="Times New Roman" w:hAnsi="Times New Roman"/>
+                <w:sz w:val="26"/>
               </w:rPr>
               <w:t>1</w:t>
             </w:r>
@@ -4820,19 +4652,18 @@
         </w:tc>
         <w:tc>
           <w:tcPr>
-            <w:tcW w:type="dxa" w:w="1247"/>
-            <w:vAlign w:val="center"/>
-          </w:tcPr>
-          <w:p>
-            <w:pPr>
-              <w:spacing w:before="40" w:after="40" w:line="276" w:lineRule="auto"/>
-              <w:jc w:val="center"/>
-            </w:pPr>
-            <w:r>
-              <w:rPr>
-                <w:rFonts w:ascii="Times New Roman" w:hAnsi="Times New Roman"/>
-                <w:sz w:val="26"/>
-                <w:rFonts w:ascii="Times New Roman" w:hAnsi="Times New Roman" w:cs="Times New Roman"/>
+            <w:tcW w:type="dxa" w:w="794"/>
+            <w:tcW w:w="793" w:type="dxa"/>
+            <w:tcW w:w="793" w:type="dxa"/>
+          </w:tcPr>
+          <w:p>
+            <w:pPr>
+              <w:jc w:val="center"/>
+            </w:pPr>
+            <w:r>
+              <w:rPr>
+                <w:rFonts w:ascii="Times New Roman" w:hAnsi="Times New Roman"/>
+                <w:sz w:val="26"/>
               </w:rPr>
               <w:t>33</w:t>
             </w:r>
@@ -4840,21 +4671,311 @@
         </w:tc>
         <w:tc>
           <w:tcPr>
-            <w:tcW w:type="dxa" w:w="3402"/>
-            <w:vAlign w:val="center"/>
-          </w:tcPr>
-          <w:p>
-            <w:pPr>
-              <w:spacing w:before="40" w:after="40" w:line="276" w:lineRule="auto"/>
+            <w:tcW w:type="dxa" w:w="5272"/>
+            <w:tcW w:w="5273" w:type="dxa"/>
+            <w:tcW w:w="5273" w:type="dxa"/>
+          </w:tcPr>
+          <w:p>
+            <w:pPr>
               <w:jc w:val="both"/>
             </w:pPr>
             <w:r>
               <w:rPr>
                 <w:rFonts w:ascii="Times New Roman" w:hAnsi="Times New Roman"/>
                 <w:sz w:val="26"/>
-                <w:rFonts w:ascii="Times New Roman" w:hAnsi="Times New Roman" w:cs="Times New Roman"/>
-              </w:rPr>
-              <w:t>- Tự thiết kế một kịch bản phim ngắn hoặc thiệp tương tác nhẹ nhàng bằng Scratch.</w:t>
+              </w:rPr>
+              <w:t>Nhận biết AI qua ứng dụng quen thuộc</w:t>
+            </w:r>
+          </w:p>
+        </w:tc>
+      </w:tr>
+      <w:tr>
+        <w:tc>
+          <w:tcPr>
+            <w:tcW w:type="dxa" w:w="510"/>
+            <w:tcW w:w="510" w:type="dxa"/>
+            <w:tcW w:w="510" w:type="dxa"/>
+          </w:tcPr>
+          <w:p>
+            <w:pPr>
+              <w:jc w:val="center"/>
+            </w:pPr>
+            <w:r>
+              <w:rPr>
+                <w:rFonts w:ascii="Times New Roman" w:hAnsi="Times New Roman"/>
+                <w:sz w:val="26"/>
+              </w:rPr>
+              <w:t>34</w:t>
+            </w:r>
+          </w:p>
+        </w:tc>
+        <w:tc>
+          <w:tcPr>
+            <w:tcW w:type="dxa" w:w="2154"/>
+            <w:tcW w:w="2154" w:type="dxa"/>
+            <w:tcW w:w="2154" w:type="dxa"/>
+          </w:tcPr>
+          <w:p>
+            <w:pPr>
+              <w:jc w:val="both"/>
+            </w:pPr>
+            <w:r>
+              <w:rPr>
+                <w:rFonts w:ascii="Times New Roman" w:hAnsi="Times New Roman"/>
+                <w:sz w:val="26"/>
+              </w:rPr>
+              <w:t>Sử dụng công nghệ an toàn</w:t>
+            </w:r>
+          </w:p>
+        </w:tc>
+        <w:tc>
+          <w:tcPr>
+            <w:tcW w:type="dxa" w:w="624"/>
+            <w:tcW w:w="623" w:type="dxa"/>
+            <w:tcW w:w="623" w:type="dxa"/>
+          </w:tcPr>
+          <w:p>
+            <w:pPr>
+              <w:jc w:val="center"/>
+            </w:pPr>
+            <w:r>
+              <w:rPr>
+                <w:rFonts w:ascii="Times New Roman" w:hAnsi="Times New Roman"/>
+                <w:sz w:val="26"/>
+              </w:rPr>
+              <w:t>1</w:t>
+            </w:r>
+          </w:p>
+        </w:tc>
+        <w:tc>
+          <w:tcPr>
+            <w:tcW w:type="dxa" w:w="794"/>
+            <w:tcW w:w="793" w:type="dxa"/>
+            <w:tcW w:w="793" w:type="dxa"/>
+          </w:tcPr>
+          <w:p>
+            <w:pPr>
+              <w:jc w:val="center"/>
+            </w:pPr>
+            <w:r>
+              <w:rPr>
+                <w:rFonts w:ascii="Times New Roman" w:hAnsi="Times New Roman"/>
+                <w:sz w:val="26"/>
+              </w:rPr>
+              <w:t>34</w:t>
+            </w:r>
+          </w:p>
+        </w:tc>
+        <w:tc>
+          <w:tcPr>
+            <w:tcW w:type="dxa" w:w="5272"/>
+            <w:tcW w:w="5273" w:type="dxa"/>
+            <w:tcW w:w="5273" w:type="dxa"/>
+          </w:tcPr>
+          <w:p>
+            <w:pPr>
+              <w:jc w:val="both"/>
+            </w:pPr>
+            <w:r>
+              <w:rPr>
+                <w:rFonts w:ascii="Times New Roman" w:hAnsi="Times New Roman"/>
+                <w:sz w:val="26"/>
+              </w:rPr>
+              <w:t>Không chia sẻ thông tin cá nhân; xin phép người lớn</w:t>
+            </w:r>
+          </w:p>
+        </w:tc>
+      </w:tr>
+      <w:tr>
+        <w:tc>
+          <w:tcPr>
+            <w:tcW w:type="dxa" w:w="510"/>
+            <w:tcW w:w="510" w:type="dxa"/>
+            <w:tcW w:w="510" w:type="dxa"/>
+          </w:tcPr>
+          <w:p>
+            <w:pPr>
+              <w:jc w:val="center"/>
+            </w:pPr>
+            <w:r>
+              <w:rPr>
+                <w:rFonts w:ascii="Times New Roman" w:hAnsi="Times New Roman"/>
+                <w:sz w:val="26"/>
+              </w:rPr>
+              <w:t>35</w:t>
+            </w:r>
+          </w:p>
+        </w:tc>
+        <w:tc>
+          <w:tcPr>
+            <w:tcW w:type="dxa" w:w="2154"/>
+            <w:tcW w:w="2154" w:type="dxa"/>
+            <w:tcW w:w="2154" w:type="dxa"/>
+          </w:tcPr>
+          <w:p>
+            <w:pPr>
+              <w:jc w:val="both"/>
+            </w:pPr>
+            <w:r>
+              <w:rPr>
+                <w:rFonts w:ascii="Times New Roman" w:hAnsi="Times New Roman"/>
+                <w:sz w:val="26"/>
+              </w:rPr>
+              <w:t>ĐÁNH GIÁ ĐỊNH KỲ 4</w:t>
+            </w:r>
+          </w:p>
+        </w:tc>
+        <w:tc>
+          <w:tcPr>
+            <w:tcW w:type="dxa" w:w="624"/>
+            <w:tcW w:w="623" w:type="dxa"/>
+            <w:tcW w:w="623" w:type="dxa"/>
+          </w:tcPr>
+          <w:p>
+            <w:pPr>
+              <w:jc w:val="center"/>
+            </w:pPr>
+            <w:r>
+              <w:rPr>
+                <w:rFonts w:ascii="Times New Roman" w:hAnsi="Times New Roman"/>
+                <w:sz w:val="26"/>
+              </w:rPr>
+              <w:t>1</w:t>
+            </w:r>
+          </w:p>
+        </w:tc>
+        <w:tc>
+          <w:tcPr>
+            <w:tcW w:type="dxa" w:w="794"/>
+            <w:tcW w:w="793" w:type="dxa"/>
+            <w:tcW w:w="793" w:type="dxa"/>
+          </w:tcPr>
+          <w:p>
+            <w:pPr>
+              <w:jc w:val="center"/>
+            </w:pPr>
+            <w:r>
+              <w:rPr>
+                <w:rFonts w:ascii="Times New Roman" w:hAnsi="Times New Roman"/>
+                <w:sz w:val="26"/>
+              </w:rPr>
+              <w:t>35</w:t>
+            </w:r>
+          </w:p>
+        </w:tc>
+        <w:tc>
+          <w:tcPr>
+            <w:tcW w:type="dxa" w:w="5272"/>
+            <w:tcW w:w="5273" w:type="dxa"/>
+            <w:tcW w:w="5273" w:type="dxa"/>
+          </w:tcPr>
+          <w:p>
+            <w:pPr>
+              <w:jc w:val="both"/>
+            </w:pPr>
+            <w:r>
+              <w:rPr>
+                <w:rFonts w:ascii="Times New Roman" w:hAnsi="Times New Roman"/>
+                <w:sz w:val="26"/>
+              </w:rPr>
+              <w:t>Chọn 1 nhiệm vụ: tranh số/Coding/robot</w:t>
+            </w:r>
+          </w:p>
+        </w:tc>
+      </w:tr>
+      <w:tr>
+        <w:tc>
+          <w:tcPr>
+            <w:tcW w:type="dxa" w:w="510"/>
+            <w:tcW w:w="510" w:type="dxa"/>
+            <w:tcW w:w="510" w:type="dxa"/>
+          </w:tcPr>
+          <w:p>
+            <w:pPr>
+              <w:jc w:val="center"/>
+            </w:pPr>
+            <w:r>
+              <w:rPr>
+                <w:rFonts w:ascii="Times New Roman" w:hAnsi="Times New Roman"/>
+                <w:sz w:val="26"/>
+              </w:rPr>
+              <w:t>36</w:t>
+            </w:r>
+          </w:p>
+        </w:tc>
+        <w:tc>
+          <w:tcPr>
+            <w:tcW w:type="dxa" w:w="2154"/>
+            <w:tcW w:w="2154" w:type="dxa"/>
+            <w:tcW w:w="2154" w:type="dxa"/>
+          </w:tcPr>
+          <w:p>
+            <w:pPr>
+              <w:jc w:val="both"/>
+            </w:pPr>
+            <w:r>
+              <w:rPr>
+                <w:rFonts w:ascii="Times New Roman" w:hAnsi="Times New Roman"/>
+                <w:sz w:val="26"/>
+              </w:rPr>
+              <w:t>Ngày hội Em sáng tạo số</w:t>
+            </w:r>
+          </w:p>
+        </w:tc>
+        <w:tc>
+          <w:tcPr>
+            <w:tcW w:type="dxa" w:w="624"/>
+            <w:tcW w:w="623" w:type="dxa"/>
+            <w:tcW w:w="623" w:type="dxa"/>
+          </w:tcPr>
+          <w:p>
+            <w:pPr>
+              <w:jc w:val="center"/>
+            </w:pPr>
+            <w:r>
+              <w:rPr>
+                <w:rFonts w:ascii="Times New Roman" w:hAnsi="Times New Roman"/>
+                <w:sz w:val="26"/>
+              </w:rPr>
+              <w:t>1</w:t>
+            </w:r>
+          </w:p>
+        </w:tc>
+        <w:tc>
+          <w:tcPr>
+            <w:tcW w:type="dxa" w:w="794"/>
+            <w:tcW w:w="793" w:type="dxa"/>
+            <w:tcW w:w="793" w:type="dxa"/>
+          </w:tcPr>
+          <w:p>
+            <w:pPr>
+              <w:jc w:val="center"/>
+            </w:pPr>
+            <w:r>
+              <w:rPr>
+                <w:rFonts w:ascii="Times New Roman" w:hAnsi="Times New Roman"/>
+                <w:sz w:val="26"/>
+              </w:rPr>
+              <w:t>36</w:t>
+            </w:r>
+          </w:p>
+        </w:tc>
+        <w:tc>
+          <w:tcPr>
+            <w:tcW w:type="dxa" w:w="5272"/>
+            <w:tcW w:w="5273" w:type="dxa"/>
+            <w:tcW w:w="5273" w:type="dxa"/>
+          </w:tcPr>
+          <w:p>
+            <w:pPr>
+              <w:jc w:val="both"/>
+            </w:pPr>
+            <w:r>
+              <w:rPr>
+                <w:rFonts w:ascii="Times New Roman" w:hAnsi="Times New Roman"/>
+                <w:sz w:val="26"/>
+              </w:rPr>
+              <w:t>Trưng bày, trình bày và phản hồi</w:t>
             </w:r>
           </w:p>
         </w:tc>
@@ -5010,6 +5131,8 @@
     <w:tbl>
       <w:tblPr>
         <w:tblW w:w="9580" w:type="dxa"/>
+        <w:tblLayout w:type="fixed"/>
+        <w:tblLook w:val="0400" w:firstRow="0" w:lastRow="0" w:firstColumn="0" w:lastColumn="0" w:noHBand="0" w:noVBand="1"/>
         <w:tblBorders>
           <w:top w:val="single" w:sz="4" w:space="0" w:color="000000"/>
           <w:left w:val="single" w:sz="4" w:space="0" w:color="000000"/>
@@ -5018,8 +5141,6 @@
           <w:insideH w:val="single" w:sz="4" w:space="0" w:color="000000"/>
           <w:insideV w:val="single" w:sz="4" w:space="0" w:color="000000"/>
         </w:tblBorders>
-        <w:tblLayout w:type="fixed"/>
-        <w:tblLook w:val="0400" w:firstRow="0" w:lastRow="0" w:firstColumn="0" w:lastColumn="0" w:noHBand="0" w:noVBand="1"/>
       </w:tblPr>
       <w:tblGrid>
         <w:gridCol w:w="1696"/>
@@ -5927,16 +6048,16 @@
         <w:tblStyle w:val="a4"/>
         <w:tblW w:w="9300" w:type="dxa"/>
         <w:tblInd w:w="0" w:type="dxa"/>
-        <w:tblBorders>
-          <w:top w:val="nil"/>
-          <w:left w:val="nil"/>
-          <w:bottom w:val="nil"/>
-          <w:right w:val="nil"/>
-          <w:insideH w:val="nil"/>
-          <w:insideV w:val="nil"/>
-        </w:tblBorders>
         <w:tblLayout w:type="fixed"/>
         <w:tblLook w:val="0400" w:firstRow="0" w:lastRow="0" w:firstColumn="0" w:lastColumn="0" w:noHBand="0" w:noVBand="1"/>
+        <w:tblBorders>
+          <w:top w:val="single" w:sz="4" w:space="0" w:color="000000"/>
+          <w:left w:val="single" w:sz="4" w:space="0" w:color="000000"/>
+          <w:bottom w:val="single" w:sz="4" w:space="0" w:color="000000"/>
+          <w:right w:val="single" w:sz="4" w:space="0" w:color="000000"/>
+          <w:insideH w:val="single" w:sz="4" w:space="0" w:color="000000"/>
+          <w:insideV w:val="single" w:sz="4" w:space="0" w:color="000000"/>
+        </w:tblBorders>
       </w:tblPr>
       <w:tblGrid>
         <w:gridCol w:w="4650"/>
@@ -7393,6 +7514,10 @@
     <w:name w:val="Normal"/>
     <w:qFormat/>
     <w:rsid w:val="00545BE2"/>
+    <w:rPr>
+      <w:rFonts w:ascii="Times New Roman" w:hAnsi="Times New Roman"/>
+      <w:sz w:val="26"/>
+    </w:rPr>
   </w:style>
   <w:style w:type="paragraph" w:styleId="Heading1">
     <w:name w:val="heading 1"/>
